--- a/rapport de stage academique.docx
+++ b/rapport de stage academique.docx
@@ -2,7 +2,6 @@
 <file path=word/document.xml><?xml version="1.0" encoding="utf-8"?>
 <w:document xmlns:wpc="http://schemas.microsoft.com/office/word/2010/wordprocessingCanvas" xmlns:mc="http://schemas.openxmlformats.org/markup-compatibility/2006" xmlns:o="urn:schemas-microsoft-com:office:office" xmlns:r="http://schemas.openxmlformats.org/officeDocument/2006/relationships" xmlns:m="http://schemas.openxmlformats.org/officeDocument/2006/math" xmlns:v="urn:schemas-microsoft-com:vml" xmlns:wp14="http://schemas.microsoft.com/office/word/2010/wordprocessingDrawing" xmlns:wp="http://schemas.openxmlformats.org/drawingml/2006/wordprocessingDrawing" xmlns:w="http://schemas.openxmlformats.org/wordprocessingml/2006/main" xmlns:w14="http://schemas.microsoft.com/office/word/2010/wordml" xmlns:w10="urn:schemas-microsoft-com:office:word" xmlns:w15="http://schemas.microsoft.com/office/word/2012/wordml" xmlns:wpg="http://schemas.microsoft.com/office/word/2010/wordprocessingGroup" xmlns:wpi="http://schemas.microsoft.com/office/word/2010/wordprocessingInk" xmlns:wne="http://schemas.microsoft.com/office/word/2006/wordml" xmlns:wps="http://schemas.microsoft.com/office/word/2010/wordprocessingShape" xmlns:wpsCustomData="http://www.wps.cn/officeDocument/2013/wpsCustomData" mc:Ignorable="w14 w15 wp14">
   <w:body>
-    <w:p/>
     <w:p>
       <w:pPr>
         <w:pStyle w:val="2"/>
@@ -770,7 +769,7 @@
           <w:szCs w:val="24"/>
           <w:lang w:val="fr-FR"/>
         </w:rPr>
-        <w:t>MANGA, MBARGA et EYANGO</w:t>
+        <w:t>MANGA, MBARGA</w:t>
       </w:r>
       <w:r>
         <w:rPr>
@@ -1339,12 +1338,12 @@
         <w:tblW w:w="0" w:type="auto"/>
         <w:tblInd w:w="0" w:type="dxa"/>
         <w:tblBorders>
-          <w:top w:val="single" w:color="auto" w:sz="4" w:space="0"/>
-          <w:left w:val="single" w:color="auto" w:sz="4" w:space="0"/>
-          <w:bottom w:val="single" w:color="auto" w:sz="4" w:space="0"/>
-          <w:right w:val="single" w:color="auto" w:sz="4" w:space="0"/>
-          <w:insideH w:val="single" w:color="auto" w:sz="4" w:space="0"/>
-          <w:insideV w:val="single" w:color="auto" w:sz="4" w:space="0"/>
+          <w:top w:val="none" w:color="auto" w:sz="0" w:space="0"/>
+          <w:left w:val="none" w:color="auto" w:sz="0" w:space="0"/>
+          <w:bottom w:val="none" w:color="auto" w:sz="0" w:space="0"/>
+          <w:right w:val="none" w:color="auto" w:sz="0" w:space="0"/>
+          <w:insideH w:val="none" w:color="auto" w:sz="0" w:space="0"/>
+          <w:insideV w:val="none" w:color="auto" w:sz="0" w:space="0"/>
         </w:tblBorders>
         <w:tblLayout w:type="autofit"/>
         <w:tblCellMar>
@@ -1361,12 +1360,12 @@
       <w:tr>
         <w:tblPrEx>
           <w:tblBorders>
-            <w:top w:val="single" w:color="auto" w:sz="4" w:space="0"/>
-            <w:left w:val="single" w:color="auto" w:sz="4" w:space="0"/>
-            <w:bottom w:val="single" w:color="auto" w:sz="4" w:space="0"/>
-            <w:right w:val="single" w:color="auto" w:sz="4" w:space="0"/>
-            <w:insideH w:val="single" w:color="auto" w:sz="4" w:space="0"/>
-            <w:insideV w:val="single" w:color="auto" w:sz="4" w:space="0"/>
+            <w:top w:val="none" w:color="auto" w:sz="0" w:space="0"/>
+            <w:left w:val="none" w:color="auto" w:sz="0" w:space="0"/>
+            <w:bottom w:val="none" w:color="auto" w:sz="0" w:space="0"/>
+            <w:right w:val="none" w:color="auto" w:sz="0" w:space="0"/>
+            <w:insideH w:val="none" w:color="auto" w:sz="0" w:space="0"/>
+            <w:insideV w:val="none" w:color="auto" w:sz="0" w:space="0"/>
           </w:tblBorders>
           <w:tblCellMar>
             <w:top w:w="0" w:type="dxa"/>
@@ -1381,6 +1380,10 @@
         <w:tc>
           <w:tcPr>
             <w:tcW w:w="4261" w:type="dxa"/>
+            <w:tcBorders>
+              <w:tl2br w:val="nil"/>
+              <w:tr2bl w:val="nil"/>
+            </w:tcBorders>
           </w:tcPr>
           <w:p>
             <w:pPr>
@@ -1848,6 +1851,10 @@
         <w:tc>
           <w:tcPr>
             <w:tcW w:w="4236" w:type="dxa"/>
+            <w:tcBorders>
+              <w:tl2br w:val="nil"/>
+              <w:tr2bl w:val="nil"/>
+            </w:tcBorders>
           </w:tcPr>
           <w:p>
             <w:pPr>
@@ -2521,25 +2528,6 @@
     </w:p>
     <w:p>
       <w:pPr>
-        <w:widowControl w:val="0"/>
-        <w:numPr>
-          <w:ilvl w:val="0"/>
-          <w:numId w:val="0"/>
-        </w:numPr>
-        <w:spacing w:line="360" w:lineRule="auto"/>
-        <w:jc w:val="both"/>
-        <w:rPr>
-          <w:rFonts w:hint="default" w:ascii="Times New Roman" w:hAnsi="Times New Roman" w:cs="Times New Roman"/>
-          <w:b w:val="0"/>
-          <w:bCs w:val="0"/>
-          <w:sz w:val="24"/>
-          <w:szCs w:val="24"/>
-          <w:lang w:val="fr-FR"/>
-        </w:rPr>
-      </w:pPr>
-    </w:p>
-    <w:p>
-      <w:pPr>
         <w:pStyle w:val="2"/>
         <w:bidi w:val="0"/>
         <w:jc w:val="center"/>
@@ -4088,22 +4076,6 @@
     </w:p>
     <w:p>
       <w:pPr>
-        <w:numPr>
-          <w:ilvl w:val="0"/>
-          <w:numId w:val="0"/>
-        </w:numPr>
-        <w:spacing w:line="360" w:lineRule="auto"/>
-        <w:ind w:leftChars="0"/>
-        <w:rPr>
-          <w:rFonts w:hint="default" w:ascii="Times New Roman" w:hAnsi="Times New Roman" w:cs="Times New Roman"/>
-          <w:sz w:val="36"/>
-          <w:szCs w:val="36"/>
-          <w:lang w:val="fr-FR"/>
-        </w:rPr>
-      </w:pPr>
-    </w:p>
-    <w:p>
-      <w:pPr>
         <w:pStyle w:val="2"/>
         <w:bidi w:val="0"/>
         <w:jc w:val="center"/>
@@ -4218,21 +4190,17 @@
           <w:szCs w:val="36"/>
           <w:lang w:val="fr-FR"/>
         </w:rPr>
-      </w:pPr>
-    </w:p>
-    <w:p>
-      <w:pPr>
-        <w:rPr>
-          <w:rFonts w:hint="default" w:ascii="Times New Roman" w:hAnsi="Times New Roman" w:cs="Times New Roman"/>
-          <w:sz w:val="36"/>
-          <w:szCs w:val="36"/>
-          <w:lang w:val="fr-FR"/>
-        </w:rPr>
         <w:sectPr>
           <w:headerReference r:id="rId3" w:type="default"/>
           <w:footerReference r:id="rId4" w:type="default"/>
           <w:pgSz w:w="11906" w:h="16838"/>
           <w:pgMar w:top="1440" w:right="1800" w:bottom="1440" w:left="1800" w:header="851" w:footer="992" w:gutter="0"/>
+          <w:pgBorders>
+            <w:top w:val="none" w:sz="0" w:space="0"/>
+            <w:left w:val="none" w:sz="0" w:space="0"/>
+            <w:bottom w:val="none" w:sz="0" w:space="0"/>
+            <w:right w:val="none" w:sz="0" w:space="0"/>
+          </w:pgBorders>
           <w:pgNumType w:fmt="upperRoman" w:start="1"/>
           <w:cols w:space="425" w:num="1"/>
           <w:docGrid w:type="lines" w:linePitch="312" w:charSpace="0"/>
@@ -4241,19 +4209,10 @@
     </w:p>
     <w:p>
       <w:pPr>
-        <w:rPr>
-          <w:rFonts w:hint="default" w:ascii="Times New Roman" w:hAnsi="Times New Roman" w:cs="Times New Roman"/>
-          <w:sz w:val="36"/>
-          <w:szCs w:val="36"/>
-          <w:lang w:val="fr-FR"/>
-        </w:rPr>
-      </w:pPr>
-    </w:p>
-    <w:p>
-      <w:pPr>
         <w:pStyle w:val="2"/>
         <w:bidi w:val="0"/>
-        <w:jc w:val="center"/>
+        <w:ind w:left="708" w:leftChars="0" w:firstLine="708" w:firstLineChars="0"/>
+        <w:jc w:val="both"/>
         <w:rPr>
           <w:rFonts w:hint="default" w:ascii="Times New Roman" w:hAnsi="Times New Roman" w:cs="Times New Roman"/>
           <w:sz w:val="36"/>
@@ -4304,6 +4263,7 @@
         <w:keepLines w:val="0"/>
         <w:widowControl/>
         <w:suppressLineNumbers w:val="0"/>
+        <w:spacing w:line="360" w:lineRule="auto"/>
         <w:ind w:firstLine="708" w:firstLineChars="0"/>
       </w:pPr>
       <w:r>
@@ -4402,66 +4362,6 @@
         <w:keepLines w:val="0"/>
         <w:widowControl/>
         <w:suppressLineNumbers w:val="0"/>
-        <w:ind w:firstLine="708" w:firstLineChars="0"/>
-      </w:pPr>
-    </w:p>
-    <w:p>
-      <w:pPr>
-        <w:pStyle w:val="12"/>
-        <w:keepNext w:val="0"/>
-        <w:keepLines w:val="0"/>
-        <w:widowControl/>
-        <w:suppressLineNumbers w:val="0"/>
-        <w:ind w:firstLine="708" w:firstLineChars="0"/>
-      </w:pPr>
-    </w:p>
-    <w:p>
-      <w:pPr>
-        <w:pStyle w:val="12"/>
-        <w:keepNext w:val="0"/>
-        <w:keepLines w:val="0"/>
-        <w:widowControl/>
-        <w:suppressLineNumbers w:val="0"/>
-        <w:ind w:firstLine="708" w:firstLineChars="0"/>
-      </w:pPr>
-    </w:p>
-    <w:p>
-      <w:pPr>
-        <w:pStyle w:val="12"/>
-        <w:keepNext w:val="0"/>
-        <w:keepLines w:val="0"/>
-        <w:widowControl/>
-        <w:suppressLineNumbers w:val="0"/>
-        <w:ind w:firstLine="708" w:firstLineChars="0"/>
-      </w:pPr>
-    </w:p>
-    <w:p>
-      <w:pPr>
-        <w:pStyle w:val="12"/>
-        <w:keepNext w:val="0"/>
-        <w:keepLines w:val="0"/>
-        <w:widowControl/>
-        <w:suppressLineNumbers w:val="0"/>
-        <w:ind w:firstLine="708" w:firstLineChars="0"/>
-      </w:pPr>
-    </w:p>
-    <w:p>
-      <w:pPr>
-        <w:pStyle w:val="12"/>
-        <w:keepNext w:val="0"/>
-        <w:keepLines w:val="0"/>
-        <w:widowControl/>
-        <w:suppressLineNumbers w:val="0"/>
-      </w:pPr>
-    </w:p>
-    <w:p>
-      <w:pPr>
-        <w:pStyle w:val="12"/>
-        <w:keepNext w:val="0"/>
-        <w:keepLines w:val="0"/>
-        <w:widowControl/>
-        <w:suppressLineNumbers w:val="0"/>
-        <w:ind w:firstLine="708" w:firstLineChars="0"/>
       </w:pPr>
     </w:p>
     <w:p>
@@ -4542,7 +4442,7 @@
           <w:u w:val="single"/>
           <w:lang w:val="fr-FR"/>
         </w:rPr>
-        <w:t>Resume</w:t>
+        <w:t>Résumé</w:t>
       </w:r>
       <w:r>
         <w:rPr>
@@ -4583,7 +4483,16 @@
         <w:tab/>
       </w:r>
       <w:r>
-        <w:t>Dans ce chapitre, il est question de présenter les concepts fondamentaux liés au visa électronique (e-visa), ainsi que son importance dans le contexte de la transformation numérique des services publics. Une attention particulière est portée sur le cas du Cameroun, en mettant en évidence les enjeux, les avantages et les défis liés à la mise en place d’un système d’e-visa.</w:t>
+        <w:t xml:space="preserve">Dans ce chapitre, il est question de présenter les concepts fondamentaux liés au visa électronique (e-visa), ainsi que son importance dans le contexte de la transformation numérique des services publics. Une attention particulière est portée sur le cas du Cameroun, en mettant en évidence les enjeux, les avantages et les défis liés à la mise en place d’un système </w:t>
+      </w:r>
+      <w:r>
+        <w:rPr>
+          <w:lang w:val="fr-FR"/>
+        </w:rPr>
+        <w:t>de-visa</w:t>
+      </w:r>
+      <w:r>
+        <w:t>.</w:t>
       </w:r>
     </w:p>
     <w:p>
@@ -5474,7 +5383,24 @@
           <w:sz w:val="24"/>
           <w:szCs w:val="24"/>
         </w:rPr>
-        <w:t xml:space="preserve"> est une autorisation officielle délivrée par un État à un ressortissant étranger, lui permettant d’entrer sur son territoire via une plateforme numérique. Contrairement au visa traditionnel, toutes les étapes (demande, traitement, validation) sont réalisées en ligne, sans déplacement physique.</w:t>
+        <w:t xml:space="preserve"> est une autorisation officielle délivrée par un État à un ressortissant étranger, lui permettant d’entrer sur son territoire via une </w:t>
+      </w:r>
+      <w:r>
+        <w:rPr>
+          <w:rFonts w:hint="default" w:cs="Times New Roman"/>
+          <w:sz w:val="24"/>
+          <w:szCs w:val="24"/>
+          <w:lang w:val="fr-FR"/>
+        </w:rPr>
+        <w:t>plate-forme</w:t>
+      </w:r>
+      <w:r>
+        <w:rPr>
+          <w:rFonts w:hint="default" w:ascii="Times New Roman" w:hAnsi="Times New Roman" w:cs="Times New Roman"/>
+          <w:sz w:val="24"/>
+          <w:szCs w:val="24"/>
+        </w:rPr>
+        <w:t xml:space="preserve"> numérique. Contrairement au visa traditionnel, toutes les étapes (demande, traitement, validation) sont réalisées en ligne, sans déplacement physique.</w:t>
       </w:r>
     </w:p>
     <w:p>
@@ -5539,7 +5465,7 @@
         <w:t xml:space="preserve"> : </w:t>
       </w:r>
       <w:r>
-        <w:t>Elle consiste à remplacer les supports physiques (formulaires papier, dossiers) par des supports numériques. Dans le cadre de l’e-visa, cela signifie que toutes les étapes — de la demande à la délivrance — sont effectuées en ligne. Cette approche permet de réduire les coûts, d’accélérer les traitements et d’améliorer l’archivage et la traçabilité des dossiers.</w:t>
+        <w:t>Elle consiste à remplacer les supports physiques (formulaires papier, dossiers) par des supports numériques. Dans le cadre de l’e-visa, cela signifie que toutes les étapes  de la demande à la délivrance sont effectuées en ligne. Cette approche permet de réduire les coûts, d’accélérer les traitements et d’améliorer l’archivage et la traçabilité des dossiers.</w:t>
       </w:r>
     </w:p>
     <w:p>
@@ -5946,7 +5872,22 @@
           <w:b w:val="0"/>
           <w:bCs w:val="0"/>
         </w:rPr>
-        <w:t xml:space="preserve"> ont permis la mise en place de plateformes entièrement dématérialisées. Le cycle complet est désormais en ligne : création de compte, saisie du formulaire, </w:t>
+        <w:t xml:space="preserve"> ont permis la mise en place de </w:t>
+      </w:r>
+      <w:r>
+        <w:rPr>
+          <w:b w:val="0"/>
+          <w:bCs w:val="0"/>
+          <w:lang w:val="fr-FR"/>
+        </w:rPr>
+        <w:t>plates-formes</w:t>
+      </w:r>
+      <w:r>
+        <w:rPr>
+          <w:b w:val="0"/>
+          <w:bCs w:val="0"/>
+        </w:rPr>
+        <w:t xml:space="preserve"> entièrement dématérialisées. Le cycle complet est désormais en ligne : création de compte, saisie du formulaire, </w:t>
       </w:r>
       <w:r>
         <w:rPr>
@@ -6280,6 +6221,7 @@
         <w:widowControl/>
         <w:suppressLineNumbers w:val="0"/>
         <w:spacing w:line="360" w:lineRule="auto"/>
+        <w:ind w:firstLine="708" w:firstLineChars="0"/>
       </w:pPr>
       <w:r>
         <w:t>Dans le détail, ce processus comprend plusieurs étapes interconnectées :</w:t>
@@ -6413,7 +6355,7 @@
           <w:rFonts w:hint="default"/>
           <w:lang w:val="fr-FR"/>
         </w:rPr>
-        <w:t xml:space="preserve"> copie du passport, photo d’identite, lettre d’invitation ou reservation d’hotel, billet d’avion, etc... </w:t>
+        <w:t xml:space="preserve"> copie du passport, photo d’identite, lettre d’invitation ou réservation d’hotel, billet d’avion, etc... </w:t>
       </w:r>
       <w:r>
         <w:t>Ces documents sont ensuite stockés dans la base de données pour analyse.</w:t>
@@ -10889,23 +10831,6 @@
         <w:widowControl/>
         <w:suppressLineNumbers w:val="0"/>
         <w:spacing w:line="360" w:lineRule="auto"/>
-        <w:ind w:firstLine="708" w:firstLineChars="0"/>
-        <w:jc w:val="left"/>
-        <w:rPr>
-          <w:rFonts w:hint="default" w:ascii="Times New Roman" w:hAnsi="Times New Roman" w:cs="Times New Roman"/>
-          <w:sz w:val="24"/>
-          <w:szCs w:val="24"/>
-        </w:rPr>
-      </w:pPr>
-    </w:p>
-    <w:p>
-      <w:pPr>
-        <w:pStyle w:val="12"/>
-        <w:keepNext w:val="0"/>
-        <w:keepLines w:val="0"/>
-        <w:widowControl/>
-        <w:suppressLineNumbers w:val="0"/>
-        <w:spacing w:line="360" w:lineRule="auto"/>
         <w:jc w:val="left"/>
         <w:rPr>
           <w:rFonts w:hint="default" w:ascii="Times New Roman" w:hAnsi="Times New Roman" w:cs="Times New Roman"/>
@@ -10933,7 +10858,7 @@
           <w:szCs w:val="36"/>
           <w:lang w:val="fr-FR"/>
         </w:rPr>
-        <w:t xml:space="preserve">CHAPITRE 2: METHODE ET OUTILS DE DEEVLOPPEMENT </w:t>
+        <w:t xml:space="preserve">CHAPITRE 2: METHODE ET OUTILS DE DEVLOPPEMENT </w:t>
       </w:r>
     </w:p>
     <w:p>
@@ -11716,7 +11641,7 @@
           <w:szCs w:val="24"/>
           <w:lang w:val="fr-FR"/>
         </w:rPr>
-        <w:t>Monsieur Patrice, nationalité Ivoirienne , Président fondateur de AWD SARL , nourrit par l’idee d’etre son propre patron, de participer au développement de l’Afrique et d’y promouvoir le développement de l’informatique a émis l’idee de la création de sa propre entreprise. C’est ainsi qu’il cree le 01 Avril 2025 l’entreprise AWD Sarl dont il est le President Directeur General jusqu’a ce jour. L’entreprise a subi de nombreuses mutations, et entend s’etendre dans d’autres pays de l’Afrique hors mis du Senegal, Cameroun, Cote d’Ivoire, Burkina Fasso, Gabon.</w:t>
+        <w:t>Monsieur patrick, nationalité Ivoirienne , Président fondateur de AWD SARL , nourrit par l’idee d’etre son propre patron, de participer au développement de l’Afrique et d’y promouvoir le développement de l’informatique, a émis l’idee de la création de sa propre entreprise. C’est ainsi qu’il cree le 01 Avril 2025 l’entreprise AWD Sarl dont il est le President Directeur General jusqu’a ce jour. L’entreprise a subi de nombreuses mutations, et entend s’etendre dans d’autres pays de l’Afrique hors mis du Senegal, Cameroun, Cote d’Ivoire, Burkina Fasso, Gabon.</w:t>
       </w:r>
     </w:p>
     <w:p>
@@ -16798,7 +16723,29 @@
                 <w:szCs w:val="24"/>
                 <w:lang w:val="en-US" w:eastAsia="zh-CN" w:bidi="ar"/>
               </w:rPr>
-              <w:t>Stripe, PayPal API, et intégration Mobile Money (MTN, Orange)</w:t>
+              <w:t xml:space="preserve">Stripe, PayPal API, </w:t>
+            </w:r>
+            <w:r>
+              <w:rPr>
+                <w:rFonts w:hint="default" w:ascii="Times New Roman" w:hAnsi="Times New Roman" w:eastAsia="Cambria" w:cs="Times New Roman"/>
+                <w:color w:val="000000"/>
+                <w:kern w:val="0"/>
+                <w:sz w:val="24"/>
+                <w:szCs w:val="24"/>
+                <w:lang w:val="fr-FR" w:eastAsia="zh-CN" w:bidi="ar"/>
+              </w:rPr>
+              <w:t xml:space="preserve">AWDPAY </w:t>
+            </w:r>
+            <w:r>
+              <w:rPr>
+                <w:rFonts w:hint="default" w:ascii="Times New Roman" w:hAnsi="Times New Roman" w:eastAsia="Cambria" w:cs="Times New Roman"/>
+                <w:color w:val="000000"/>
+                <w:kern w:val="0"/>
+                <w:sz w:val="24"/>
+                <w:szCs w:val="24"/>
+                <w:lang w:val="en-US" w:eastAsia="zh-CN" w:bidi="ar"/>
+              </w:rPr>
+              <w:t>et intégration Mobile Money (MTN, Orange)</w:t>
             </w:r>
           </w:p>
           <w:p>
@@ -18978,15 +18925,7 @@
           <w:rFonts w:hint="default" w:ascii="Times New Roman" w:hAnsi="Times New Roman" w:cs="Times New Roman"/>
           <w:lang w:val="fr-FR"/>
         </w:rPr>
-        <w:t>Présentation</w:t>
-      </w:r>
-      <w:r>
-        <w:rPr>
-          <w:rStyle w:val="17"/>
-          <w:rFonts w:hint="default" w:ascii="Times New Roman" w:hAnsi="Times New Roman" w:cs="Times New Roman"/>
-          <w:lang w:val="fr-FR"/>
-        </w:rPr>
-        <w:t xml:space="preserve"> de la methode</w:t>
+        <w:t>Présentation de la methode</w:t>
       </w:r>
     </w:p>
     <w:p>
@@ -19466,18 +19405,7 @@
           <w:szCs w:val="24"/>
           <w:lang w:val="en-US" w:eastAsia="zh-CN" w:bidi="ar"/>
         </w:rPr>
-        <w:t>conception orienté objet qui mettait un accent sur le design et la construction des systèmes logiciels</w:t>
-      </w:r>
-      <w:r>
-        <w:rPr>
-          <w:rFonts w:hint="default" w:ascii="Times New Roman" w:hAnsi="Times New Roman" w:eastAsia="SimSun" w:cs="Times New Roman"/>
-          <w:color w:val="000000"/>
-          <w:kern w:val="0"/>
-          <w:sz w:val="24"/>
-          <w:szCs w:val="24"/>
-          <w:lang w:val="en-US" w:eastAsia="zh-CN" w:bidi="ar"/>
-        </w:rPr>
-        <w:t>.</w:t>
+        <w:t>conception orienté objet qui mettait un accent sur le design et la construction des systèmes logiciels.</w:t>
       </w:r>
     </w:p>
     <w:p>
@@ -21009,6 +20937,7 @@
     <w:p>
       <w:pPr>
         <w:numPr>
+          <w:ilvl w:val="0"/>
           <w:numId w:val="0"/>
         </w:numPr>
         <w:spacing w:line="360" w:lineRule="auto"/>
@@ -21108,6 +21037,7 @@
     <w:p>
       <w:pPr>
         <w:numPr>
+          <w:ilvl w:val="0"/>
           <w:numId w:val="0"/>
         </w:numPr>
         <w:spacing w:line="360" w:lineRule="auto"/>
@@ -21132,6 +21062,7 @@
     <w:p>
       <w:pPr>
         <w:numPr>
+          <w:ilvl w:val="0"/>
           <w:numId w:val="0"/>
         </w:numPr>
         <w:spacing w:line="360" w:lineRule="auto"/>
@@ -21147,6 +21078,7 @@
     <w:p>
       <w:pPr>
         <w:numPr>
+          <w:ilvl w:val="0"/>
           <w:numId w:val="0"/>
         </w:numPr>
         <w:spacing w:line="360" w:lineRule="auto"/>
@@ -21162,6 +21094,7 @@
     <w:p>
       <w:pPr>
         <w:numPr>
+          <w:ilvl w:val="0"/>
           <w:numId w:val="0"/>
         </w:numPr>
         <w:spacing w:line="360" w:lineRule="auto"/>
@@ -21177,6 +21110,7 @@
     <w:p>
       <w:pPr>
         <w:numPr>
+          <w:ilvl w:val="0"/>
           <w:numId w:val="0"/>
         </w:numPr>
         <w:spacing w:line="360" w:lineRule="auto"/>
@@ -21192,6 +21126,7 @@
     <w:p>
       <w:pPr>
         <w:numPr>
+          <w:ilvl w:val="0"/>
           <w:numId w:val="0"/>
         </w:numPr>
         <w:spacing w:line="360" w:lineRule="auto"/>
@@ -21290,6 +21225,7 @@
     </w:p>
     <w:tbl>
       <w:tblPr>
+        <w:tblStyle w:val="15"/>
         <w:tblW w:w="0" w:type="auto"/>
         <w:tblInd w:w="0" w:type="dxa"/>
         <w:tblBorders>
@@ -21302,7 +21238,9 @@
         </w:tblBorders>
         <w:tblLayout w:type="fixed"/>
         <w:tblCellMar>
+          <w:top w:w="0" w:type="dxa"/>
           <w:left w:w="108" w:type="dxa"/>
+          <w:bottom w:w="0" w:type="dxa"/>
           <w:right w:w="108" w:type="dxa"/>
         </w:tblCellMar>
       </w:tblPr>
@@ -21321,7 +21259,9 @@
             <w:insideV w:val="single" w:color="auto" w:sz="4" w:space="0"/>
           </w:tblBorders>
           <w:tblCellMar>
+            <w:top w:w="0" w:type="dxa"/>
             <w:left w:w="108" w:type="dxa"/>
+            <w:bottom w:w="0" w:type="dxa"/>
             <w:right w:w="108" w:type="dxa"/>
           </w:tblCellMar>
         </w:tblPrEx>
@@ -21332,6 +21272,7 @@
           <w:p>
             <w:pPr>
               <w:numPr>
+                <w:ilvl w:val="0"/>
                 <w:numId w:val="0"/>
               </w:numPr>
               <w:spacing w:line="360" w:lineRule="auto"/>
@@ -21366,6 +21307,7 @@
           <w:p>
             <w:pPr>
               <w:numPr>
+                <w:ilvl w:val="0"/>
                 <w:numId w:val="0"/>
               </w:numPr>
               <w:spacing w:line="360" w:lineRule="auto"/>
@@ -21406,7 +21348,9 @@
             <w:insideV w:val="single" w:color="auto" w:sz="4" w:space="0"/>
           </w:tblBorders>
           <w:tblCellMar>
+            <w:top w:w="0" w:type="dxa"/>
             <w:left w:w="108" w:type="dxa"/>
+            <w:bottom w:w="0" w:type="dxa"/>
             <w:right w:w="108" w:type="dxa"/>
           </w:tblCellMar>
         </w:tblPrEx>
@@ -21420,6 +21364,7 @@
           <w:p>
             <w:pPr>
               <w:numPr>
+                <w:ilvl w:val="0"/>
                 <w:numId w:val="0"/>
               </w:numPr>
               <w:spacing w:line="360" w:lineRule="auto"/>
@@ -21486,6 +21431,7 @@
           <w:p>
             <w:pPr>
               <w:numPr>
+                <w:ilvl w:val="0"/>
                 <w:numId w:val="0"/>
               </w:numPr>
               <w:spacing w:line="360" w:lineRule="auto"/>
@@ -21522,7 +21468,9 @@
             <w:insideV w:val="single" w:color="auto" w:sz="4" w:space="0"/>
           </w:tblBorders>
           <w:tblCellMar>
+            <w:top w:w="0" w:type="dxa"/>
             <w:left w:w="108" w:type="dxa"/>
+            <w:bottom w:w="0" w:type="dxa"/>
             <w:right w:w="108" w:type="dxa"/>
           </w:tblCellMar>
         </w:tblPrEx>
@@ -21533,6 +21481,7 @@
           <w:p>
             <w:pPr>
               <w:numPr>
+                <w:ilvl w:val="0"/>
                 <w:numId w:val="0"/>
               </w:numPr>
               <w:spacing w:line="360" w:lineRule="auto"/>
@@ -21624,6 +21573,7 @@
           <w:p>
             <w:pPr>
               <w:numPr>
+                <w:ilvl w:val="0"/>
                 <w:numId w:val="0"/>
               </w:numPr>
               <w:spacing w:line="360" w:lineRule="auto"/>
@@ -21660,7 +21610,9 @@
             <w:insideV w:val="single" w:color="auto" w:sz="4" w:space="0"/>
           </w:tblBorders>
           <w:tblCellMar>
+            <w:top w:w="0" w:type="dxa"/>
             <w:left w:w="108" w:type="dxa"/>
+            <w:bottom w:w="0" w:type="dxa"/>
             <w:right w:w="108" w:type="dxa"/>
           </w:tblCellMar>
         </w:tblPrEx>
@@ -21674,6 +21626,7 @@
           <w:p>
             <w:pPr>
               <w:numPr>
+                <w:ilvl w:val="0"/>
                 <w:numId w:val="0"/>
               </w:numPr>
               <w:spacing w:line="360" w:lineRule="auto"/>
@@ -21701,7 +21654,7 @@
                         <wp:posOffset>2540</wp:posOffset>
                       </wp:positionV>
                       <wp:extent cx="1327785" cy="580390"/>
-                      <wp:effectExtent l="6350" t="6350" r="6985" b="7620"/>
+                      <wp:effectExtent l="0" t="0" r="13335" b="13970"/>
                       <wp:wrapNone/>
                       <wp:docPr id="10" name="Ellipse 10"/>
                       <wp:cNvGraphicFramePr/>
@@ -21717,20 +21670,10 @@
                               <a:prstGeom prst="ellipse">
                                 <a:avLst/>
                               </a:prstGeom>
-                              <a:solidFill>
-                                <a:schemeClr val="bg1"/>
-                              </a:solidFill>
-                              <a:ln>
-                                <a:solidFill>
-                                  <a:schemeClr val="tx1"/>
-                                </a:solidFill>
-                              </a:ln>
                             </wps:spPr>
                             <wps:style>
-                              <a:lnRef idx="2">
-                                <a:schemeClr val="accent1">
-                                  <a:lumMod val="75000"/>
-                                </a:schemeClr>
+                              <a:lnRef idx="0">
+                                <a:srgbClr val="FFFFFF"/>
                               </a:lnRef>
                               <a:fillRef idx="1">
                                 <a:schemeClr val="accent1"/>
@@ -21746,20 +21689,24 @@
                               <w:txbxContent>
                                 <w:p>
                                   <w:pPr>
-                                    <w:jc w:val="both"/>
+                                    <w:jc w:val="center"/>
                                     <w:rPr>
-                                      <w:rFonts w:hint="default"/>
+                                      <w:rFonts w:hint="default" w:ascii="Times New Roman" w:hAnsi="Times New Roman" w:cs="Times New Roman"/>
                                       <w:color w:val="auto"/>
+                                      <w:sz w:val="24"/>
+                                      <w:szCs w:val="24"/>
                                       <w:lang w:val="fr-FR"/>
                                     </w:rPr>
                                   </w:pPr>
                                   <w:r>
                                     <w:rPr>
-                                      <w:rFonts w:hint="default"/>
+                                      <w:rFonts w:hint="default" w:ascii="Times New Roman" w:hAnsi="Times New Roman" w:cs="Times New Roman"/>
                                       <w:color w:val="auto"/>
+                                      <w:sz w:val="24"/>
+                                      <w:szCs w:val="24"/>
                                       <w:lang w:val="fr-FR"/>
                                     </w:rPr>
-                                    <w:t xml:space="preserve"> ucase</w:t>
+                                    <w:t>Use case</w:t>
                                   </w:r>
                                 </w:p>
                               </w:txbxContent>
@@ -21775,152 +21722,30 @@
                 </mc:Choice>
                 <mc:Fallback>
                   <w:pict>
-                    <v:shape id="_x0000_s1026" o:spid="_x0000_s1026" o:spt="3" type="#_x0000_t3" style="position:absolute;left:0pt;margin-left:41.7pt;margin-top:0.2pt;height:45.7pt;width:104.55pt;z-index:251664384;v-text-anchor:middle;mso-width-relative:page;mso-height-relative:page;" fillcolor="#FFFFFF [3212]" filled="t" stroked="t" coordsize="21600,21600" o:gfxdata="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">
+                    <v:shape id="_x0000_s1026" o:spid="_x0000_s1026" o:spt="3" type="#_x0000_t3" style="position:absolute;left:0pt;margin-left:41.7pt;margin-top:0.2pt;height:45.7pt;width:104.55pt;z-index:251664384;v-text-anchor:middle;mso-width-relative:page;mso-height-relative:page;" fillcolor="#5B9BD5 [3204]" filled="t" stroked="f" coordsize="21600,21600" o:gfxdata="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">
                       <v:fill on="t" focussize="0,0"/>
-                      <v:stroke weight="1pt" color="#000000 [3213]" miterlimit="8" joinstyle="miter"/>
+                      <v:stroke on="f"/>
                       <v:imagedata o:title=""/>
                       <o:lock v:ext="edit" aspectratio="f"/>
                       <v:textbox>
                         <w:txbxContent>
                           <w:p>
                             <w:pPr>
-                              <w:jc w:val="both"/>
+                              <w:jc w:val="center"/>
                               <w:rPr>
-                                <w:rFonts w:hint="default"/>
+                                <w:rFonts w:hint="default" w:ascii="Times New Roman" w:hAnsi="Times New Roman" w:cs="Times New Roman"/>
                                 <w:color w:val="auto"/>
+                                <w:sz w:val="24"/>
+                                <w:szCs w:val="24"/>
                                 <w:lang w:val="fr-FR"/>
                               </w:rPr>
                             </w:pPr>
                             <w:r>
                               <w:rPr>
-                                <w:rFonts w:hint="default"/>
+                                <w:rFonts w:hint="default" w:ascii="Times New Roman" w:hAnsi="Times New Roman" w:cs="Times New Roman"/>
                                 <w:color w:val="auto"/>
-                                <w:lang w:val="fr-FR"/>
-                              </w:rPr>
-                              <w:t xml:space="preserve"> ucase</w:t>
-                            </w:r>
-                          </w:p>
-                        </w:txbxContent>
-                      </v:textbox>
-                    </v:shape>
-                  </w:pict>
-                </mc:Fallback>
-              </mc:AlternateContent>
-            </w:r>
-            <w:r>
-              <w:rPr>
-                <w:sz w:val="24"/>
-              </w:rPr>
-              <mc:AlternateContent>
-                <mc:Choice Requires="wps">
-                  <w:drawing>
-                    <wp:anchor distT="0" distB="0" distL="114300" distR="114300" simplePos="0" relativeHeight="251665408" behindDoc="0" locked="0" layoutInCell="1" allowOverlap="1">
-                      <wp:simplePos x="0" y="0"/>
-                      <wp:positionH relativeFrom="column">
-                        <wp:posOffset>844550</wp:posOffset>
-                      </wp:positionH>
-                      <wp:positionV relativeFrom="paragraph">
-                        <wp:posOffset>140335</wp:posOffset>
-                      </wp:positionV>
-                      <wp:extent cx="796925" cy="307340"/>
-                      <wp:effectExtent l="4445" t="4445" r="6350" b="8255"/>
-                      <wp:wrapNone/>
-                      <wp:docPr id="11" name="Zone de texte 11"/>
-                      <wp:cNvGraphicFramePr/>
-                      <a:graphic xmlns:a="http://schemas.openxmlformats.org/drawingml/2006/main">
-                        <a:graphicData uri="http://schemas.microsoft.com/office/word/2010/wordprocessingShape">
-                          <wps:wsp>
-                            <wps:cNvSpPr txBox="1"/>
-                            <wps:spPr>
-                              <a:xfrm>
-                                <a:off x="2015490" y="3310255"/>
-                                <a:ext cx="796925" cy="307340"/>
-                              </a:xfrm>
-                              <a:prstGeom prst="rect">
-                                <a:avLst/>
-                              </a:prstGeom>
-                              <a:solidFill>
-                                <a:schemeClr val="lt1"/>
-                              </a:solidFill>
-                              <a:ln w="6350">
-                                <a:solidFill>
-                                  <a:prstClr val="black"/>
-                                </a:solidFill>
-                              </a:ln>
-                            </wps:spPr>
-                            <wps:style>
-                              <a:lnRef idx="0">
-                                <a:schemeClr val="accent1"/>
-                              </a:lnRef>
-                              <a:fillRef idx="0">
-                                <a:schemeClr val="accent1"/>
-                              </a:fillRef>
-                              <a:effectRef idx="0">
-                                <a:schemeClr val="accent1"/>
-                              </a:effectRef>
-                              <a:fontRef idx="minor">
-                                <a:schemeClr val="dk1"/>
-                              </a:fontRef>
-                            </wps:style>
-                            <wps:txbx>
-                              <w:txbxContent>
-                                <w:p>
-                                  <w:pPr>
-                                    <w:rPr>
-                                      <w:rFonts w:hint="default"/>
-                                      <w:lang w:val="fr-FR"/>
-                                      <w14:textOutline w14:w="9525">
-                                        <w14:solidFill>
-                                          <w14:srgbClr w14:val="000000"/>
-                                        </w14:solidFill>
-                                        <w14:round/>
-                                      </w14:textOutline>
-                                    </w:rPr>
-                                  </w:pPr>
-                                  <w:r>
-                                    <w:rPr>
-                                      <w:rFonts w:hint="default"/>
-                                      <w:lang w:val="fr-FR"/>
-                                    </w:rPr>
-                                    <w:t>Use case</w:t>
-                                  </w:r>
-                                </w:p>
-                              </w:txbxContent>
-                            </wps:txbx>
-                            <wps:bodyPr rot="0" spcFirstLastPara="0" vertOverflow="overflow" horzOverflow="overflow" vert="horz" wrap="square" lIns="91440" tIns="45720" rIns="91440" bIns="45720" numCol="1" spcCol="0" rtlCol="0" fromWordArt="0" anchor="t" anchorCtr="0" forceAA="0" compatLnSpc="1">
-                              <a:noAutofit/>
-                            </wps:bodyPr>
-                          </wps:wsp>
-                        </a:graphicData>
-                      </a:graphic>
-                    </wp:anchor>
-                  </w:drawing>
-                </mc:Choice>
-                <mc:Fallback>
-                  <w:pict>
-                    <v:shape id="_x0000_s1026" o:spid="_x0000_s1026" o:spt="202" type="#_x0000_t202" style="position:absolute;left:0pt;margin-left:66.5pt;margin-top:11.05pt;height:24.2pt;width:62.75pt;z-index:251665408;mso-width-relative:page;mso-height-relative:page;" fillcolor="#FFFFFF [3201]" filled="t" stroked="t" coordsize="21600,21600" o:gfxdata="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">
-                      <v:fill on="t" focussize="0,0"/>
-                      <v:stroke weight="0.5pt" color="#000000 [3204]" joinstyle="round"/>
-                      <v:imagedata o:title=""/>
-                      <o:lock v:ext="edit" aspectratio="f"/>
-                      <v:textbox>
-                        <w:txbxContent>
-                          <w:p>
-                            <w:pPr>
-                              <w:rPr>
-                                <w:rFonts w:hint="default"/>
-                                <w:lang w:val="fr-FR"/>
-                                <w14:textOutline w14:w="9525">
-                                  <w14:solidFill>
-                                    <w14:srgbClr w14:val="000000"/>
-                                  </w14:solidFill>
-                                  <w14:round/>
-                                </w14:textOutline>
-                              </w:rPr>
-                            </w:pPr>
-                            <w:r>
-                              <w:rPr>
-                                <w:rFonts w:hint="default"/>
+                                <w:sz w:val="24"/>
+                                <w:szCs w:val="24"/>
                                 <w:lang w:val="fr-FR"/>
                               </w:rPr>
                               <w:t>Use case</w:t>
@@ -21942,6 +21767,7 @@
           <w:p>
             <w:pPr>
               <w:numPr>
+                <w:ilvl w:val="0"/>
                 <w:numId w:val="0"/>
               </w:numPr>
               <w:spacing w:line="360" w:lineRule="auto"/>
@@ -21971,6 +21797,7 @@
     <w:p>
       <w:pPr>
         <w:numPr>
+          <w:ilvl w:val="0"/>
           <w:numId w:val="0"/>
         </w:numPr>
         <w:spacing w:line="360" w:lineRule="auto"/>
@@ -22040,7 +21867,7 @@
           <w:szCs w:val="24"/>
           <w:lang w:val="fr-FR" w:eastAsia="zh-CN" w:bidi="ar"/>
         </w:rPr>
-        <w:t>Ce diagramme se compose des differents acteurs intervennts dans le futur systeme representer par des avatars, puis des cas d’utilisations/ des operations representes a l’interieur des cercles ovales.</w:t>
+        <w:t>Ce diagramme se compose des differents acteurs intervenants dans le futur systeme representer par des avatars, puis des cas d’utilisations/ des operations representes a l’interieur des cercles ovales.</w:t>
       </w:r>
     </w:p>
     <w:p>
@@ -22095,77 +21922,7 @@
           <w:szCs w:val="28"/>
           <w:lang w:val="fr-FR" w:eastAsia="zh-CN" w:bidi="ar"/>
         </w:rPr>
-        <w:t xml:space="preserve">                                     FIGURE </w:t>
-      </w:r>
-    </w:p>
-    <w:p>
-      <w:pPr>
-        <w:pStyle w:val="5"/>
-        <w:numPr>
-          <w:ilvl w:val="0"/>
-          <w:numId w:val="101"/>
-        </w:numPr>
-        <w:bidi w:val="0"/>
-        <w:spacing w:line="360" w:lineRule="auto"/>
-        <w:rPr>
-          <w:rFonts w:hint="default" w:ascii="Times New Roman" w:hAnsi="Times New Roman" w:cs="Times New Roman"/>
-          <w:lang w:val="fr-FR"/>
-        </w:rPr>
-      </w:pPr>
-      <w:r>
-        <w:rPr>
-          <w:rFonts w:hint="default" w:ascii="Times New Roman" w:hAnsi="Times New Roman" w:cs="Times New Roman"/>
-          <w:lang w:val="fr-FR"/>
-        </w:rPr>
-        <w:t>Diagramme de classes</w:t>
-      </w:r>
-    </w:p>
-    <w:p>
-      <w:pPr>
-        <w:spacing w:line="360" w:lineRule="auto"/>
-        <w:rPr>
-          <w:rFonts w:hint="default" w:ascii="Times New Roman" w:hAnsi="Times New Roman" w:cs="Times New Roman"/>
-          <w:sz w:val="24"/>
-          <w:szCs w:val="24"/>
-          <w:lang w:val="fr-FR"/>
-        </w:rPr>
-      </w:pPr>
-      <w:r>
-        <w:rPr>
-          <w:rFonts w:hint="default" w:ascii="Times New Roman" w:hAnsi="Times New Roman" w:cs="Times New Roman"/>
-          <w:lang w:val="fr-FR"/>
-        </w:rPr>
-        <w:tab/>
-      </w:r>
-      <w:r>
-        <w:rPr>
-          <w:rFonts w:hint="default" w:ascii="Times New Roman" w:hAnsi="Times New Roman" w:cs="Times New Roman"/>
-          <w:sz w:val="24"/>
-          <w:szCs w:val="24"/>
-          <w:lang w:val="fr-FR"/>
-        </w:rPr>
-        <w:t>Le diagramme de classe est considerer comme le plus important de la modelisation oriente objet, c’est le seul diagramme obligatoire lors d’une telle modelisation.</w:t>
-      </w:r>
-    </w:p>
-    <w:p>
-      <w:pPr>
-        <w:spacing w:line="360" w:lineRule="auto"/>
-        <w:rPr>
-          <w:rFonts w:hint="default" w:ascii="Times New Roman" w:hAnsi="Times New Roman" w:cs="Times New Roman"/>
-          <w:sz w:val="24"/>
-          <w:szCs w:val="24"/>
-          <w:lang w:val="fr-FR"/>
-        </w:rPr>
-      </w:pPr>
-      <w:r>
-        <w:rPr>
-          <w:rFonts w:hint="default" w:ascii="Times New Roman" w:hAnsi="Times New Roman" w:cs="Times New Roman"/>
-          <w:sz w:val="24"/>
-          <w:szCs w:val="24"/>
-          <w:lang w:val="fr-FR"/>
-        </w:rPr>
-        <w:tab/>
-        <w:t>Dans la phase d’analyse, ce diagramme represente les entites (les informations)manipulees par les utilisateurs. On y trouve les differentes classes de notre systeme ainsi quue les echanges entre ces derniers. Dans la phase de conception, il represente la structure objet d’un developpement oriente objet.</w:t>
+        <w:t xml:space="preserve">                                     </w:t>
       </w:r>
     </w:p>
     <w:p>
@@ -22200,25 +21957,25 @@
         <w:jc w:val="left"/>
         <w:rPr>
           <w:rFonts w:hint="default" w:ascii="Times New Roman" w:hAnsi="Times New Roman" w:eastAsia="SimSun" w:cs="Times New Roman"/>
+          <w:b/>
+          <w:bCs/>
           <w:color w:val="000000"/>
           <w:kern w:val="0"/>
-          <w:sz w:val="24"/>
-          <w:szCs w:val="24"/>
+          <w:sz w:val="28"/>
+          <w:szCs w:val="28"/>
           <w:lang w:val="fr-FR" w:eastAsia="zh-CN" w:bidi="ar"/>
         </w:rPr>
       </w:pPr>
-      <w:r>
-        <w:rPr>
-          <w:rFonts w:hint="default" w:ascii="Times New Roman" w:hAnsi="Times New Roman" w:eastAsia="SimSun" w:cs="Times New Roman"/>
-          <w:color w:val="000000"/>
-          <w:kern w:val="0"/>
-          <w:sz w:val="24"/>
-          <w:szCs w:val="24"/>
-          <w:lang w:val="fr-FR" w:eastAsia="zh-CN" w:bidi="ar"/>
-        </w:rPr>
-        <w:t xml:space="preserve">                                          </w:t>
-      </w:r>
-      <w:r>
+    </w:p>
+    <w:p>
+      <w:pPr>
+        <w:keepNext w:val="0"/>
+        <w:keepLines w:val="0"/>
+        <w:widowControl/>
+        <w:suppressLineNumbers w:val="0"/>
+        <w:spacing w:line="360" w:lineRule="auto"/>
+        <w:ind w:firstLine="708" w:firstLineChars="0"/>
+        <w:jc w:val="left"/>
         <w:rPr>
           <w:rFonts w:hint="default" w:ascii="Times New Roman" w:hAnsi="Times New Roman" w:eastAsia="SimSun" w:cs="Times New Roman"/>
           <w:b/>
@@ -22229,8 +21986,7 @@
           <w:szCs w:val="28"/>
           <w:lang w:val="fr-FR" w:eastAsia="zh-CN" w:bidi="ar"/>
         </w:rPr>
-        <w:t xml:space="preserve"> FIGURE</w:t>
-      </w:r>
+      </w:pPr>
     </w:p>
     <w:p>
       <w:pPr>
@@ -22238,105 +21994,82 @@
         <w:keepLines w:val="0"/>
         <w:widowControl/>
         <w:suppressLineNumbers w:val="0"/>
+        <w:spacing w:line="360" w:lineRule="auto"/>
         <w:ind w:firstLine="708" w:firstLineChars="0"/>
         <w:jc w:val="left"/>
         <w:rPr>
-          <w:rFonts w:hint="default"/>
-          <w:lang w:val="fr-FR"/>
-        </w:rPr>
-      </w:pPr>
-    </w:p>
-    <w:p>
-      <w:pPr>
-        <w:pStyle w:val="5"/>
-        <w:numPr>
-          <w:ilvl w:val="0"/>
-          <w:numId w:val="101"/>
-        </w:numPr>
-        <w:bidi w:val="0"/>
-        <w:spacing w:line="360" w:lineRule="auto"/>
-        <w:rPr>
-          <w:rFonts w:hint="default" w:ascii="Times New Roman" w:hAnsi="Times New Roman" w:cs="Times New Roman"/>
-          <w:lang w:val="fr-FR"/>
-        </w:rPr>
-      </w:pPr>
-      <w:r>
-        <w:rPr>
-          <w:rFonts w:hint="default" w:ascii="Times New Roman" w:hAnsi="Times New Roman" w:cs="Times New Roman"/>
-          <w:lang w:val="fr-FR"/>
-        </w:rPr>
-        <w:t>Diagramme de sequence</w:t>
-      </w:r>
-    </w:p>
-    <w:p>
-      <w:pPr>
-        <w:spacing w:line="360" w:lineRule="auto"/>
-        <w:rPr>
-          <w:rFonts w:hint="default" w:ascii="Times New Roman" w:hAnsi="Times New Roman" w:cs="Times New Roman"/>
-          <w:sz w:val="24"/>
-          <w:szCs w:val="24"/>
-          <w:lang w:val="fr-FR"/>
-        </w:rPr>
-      </w:pPr>
-      <w:r>
-        <w:rPr>
-          <w:rFonts w:hint="default" w:ascii="Times New Roman" w:hAnsi="Times New Roman" w:cs="Times New Roman"/>
-          <w:lang w:val="fr-FR"/>
-        </w:rPr>
-        <w:tab/>
-      </w:r>
-      <w:r>
-        <w:rPr>
-          <w:rFonts w:hint="default" w:ascii="Times New Roman" w:hAnsi="Times New Roman" w:cs="Times New Roman"/>
-          <w:sz w:val="24"/>
-          <w:szCs w:val="24"/>
-          <w:lang w:val="fr-FR"/>
-        </w:rPr>
-        <w:t>le diagramme de séquence représente la succession chronologique des opérations réalisées par un acteur. Il indique les objets manipules par l’acteur ainsi que les différentes opérations qui s’operent d’un objet a un autre. Nous récapitulons le formalisme lie au diagramme de séquence dans le tableau suivant:</w:t>
-      </w:r>
-    </w:p>
-    <w:p>
-      <w:pPr>
-        <w:pStyle w:val="11"/>
-        <w:rPr>
-          <w:rFonts w:hint="default" w:ascii="Times New Roman" w:hAnsi="Times New Roman" w:cs="Times New Roman"/>
+          <w:rFonts w:hint="default" w:ascii="Times New Roman" w:hAnsi="Times New Roman" w:eastAsia="SimSun" w:cs="Times New Roman"/>
           <w:b/>
           <w:bCs/>
-          <w:sz w:val="24"/>
-          <w:szCs w:val="24"/>
-          <w:lang w:val="fr-FR"/>
-        </w:rPr>
-      </w:pPr>
-      <w:r>
-        <w:rPr>
-          <w:rFonts w:hint="default" w:ascii="Times New Roman" w:hAnsi="Times New Roman" w:cs="Times New Roman"/>
+          <w:color w:val="000000"/>
+          <w:kern w:val="0"/>
+          <w:sz w:val="28"/>
+          <w:szCs w:val="28"/>
+          <w:lang w:val="fr-FR" w:eastAsia="zh-CN" w:bidi="ar"/>
+        </w:rPr>
+      </w:pPr>
+    </w:p>
+    <w:p>
+      <w:pPr>
+        <w:keepNext w:val="0"/>
+        <w:keepLines w:val="0"/>
+        <w:widowControl/>
+        <w:suppressLineNumbers w:val="0"/>
+        <w:spacing w:line="360" w:lineRule="auto"/>
+        <w:ind w:firstLine="708" w:firstLineChars="0"/>
+        <w:jc w:val="left"/>
+        <w:rPr>
+          <w:rFonts w:hint="default" w:ascii="Times New Roman" w:hAnsi="Times New Roman" w:eastAsia="SimSun" w:cs="Times New Roman"/>
           <w:b/>
           <w:bCs/>
-          <w:sz w:val="24"/>
-          <w:szCs w:val="24"/>
-        </w:rPr>
-        <w:t xml:space="preserve">Table </w:t>
-      </w:r>
-      <w:r>
-        <w:rPr>
-          <w:rFonts w:hint="default" w:ascii="Times New Roman" w:hAnsi="Times New Roman" w:cs="Times New Roman"/>
+          <w:color w:val="000000"/>
+          <w:kern w:val="0"/>
+          <w:sz w:val="28"/>
+          <w:szCs w:val="28"/>
+          <w:lang w:val="fr-FR" w:eastAsia="zh-CN" w:bidi="ar"/>
+        </w:rPr>
+      </w:pPr>
+    </w:p>
+    <w:p>
+      <w:pPr>
+        <w:keepNext w:val="0"/>
+        <w:keepLines w:val="0"/>
+        <w:widowControl/>
+        <w:suppressLineNumbers w:val="0"/>
+        <w:spacing w:line="360" w:lineRule="auto"/>
+        <w:ind w:firstLine="708" w:firstLineChars="0"/>
+        <w:jc w:val="left"/>
+        <w:rPr>
+          <w:rFonts w:hint="default" w:ascii="Times New Roman" w:hAnsi="Times New Roman" w:eastAsia="SimSun" w:cs="Times New Roman"/>
           <w:b/>
           <w:bCs/>
-          <w:sz w:val="24"/>
-          <w:szCs w:val="24"/>
-        </w:rPr>
-        <w:fldChar w:fldCharType="begin"/>
-      </w:r>
-      <w:r>
+          <w:color w:val="000000"/>
+          <w:kern w:val="0"/>
+          <w:sz w:val="28"/>
+          <w:szCs w:val="28"/>
+          <w:lang w:val="fr-FR" w:eastAsia="zh-CN" w:bidi="ar"/>
+        </w:rPr>
+      </w:pPr>
+    </w:p>
+    <w:p>
+      <w:pPr>
+        <w:pStyle w:val="11"/>
+        <w:keepNext w:val="0"/>
+        <w:keepLines w:val="0"/>
+        <w:widowControl/>
+        <w:suppressLineNumbers w:val="0"/>
+        <w:spacing w:line="360" w:lineRule="auto"/>
+        <w:ind w:firstLine="708" w:firstLineChars="0"/>
+        <w:jc w:val="left"/>
         <w:rPr>
           <w:rFonts w:hint="default" w:ascii="Times New Roman" w:hAnsi="Times New Roman" w:cs="Times New Roman"/>
           <w:b/>
           <w:bCs/>
           <w:sz w:val="24"/>
           <w:szCs w:val="24"/>
-        </w:rPr>
-        <w:instrText xml:space="preserve"> SEQ Table \* ARABIC </w:instrText>
-      </w:r>
+          <w:lang w:val="fr-FR"/>
+        </w:rPr>
+      </w:pPr>
       <w:r>
         <w:rPr>
           <w:rFonts w:hint="default" w:ascii="Times New Roman" w:hAnsi="Times New Roman" w:cs="Times New Roman"/>
@@ -22345,7 +22078,7 @@
           <w:sz w:val="24"/>
           <w:szCs w:val="24"/>
         </w:rPr>
-        <w:fldChar w:fldCharType="separate"/>
+        <w:t xml:space="preserve">Figure </w:t>
       </w:r>
       <w:r>
         <w:rPr>
@@ -22355,7 +22088,7 @@
           <w:sz w:val="24"/>
           <w:szCs w:val="24"/>
         </w:rPr>
-        <w:t>4</w:t>
+        <w:fldChar w:fldCharType="begin"/>
       </w:r>
       <w:r>
         <w:rPr>
@@ -22365,7 +22098,7 @@
           <w:sz w:val="24"/>
           <w:szCs w:val="24"/>
         </w:rPr>
-        <w:fldChar w:fldCharType="end"/>
+        <w:instrText xml:space="preserve"> SEQ Figure \* ARABIC </w:instrText>
       </w:r>
       <w:r>
         <w:rPr>
@@ -22374,6 +22107,465 @@
           <w:bCs/>
           <w:sz w:val="24"/>
           <w:szCs w:val="24"/>
+        </w:rPr>
+        <w:fldChar w:fldCharType="separate"/>
+      </w:r>
+      <w:r>
+        <w:rPr>
+          <w:rFonts w:hint="default" w:ascii="Times New Roman" w:hAnsi="Times New Roman" w:cs="Times New Roman"/>
+          <w:b/>
+          <w:bCs/>
+          <w:sz w:val="24"/>
+          <w:szCs w:val="24"/>
+        </w:rPr>
+        <w:t>3</w:t>
+      </w:r>
+      <w:r>
+        <w:rPr>
+          <w:rFonts w:hint="default" w:ascii="Times New Roman" w:hAnsi="Times New Roman" w:cs="Times New Roman"/>
+          <w:b/>
+          <w:bCs/>
+          <w:sz w:val="24"/>
+          <w:szCs w:val="24"/>
+        </w:rPr>
+        <w:fldChar w:fldCharType="end"/>
+      </w:r>
+      <w:r>
+        <w:rPr>
+          <w:rFonts w:hint="default" w:ascii="Times New Roman" w:hAnsi="Times New Roman" w:cs="Times New Roman"/>
+          <w:b/>
+          <w:bCs/>
+          <w:sz w:val="24"/>
+          <w:szCs w:val="24"/>
+          <w:lang w:val="fr-FR"/>
+        </w:rPr>
+        <w:t>: use case global</w:t>
+      </w:r>
+    </w:p>
+    <w:p>
+      <w:pPr>
+        <w:keepNext w:val="0"/>
+        <w:keepLines w:val="0"/>
+        <w:widowControl/>
+        <w:suppressLineNumbers w:val="0"/>
+        <w:spacing w:line="360" w:lineRule="auto"/>
+        <w:ind w:firstLine="708" w:firstLineChars="0"/>
+        <w:jc w:val="left"/>
+      </w:pPr>
+      <w:r>
+        <w:drawing>
+          <wp:inline distT="0" distB="0" distL="114300" distR="114300">
+            <wp:extent cx="5795645" cy="7619365"/>
+            <wp:effectExtent l="0" t="0" r="10795" b="635"/>
+            <wp:docPr id="14" name="Image 14"/>
+            <wp:cNvGraphicFramePr>
+              <a:graphicFrameLocks xmlns:a="http://schemas.openxmlformats.org/drawingml/2006/main" noChangeAspect="1"/>
+            </wp:cNvGraphicFramePr>
+            <a:graphic xmlns:a="http://schemas.openxmlformats.org/drawingml/2006/main">
+              <a:graphicData uri="http://schemas.openxmlformats.org/drawingml/2006/picture">
+                <pic:pic xmlns:pic="http://schemas.openxmlformats.org/drawingml/2006/picture">
+                  <pic:nvPicPr>
+                    <pic:cNvPr id="14" name="Image 14"/>
+                    <pic:cNvPicPr>
+                      <a:picLocks noChangeAspect="1"/>
+                    </pic:cNvPicPr>
+                  </pic:nvPicPr>
+                  <pic:blipFill>
+                    <a:blip r:embed="rId10"/>
+                    <a:stretch>
+                      <a:fillRect/>
+                    </a:stretch>
+                  </pic:blipFill>
+                  <pic:spPr>
+                    <a:xfrm>
+                      <a:off x="0" y="0"/>
+                      <a:ext cx="5795645" cy="7619365"/>
+                    </a:xfrm>
+                    <a:prstGeom prst="rect">
+                      <a:avLst/>
+                    </a:prstGeom>
+                    <a:noFill/>
+                    <a:ln>
+                      <a:noFill/>
+                    </a:ln>
+                  </pic:spPr>
+                </pic:pic>
+              </a:graphicData>
+            </a:graphic>
+          </wp:inline>
+        </w:drawing>
+      </w:r>
+    </w:p>
+    <w:p>
+      <w:pPr>
+        <w:pStyle w:val="5"/>
+        <w:numPr>
+          <w:ilvl w:val="0"/>
+          <w:numId w:val="101"/>
+        </w:numPr>
+        <w:bidi w:val="0"/>
+        <w:spacing w:line="360" w:lineRule="auto"/>
+        <w:rPr>
+          <w:rFonts w:hint="default" w:ascii="Times New Roman" w:hAnsi="Times New Roman" w:cs="Times New Roman"/>
+          <w:lang w:val="fr-FR"/>
+        </w:rPr>
+      </w:pPr>
+      <w:r>
+        <w:rPr>
+          <w:rFonts w:hint="default" w:ascii="Times New Roman" w:hAnsi="Times New Roman" w:cs="Times New Roman"/>
+          <w:lang w:val="fr-FR"/>
+        </w:rPr>
+        <w:t>Diagramme de classes</w:t>
+      </w:r>
+    </w:p>
+    <w:p>
+      <w:pPr>
+        <w:spacing w:line="360" w:lineRule="auto"/>
+        <w:rPr>
+          <w:rFonts w:hint="default" w:ascii="Times New Roman" w:hAnsi="Times New Roman" w:cs="Times New Roman"/>
+          <w:sz w:val="24"/>
+          <w:szCs w:val="24"/>
+          <w:lang w:val="fr-FR"/>
+        </w:rPr>
+      </w:pPr>
+      <w:r>
+        <w:rPr>
+          <w:rFonts w:hint="default" w:ascii="Times New Roman" w:hAnsi="Times New Roman" w:cs="Times New Roman"/>
+          <w:lang w:val="fr-FR"/>
+        </w:rPr>
+        <w:tab/>
+      </w:r>
+      <w:r>
+        <w:rPr>
+          <w:rFonts w:hint="default" w:ascii="Times New Roman" w:hAnsi="Times New Roman" w:cs="Times New Roman"/>
+          <w:sz w:val="24"/>
+          <w:szCs w:val="24"/>
+          <w:lang w:val="fr-FR"/>
+        </w:rPr>
+        <w:t>Le diagramme de classe est considerer comme le plus important de la modelisation oriente objet, c’est le seul diagramme obligatoire lors d’une telle modelisation.</w:t>
+      </w:r>
+    </w:p>
+    <w:p>
+      <w:pPr>
+        <w:spacing w:line="360" w:lineRule="auto"/>
+        <w:rPr>
+          <w:rFonts w:hint="default" w:ascii="Times New Roman" w:hAnsi="Times New Roman" w:eastAsia="SimSun" w:cs="Times New Roman"/>
+          <w:b/>
+          <w:bCs/>
+          <w:color w:val="000000"/>
+          <w:kern w:val="0"/>
+          <w:sz w:val="28"/>
+          <w:szCs w:val="28"/>
+          <w:lang w:val="fr-FR" w:eastAsia="zh-CN" w:bidi="ar"/>
+        </w:rPr>
+      </w:pPr>
+      <w:r>
+        <w:rPr>
+          <w:rFonts w:hint="default" w:ascii="Times New Roman" w:hAnsi="Times New Roman" w:cs="Times New Roman"/>
+          <w:sz w:val="24"/>
+          <w:szCs w:val="24"/>
+          <w:lang w:val="fr-FR"/>
+        </w:rPr>
+        <w:tab/>
+      </w:r>
+      <w:r>
+        <w:rPr>
+          <w:rFonts w:hint="default" w:ascii="Times New Roman" w:hAnsi="Times New Roman" w:cs="Times New Roman"/>
+          <w:sz w:val="24"/>
+          <w:szCs w:val="24"/>
+          <w:lang w:val="fr-FR"/>
+        </w:rPr>
+        <w:t>Dans la phase d’analyse, ce diagramme represente les entites (les informations)manipulees par les utilisateurs. On y trouve les differentes classes de notre systeme ainsi quue les echanges entre ces derniers. Dans la phase de conception, il represente la structure objet d’un developpement oriente objet.</w:t>
+      </w:r>
+    </w:p>
+    <w:p>
+      <w:pPr>
+        <w:keepNext w:val="0"/>
+        <w:keepLines w:val="0"/>
+        <w:widowControl/>
+        <w:suppressLineNumbers w:val="0"/>
+        <w:spacing w:line="360" w:lineRule="auto"/>
+        <w:ind w:firstLine="708" w:firstLineChars="0"/>
+        <w:jc w:val="left"/>
+      </w:pPr>
+      <w:r>
+        <w:rPr>
+          <w:rFonts w:hint="default" w:ascii="Times New Roman" w:hAnsi="Times New Roman" w:eastAsia="SimSun" w:cs="Times New Roman"/>
+          <w:color w:val="000000"/>
+          <w:kern w:val="0"/>
+          <w:sz w:val="24"/>
+          <w:szCs w:val="24"/>
+          <w:lang w:val="fr-FR" w:eastAsia="zh-CN" w:bidi="ar"/>
+        </w:rPr>
+        <w:t xml:space="preserve"> </w:t>
+      </w:r>
+      <w:r>
+        <w:drawing>
+          <wp:inline distT="0" distB="0" distL="114300" distR="114300">
+            <wp:extent cx="5272405" cy="4420235"/>
+            <wp:effectExtent l="0" t="0" r="635" b="14605"/>
+            <wp:docPr id="21" name="Image 21" descr="class global"/>
+            <wp:cNvGraphicFramePr>
+              <a:graphicFrameLocks xmlns:a="http://schemas.openxmlformats.org/drawingml/2006/main" noChangeAspect="1"/>
+            </wp:cNvGraphicFramePr>
+            <a:graphic xmlns:a="http://schemas.openxmlformats.org/drawingml/2006/main">
+              <a:graphicData uri="http://schemas.openxmlformats.org/drawingml/2006/picture">
+                <pic:pic xmlns:pic="http://schemas.openxmlformats.org/drawingml/2006/picture">
+                  <pic:nvPicPr>
+                    <pic:cNvPr id="21" name="Image 21" descr="class global"/>
+                    <pic:cNvPicPr>
+                      <a:picLocks noChangeAspect="1"/>
+                    </pic:cNvPicPr>
+                  </pic:nvPicPr>
+                  <pic:blipFill>
+                    <a:blip r:embed="rId11"/>
+                    <a:stretch>
+                      <a:fillRect/>
+                    </a:stretch>
+                  </pic:blipFill>
+                  <pic:spPr>
+                    <a:xfrm>
+                      <a:off x="0" y="0"/>
+                      <a:ext cx="5272405" cy="4420235"/>
+                    </a:xfrm>
+                    <a:prstGeom prst="rect">
+                      <a:avLst/>
+                    </a:prstGeom>
+                  </pic:spPr>
+                </pic:pic>
+              </a:graphicData>
+            </a:graphic>
+          </wp:inline>
+        </w:drawing>
+      </w:r>
+    </w:p>
+    <w:p>
+      <w:pPr>
+        <w:pStyle w:val="11"/>
+        <w:keepNext w:val="0"/>
+        <w:keepLines w:val="0"/>
+        <w:widowControl/>
+        <w:suppressLineNumbers w:val="0"/>
+        <w:spacing w:line="360" w:lineRule="auto"/>
+        <w:ind w:firstLine="708" w:firstLineChars="0"/>
+        <w:jc w:val="left"/>
+        <w:rPr>
+          <w:rFonts w:hint="default" w:ascii="Times New Roman" w:hAnsi="Times New Roman" w:cs="Times New Roman"/>
+          <w:b/>
+          <w:bCs/>
+          <w:sz w:val="24"/>
+          <w:szCs w:val="24"/>
+          <w:lang w:val="fr-FR"/>
+        </w:rPr>
+      </w:pPr>
+      <w:r>
+        <w:rPr>
+          <w:rFonts w:hint="default" w:ascii="Times New Roman" w:hAnsi="Times New Roman" w:cs="Times New Roman"/>
+          <w:b/>
+          <w:bCs/>
+          <w:sz w:val="24"/>
+          <w:szCs w:val="24"/>
+        </w:rPr>
+        <w:t xml:space="preserve">Figure </w:t>
+      </w:r>
+      <w:r>
+        <w:rPr>
+          <w:rFonts w:hint="default" w:ascii="Times New Roman" w:hAnsi="Times New Roman" w:cs="Times New Roman"/>
+          <w:b/>
+          <w:bCs/>
+          <w:sz w:val="24"/>
+          <w:szCs w:val="24"/>
+        </w:rPr>
+        <w:fldChar w:fldCharType="begin"/>
+      </w:r>
+      <w:r>
+        <w:rPr>
+          <w:rFonts w:hint="default" w:ascii="Times New Roman" w:hAnsi="Times New Roman" w:cs="Times New Roman"/>
+          <w:b/>
+          <w:bCs/>
+          <w:sz w:val="24"/>
+          <w:szCs w:val="24"/>
+        </w:rPr>
+        <w:instrText xml:space="preserve"> SEQ Figure \* ARABIC </w:instrText>
+      </w:r>
+      <w:r>
+        <w:rPr>
+          <w:rFonts w:hint="default" w:ascii="Times New Roman" w:hAnsi="Times New Roman" w:cs="Times New Roman"/>
+          <w:b/>
+          <w:bCs/>
+          <w:sz w:val="24"/>
+          <w:szCs w:val="24"/>
+        </w:rPr>
+        <w:fldChar w:fldCharType="separate"/>
+      </w:r>
+      <w:r>
+        <w:rPr>
+          <w:rFonts w:hint="default" w:ascii="Times New Roman" w:hAnsi="Times New Roman" w:cs="Times New Roman"/>
+          <w:b/>
+          <w:bCs/>
+          <w:sz w:val="24"/>
+          <w:szCs w:val="24"/>
+        </w:rPr>
+        <w:t>4</w:t>
+      </w:r>
+      <w:r>
+        <w:rPr>
+          <w:rFonts w:hint="default" w:ascii="Times New Roman" w:hAnsi="Times New Roman" w:cs="Times New Roman"/>
+          <w:b/>
+          <w:bCs/>
+          <w:sz w:val="24"/>
+          <w:szCs w:val="24"/>
+        </w:rPr>
+        <w:fldChar w:fldCharType="end"/>
+      </w:r>
+      <w:r>
+        <w:rPr>
+          <w:rFonts w:hint="default" w:ascii="Times New Roman" w:hAnsi="Times New Roman" w:cs="Times New Roman"/>
+          <w:b/>
+          <w:bCs/>
+          <w:sz w:val="24"/>
+          <w:szCs w:val="24"/>
+          <w:lang w:val="fr-FR"/>
+        </w:rPr>
+        <w:t>: diagramme de classe</w:t>
+      </w:r>
+    </w:p>
+    <w:p>
+      <w:pPr>
+        <w:rPr>
+          <w:rFonts w:hint="default"/>
+          <w:lang w:val="fr-FR"/>
+        </w:rPr>
+      </w:pPr>
+    </w:p>
+    <w:p>
+      <w:pPr>
+        <w:pStyle w:val="5"/>
+        <w:numPr>
+          <w:ilvl w:val="0"/>
+          <w:numId w:val="101"/>
+        </w:numPr>
+        <w:bidi w:val="0"/>
+        <w:spacing w:line="360" w:lineRule="auto"/>
+        <w:rPr>
+          <w:rFonts w:hint="default" w:ascii="Times New Roman" w:hAnsi="Times New Roman" w:cs="Times New Roman"/>
+          <w:lang w:val="fr-FR"/>
+        </w:rPr>
+      </w:pPr>
+      <w:r>
+        <w:rPr>
+          <w:rFonts w:hint="default" w:ascii="Times New Roman" w:hAnsi="Times New Roman" w:cs="Times New Roman"/>
+          <w:lang w:val="fr-FR"/>
+        </w:rPr>
+        <w:t>Diagramme de sequence</w:t>
+      </w:r>
+    </w:p>
+    <w:p>
+      <w:pPr>
+        <w:spacing w:line="360" w:lineRule="auto"/>
+        <w:rPr>
+          <w:rFonts w:hint="default" w:ascii="Times New Roman" w:hAnsi="Times New Roman" w:cs="Times New Roman"/>
+          <w:sz w:val="24"/>
+          <w:szCs w:val="24"/>
+          <w:lang w:val="fr-FR"/>
+        </w:rPr>
+      </w:pPr>
+      <w:r>
+        <w:rPr>
+          <w:rFonts w:hint="default" w:ascii="Times New Roman" w:hAnsi="Times New Roman" w:cs="Times New Roman"/>
+          <w:lang w:val="fr-FR"/>
+        </w:rPr>
+        <w:tab/>
+      </w:r>
+      <w:r>
+        <w:rPr>
+          <w:rFonts w:hint="default" w:ascii="Times New Roman" w:hAnsi="Times New Roman" w:cs="Times New Roman"/>
+          <w:sz w:val="24"/>
+          <w:szCs w:val="24"/>
+          <w:lang w:val="fr-FR"/>
+        </w:rPr>
+        <w:t>le diagramme de séquence représente la succession chronologique des opérations réalisées par un acteur. Il indique les objets manipules par l’acteur ainsi que les différentes opérations qui s’operent d’un objet a un autre. Nous récapitulons le formalisme lie au diagramme de séquence dans le tableau suivant:</w:t>
+      </w:r>
+    </w:p>
+    <w:p>
+      <w:pPr>
+        <w:pStyle w:val="11"/>
+        <w:rPr>
+          <w:rFonts w:hint="default" w:ascii="Times New Roman" w:hAnsi="Times New Roman" w:cs="Times New Roman"/>
+          <w:b/>
+          <w:bCs/>
+          <w:sz w:val="24"/>
+          <w:szCs w:val="24"/>
+          <w:lang w:val="fr-FR"/>
+        </w:rPr>
+      </w:pPr>
+      <w:r>
+        <w:rPr>
+          <w:rFonts w:hint="default" w:ascii="Times New Roman" w:hAnsi="Times New Roman" w:cs="Times New Roman"/>
+          <w:b/>
+          <w:bCs/>
+          <w:sz w:val="24"/>
+          <w:szCs w:val="24"/>
+        </w:rPr>
+        <w:t xml:space="preserve">Table </w:t>
+      </w:r>
+      <w:r>
+        <w:rPr>
+          <w:rFonts w:hint="default" w:ascii="Times New Roman" w:hAnsi="Times New Roman" w:cs="Times New Roman"/>
+          <w:b/>
+          <w:bCs/>
+          <w:sz w:val="24"/>
+          <w:szCs w:val="24"/>
+        </w:rPr>
+        <w:fldChar w:fldCharType="begin"/>
+      </w:r>
+      <w:r>
+        <w:rPr>
+          <w:rFonts w:hint="default" w:ascii="Times New Roman" w:hAnsi="Times New Roman" w:cs="Times New Roman"/>
+          <w:b/>
+          <w:bCs/>
+          <w:sz w:val="24"/>
+          <w:szCs w:val="24"/>
+        </w:rPr>
+        <w:instrText xml:space="preserve"> SEQ Table \* ARABIC </w:instrText>
+      </w:r>
+      <w:r>
+        <w:rPr>
+          <w:rFonts w:hint="default" w:ascii="Times New Roman" w:hAnsi="Times New Roman" w:cs="Times New Roman"/>
+          <w:b/>
+          <w:bCs/>
+          <w:sz w:val="24"/>
+          <w:szCs w:val="24"/>
+        </w:rPr>
+        <w:fldChar w:fldCharType="separate"/>
+      </w:r>
+      <w:r>
+        <w:rPr>
+          <w:rFonts w:hint="default" w:ascii="Times New Roman" w:hAnsi="Times New Roman" w:cs="Times New Roman"/>
+          <w:b/>
+          <w:bCs/>
+          <w:sz w:val="24"/>
+          <w:szCs w:val="24"/>
+        </w:rPr>
+        <w:t>4</w:t>
+      </w:r>
+      <w:r>
+        <w:rPr>
+          <w:rFonts w:hint="default" w:ascii="Times New Roman" w:hAnsi="Times New Roman" w:cs="Times New Roman"/>
+          <w:b/>
+          <w:bCs/>
+          <w:sz w:val="24"/>
+          <w:szCs w:val="24"/>
+        </w:rPr>
+        <w:fldChar w:fldCharType="end"/>
+      </w:r>
+      <w:r>
+        <w:rPr>
+          <w:rFonts w:hint="default" w:ascii="Times New Roman" w:hAnsi="Times New Roman" w:cs="Times New Roman"/>
+          <w:b/>
+          <w:bCs/>
+          <w:sz w:val="24"/>
+          <w:szCs w:val="24"/>
           <w:lang w:val="fr-FR"/>
         </w:rPr>
         <w:t>: formalisme du diagramme de séquence</w:t>
@@ -22381,6 +22573,7 @@
     </w:p>
     <w:tbl>
       <w:tblPr>
+        <w:tblStyle w:val="15"/>
         <w:tblW w:w="0" w:type="auto"/>
         <w:tblInd w:w="0" w:type="dxa"/>
         <w:tblBorders>
@@ -22393,7 +22586,9 @@
         </w:tblBorders>
         <w:tblLayout w:type="autofit"/>
         <w:tblCellMar>
+          <w:top w:w="0" w:type="dxa"/>
           <w:left w:w="108" w:type="dxa"/>
+          <w:bottom w:w="0" w:type="dxa"/>
           <w:right w:w="108" w:type="dxa"/>
         </w:tblCellMar>
       </w:tblPr>
@@ -22486,6 +22681,12 @@
             <w:insideH w:val="single" w:color="auto" w:sz="4" w:space="0"/>
             <w:insideV w:val="single" w:color="auto" w:sz="4" w:space="0"/>
           </w:tblBorders>
+          <w:tblCellMar>
+            <w:top w:w="0" w:type="dxa"/>
+            <w:left w:w="108" w:type="dxa"/>
+            <w:bottom w:w="0" w:type="dxa"/>
+            <w:right w:w="108" w:type="dxa"/>
+          </w:tblCellMar>
         </w:tblPrEx>
         <w:tc>
           <w:tcPr>
@@ -22589,6 +22790,12 @@
             <w:insideH w:val="single" w:color="auto" w:sz="4" w:space="0"/>
             <w:insideV w:val="single" w:color="auto" w:sz="4" w:space="0"/>
           </w:tblBorders>
+          <w:tblCellMar>
+            <w:top w:w="0" w:type="dxa"/>
+            <w:left w:w="108" w:type="dxa"/>
+            <w:bottom w:w="0" w:type="dxa"/>
+            <w:right w:w="108" w:type="dxa"/>
+          </w:tblCellMar>
         </w:tblPrEx>
         <w:tc>
           <w:tcPr>
@@ -22647,7 +22854,9 @@
             <w:insideV w:val="single" w:color="auto" w:sz="4" w:space="0"/>
           </w:tblBorders>
           <w:tblCellMar>
+            <w:top w:w="0" w:type="dxa"/>
             <w:left w:w="108" w:type="dxa"/>
+            <w:bottom w:w="0" w:type="dxa"/>
             <w:right w:w="108" w:type="dxa"/>
           </w:tblCellMar>
         </w:tblPrEx>
@@ -22735,50 +22944,375 @@
     <w:p>
       <w:pPr>
         <w:numPr>
+          <w:ilvl w:val="0"/>
           <w:numId w:val="0"/>
         </w:numPr>
         <w:spacing w:line="360" w:lineRule="auto"/>
-        <w:ind w:leftChars="0" w:firstLine="1546" w:firstLineChars="550"/>
+        <w:ind w:leftChars="0"/>
+        <w:rPr>
+          <w:rFonts w:hint="default"/>
+          <w:lang w:val="fr-FR"/>
+        </w:rPr>
+      </w:pPr>
+      <w:r>
+        <w:rPr>
+          <w:rFonts w:hint="default"/>
+          <w:lang w:val="fr-FR"/>
+        </w:rPr>
+        <w:drawing>
+          <wp:inline distT="0" distB="0" distL="114300" distR="114300">
+            <wp:extent cx="6266180" cy="3098800"/>
+            <wp:effectExtent l="0" t="0" r="12700" b="10160"/>
+            <wp:docPr id="19" name="Image 19" descr="seq auth"/>
+            <wp:cNvGraphicFramePr>
+              <a:graphicFrameLocks xmlns:a="http://schemas.openxmlformats.org/drawingml/2006/main" noChangeAspect="1"/>
+            </wp:cNvGraphicFramePr>
+            <a:graphic xmlns:a="http://schemas.openxmlformats.org/drawingml/2006/main">
+              <a:graphicData uri="http://schemas.openxmlformats.org/drawingml/2006/picture">
+                <pic:pic xmlns:pic="http://schemas.openxmlformats.org/drawingml/2006/picture">
+                  <pic:nvPicPr>
+                    <pic:cNvPr id="19" name="Image 19" descr="seq auth"/>
+                    <pic:cNvPicPr>
+                      <a:picLocks noChangeAspect="1"/>
+                    </pic:cNvPicPr>
+                  </pic:nvPicPr>
+                  <pic:blipFill>
+                    <a:blip r:embed="rId12"/>
+                    <a:stretch>
+                      <a:fillRect/>
+                    </a:stretch>
+                  </pic:blipFill>
+                  <pic:spPr>
+                    <a:xfrm>
+                      <a:off x="0" y="0"/>
+                      <a:ext cx="6266180" cy="3098800"/>
+                    </a:xfrm>
+                    <a:prstGeom prst="rect">
+                      <a:avLst/>
+                    </a:prstGeom>
+                  </pic:spPr>
+                </pic:pic>
+              </a:graphicData>
+            </a:graphic>
+          </wp:inline>
+        </w:drawing>
+      </w:r>
+    </w:p>
+    <w:p>
+      <w:pPr>
+        <w:pStyle w:val="11"/>
+        <w:numPr>
+          <w:ilvl w:val="0"/>
+          <w:numId w:val="0"/>
+        </w:numPr>
+        <w:spacing w:line="360" w:lineRule="auto"/>
+        <w:ind w:leftChars="0"/>
+        <w:rPr>
+          <w:rFonts w:hint="default" w:ascii="Times New Roman" w:hAnsi="Times New Roman" w:cs="Times New Roman"/>
+          <w:b/>
+          <w:bCs/>
+          <w:sz w:val="24"/>
+          <w:szCs w:val="24"/>
+          <w:lang w:val="fr-FR" w:eastAsia="zh-CN"/>
+        </w:rPr>
+      </w:pPr>
+      <w:r>
+        <w:rPr>
+          <w:rFonts w:hint="default" w:ascii="Times New Roman" w:hAnsi="Times New Roman" w:cs="Times New Roman"/>
+          <w:b/>
+          <w:bCs/>
+          <w:sz w:val="24"/>
+          <w:szCs w:val="24"/>
+        </w:rPr>
+        <w:t xml:space="preserve">Figure </w:t>
+      </w:r>
+      <w:r>
+        <w:rPr>
+          <w:rFonts w:hint="default" w:ascii="Times New Roman" w:hAnsi="Times New Roman" w:cs="Times New Roman"/>
+          <w:b/>
+          <w:bCs/>
+          <w:sz w:val="24"/>
+          <w:szCs w:val="24"/>
+        </w:rPr>
+        <w:fldChar w:fldCharType="begin"/>
+      </w:r>
+      <w:r>
+        <w:rPr>
+          <w:rFonts w:hint="default" w:ascii="Times New Roman" w:hAnsi="Times New Roman" w:cs="Times New Roman"/>
+          <w:b/>
+          <w:bCs/>
+          <w:sz w:val="24"/>
+          <w:szCs w:val="24"/>
+        </w:rPr>
+        <w:instrText xml:space="preserve"> SEQ Figure \* ARABIC </w:instrText>
+      </w:r>
+      <w:r>
+        <w:rPr>
+          <w:rFonts w:hint="default" w:ascii="Times New Roman" w:hAnsi="Times New Roman" w:cs="Times New Roman"/>
+          <w:b/>
+          <w:bCs/>
+          <w:sz w:val="24"/>
+          <w:szCs w:val="24"/>
+        </w:rPr>
+        <w:fldChar w:fldCharType="separate"/>
+      </w:r>
+      <w:r>
+        <w:rPr>
+          <w:rFonts w:hint="default" w:ascii="Times New Roman" w:hAnsi="Times New Roman" w:cs="Times New Roman"/>
+          <w:b/>
+          <w:bCs/>
+          <w:sz w:val="24"/>
+          <w:szCs w:val="24"/>
+        </w:rPr>
+        <w:t>5</w:t>
+      </w:r>
+      <w:r>
+        <w:rPr>
+          <w:rFonts w:hint="default" w:ascii="Times New Roman" w:hAnsi="Times New Roman" w:cs="Times New Roman"/>
+          <w:b/>
+          <w:bCs/>
+          <w:sz w:val="24"/>
+          <w:szCs w:val="24"/>
+        </w:rPr>
+        <w:fldChar w:fldCharType="end"/>
+      </w:r>
+      <w:r>
+        <w:rPr>
+          <w:rFonts w:hint="default" w:ascii="Times New Roman" w:hAnsi="Times New Roman" w:cs="Times New Roman"/>
+          <w:b/>
+          <w:bCs/>
+          <w:sz w:val="24"/>
+          <w:szCs w:val="24"/>
+          <w:lang w:val="fr-FR"/>
+        </w:rPr>
+        <w:t>: diagramme sequence d'authentification 2FA</w:t>
+      </w:r>
+    </w:p>
+    <w:p>
+      <w:pPr>
+        <w:numPr>
+          <w:numId w:val="0"/>
+        </w:numPr>
+        <w:spacing w:line="360" w:lineRule="auto"/>
+        <w:ind w:leftChars="0"/>
         <w:rPr>
           <w:rFonts w:hint="default"/>
           <w:lang w:val="fr-FR" w:eastAsia="zh-CN"/>
         </w:rPr>
       </w:pPr>
-      <w:r>
-        <w:rPr>
-          <w:rFonts w:hint="default" w:ascii="Times New Roman" w:hAnsi="Times New Roman" w:eastAsia="SimSun" w:cs="Times New Roman"/>
+    </w:p>
+    <w:p>
+      <w:pPr>
+        <w:numPr>
+          <w:ilvl w:val="0"/>
+          <w:numId w:val="104"/>
+        </w:numPr>
+        <w:spacing w:line="360" w:lineRule="auto"/>
+        <w:ind w:left="420" w:leftChars="0" w:hanging="420" w:firstLineChars="0"/>
+        <w:rPr>
+          <w:rFonts w:hint="default"/>
+          <w:lang w:val="fr-FR" w:eastAsia="zh-CN"/>
+        </w:rPr>
+      </w:pPr>
+      <w:r>
+        <w:rPr>
+          <w:rFonts w:hint="default" w:ascii="Times New Roman" w:hAnsi="Times New Roman" w:cs="Times New Roman"/>
+          <w:sz w:val="24"/>
+          <w:szCs w:val="24"/>
+          <w:lang w:val="fr-FR" w:eastAsia="zh-CN"/>
+        </w:rPr>
+        <w:t>cas Soummission d’une demande: ici le demandeur soumet sa demandetout en remplissant informations tels que: types devisa, informationspersonnelles, passport &amp; voyage et documents. La figure ci dessus detaille tout le procesus de soumission.</w:t>
+      </w:r>
+    </w:p>
+    <w:p>
+      <w:pPr>
+        <w:numPr>
+          <w:ilvl w:val="0"/>
+          <w:numId w:val="0"/>
+        </w:numPr>
+        <w:spacing w:line="360" w:lineRule="auto"/>
+        <w:ind w:leftChars="0"/>
+        <w:rPr>
+          <w:rFonts w:hint="default"/>
+          <w:lang w:val="fr-FR" w:eastAsia="zh-CN"/>
+        </w:rPr>
+      </w:pPr>
+      <w:r>
+        <w:rPr>
+          <w:rFonts w:hint="default"/>
+          <w:lang w:val="fr-FR" w:eastAsia="zh-CN"/>
+        </w:rPr>
+        <w:drawing>
+          <wp:inline distT="0" distB="0" distL="114300" distR="114300">
+            <wp:extent cx="6028690" cy="5715635"/>
+            <wp:effectExtent l="0" t="0" r="6350" b="14605"/>
+            <wp:docPr id="18" name="Image 18" descr="soumis"/>
+            <wp:cNvGraphicFramePr>
+              <a:graphicFrameLocks xmlns:a="http://schemas.openxmlformats.org/drawingml/2006/main" noChangeAspect="1"/>
+            </wp:cNvGraphicFramePr>
+            <a:graphic xmlns:a="http://schemas.openxmlformats.org/drawingml/2006/main">
+              <a:graphicData uri="http://schemas.openxmlformats.org/drawingml/2006/picture">
+                <pic:pic xmlns:pic="http://schemas.openxmlformats.org/drawingml/2006/picture">
+                  <pic:nvPicPr>
+                    <pic:cNvPr id="18" name="Image 18" descr="soumis"/>
+                    <pic:cNvPicPr>
+                      <a:picLocks noChangeAspect="1"/>
+                    </pic:cNvPicPr>
+                  </pic:nvPicPr>
+                  <pic:blipFill>
+                    <a:blip r:embed="rId13"/>
+                    <a:stretch>
+                      <a:fillRect/>
+                    </a:stretch>
+                  </pic:blipFill>
+                  <pic:spPr>
+                    <a:xfrm>
+                      <a:off x="0" y="0"/>
+                      <a:ext cx="6028690" cy="5715635"/>
+                    </a:xfrm>
+                    <a:prstGeom prst="rect">
+                      <a:avLst/>
+                    </a:prstGeom>
+                  </pic:spPr>
+                </pic:pic>
+              </a:graphicData>
+            </a:graphic>
+          </wp:inline>
+        </w:drawing>
+      </w:r>
+    </w:p>
+    <w:p>
+      <w:pPr>
+        <w:pStyle w:val="11"/>
+        <w:numPr>
+          <w:ilvl w:val="0"/>
+          <w:numId w:val="0"/>
+        </w:numPr>
+        <w:spacing w:line="360" w:lineRule="auto"/>
+        <w:ind w:leftChars="0"/>
+        <w:rPr>
+          <w:rFonts w:hint="default" w:ascii="Times New Roman" w:hAnsi="Times New Roman" w:cs="Times New Roman"/>
           <w:b/>
           <w:bCs/>
-          <w:color w:val="000000"/>
-          <w:kern w:val="0"/>
-          <w:sz w:val="28"/>
-          <w:szCs w:val="28"/>
-          <w:lang w:val="fr-FR" w:eastAsia="zh-CN" w:bidi="ar"/>
-        </w:rPr>
-        <w:t>FIGURE (sequence authentification)</w:t>
-      </w:r>
-    </w:p>
-    <w:p>
-      <w:pPr>
-        <w:numPr>
-          <w:numId w:val="0"/>
-        </w:numPr>
-        <w:spacing w:line="360" w:lineRule="auto"/>
-        <w:ind w:leftChars="0"/>
+          <w:sz w:val="24"/>
+          <w:szCs w:val="24"/>
+          <w:lang w:val="fr-FR"/>
+        </w:rPr>
+      </w:pPr>
+      <w:r>
+        <w:rPr>
+          <w:rFonts w:hint="default" w:ascii="Times New Roman" w:hAnsi="Times New Roman" w:cs="Times New Roman"/>
+          <w:b/>
+          <w:bCs/>
+          <w:sz w:val="24"/>
+          <w:szCs w:val="24"/>
+        </w:rPr>
+        <w:t xml:space="preserve">Figure </w:t>
+      </w:r>
+      <w:r>
+        <w:rPr>
+          <w:rFonts w:hint="default" w:ascii="Times New Roman" w:hAnsi="Times New Roman" w:cs="Times New Roman"/>
+          <w:b/>
+          <w:bCs/>
+          <w:sz w:val="24"/>
+          <w:szCs w:val="24"/>
+        </w:rPr>
+        <w:fldChar w:fldCharType="begin"/>
+      </w:r>
+      <w:r>
+        <w:rPr>
+          <w:rFonts w:hint="default" w:ascii="Times New Roman" w:hAnsi="Times New Roman" w:cs="Times New Roman"/>
+          <w:b/>
+          <w:bCs/>
+          <w:sz w:val="24"/>
+          <w:szCs w:val="24"/>
+        </w:rPr>
+        <w:instrText xml:space="preserve"> SEQ Figure \* ARABIC </w:instrText>
+      </w:r>
+      <w:r>
+        <w:rPr>
+          <w:rFonts w:hint="default" w:ascii="Times New Roman" w:hAnsi="Times New Roman" w:cs="Times New Roman"/>
+          <w:b/>
+          <w:bCs/>
+          <w:sz w:val="24"/>
+          <w:szCs w:val="24"/>
+        </w:rPr>
+        <w:fldChar w:fldCharType="separate"/>
+      </w:r>
+      <w:r>
+        <w:rPr>
+          <w:rFonts w:hint="default" w:ascii="Times New Roman" w:hAnsi="Times New Roman" w:cs="Times New Roman"/>
+          <w:b/>
+          <w:bCs/>
+          <w:sz w:val="24"/>
+          <w:szCs w:val="24"/>
+        </w:rPr>
+        <w:t>6</w:t>
+      </w:r>
+      <w:r>
+        <w:rPr>
+          <w:rFonts w:hint="default" w:ascii="Times New Roman" w:hAnsi="Times New Roman" w:cs="Times New Roman"/>
+          <w:b/>
+          <w:bCs/>
+          <w:sz w:val="24"/>
+          <w:szCs w:val="24"/>
+        </w:rPr>
+        <w:fldChar w:fldCharType="end"/>
+      </w:r>
+      <w:r>
+        <w:rPr>
+          <w:rFonts w:hint="default" w:ascii="Times New Roman" w:hAnsi="Times New Roman" w:cs="Times New Roman"/>
+          <w:b/>
+          <w:bCs/>
+          <w:sz w:val="24"/>
+          <w:szCs w:val="24"/>
+          <w:lang w:val="fr-FR"/>
+        </w:rPr>
+        <w:t>: diagramme séquence soumission demande</w:t>
+      </w:r>
+    </w:p>
+    <w:p>
+      <w:pPr>
+        <w:rPr>
+          <w:rFonts w:hint="default" w:ascii="Times New Roman" w:hAnsi="Times New Roman" w:cs="Times New Roman"/>
+          <w:b/>
+          <w:bCs/>
+          <w:sz w:val="24"/>
+          <w:szCs w:val="24"/>
+          <w:lang w:val="fr-FR"/>
+        </w:rPr>
+      </w:pPr>
+    </w:p>
+    <w:p>
+      <w:pPr>
+        <w:numPr>
+          <w:ilvl w:val="0"/>
+          <w:numId w:val="104"/>
+        </w:numPr>
+        <w:spacing w:line="360" w:lineRule="auto"/>
+        <w:ind w:left="420" w:leftChars="0" w:hanging="420" w:firstLineChars="0"/>
         <w:rPr>
           <w:rFonts w:hint="default"/>
           <w:lang w:val="fr-FR" w:eastAsia="zh-CN"/>
         </w:rPr>
       </w:pPr>
-    </w:p>
-    <w:p>
-      <w:pPr>
-        <w:numPr>
-          <w:ilvl w:val="0"/>
-          <w:numId w:val="104"/>
-        </w:numPr>
-        <w:spacing w:line="360" w:lineRule="auto"/>
-        <w:ind w:left="420" w:leftChars="0" w:hanging="420" w:firstLineChars="0"/>
+      <w:r>
+        <w:rPr>
+          <w:rFonts w:hint="default" w:ascii="Times New Roman" w:hAnsi="Times New Roman" w:cs="Times New Roman"/>
+          <w:sz w:val="24"/>
+          <w:szCs w:val="24"/>
+          <w:lang w:val="fr-FR" w:eastAsia="zh-CN"/>
+        </w:rPr>
+        <w:t>cas Soummission d’une demande: ici l’agent examine la demande auxquelle il a ete assigne et peut accorder une decision d’accord, refus ou demande documents requis. Il peut aussi faire un avis consulaire sur la demande. La figure ci dessous detaille ce processus.</w:t>
+      </w:r>
+    </w:p>
+    <w:p>
+      <w:pPr>
+        <w:numPr>
+          <w:numId w:val="0"/>
+        </w:numPr>
+        <w:spacing w:line="360" w:lineRule="auto"/>
+        <w:ind w:leftChars="0"/>
         <w:rPr>
           <w:rFonts w:hint="default"/>
           <w:lang w:val="fr-FR" w:eastAsia="zh-CN"/>
@@ -22786,77 +23320,136 @@
       </w:pPr>
       <w:r>
         <w:rPr>
-          <w:rFonts w:hint="default" w:ascii="Times New Roman" w:hAnsi="Times New Roman" w:cs="Times New Roman"/>
-          <w:sz w:val="24"/>
-          <w:szCs w:val="24"/>
-          <w:lang w:val="fr-FR" w:eastAsia="zh-CN"/>
-        </w:rPr>
-        <w:t>cas d’ajout d’un utilisateur: ici l’administrateur se charge de l’ajout a la base de donnees. Il doit au prealable se connecter, ce processus d’ajout implique non seulement le responsable, mais aussi le systeme et la base de donnees.</w:t>
-      </w:r>
-    </w:p>
-    <w:p>
-      <w:pPr>
-        <w:numPr>
-          <w:numId w:val="0"/>
-        </w:numPr>
-        <w:spacing w:line="360" w:lineRule="auto"/>
-        <w:ind w:leftChars="0"/>
-        <w:rPr>
           <w:rFonts w:hint="default"/>
           <w:lang w:val="fr-FR" w:eastAsia="zh-CN"/>
         </w:rPr>
-      </w:pPr>
-      <w:r>
-        <w:rPr>
-          <w:rFonts w:hint="default"/>
-          <w:lang w:val="fr-FR" w:eastAsia="zh-CN"/>
-        </w:rPr>
-        <w:t xml:space="preserve">                                </w:t>
-      </w:r>
-      <w:r>
-        <w:rPr>
-          <w:rFonts w:hint="default" w:ascii="Times New Roman" w:hAnsi="Times New Roman" w:eastAsia="SimSun" w:cs="Times New Roman"/>
+        <w:drawing>
+          <wp:inline distT="0" distB="0" distL="114300" distR="114300">
+            <wp:extent cx="6068060" cy="5734050"/>
+            <wp:effectExtent l="0" t="0" r="12700" b="11430"/>
+            <wp:docPr id="22" name="Image 22" descr="seq trait dmd"/>
+            <wp:cNvGraphicFramePr>
+              <a:graphicFrameLocks xmlns:a="http://schemas.openxmlformats.org/drawingml/2006/main" noChangeAspect="1"/>
+            </wp:cNvGraphicFramePr>
+            <a:graphic xmlns:a="http://schemas.openxmlformats.org/drawingml/2006/main">
+              <a:graphicData uri="http://schemas.openxmlformats.org/drawingml/2006/picture">
+                <pic:pic xmlns:pic="http://schemas.openxmlformats.org/drawingml/2006/picture">
+                  <pic:nvPicPr>
+                    <pic:cNvPr id="22" name="Image 22" descr="seq trait dmd"/>
+                    <pic:cNvPicPr>
+                      <a:picLocks noChangeAspect="1"/>
+                    </pic:cNvPicPr>
+                  </pic:nvPicPr>
+                  <pic:blipFill>
+                    <a:blip r:embed="rId14"/>
+                    <a:stretch>
+                      <a:fillRect/>
+                    </a:stretch>
+                  </pic:blipFill>
+                  <pic:spPr>
+                    <a:xfrm>
+                      <a:off x="0" y="0"/>
+                      <a:ext cx="6068060" cy="5734050"/>
+                    </a:xfrm>
+                    <a:prstGeom prst="rect">
+                      <a:avLst/>
+                    </a:prstGeom>
+                  </pic:spPr>
+                </pic:pic>
+              </a:graphicData>
+            </a:graphic>
+          </wp:inline>
+        </w:drawing>
+      </w:r>
+    </w:p>
+    <w:p>
+      <w:pPr>
+        <w:pStyle w:val="11"/>
+        <w:numPr>
+          <w:numId w:val="0"/>
+        </w:numPr>
+        <w:spacing w:line="360" w:lineRule="auto"/>
+        <w:ind w:leftChars="0"/>
+        <w:rPr>
+          <w:rFonts w:hint="default" w:ascii="Times New Roman" w:hAnsi="Times New Roman" w:cs="Times New Roman"/>
           <w:b/>
           <w:bCs/>
-          <w:color w:val="000000"/>
-          <w:kern w:val="0"/>
-          <w:sz w:val="28"/>
-          <w:szCs w:val="28"/>
-          <w:lang w:val="fr-FR" w:eastAsia="zh-CN" w:bidi="ar"/>
-        </w:rPr>
-        <w:t>FIGURE (sequence ajout d’un utilisateur)</w:t>
-      </w:r>
-    </w:p>
-    <w:p>
-      <w:pPr>
-        <w:keepNext w:val="0"/>
-        <w:keepLines w:val="0"/>
-        <w:widowControl/>
-        <w:suppressLineNumbers w:val="0"/>
-        <w:ind w:firstLine="708" w:firstLineChars="0"/>
-        <w:jc w:val="left"/>
-        <w:rPr>
-          <w:rFonts w:hint="default" w:ascii="Times New Roman" w:hAnsi="Times New Roman" w:eastAsia="SimSun" w:cs="Times New Roman"/>
-          <w:color w:val="000000"/>
-          <w:kern w:val="0"/>
-          <w:sz w:val="24"/>
-          <w:szCs w:val="24"/>
-          <w:lang w:val="en-US" w:eastAsia="zh-CN" w:bidi="ar"/>
-        </w:rPr>
-      </w:pPr>
-    </w:p>
-    <w:p>
-      <w:pPr>
-        <w:keepNext w:val="0"/>
-        <w:keepLines w:val="0"/>
-        <w:widowControl/>
-        <w:numPr>
-          <w:numId w:val="0"/>
-        </w:numPr>
-        <w:suppressLineNumbers w:val="0"/>
-        <w:ind w:leftChars="0"/>
-        <w:jc w:val="left"/>
-      </w:pPr>
+          <w:sz w:val="24"/>
+          <w:szCs w:val="24"/>
+          <w:lang w:val="fr-FR"/>
+        </w:rPr>
+      </w:pPr>
+      <w:r>
+        <w:rPr>
+          <w:rFonts w:hint="default" w:ascii="Times New Roman" w:hAnsi="Times New Roman" w:cs="Times New Roman"/>
+          <w:b/>
+          <w:bCs/>
+          <w:sz w:val="24"/>
+          <w:szCs w:val="24"/>
+        </w:rPr>
+        <w:t xml:space="preserve">Figure </w:t>
+      </w:r>
+      <w:r>
+        <w:rPr>
+          <w:rFonts w:hint="default" w:ascii="Times New Roman" w:hAnsi="Times New Roman" w:cs="Times New Roman"/>
+          <w:b/>
+          <w:bCs/>
+          <w:sz w:val="24"/>
+          <w:szCs w:val="24"/>
+        </w:rPr>
+        <w:fldChar w:fldCharType="begin"/>
+      </w:r>
+      <w:r>
+        <w:rPr>
+          <w:rFonts w:hint="default" w:ascii="Times New Roman" w:hAnsi="Times New Roman" w:cs="Times New Roman"/>
+          <w:b/>
+          <w:bCs/>
+          <w:sz w:val="24"/>
+          <w:szCs w:val="24"/>
+        </w:rPr>
+        <w:instrText xml:space="preserve"> SEQ Figure \* ARABIC </w:instrText>
+      </w:r>
+      <w:r>
+        <w:rPr>
+          <w:rFonts w:hint="default" w:ascii="Times New Roman" w:hAnsi="Times New Roman" w:cs="Times New Roman"/>
+          <w:b/>
+          <w:bCs/>
+          <w:sz w:val="24"/>
+          <w:szCs w:val="24"/>
+        </w:rPr>
+        <w:fldChar w:fldCharType="separate"/>
+      </w:r>
+      <w:r>
+        <w:rPr>
+          <w:rFonts w:hint="default" w:ascii="Times New Roman" w:hAnsi="Times New Roman" w:cs="Times New Roman"/>
+          <w:b/>
+          <w:bCs/>
+          <w:sz w:val="24"/>
+          <w:szCs w:val="24"/>
+        </w:rPr>
+        <w:t>7</w:t>
+      </w:r>
+      <w:r>
+        <w:rPr>
+          <w:rFonts w:hint="default" w:ascii="Times New Roman" w:hAnsi="Times New Roman" w:cs="Times New Roman"/>
+          <w:b/>
+          <w:bCs/>
+          <w:sz w:val="24"/>
+          <w:szCs w:val="24"/>
+        </w:rPr>
+        <w:fldChar w:fldCharType="end"/>
+      </w:r>
+      <w:r>
+        <w:rPr>
+          <w:rFonts w:hint="default" w:ascii="Times New Roman" w:hAnsi="Times New Roman" w:cs="Times New Roman"/>
+          <w:b/>
+          <w:bCs/>
+          <w:sz w:val="24"/>
+          <w:szCs w:val="24"/>
+          <w:lang w:val="fr-FR"/>
+        </w:rPr>
+        <w:t>: diagramme sequence traitement demande</w:t>
+      </w:r>
     </w:p>
     <w:p>
       <w:pPr>
@@ -22920,6 +23513,14 @@
           <w:lang w:val="fr-FR"/>
         </w:rPr>
         <w:tab/>
+      </w:r>
+      <w:r>
+        <w:rPr>
+          <w:rFonts w:hint="default" w:ascii="Times New Roman" w:hAnsi="Times New Roman" w:cs="Times New Roman"/>
+          <w:sz w:val="24"/>
+          <w:szCs w:val="24"/>
+          <w:lang w:val="fr-FR"/>
+        </w:rPr>
         <w:t>Il fournit une vue du comportement d’un systeme en decrivant la sequence d’actions successive pour effectuer une operation. Les diagrammes d’activite sont similaires aux organigrammes de traitement de l’information, car ils montrent les flux paralleles simultanes et les flux de remplacement.</w:t>
       </w:r>
     </w:p>
@@ -23009,6 +23610,7 @@
     </w:p>
     <w:tbl>
       <w:tblPr>
+        <w:tblStyle w:val="15"/>
         <w:tblW w:w="0" w:type="auto"/>
         <w:tblInd w:w="0" w:type="dxa"/>
         <w:tblBorders>
@@ -23021,7 +23623,9 @@
         </w:tblBorders>
         <w:tblLayout w:type="autofit"/>
         <w:tblCellMar>
+          <w:top w:w="0" w:type="dxa"/>
           <w:left w:w="108" w:type="dxa"/>
+          <w:bottom w:w="0" w:type="dxa"/>
           <w:right w:w="108" w:type="dxa"/>
         </w:tblCellMar>
       </w:tblPr>
@@ -23040,7 +23644,9 @@
             <w:insideV w:val="single" w:color="auto" w:sz="4" w:space="0"/>
           </w:tblBorders>
           <w:tblCellMar>
+            <w:top w:w="0" w:type="dxa"/>
             <w:left w:w="108" w:type="dxa"/>
+            <w:bottom w:w="0" w:type="dxa"/>
             <w:right w:w="108" w:type="dxa"/>
           </w:tblCellMar>
         </w:tblPrEx>
@@ -23120,7 +23726,9 @@
             <w:insideV w:val="single" w:color="auto" w:sz="4" w:space="0"/>
           </w:tblBorders>
           <w:tblCellMar>
+            <w:top w:w="0" w:type="dxa"/>
             <w:left w:w="108" w:type="dxa"/>
+            <w:bottom w:w="0" w:type="dxa"/>
             <w:right w:w="108" w:type="dxa"/>
           </w:tblCellMar>
         </w:tblPrEx>
@@ -23190,7 +23798,9 @@
             <w:insideV w:val="single" w:color="auto" w:sz="4" w:space="0"/>
           </w:tblBorders>
           <w:tblCellMar>
+            <w:top w:w="0" w:type="dxa"/>
             <w:left w:w="108" w:type="dxa"/>
+            <w:bottom w:w="0" w:type="dxa"/>
             <w:right w:w="108" w:type="dxa"/>
           </w:tblCellMar>
         </w:tblPrEx>
@@ -23260,7 +23870,9 @@
             <w:insideV w:val="single" w:color="auto" w:sz="4" w:space="0"/>
           </w:tblBorders>
           <w:tblCellMar>
+            <w:top w:w="0" w:type="dxa"/>
             <w:left w:w="108" w:type="dxa"/>
+            <w:bottom w:w="0" w:type="dxa"/>
             <w:right w:w="108" w:type="dxa"/>
           </w:tblCellMar>
         </w:tblPrEx>
@@ -23330,7 +23942,9 @@
             <w:insideV w:val="single" w:color="auto" w:sz="4" w:space="0"/>
           </w:tblBorders>
           <w:tblCellMar>
+            <w:top w:w="0" w:type="dxa"/>
             <w:left w:w="108" w:type="dxa"/>
+            <w:bottom w:w="0" w:type="dxa"/>
             <w:right w:w="108" w:type="dxa"/>
           </w:tblCellMar>
         </w:tblPrEx>
@@ -23400,7 +24014,9 @@
             <w:insideV w:val="single" w:color="auto" w:sz="4" w:space="0"/>
           </w:tblBorders>
           <w:tblCellMar>
+            <w:top w:w="0" w:type="dxa"/>
             <w:left w:w="108" w:type="dxa"/>
+            <w:bottom w:w="0" w:type="dxa"/>
             <w:right w:w="108" w:type="dxa"/>
           </w:tblCellMar>
         </w:tblPrEx>
@@ -23470,7 +24086,9 @@
             <w:insideV w:val="single" w:color="auto" w:sz="4" w:space="0"/>
           </w:tblBorders>
           <w:tblCellMar>
+            <w:top w:w="0" w:type="dxa"/>
             <w:left w:w="108" w:type="dxa"/>
+            <w:bottom w:w="0" w:type="dxa"/>
             <w:right w:w="108" w:type="dxa"/>
           </w:tblCellMar>
         </w:tblPrEx>
@@ -23573,7 +24191,7 @@
           <w:szCs w:val="24"/>
           <w:lang w:val="fr-FR"/>
         </w:rPr>
-        <w:t>Diagramme d’activite du processus de creation d’un utilisateur</w:t>
+        <w:t>Diagramme d’activite du processus complet de demande de visa:</w:t>
       </w:r>
     </w:p>
     <w:p>
@@ -23582,12 +24200,11 @@
         <w:keepLines w:val="0"/>
         <w:widowControl/>
         <w:numPr>
-          <w:ilvl w:val="0"/>
-          <w:numId w:val="105"/>
+          <w:numId w:val="0"/>
         </w:numPr>
         <w:suppressLineNumbers w:val="0"/>
         <w:spacing w:line="360" w:lineRule="auto"/>
-        <w:ind w:left="420" w:leftChars="0" w:hanging="420" w:firstLineChars="0"/>
+        <w:ind w:leftChars="0"/>
         <w:jc w:val="left"/>
         <w:rPr>
           <w:rFonts w:hint="default" w:ascii="Times New Roman" w:hAnsi="Times New Roman" w:cs="Times New Roman"/>
@@ -23596,15 +24213,6 @@
           <w:lang w:val="fr-FR"/>
         </w:rPr>
       </w:pPr>
-      <w:r>
-        <w:rPr>
-          <w:rFonts w:hint="default" w:ascii="Times New Roman" w:hAnsi="Times New Roman" w:cs="Times New Roman"/>
-          <w:sz w:val="24"/>
-          <w:szCs w:val="24"/>
-          <w:lang w:val="fr-FR"/>
-        </w:rPr>
-        <w:t>Diagramme d’activite du processus d’authentification d’un utilisateur</w:t>
-      </w:r>
     </w:p>
     <w:p>
       <w:pPr>
@@ -23613,41 +24221,70 @@
         <w:widowControl/>
         <w:numPr>
           <w:ilvl w:val="0"/>
-          <w:numId w:val="105"/>
+          <w:numId w:val="0"/>
         </w:numPr>
         <w:suppressLineNumbers w:val="0"/>
         <w:spacing w:line="360" w:lineRule="auto"/>
-        <w:ind w:left="420" w:leftChars="0" w:hanging="420" w:firstLineChars="0"/>
+        <w:ind w:leftChars="0"/>
         <w:jc w:val="left"/>
-        <w:rPr>
-          <w:rFonts w:hint="default" w:ascii="Times New Roman" w:hAnsi="Times New Roman" w:cs="Times New Roman"/>
-          <w:sz w:val="24"/>
-          <w:szCs w:val="24"/>
-          <w:lang w:val="fr-FR"/>
-        </w:rPr>
-      </w:pPr>
-      <w:r>
-        <w:rPr>
-          <w:rFonts w:hint="default" w:ascii="Times New Roman" w:hAnsi="Times New Roman" w:cs="Times New Roman"/>
-          <w:sz w:val="24"/>
-          <w:szCs w:val="24"/>
-          <w:lang w:val="fr-FR"/>
-        </w:rPr>
-        <w:t xml:space="preserve">Diagramme d’activite du processus de suppression d’un utilisateur </w:t>
-      </w:r>
-    </w:p>
-    <w:p>
-      <w:pPr>
+      </w:pPr>
+      <w:r>
+        <w:drawing>
+          <wp:inline distT="0" distB="0" distL="114300" distR="114300">
+            <wp:extent cx="6493510" cy="7645400"/>
+            <wp:effectExtent l="0" t="0" r="13970" b="5080"/>
+            <wp:docPr id="13" name="Image 14"/>
+            <wp:cNvGraphicFramePr>
+              <a:graphicFrameLocks xmlns:a="http://schemas.openxmlformats.org/drawingml/2006/main" noChangeAspect="1"/>
+            </wp:cNvGraphicFramePr>
+            <a:graphic xmlns:a="http://schemas.openxmlformats.org/drawingml/2006/main">
+              <a:graphicData uri="http://schemas.openxmlformats.org/drawingml/2006/picture">
+                <pic:pic xmlns:pic="http://schemas.openxmlformats.org/drawingml/2006/picture">
+                  <pic:nvPicPr>
+                    <pic:cNvPr id="13" name="Image 14"/>
+                    <pic:cNvPicPr>
+                      <a:picLocks noChangeAspect="1"/>
+                    </pic:cNvPicPr>
+                  </pic:nvPicPr>
+                  <pic:blipFill>
+                    <a:blip r:embed="rId15"/>
+                    <a:stretch>
+                      <a:fillRect/>
+                    </a:stretch>
+                  </pic:blipFill>
+                  <pic:spPr>
+                    <a:xfrm>
+                      <a:off x="0" y="0"/>
+                      <a:ext cx="6493510" cy="7645400"/>
+                    </a:xfrm>
+                    <a:prstGeom prst="rect">
+                      <a:avLst/>
+                    </a:prstGeom>
+                    <a:noFill/>
+                    <a:ln>
+                      <a:noFill/>
+                    </a:ln>
+                  </pic:spPr>
+                </pic:pic>
+              </a:graphicData>
+            </a:graphic>
+          </wp:inline>
+        </w:drawing>
+      </w:r>
+    </w:p>
+    <w:p>
+      <w:pPr>
+        <w:pStyle w:val="11"/>
         <w:keepNext w:val="0"/>
         <w:keepLines w:val="0"/>
         <w:widowControl/>
         <w:numPr>
           <w:ilvl w:val="0"/>
-          <w:numId w:val="105"/>
+          <w:numId w:val="0"/>
         </w:numPr>
         <w:suppressLineNumbers w:val="0"/>
         <w:spacing w:line="360" w:lineRule="auto"/>
-        <w:ind w:left="420" w:leftChars="0" w:hanging="420" w:firstLineChars="0"/>
+        <w:ind w:leftChars="0"/>
         <w:jc w:val="left"/>
         <w:rPr>
           <w:rFonts w:hint="default" w:ascii="Times New Roman" w:hAnsi="Times New Roman" w:cs="Times New Roman"/>
@@ -23661,10 +24298,82 @@
           <w:rFonts w:hint="default" w:ascii="Times New Roman" w:hAnsi="Times New Roman" w:cs="Times New Roman"/>
           <w:sz w:val="24"/>
           <w:szCs w:val="24"/>
-          <w:lang w:val="fr-FR"/>
-        </w:rPr>
-        <w:t>Diagramme d’activite du processus de creation d’une demande de visa</w:t>
-      </w:r>
+        </w:rPr>
+        <w:t xml:space="preserve">Figure </w:t>
+      </w:r>
+      <w:r>
+        <w:rPr>
+          <w:rFonts w:hint="default" w:ascii="Times New Roman" w:hAnsi="Times New Roman" w:cs="Times New Roman"/>
+          <w:sz w:val="24"/>
+          <w:szCs w:val="24"/>
+        </w:rPr>
+        <w:fldChar w:fldCharType="begin"/>
+      </w:r>
+      <w:r>
+        <w:rPr>
+          <w:rFonts w:hint="default" w:ascii="Times New Roman" w:hAnsi="Times New Roman" w:cs="Times New Roman"/>
+          <w:sz w:val="24"/>
+          <w:szCs w:val="24"/>
+        </w:rPr>
+        <w:instrText xml:space="preserve"> SEQ Figure \* ARABIC </w:instrText>
+      </w:r>
+      <w:r>
+        <w:rPr>
+          <w:rFonts w:hint="default" w:ascii="Times New Roman" w:hAnsi="Times New Roman" w:cs="Times New Roman"/>
+          <w:sz w:val="24"/>
+          <w:szCs w:val="24"/>
+        </w:rPr>
+        <w:fldChar w:fldCharType="separate"/>
+      </w:r>
+      <w:r>
+        <w:rPr>
+          <w:rFonts w:hint="default" w:ascii="Times New Roman" w:hAnsi="Times New Roman" w:cs="Times New Roman"/>
+          <w:sz w:val="24"/>
+          <w:szCs w:val="24"/>
+        </w:rPr>
+        <w:t>8</w:t>
+      </w:r>
+      <w:r>
+        <w:rPr>
+          <w:rFonts w:hint="default" w:ascii="Times New Roman" w:hAnsi="Times New Roman" w:cs="Times New Roman"/>
+          <w:sz w:val="24"/>
+          <w:szCs w:val="24"/>
+        </w:rPr>
+        <w:fldChar w:fldCharType="end"/>
+      </w:r>
+      <w:r>
+        <w:rPr>
+          <w:rFonts w:hint="default" w:ascii="Times New Roman" w:hAnsi="Times New Roman" w:cs="Times New Roman"/>
+          <w:sz w:val="24"/>
+          <w:szCs w:val="24"/>
+          <w:lang w:val="fr-FR"/>
+        </w:rPr>
+        <w:t>: diagramme activité du processus complet de demande de visa</w:t>
+      </w:r>
+    </w:p>
+    <w:p>
+      <w:pPr>
+        <w:pStyle w:val="11"/>
+        <w:keepNext w:val="0"/>
+        <w:keepLines w:val="0"/>
+        <w:widowControl/>
+        <w:numPr>
+          <w:ilvl w:val="0"/>
+          <w:numId w:val="0"/>
+        </w:numPr>
+        <w:suppressLineNumbers w:val="0"/>
+        <w:spacing w:line="360" w:lineRule="auto"/>
+        <w:ind w:leftChars="0"/>
+        <w:jc w:val="left"/>
+        <w:rPr>
+          <w:rFonts w:hint="default" w:ascii="Times New Roman" w:hAnsi="Times New Roman" w:cs="Times New Roman"/>
+          <w:b/>
+          <w:bCs/>
+          <w:sz w:val="24"/>
+          <w:szCs w:val="24"/>
+          <w:lang w:val="fr-FR"/>
+        </w:rPr>
+      </w:pPr>
     </w:p>
     <w:p>
       <w:pPr>
@@ -23677,72 +24386,23 @@
         <w:spacing w:line="360" w:lineRule="auto"/>
         <w:rPr>
           <w:rFonts w:hint="default" w:ascii="Times New Roman" w:hAnsi="Times New Roman" w:cs="Times New Roman"/>
-          <w:lang w:val="fr-FR"/>
-        </w:rPr>
-      </w:pPr>
-      <w:r>
-        <w:rPr>
-          <w:rFonts w:hint="default" w:ascii="Times New Roman" w:hAnsi="Times New Roman" w:cs="Times New Roman"/>
-          <w:lang w:val="fr-FR"/>
-        </w:rPr>
-        <w:t>Diagramme d’etat transition</w:t>
-      </w:r>
-    </w:p>
-    <w:p>
-      <w:pPr>
-        <w:spacing w:line="360" w:lineRule="auto"/>
-        <w:rPr>
-          <w:rFonts w:hint="default" w:ascii="Times New Roman" w:hAnsi="Times New Roman" w:cs="Times New Roman"/>
-          <w:sz w:val="24"/>
-          <w:szCs w:val="24"/>
-          <w:lang w:val="fr-FR"/>
-        </w:rPr>
-      </w:pPr>
-      <w:r>
-        <w:rPr>
-          <w:rFonts w:hint="default" w:ascii="Times New Roman" w:hAnsi="Times New Roman" w:cs="Times New Roman"/>
-          <w:lang w:val="fr-FR"/>
-        </w:rPr>
-        <w:tab/>
-      </w:r>
-      <w:r>
-        <w:rPr>
-          <w:rFonts w:hint="default" w:ascii="Times New Roman" w:hAnsi="Times New Roman" w:cs="Times New Roman"/>
-          <w:sz w:val="24"/>
-          <w:szCs w:val="24"/>
-          <w:lang w:val="fr-FR"/>
-        </w:rPr>
-        <w:t>C’est l’abstraction d’un moment de la vie d’une entite pendant lequel elle satisfait un ensemble de conditions. Avant d’affronter cette etape, l’entite doit prealablement exister.</w:t>
-      </w:r>
-    </w:p>
-    <w:p>
-      <w:pPr>
-        <w:numPr>
-          <w:ilvl w:val="0"/>
-          <w:numId w:val="106"/>
-        </w:numPr>
-        <w:spacing w:line="360" w:lineRule="auto"/>
-        <w:ind w:left="420" w:leftChars="0" w:hanging="420" w:firstLineChars="0"/>
-        <w:rPr>
-          <w:rFonts w:hint="default" w:ascii="Times New Roman" w:hAnsi="Times New Roman" w:cs="Times New Roman"/>
-          <w:sz w:val="24"/>
-          <w:szCs w:val="24"/>
-          <w:lang w:val="fr-FR"/>
-        </w:rPr>
-      </w:pPr>
-      <w:r>
-        <w:rPr>
-          <w:rFonts w:hint="default" w:ascii="Times New Roman" w:hAnsi="Times New Roman" w:cs="Times New Roman"/>
-          <w:sz w:val="24"/>
-          <w:szCs w:val="24"/>
-          <w:lang w:val="fr-FR"/>
-        </w:rPr>
-        <w:t>Diagramme d’etat transition d’un compte: une fois qu’un compte a ete cree, il peut passer soit a l’etat d’attente (pendant le processus de validation d’un compte, une validation reussite fait migrer d’etat de ce dernier vers l’etat actif tandis que un refus de validation bloque le compte) soit actif ( une fois actif, le compte peut etre bloque pour plusieurs raisons: non respect d’une condition d’utilisation, faute etc.) ou encore bloque (une fois un compte bloque il ne peut etre actif que si le responsable du site le decide suite a une justification ou a une peine payer.)</w:t>
-      </w:r>
-    </w:p>
-    <w:p>
-      <w:pPr>
-        <w:numPr>
+          <w:sz w:val="24"/>
+          <w:szCs w:val="24"/>
+          <w:lang w:val="fr-FR"/>
+        </w:rPr>
+      </w:pPr>
+      <w:r>
+        <w:rPr>
+          <w:rFonts w:hint="default" w:ascii="Times New Roman" w:hAnsi="Times New Roman" w:cs="Times New Roman"/>
+          <w:lang w:val="fr-FR"/>
+        </w:rPr>
+        <w:t>Diagramme de composants</w:t>
+      </w:r>
+    </w:p>
+    <w:p>
+      <w:pPr>
+        <w:numPr>
+          <w:ilvl w:val="0"/>
           <w:numId w:val="0"/>
         </w:numPr>
         <w:spacing w:line="360" w:lineRule="auto"/>
@@ -23758,6 +24418,7 @@
     <w:p>
       <w:pPr>
         <w:numPr>
+          <w:ilvl w:val="0"/>
           <w:numId w:val="0"/>
         </w:numPr>
         <w:spacing w:line="360" w:lineRule="auto"/>
@@ -23787,6 +24448,7 @@
     <w:p>
       <w:pPr>
         <w:numPr>
+          <w:ilvl w:val="0"/>
           <w:numId w:val="0"/>
         </w:numPr>
         <w:spacing w:line="360" w:lineRule="auto"/>
@@ -23805,6 +24467,7 @@
     <w:p>
       <w:pPr>
         <w:numPr>
+          <w:ilvl w:val="0"/>
           <w:numId w:val="0"/>
         </w:numPr>
         <w:spacing w:line="360" w:lineRule="auto"/>
@@ -23829,17 +24492,8 @@
           <w:lang w:val="fr-FR"/>
         </w:rPr>
         <w:tab/>
-        <w:t>Ce chapitre a ete destine a l’analyse et la conception de notre systeme: apres avoir cerne la problematique, recense les objectifs, on a decrit les caracteristiques fonctionnelles du systeme propose. Pour concevoir notre future solution, nous avons prefere UML, qui nous a permis de generer un certain nombre de diagrammes comme les diagrammes de cas d’utilisation, le diagramme de classe, le diagramme de sequence, le diagramme d’activite et le diagramme d’etat transition etc.</w:t>
-      </w:r>
-    </w:p>
-    <w:p>
-      <w:pPr>
-        <w:numPr>
-          <w:numId w:val="0"/>
-        </w:numPr>
-        <w:spacing w:line="360" w:lineRule="auto"/>
-        <w:ind w:leftChars="0"/>
-        <w:jc w:val="both"/>
+      </w:r>
+      <w:r>
         <w:rPr>
           <w:rFonts w:hint="default" w:ascii="Times New Roman" w:hAnsi="Times New Roman" w:cs="Times New Roman"/>
           <w:b w:val="0"/>
@@ -23848,7 +24502,8 @@
           <w:szCs w:val="24"/>
           <w:lang w:val="fr-FR"/>
         </w:rPr>
-      </w:pPr>
+        <w:t>Ce chapitre a ete destine a l’analyse et la conception de notre systeme: apres avoir cerne la problematique, recense les objectifs, on a decrit les caracteristiques fonctionnelles du systeme propose. Pour concevoir notre future solution, nous avons prefere UML, qui nous a permis de generer un certain nombre de diagrammes comme les diagrammes de cas d’utilisation, le diagramme de classe, le diagramme de sequence, le diagramme d’activite et le diagramme d’etat transition etc.</w:t>
+      </w:r>
     </w:p>
     <w:p>
       <w:pPr>
@@ -23890,6 +24545,14 @@
           <w:lang w:val="fr-FR"/>
         </w:rPr>
         <w:tab/>
+      </w:r>
+      <w:r>
+        <w:rPr>
+          <w:rFonts w:hint="default" w:ascii="Times New Roman" w:hAnsi="Times New Roman" w:cs="Times New Roman"/>
+          <w:sz w:val="24"/>
+          <w:szCs w:val="24"/>
+          <w:lang w:val="fr-FR"/>
+        </w:rPr>
         <w:t>Le rendu de ce travail fait intervenir deux grandes sections a savoir:</w:t>
       </w:r>
     </w:p>
@@ -23897,7 +24560,7 @@
       <w:pPr>
         <w:numPr>
           <w:ilvl w:val="0"/>
-          <w:numId w:val="107"/>
+          <w:numId w:val="106"/>
         </w:numPr>
         <w:spacing w:line="360" w:lineRule="auto"/>
         <w:ind w:left="420" w:leftChars="0" w:hanging="420" w:firstLineChars="0"/>
@@ -23937,7 +24600,7 @@
       <w:pPr>
         <w:numPr>
           <w:ilvl w:val="0"/>
-          <w:numId w:val="107"/>
+          <w:numId w:val="106"/>
         </w:numPr>
         <w:spacing w:line="360" w:lineRule="auto"/>
         <w:ind w:left="420" w:leftChars="0" w:hanging="420" w:firstLineChars="0"/>
@@ -23976,6 +24639,7 @@
     <w:p>
       <w:pPr>
         <w:numPr>
+          <w:ilvl w:val="0"/>
           <w:numId w:val="0"/>
         </w:numPr>
         <w:spacing w:line="360" w:lineRule="auto"/>
@@ -23999,6 +24663,16 @@
           <w:lang w:val="fr-FR"/>
         </w:rPr>
         <w:tab/>
+      </w:r>
+      <w:r>
+        <w:rPr>
+          <w:rFonts w:hint="default" w:ascii="Times New Roman" w:hAnsi="Times New Roman" w:cs="Times New Roman"/>
+          <w:b w:val="0"/>
+          <w:bCs w:val="0"/>
+          <w:sz w:val="24"/>
+          <w:szCs w:val="24"/>
+          <w:lang w:val="fr-FR"/>
+        </w:rPr>
         <w:t xml:space="preserve">Il existe egalement une partie auxilliaire, n’entrant pas directement dans le fonctionnement de la bourse mais qui a cependant ete developpe: </w:t>
       </w:r>
       <w:r>
@@ -24027,6 +24701,7 @@
     <w:p>
       <w:pPr>
         <w:numPr>
+          <w:ilvl w:val="0"/>
           <w:numId w:val="0"/>
         </w:numPr>
         <w:spacing w:line="360" w:lineRule="auto"/>
@@ -24081,6 +24756,14 @@
           <w:lang w:val="fr-FR"/>
         </w:rPr>
         <w:tab/>
+      </w:r>
+      <w:r>
+        <w:rPr>
+          <w:rFonts w:hint="default" w:ascii="Times New Roman" w:hAnsi="Times New Roman" w:cs="Times New Roman"/>
+          <w:sz w:val="24"/>
+          <w:szCs w:val="24"/>
+          <w:lang w:val="fr-FR"/>
+        </w:rPr>
         <w:t>Afin d’optimiser le processus de developpement et d’avoir un gain en temps, nous avons utilise plusieurs de developpement et de conception. Nous pouvons citer:</w:t>
       </w:r>
     </w:p>
@@ -24089,29 +24772,29 @@
         <w:pStyle w:val="4"/>
         <w:numPr>
           <w:ilvl w:val="0"/>
+          <w:numId w:val="107"/>
+        </w:numPr>
+        <w:bidi w:val="0"/>
+        <w:spacing w:line="360" w:lineRule="auto"/>
+        <w:jc w:val="center"/>
+        <w:rPr>
+          <w:rFonts w:hint="default" w:ascii="Times New Roman" w:hAnsi="Times New Roman" w:cs="Times New Roman"/>
+          <w:lang w:val="fr-FR"/>
+        </w:rPr>
+      </w:pPr>
+      <w:r>
+        <w:rPr>
+          <w:rFonts w:hint="default" w:ascii="Times New Roman" w:hAnsi="Times New Roman" w:cs="Times New Roman"/>
+          <w:lang w:val="fr-FR"/>
+        </w:rPr>
+        <w:t>Les outils de stockage</w:t>
+      </w:r>
+    </w:p>
+    <w:p>
+      <w:pPr>
+        <w:numPr>
+          <w:ilvl w:val="0"/>
           <w:numId w:val="108"/>
-        </w:numPr>
-        <w:bidi w:val="0"/>
-        <w:spacing w:line="360" w:lineRule="auto"/>
-        <w:jc w:val="center"/>
-        <w:rPr>
-          <w:rFonts w:hint="default" w:ascii="Times New Roman" w:hAnsi="Times New Roman" w:cs="Times New Roman"/>
-          <w:lang w:val="fr-FR"/>
-        </w:rPr>
-      </w:pPr>
-      <w:r>
-        <w:rPr>
-          <w:rFonts w:hint="default" w:ascii="Times New Roman" w:hAnsi="Times New Roman" w:cs="Times New Roman"/>
-          <w:lang w:val="fr-FR"/>
-        </w:rPr>
-        <w:t>Les outils de stockage</w:t>
-      </w:r>
-    </w:p>
-    <w:p>
-      <w:pPr>
-        <w:numPr>
-          <w:ilvl w:val="0"/>
-          <w:numId w:val="109"/>
         </w:numPr>
         <w:ind w:left="420" w:leftChars="0" w:hanging="420" w:firstLineChars="0"/>
         <w:rPr>
@@ -24134,6 +24817,7 @@
     <w:p>
       <w:pPr>
         <w:numPr>
+          <w:ilvl w:val="0"/>
           <w:numId w:val="0"/>
         </w:numPr>
         <w:spacing w:line="360" w:lineRule="auto"/>
@@ -24173,7 +24857,7 @@
         <w:pStyle w:val="4"/>
         <w:numPr>
           <w:ilvl w:val="0"/>
-          <w:numId w:val="108"/>
+          <w:numId w:val="107"/>
         </w:numPr>
         <w:bidi w:val="0"/>
         <w:spacing w:line="360" w:lineRule="auto"/>
@@ -24267,6 +24951,14 @@
           <w:lang w:val="fr-FR"/>
         </w:rPr>
         <w:tab/>
+      </w:r>
+      <w:r>
+        <w:rPr>
+          <w:rFonts w:hint="default" w:ascii="Times New Roman" w:hAnsi="Times New Roman" w:cs="Times New Roman"/>
+          <w:sz w:val="24"/>
+          <w:szCs w:val="24"/>
+          <w:lang w:val="fr-FR"/>
+        </w:rPr>
         <w:t>On distingue en fonction du systeme d’exploitation choisis plusieurs types de logiciel de type editeurs de texte.</w:t>
       </w:r>
     </w:p>
@@ -24274,7 +24966,7 @@
       <w:pPr>
         <w:numPr>
           <w:ilvl w:val="0"/>
-          <w:numId w:val="110"/>
+          <w:numId w:val="109"/>
         </w:numPr>
         <w:spacing w:line="360" w:lineRule="auto"/>
         <w:ind w:left="420" w:leftChars="0" w:hanging="420" w:firstLineChars="0"/>
@@ -24302,6 +24994,7 @@
     <w:p>
       <w:pPr>
         <w:numPr>
+          <w:ilvl w:val="0"/>
           <w:numId w:val="0"/>
         </w:numPr>
         <w:spacing w:line="360" w:lineRule="auto"/>
@@ -24342,7 +25035,7 @@
       <w:pPr>
         <w:numPr>
           <w:ilvl w:val="0"/>
-          <w:numId w:val="110"/>
+          <w:numId w:val="109"/>
         </w:numPr>
         <w:spacing w:line="360" w:lineRule="auto"/>
         <w:ind w:left="420" w:leftChars="0" w:hanging="420" w:firstLineChars="0"/>
@@ -24370,6 +25063,7 @@
     <w:p>
       <w:pPr>
         <w:numPr>
+          <w:ilvl w:val="0"/>
           <w:numId w:val="0"/>
         </w:numPr>
         <w:spacing w:line="360" w:lineRule="auto"/>
@@ -24409,7 +25103,7 @@
         <w:pStyle w:val="4"/>
         <w:numPr>
           <w:ilvl w:val="0"/>
-          <w:numId w:val="108"/>
+          <w:numId w:val="107"/>
         </w:numPr>
         <w:bidi w:val="0"/>
         <w:spacing w:line="360" w:lineRule="auto"/>
@@ -24431,7 +25125,7 @@
       <w:pPr>
         <w:numPr>
           <w:ilvl w:val="0"/>
-          <w:numId w:val="111"/>
+          <w:numId w:val="110"/>
         </w:numPr>
         <w:ind w:left="420" w:leftChars="0" w:hanging="420" w:firstLineChars="0"/>
         <w:rPr>
@@ -24454,6 +25148,7 @@
     <w:p>
       <w:pPr>
         <w:numPr>
+          <w:ilvl w:val="0"/>
           <w:numId w:val="0"/>
         </w:numPr>
         <w:spacing w:line="360" w:lineRule="auto"/>
@@ -24490,7 +25185,7 @@
         <w:pStyle w:val="4"/>
         <w:numPr>
           <w:ilvl w:val="0"/>
-          <w:numId w:val="108"/>
+          <w:numId w:val="107"/>
         </w:numPr>
         <w:bidi w:val="0"/>
         <w:spacing w:line="360" w:lineRule="auto"/>
@@ -24526,6 +25221,14 @@
           <w:lang w:val="fr-FR"/>
         </w:rPr>
         <w:tab/>
+      </w:r>
+      <w:r>
+        <w:rPr>
+          <w:rFonts w:hint="default" w:ascii="Times New Roman" w:hAnsi="Times New Roman" w:cs="Times New Roman"/>
+          <w:sz w:val="24"/>
+          <w:szCs w:val="24"/>
+          <w:lang w:val="fr-FR"/>
+        </w:rPr>
         <w:t>Un framework est un ensemble d’outils et de composants logiciels organises conformement a un plan d’architecture et des patterns, l’ensemble formant ou promouvant un squelette de programme, un canevas. Il est souvent fourni sous la forme d’une bibliotheque logicielle et accompagne du plan de l’architecture cible du Framework. Les principaux avantages de ces framework sont la reutilisation de leur code, la standardisation du cycle de vie du logiciel (specification, developement, maintenance, evolution), ils permettent de formaliser une architecture adaptee au besoin de l’entreprise. Ils tirent parti de l’experience des developpement anterieurs.</w:t>
       </w:r>
     </w:p>
@@ -24533,7 +25236,7 @@
       <w:pPr>
         <w:numPr>
           <w:ilvl w:val="0"/>
-          <w:numId w:val="112"/>
+          <w:numId w:val="111"/>
         </w:numPr>
         <w:spacing w:line="360" w:lineRule="auto"/>
         <w:ind w:left="420" w:leftChars="0" w:hanging="420" w:firstLineChars="0"/>
@@ -24561,6 +25264,7 @@
     <w:p>
       <w:pPr>
         <w:numPr>
+          <w:ilvl w:val="0"/>
           <w:numId w:val="0"/>
         </w:numPr>
         <w:spacing w:line="360" w:lineRule="auto"/>
@@ -24593,7 +25297,7 @@
       <w:pPr>
         <w:numPr>
           <w:ilvl w:val="0"/>
-          <w:numId w:val="112"/>
+          <w:numId w:val="111"/>
         </w:numPr>
         <w:spacing w:line="360" w:lineRule="auto"/>
         <w:ind w:left="420" w:leftChars="0" w:hanging="420" w:firstLineChars="0"/>
@@ -24621,6 +25325,7 @@
     <w:p>
       <w:pPr>
         <w:numPr>
+          <w:ilvl w:val="0"/>
           <w:numId w:val="0"/>
         </w:numPr>
         <w:spacing w:line="360" w:lineRule="auto"/>
@@ -24655,7 +25360,7 @@
         <w:pStyle w:val="4"/>
         <w:numPr>
           <w:ilvl w:val="0"/>
-          <w:numId w:val="108"/>
+          <w:numId w:val="107"/>
         </w:numPr>
         <w:bidi w:val="0"/>
         <w:spacing w:line="360" w:lineRule="auto"/>
@@ -24685,7 +25390,7 @@
       <w:pPr>
         <w:numPr>
           <w:ilvl w:val="0"/>
-          <w:numId w:val="113"/>
+          <w:numId w:val="112"/>
         </w:numPr>
         <w:ind w:left="420" w:leftChars="0" w:hanging="420" w:firstLineChars="0"/>
         <w:rPr>
@@ -24712,6 +25417,7 @@
     <w:p>
       <w:pPr>
         <w:numPr>
+          <w:ilvl w:val="0"/>
           <w:numId w:val="0"/>
         </w:numPr>
         <w:spacing w:line="360" w:lineRule="auto"/>
@@ -24745,7 +25451,7 @@
       <w:pPr>
         <w:numPr>
           <w:ilvl w:val="0"/>
-          <w:numId w:val="113"/>
+          <w:numId w:val="112"/>
         </w:numPr>
         <w:ind w:left="420" w:leftChars="0" w:hanging="420" w:firstLineChars="0"/>
         <w:rPr>
@@ -24772,6 +25478,7 @@
     <w:p>
       <w:pPr>
         <w:numPr>
+          <w:ilvl w:val="0"/>
           <w:numId w:val="0"/>
         </w:numPr>
         <w:spacing w:line="360" w:lineRule="auto"/>
@@ -24813,7 +25520,7 @@
       <w:pPr>
         <w:numPr>
           <w:ilvl w:val="0"/>
-          <w:numId w:val="113"/>
+          <w:numId w:val="112"/>
         </w:numPr>
         <w:ind w:left="420" w:leftChars="0" w:hanging="420" w:firstLineChars="0"/>
         <w:rPr>
@@ -24840,6 +25547,7 @@
     <w:p>
       <w:pPr>
         <w:numPr>
+          <w:ilvl w:val="0"/>
           <w:numId w:val="0"/>
         </w:numPr>
         <w:spacing w:line="360" w:lineRule="auto"/>
@@ -24873,7 +25581,7 @@
       <w:pPr>
         <w:numPr>
           <w:ilvl w:val="0"/>
-          <w:numId w:val="113"/>
+          <w:numId w:val="112"/>
         </w:numPr>
         <w:ind w:left="420" w:leftChars="0" w:hanging="420" w:firstLineChars="0"/>
         <w:rPr>
@@ -24907,6 +25615,7 @@
     <w:p>
       <w:pPr>
         <w:numPr>
+          <w:ilvl w:val="0"/>
           <w:numId w:val="0"/>
         </w:numPr>
         <w:spacing w:line="360" w:lineRule="auto"/>
@@ -24936,8 +25645,6 @@
         </w:rPr>
         <w:t xml:space="preserve">Power AMC </w:t>
       </w:r>
-      <w:bookmarkStart w:id="0" w:name="_GoBack"/>
-      <w:bookmarkEnd w:id="0"/>
       <w:r>
         <w:rPr>
           <w:rFonts w:hint="default" w:ascii="Times New Roman" w:hAnsi="Times New Roman" w:eastAsia="SimSun" w:cs="Times New Roman"/>
@@ -25113,8 +25820,8 @@
                 <wp:positionV relativeFrom="paragraph">
                   <wp:posOffset>424815</wp:posOffset>
                 </wp:positionV>
-                <wp:extent cx="3962400" cy="1713865"/>
-                <wp:effectExtent l="6350" t="6350" r="8890" b="17145"/>
+                <wp:extent cx="4517390" cy="2294255"/>
+                <wp:effectExtent l="6350" t="6350" r="17780" b="15875"/>
                 <wp:wrapNone/>
                 <wp:docPr id="7" name="Parchemin vertical 7"/>
                 <wp:cNvGraphicFramePr/>
@@ -25125,7 +25832,7 @@
                       <wps:spPr>
                         <a:xfrm>
                           <a:off x="2070100" y="5636895"/>
-                          <a:ext cx="3962400" cy="1713865"/>
+                          <a:ext cx="4517390" cy="2294255"/>
                         </a:xfrm>
                         <a:prstGeom prst="verticalScroll">
                           <a:avLst/>
@@ -25153,7 +25860,7 @@
                             <w:pPr>
                               <w:numPr>
                                 <w:ilvl w:val="0"/>
-                                <w:numId w:val="114"/>
+                                <w:numId w:val="113"/>
                               </w:numPr>
                               <w:spacing w:line="360" w:lineRule="auto"/>
                               <w:jc w:val="center"/>
@@ -25175,14 +25882,43 @@
                                 <w:szCs w:val="28"/>
                                 <w:lang w:val="fr-FR"/>
                               </w:rPr>
-                              <w:t>RESULTATS DES RECHERCHES</w:t>
+                              <w:t>GUIDE D’INSTALLATION</w:t>
                             </w:r>
                           </w:p>
                           <w:p>
                             <w:pPr>
                               <w:numPr>
                                 <w:ilvl w:val="0"/>
-                                <w:numId w:val="114"/>
+                                <w:numId w:val="113"/>
+                              </w:numPr>
+                              <w:spacing w:line="360" w:lineRule="auto"/>
+                              <w:jc w:val="center"/>
+                              <w:rPr>
+                                <w:rFonts w:hint="default" w:ascii="Times New Roman" w:hAnsi="Times New Roman" w:cs="Times New Roman"/>
+                                <w:b/>
+                                <w:bCs/>
+                                <w:sz w:val="28"/>
+                                <w:szCs w:val="28"/>
+                                <w:lang w:val="fr-FR"/>
+                              </w:rPr>
+                            </w:pPr>
+                            <w:r>
+                              <w:rPr>
+                                <w:rFonts w:hint="default" w:ascii="Times New Roman" w:hAnsi="Times New Roman" w:cs="Times New Roman"/>
+                                <w:b/>
+                                <w:bCs/>
+                                <w:sz w:val="28"/>
+                                <w:szCs w:val="28"/>
+                                <w:lang w:val="fr-FR"/>
+                              </w:rPr>
+                              <w:t>MANUEL D’UTILISATION</w:t>
+                            </w:r>
+                          </w:p>
+                          <w:p>
+                            <w:pPr>
+                              <w:numPr>
+                                <w:ilvl w:val="0"/>
+                                <w:numId w:val="113"/>
                               </w:numPr>
                               <w:spacing w:line="360" w:lineRule="auto"/>
                               <w:jc w:val="center"/>
@@ -25220,7 +25956,7 @@
           </mc:Choice>
           <mc:Fallback>
             <w:pict>
-              <v:shape id="_x0000_s1026" o:spid="_x0000_s1026" o:spt="97" type="#_x0000_t97" style="position:absolute;left:0pt;margin-left:73.9pt;margin-top:33.45pt;height:134.95pt;width:312pt;z-index:251662336;v-text-anchor:middle;mso-width-relative:page;mso-height-relative:page;" fillcolor="#5B9BD5 [3204]" filled="t" stroked="t" coordsize="21600,21600" o:gfxdata="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" adj="2700">
+              <v:shape id="_x0000_s1026" o:spid="_x0000_s1026" o:spt="97" type="#_x0000_t97" style="position:absolute;left:0pt;margin-left:73.9pt;margin-top:33.45pt;height:180.65pt;width:355.7pt;z-index:251662336;v-text-anchor:middle;mso-width-relative:page;mso-height-relative:page;" fillcolor="#5B9BD5 [3204]" filled="t" stroked="t" coordsize="21600,21600" o:gfxdata="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" adj="2700">
                 <v:fill on="t" focussize="0,0"/>
                 <v:stroke weight="1pt" color="#2E75B6 [2404]" miterlimit="8" joinstyle="miter"/>
                 <v:imagedata o:title=""/>
@@ -25231,7 +25967,7 @@
                       <w:pPr>
                         <w:numPr>
                           <w:ilvl w:val="0"/>
-                          <w:numId w:val="114"/>
+                          <w:numId w:val="113"/>
                         </w:numPr>
                         <w:spacing w:line="360" w:lineRule="auto"/>
                         <w:jc w:val="center"/>
@@ -25253,14 +25989,43 @@
                           <w:szCs w:val="28"/>
                           <w:lang w:val="fr-FR"/>
                         </w:rPr>
-                        <w:t>RESULTATS DES RECHERCHES</w:t>
+                        <w:t>GUIDE D’INSTALLATION</w:t>
                       </w:r>
                     </w:p>
                     <w:p>
                       <w:pPr>
                         <w:numPr>
                           <w:ilvl w:val="0"/>
-                          <w:numId w:val="114"/>
+                          <w:numId w:val="113"/>
+                        </w:numPr>
+                        <w:spacing w:line="360" w:lineRule="auto"/>
+                        <w:jc w:val="center"/>
+                        <w:rPr>
+                          <w:rFonts w:hint="default" w:ascii="Times New Roman" w:hAnsi="Times New Roman" w:cs="Times New Roman"/>
+                          <w:b/>
+                          <w:bCs/>
+                          <w:sz w:val="28"/>
+                          <w:szCs w:val="28"/>
+                          <w:lang w:val="fr-FR"/>
+                        </w:rPr>
+                      </w:pPr>
+                      <w:r>
+                        <w:rPr>
+                          <w:rFonts w:hint="default" w:ascii="Times New Roman" w:hAnsi="Times New Roman" w:cs="Times New Roman"/>
+                          <w:b/>
+                          <w:bCs/>
+                          <w:sz w:val="28"/>
+                          <w:szCs w:val="28"/>
+                          <w:lang w:val="fr-FR"/>
+                        </w:rPr>
+                        <w:t>MANUEL D’UTILISATION</w:t>
+                      </w:r>
+                    </w:p>
+                    <w:p>
+                      <w:pPr>
+                        <w:numPr>
+                          <w:ilvl w:val="0"/>
+                          <w:numId w:val="113"/>
                         </w:numPr>
                         <w:spacing w:line="360" w:lineRule="auto"/>
                         <w:jc w:val="center"/>
@@ -25472,6 +26237,7 @@
     <w:p>
       <w:pPr>
         <w:numPr>
+          <w:ilvl w:val="0"/>
           <w:numId w:val="0"/>
         </w:numPr>
         <w:spacing w:line="360" w:lineRule="auto"/>
@@ -25492,7 +26258,7 @@
         <w:pStyle w:val="3"/>
         <w:numPr>
           <w:ilvl w:val="0"/>
-          <w:numId w:val="115"/>
+          <w:numId w:val="114"/>
         </w:numPr>
         <w:bidi w:val="0"/>
         <w:jc w:val="center"/>
@@ -25506,66 +26272,53 @@
           <w:rFonts w:hint="default" w:ascii="Times New Roman" w:hAnsi="Times New Roman" w:cs="Times New Roman"/>
           <w:lang w:val="fr-FR"/>
         </w:rPr>
-        <w:t>LES RESULTATS DE RECHERCHES</w:t>
-      </w:r>
-    </w:p>
-    <w:p>
-      <w:pPr>
-        <w:pStyle w:val="3"/>
+        <w:t>GUIDE D’INSTALLATION</w:t>
+      </w:r>
+    </w:p>
+    <w:p>
+      <w:pPr>
+        <w:pStyle w:val="4"/>
         <w:numPr>
           <w:ilvl w:val="0"/>
           <w:numId w:val="115"/>
         </w:numPr>
         <w:bidi w:val="0"/>
+        <w:spacing w:line="360" w:lineRule="auto"/>
         <w:jc w:val="center"/>
-        <w:rPr>
-          <w:rFonts w:hint="default" w:ascii="Times New Roman" w:hAnsi="Times New Roman" w:cs="Times New Roman"/>
-          <w:lang w:val="fr-FR"/>
-        </w:rPr>
-      </w:pPr>
-      <w:r>
-        <w:rPr>
-          <w:rFonts w:hint="default" w:ascii="Times New Roman" w:hAnsi="Times New Roman" w:cs="Times New Roman"/>
-          <w:lang w:val="fr-FR"/>
-        </w:rPr>
-        <w:t>ESTIMATION DES COUTS DU PROJET</w:t>
-      </w:r>
-    </w:p>
-    <w:p>
-      <w:pPr>
-        <w:numPr>
-          <w:ilvl w:val="0"/>
-          <w:numId w:val="0"/>
-        </w:numPr>
-        <w:ind w:leftChars="0"/>
+        <w:outlineLvl w:val="2"/>
         <w:rPr>
           <w:rFonts w:hint="default"/>
           <w:lang w:val="fr-FR"/>
         </w:rPr>
       </w:pPr>
-    </w:p>
-    <w:p>
-      <w:pPr>
-        <w:numPr>
-          <w:ilvl w:val="0"/>
-          <w:numId w:val="0"/>
-        </w:numPr>
-        <w:spacing w:line="360" w:lineRule="auto"/>
-        <w:rPr>
-          <w:rFonts w:hint="default" w:ascii="Times New Roman" w:hAnsi="Times New Roman" w:cs="Times New Roman"/>
-          <w:sz w:val="24"/>
-          <w:szCs w:val="24"/>
-          <w:lang w:val="fr-FR"/>
-        </w:rPr>
-      </w:pPr>
-    </w:p>
-    <w:p>
-      <w:pPr>
-        <w:rPr>
-          <w:rFonts w:hint="default"/>
-          <w:lang w:val="fr-FR"/>
-        </w:rPr>
-      </w:pPr>
+      <w:r>
+        <w:rPr>
+          <w:rFonts w:hint="default" w:ascii="Times New Roman" w:hAnsi="Times New Roman" w:cs="Times New Roman"/>
+          <w:lang w:val="fr-FR"/>
+        </w:rPr>
+        <w:t>Installation des outils</w:t>
+      </w:r>
+    </w:p>
+    <w:p>
+      <w:pPr>
+        <w:spacing w:line="360" w:lineRule="auto"/>
+        <w:ind w:firstLine="708" w:firstLineChars="0"/>
+        <w:rPr>
+          <w:rFonts w:hint="default" w:ascii="Times New Roman" w:hAnsi="Times New Roman" w:cs="Times New Roman"/>
+          <w:sz w:val="24"/>
+          <w:szCs w:val="24"/>
+          <w:lang w:val="fr-FR"/>
+        </w:rPr>
+      </w:pPr>
+      <w:r>
+        <w:rPr>
+          <w:rFonts w:hint="default" w:ascii="Times New Roman" w:hAnsi="Times New Roman" w:cs="Times New Roman"/>
+          <w:sz w:val="24"/>
+          <w:szCs w:val="24"/>
+          <w:lang w:val="fr-FR"/>
+        </w:rPr>
+        <w:t>Pour fonctionner, l’application web requiert les elements suivants:</w:t>
+      </w:r>
     </w:p>
     <w:p>
       <w:pPr>
@@ -25574,21 +26327,24 @@
         <w:widowControl/>
         <w:numPr>
           <w:ilvl w:val="0"/>
-          <w:numId w:val="0"/>
+          <w:numId w:val="116"/>
         </w:numPr>
         <w:suppressLineNumbers w:val="0"/>
         <w:spacing w:line="360" w:lineRule="auto"/>
-        <w:ind w:leftChars="0"/>
+        <w:ind w:left="420" w:leftChars="0" w:hanging="420" w:firstLineChars="0"/>
         <w:jc w:val="left"/>
-        <w:rPr>
-          <w:rFonts w:hint="default" w:ascii="Times New Roman" w:hAnsi="Times New Roman" w:eastAsia="Cambria" w:cs="Times New Roman"/>
+      </w:pPr>
+      <w:r>
+        <w:rPr>
+          <w:rFonts w:hint="default" w:ascii="Times New Roman" w:hAnsi="Times New Roman" w:eastAsia="SimSun" w:cs="Times New Roman"/>
           <w:color w:val="000000"/>
           <w:kern w:val="0"/>
           <w:sz w:val="24"/>
           <w:szCs w:val="24"/>
           <w:lang w:val="en-US" w:eastAsia="zh-CN" w:bidi="ar"/>
         </w:rPr>
-      </w:pPr>
+        <w:t>Un ordinateur ayant au moins 512Mo de RAM ;</w:t>
+      </w:r>
     </w:p>
     <w:p>
       <w:pPr>
@@ -25597,26 +26353,76 @@
         <w:widowControl/>
         <w:numPr>
           <w:ilvl w:val="0"/>
-          <w:numId w:val="0"/>
+          <w:numId w:val="116"/>
         </w:numPr>
         <w:suppressLineNumbers w:val="0"/>
         <w:spacing w:line="360" w:lineRule="auto"/>
-        <w:ind w:leftChars="0"/>
+        <w:ind w:left="420" w:leftChars="0" w:hanging="420" w:firstLineChars="0"/>
         <w:jc w:val="left"/>
-        <w:rPr>
-          <w:rFonts w:hint="default" w:ascii="Times New Roman" w:hAnsi="Times New Roman" w:cs="Times New Roman"/>
-          <w:sz w:val="24"/>
-          <w:szCs w:val="24"/>
-        </w:rPr>
-      </w:pPr>
-    </w:p>
-    <w:p>
-      <w:pPr>
-        <w:rPr>
-          <w:rFonts w:hint="default"/>
-          <w:lang w:val="fr-FR"/>
-        </w:rPr>
-      </w:pPr>
+      </w:pPr>
+      <w:r>
+        <w:rPr>
+          <w:rFonts w:hint="default" w:ascii="Times New Roman" w:hAnsi="Times New Roman" w:eastAsia="SimSun" w:cs="Times New Roman"/>
+          <w:color w:val="000000"/>
+          <w:kern w:val="0"/>
+          <w:sz w:val="24"/>
+          <w:szCs w:val="24"/>
+          <w:lang w:val="en-US" w:eastAsia="zh-CN" w:bidi="ar"/>
+        </w:rPr>
+        <w:t>Un serveur d’application (Apache) ;</w:t>
+      </w:r>
+    </w:p>
+    <w:p>
+      <w:pPr>
+        <w:keepNext w:val="0"/>
+        <w:keepLines w:val="0"/>
+        <w:widowControl/>
+        <w:numPr>
+          <w:ilvl w:val="0"/>
+          <w:numId w:val="116"/>
+        </w:numPr>
+        <w:suppressLineNumbers w:val="0"/>
+        <w:spacing w:line="360" w:lineRule="auto"/>
+        <w:ind w:left="420" w:leftChars="0" w:hanging="420" w:firstLineChars="0"/>
+        <w:jc w:val="left"/>
+      </w:pPr>
+      <w:r>
+        <w:rPr>
+          <w:rFonts w:hint="default" w:ascii="Times New Roman" w:hAnsi="Times New Roman" w:eastAsia="SimSun" w:cs="Times New Roman"/>
+          <w:color w:val="000000"/>
+          <w:kern w:val="0"/>
+          <w:sz w:val="24"/>
+          <w:szCs w:val="24"/>
+          <w:lang w:val="en-US" w:eastAsia="zh-CN" w:bidi="ar"/>
+        </w:rPr>
+        <w:t xml:space="preserve">Un serveur de base de données (MySQL) ; </w:t>
+      </w:r>
+    </w:p>
+    <w:p>
+      <w:pPr>
+        <w:keepNext w:val="0"/>
+        <w:keepLines w:val="0"/>
+        <w:widowControl/>
+        <w:numPr>
+          <w:ilvl w:val="0"/>
+          <w:numId w:val="116"/>
+        </w:numPr>
+        <w:suppressLineNumbers w:val="0"/>
+        <w:spacing w:line="360" w:lineRule="auto"/>
+        <w:ind w:left="420" w:leftChars="0" w:hanging="420" w:firstLineChars="0"/>
+        <w:jc w:val="left"/>
+      </w:pPr>
+      <w:r>
+        <w:rPr>
+          <w:rFonts w:hint="default" w:ascii="Times New Roman" w:hAnsi="Times New Roman" w:eastAsia="SimSun" w:cs="Times New Roman"/>
+          <w:color w:val="000000"/>
+          <w:kern w:val="0"/>
+          <w:sz w:val="24"/>
+          <w:szCs w:val="24"/>
+          <w:lang w:val="en-US" w:eastAsia="zh-CN" w:bidi="ar"/>
+        </w:rPr>
+        <w:t xml:space="preserve">Un navigateur Web récent (Firefox, chrome, Opéra, internet explorer…) </w:t>
+      </w:r>
     </w:p>
     <w:p>
       <w:pPr>
@@ -25627,15 +26433,70 @@
         <w:spacing w:line="360" w:lineRule="auto"/>
         <w:ind w:firstLine="708" w:firstLineChars="0"/>
         <w:jc w:val="left"/>
-        <w:rPr>
-          <w:rFonts w:hint="default" w:ascii="Times New Roman" w:hAnsi="Times New Roman" w:eastAsia="Cambria" w:cs="Times New Roman"/>
+      </w:pPr>
+      <w:r>
+        <w:rPr>
+          <w:rFonts w:hint="default" w:ascii="Times New Roman" w:hAnsi="Times New Roman" w:eastAsia="SimSun" w:cs="Times New Roman"/>
           <w:color w:val="000000"/>
           <w:kern w:val="0"/>
           <w:sz w:val="24"/>
           <w:szCs w:val="24"/>
           <w:lang w:val="en-US" w:eastAsia="zh-CN" w:bidi="ar"/>
         </w:rPr>
-      </w:pPr>
+        <w:t xml:space="preserve">Pour utiliser notre application, deux options se presentent à l’utilisateur : </w:t>
+      </w:r>
+    </w:p>
+    <w:p>
+      <w:pPr>
+        <w:keepNext w:val="0"/>
+        <w:keepLines w:val="0"/>
+        <w:widowControl/>
+        <w:numPr>
+          <w:ilvl w:val="0"/>
+          <w:numId w:val="117"/>
+        </w:numPr>
+        <w:suppressLineNumbers w:val="0"/>
+        <w:spacing w:line="360" w:lineRule="auto"/>
+        <w:ind w:left="420" w:leftChars="0" w:hanging="420" w:firstLineChars="0"/>
+        <w:jc w:val="left"/>
+      </w:pPr>
+      <w:r>
+        <w:rPr>
+          <w:rFonts w:hint="default" w:ascii="Times New Roman" w:hAnsi="Times New Roman" w:eastAsia="SimSun" w:cs="Times New Roman"/>
+          <w:color w:val="000000"/>
+          <w:kern w:val="0"/>
+          <w:sz w:val="24"/>
+          <w:szCs w:val="24"/>
+          <w:lang w:val="en-US" w:eastAsia="zh-CN" w:bidi="ar"/>
+        </w:rPr>
+        <w:t xml:space="preserve">Y acceder via l’adresse IP d’un serveur ou l’application est hebergée </w:t>
+      </w:r>
+    </w:p>
+    <w:p>
+      <w:pPr>
+        <w:keepNext w:val="0"/>
+        <w:keepLines w:val="0"/>
+        <w:widowControl/>
+        <w:numPr>
+          <w:ilvl w:val="0"/>
+          <w:numId w:val="118"/>
+        </w:numPr>
+        <w:suppressLineNumbers w:val="0"/>
+        <w:spacing w:line="360" w:lineRule="auto"/>
+        <w:ind w:left="420" w:leftChars="0" w:hanging="420" w:firstLineChars="0"/>
+        <w:jc w:val="left"/>
+      </w:pPr>
+      <w:r>
+        <w:rPr>
+          <w:rFonts w:hint="default" w:ascii="Times New Roman" w:hAnsi="Times New Roman" w:eastAsia="SimSun" w:cs="Times New Roman"/>
+          <w:color w:val="000000"/>
+          <w:kern w:val="0"/>
+          <w:sz w:val="24"/>
+          <w:szCs w:val="24"/>
+          <w:lang w:val="en-US" w:eastAsia="zh-CN" w:bidi="ar"/>
+        </w:rPr>
+        <w:t xml:space="preserve">Installer un utilitaire permettant d’utiliser son poste de travail comme machine </w:t>
+      </w:r>
     </w:p>
     <w:p>
       <w:pPr>
@@ -25644,6 +26505,4568 @@
         <w:widowControl/>
         <w:suppressLineNumbers w:val="0"/>
         <w:spacing w:line="360" w:lineRule="auto"/>
+        <w:jc w:val="left"/>
+        <w:rPr>
+          <w:rFonts w:hint="default" w:ascii="Times New Roman" w:hAnsi="Times New Roman" w:eastAsia="SimSun" w:cs="Times New Roman"/>
+          <w:color w:val="000000"/>
+          <w:kern w:val="0"/>
+          <w:sz w:val="24"/>
+          <w:szCs w:val="24"/>
+          <w:lang w:val="en-US" w:eastAsia="zh-CN" w:bidi="ar"/>
+        </w:rPr>
+      </w:pPr>
+      <w:r>
+        <w:rPr>
+          <w:rFonts w:hint="default" w:ascii="Times New Roman" w:hAnsi="Times New Roman" w:eastAsia="SimSun" w:cs="Times New Roman"/>
+          <w:color w:val="000000"/>
+          <w:kern w:val="0"/>
+          <w:sz w:val="24"/>
+          <w:szCs w:val="24"/>
+          <w:lang w:val="en-US" w:eastAsia="zh-CN" w:bidi="ar"/>
+        </w:rPr>
+        <w:t>Serveur</w:t>
+      </w:r>
+    </w:p>
+    <w:p>
+      <w:pPr>
+        <w:keepNext w:val="0"/>
+        <w:keepLines w:val="0"/>
+        <w:widowControl/>
+        <w:suppressLineNumbers w:val="0"/>
+        <w:spacing w:line="360" w:lineRule="auto"/>
+        <w:ind w:firstLine="708" w:firstLineChars="0"/>
+        <w:jc w:val="left"/>
+      </w:pPr>
+      <w:r>
+        <w:rPr>
+          <w:rFonts w:hint="default" w:ascii="Times New Roman" w:hAnsi="Times New Roman" w:eastAsia="SimSun" w:cs="Times New Roman"/>
+          <w:color w:val="000000"/>
+          <w:kern w:val="0"/>
+          <w:sz w:val="24"/>
+          <w:szCs w:val="24"/>
+          <w:lang w:val="en-US" w:eastAsia="zh-CN" w:bidi="ar"/>
+        </w:rPr>
+        <w:t xml:space="preserve">Dans ce deuxieme cas de figure nous recommandons l’installation de wamp server en respectant les etapes suivantes : </w:t>
+      </w:r>
+    </w:p>
+    <w:p>
+      <w:pPr>
+        <w:keepNext w:val="0"/>
+        <w:keepLines w:val="0"/>
+        <w:widowControl/>
+        <w:numPr>
+          <w:ilvl w:val="0"/>
+          <w:numId w:val="119"/>
+        </w:numPr>
+        <w:suppressLineNumbers w:val="0"/>
+        <w:spacing w:line="360" w:lineRule="auto"/>
+        <w:ind w:left="420" w:leftChars="0" w:hanging="420" w:firstLineChars="0"/>
+        <w:jc w:val="left"/>
+      </w:pPr>
+      <w:r>
+        <w:rPr>
+          <w:rFonts w:hint="default" w:ascii="Times New Roman" w:hAnsi="Times New Roman" w:eastAsia="SimSun" w:cs="Times New Roman"/>
+          <w:color w:val="000000"/>
+          <w:kern w:val="0"/>
+          <w:sz w:val="24"/>
+          <w:szCs w:val="24"/>
+          <w:lang w:val="en-US" w:eastAsia="zh-CN" w:bidi="ar"/>
+        </w:rPr>
+        <w:t xml:space="preserve">Etape 1 : télécharger le fichier exécutable wamp server </w:t>
+      </w:r>
+    </w:p>
+    <w:p>
+      <w:pPr>
+        <w:keepNext w:val="0"/>
+        <w:keepLines w:val="0"/>
+        <w:widowControl/>
+        <w:numPr>
+          <w:ilvl w:val="0"/>
+          <w:numId w:val="120"/>
+        </w:numPr>
+        <w:suppressLineNumbers w:val="0"/>
+        <w:spacing w:line="360" w:lineRule="auto"/>
+        <w:ind w:left="420" w:leftChars="0" w:hanging="420" w:firstLineChars="0"/>
+        <w:jc w:val="left"/>
+      </w:pPr>
+      <w:r>
+        <w:rPr>
+          <w:rFonts w:hint="default" w:ascii="Times New Roman" w:hAnsi="Times New Roman" w:eastAsia="SimSun" w:cs="Times New Roman"/>
+          <w:color w:val="000000"/>
+          <w:kern w:val="0"/>
+          <w:sz w:val="24"/>
+          <w:szCs w:val="24"/>
+          <w:lang w:val="en-US" w:eastAsia="zh-CN" w:bidi="ar"/>
+        </w:rPr>
+        <w:t xml:space="preserve">Etape 2 : lancez le fichier </w:t>
+      </w:r>
+    </w:p>
+    <w:p>
+      <w:pPr>
+        <w:keepNext w:val="0"/>
+        <w:keepLines w:val="0"/>
+        <w:widowControl/>
+        <w:numPr>
+          <w:ilvl w:val="0"/>
+          <w:numId w:val="121"/>
+        </w:numPr>
+        <w:suppressLineNumbers w:val="0"/>
+        <w:spacing w:line="360" w:lineRule="auto"/>
+        <w:ind w:left="420" w:leftChars="0" w:hanging="420" w:firstLineChars="0"/>
+        <w:jc w:val="left"/>
+        <w:rPr>
+          <w:rFonts w:hint="default" w:ascii="Times New Roman" w:hAnsi="Times New Roman" w:eastAsia="SimSun" w:cs="Times New Roman"/>
+          <w:color w:val="000000"/>
+          <w:kern w:val="0"/>
+          <w:sz w:val="24"/>
+          <w:szCs w:val="24"/>
+          <w:lang w:val="en-US" w:eastAsia="zh-CN" w:bidi="ar"/>
+        </w:rPr>
+      </w:pPr>
+      <w:r>
+        <w:rPr>
+          <w:rFonts w:hint="default" w:ascii="Times New Roman" w:hAnsi="Times New Roman" w:eastAsia="SimSun" w:cs="Times New Roman"/>
+          <w:color w:val="000000"/>
+          <w:kern w:val="0"/>
+          <w:sz w:val="24"/>
+          <w:szCs w:val="24"/>
+          <w:lang w:val="en-US" w:eastAsia="zh-CN" w:bidi="ar"/>
+        </w:rPr>
+        <w:t>Etape 3 : désactivez les antivirus et lancer setup-wamp</w:t>
+      </w:r>
+    </w:p>
+    <w:p>
+      <w:pPr>
+        <w:keepNext w:val="0"/>
+        <w:keepLines w:val="0"/>
+        <w:widowControl/>
+        <w:numPr>
+          <w:ilvl w:val="0"/>
+          <w:numId w:val="122"/>
+        </w:numPr>
+        <w:suppressLineNumbers w:val="0"/>
+        <w:spacing w:line="360" w:lineRule="auto"/>
+        <w:ind w:left="420" w:leftChars="0" w:hanging="420" w:firstLineChars="0"/>
+        <w:jc w:val="left"/>
+      </w:pPr>
+      <w:r>
+        <w:rPr>
+          <w:rFonts w:hint="default" w:ascii="Times New Roman" w:hAnsi="Times New Roman" w:eastAsia="SimSun" w:cs="Times New Roman"/>
+          <w:color w:val="000000"/>
+          <w:kern w:val="0"/>
+          <w:sz w:val="24"/>
+          <w:szCs w:val="24"/>
+          <w:lang w:val="en-US" w:eastAsia="zh-CN" w:bidi="ar"/>
+        </w:rPr>
+        <w:t>Etape 4 : choisir le dossier d’installation</w:t>
+      </w:r>
+    </w:p>
+    <w:p>
+      <w:pPr>
+        <w:keepNext w:val="0"/>
+        <w:keepLines w:val="0"/>
+        <w:widowControl/>
+        <w:numPr>
+          <w:ilvl w:val="0"/>
+          <w:numId w:val="122"/>
+        </w:numPr>
+        <w:suppressLineNumbers w:val="0"/>
+        <w:spacing w:line="360" w:lineRule="auto"/>
+        <w:ind w:left="420" w:leftChars="0" w:hanging="420" w:firstLineChars="0"/>
+        <w:jc w:val="left"/>
+      </w:pPr>
+      <w:r>
+        <w:rPr>
+          <w:rFonts w:hint="default" w:ascii="Times New Roman" w:hAnsi="Times New Roman" w:eastAsia="SimSun" w:cs="Times New Roman"/>
+          <w:color w:val="000000"/>
+          <w:kern w:val="0"/>
+          <w:sz w:val="24"/>
+          <w:szCs w:val="24"/>
+          <w:lang w:val="fr-FR" w:eastAsia="zh-CN" w:bidi="ar"/>
+        </w:rPr>
+        <w:t>Etape 5: demarrer le processus d’installation</w:t>
+      </w:r>
+    </w:p>
+    <w:p>
+      <w:pPr>
+        <w:keepNext w:val="0"/>
+        <w:keepLines w:val="0"/>
+        <w:widowControl/>
+        <w:numPr>
+          <w:ilvl w:val="0"/>
+          <w:numId w:val="122"/>
+        </w:numPr>
+        <w:suppressLineNumbers w:val="0"/>
+        <w:spacing w:line="360" w:lineRule="auto"/>
+        <w:ind w:left="420" w:leftChars="0" w:hanging="420" w:firstLineChars="0"/>
+        <w:jc w:val="left"/>
+      </w:pPr>
+      <w:r>
+        <w:rPr>
+          <w:rFonts w:hint="default" w:ascii="Times New Roman" w:hAnsi="Times New Roman" w:eastAsia="SimSun" w:cs="Times New Roman"/>
+          <w:color w:val="000000"/>
+          <w:kern w:val="0"/>
+          <w:sz w:val="24"/>
+          <w:szCs w:val="24"/>
+          <w:lang w:val="fr-FR" w:eastAsia="zh-CN" w:bidi="ar"/>
+        </w:rPr>
+        <w:t>Etape 6: terminer l’installation</w:t>
+      </w:r>
+    </w:p>
+    <w:p>
+      <w:pPr>
+        <w:pStyle w:val="4"/>
+        <w:numPr>
+          <w:ilvl w:val="0"/>
+          <w:numId w:val="115"/>
+        </w:numPr>
+        <w:bidi w:val="0"/>
+        <w:spacing w:line="360" w:lineRule="auto"/>
+        <w:jc w:val="center"/>
+        <w:outlineLvl w:val="2"/>
+        <w:rPr>
+          <w:rFonts w:hint="default" w:ascii="Times New Roman" w:hAnsi="Times New Roman" w:cs="Times New Roman"/>
+          <w:lang w:val="fr-FR"/>
+        </w:rPr>
+      </w:pPr>
+      <w:r>
+        <w:rPr>
+          <w:rFonts w:hint="default" w:ascii="Times New Roman" w:hAnsi="Times New Roman" w:cs="Times New Roman"/>
+          <w:lang w:val="fr-FR"/>
+        </w:rPr>
+        <w:t xml:space="preserve">Deploiement de l’application </w:t>
+      </w:r>
+    </w:p>
+    <w:p>
+      <w:pPr>
+        <w:keepNext w:val="0"/>
+        <w:keepLines w:val="0"/>
+        <w:widowControl/>
+        <w:suppressLineNumbers w:val="0"/>
+        <w:spacing w:line="360" w:lineRule="auto"/>
+        <w:ind w:firstLine="708" w:firstLineChars="0"/>
+        <w:jc w:val="left"/>
+        <w:rPr>
+          <w:rFonts w:hint="default" w:ascii="Times New Roman" w:hAnsi="Times New Roman" w:cs="Times New Roman"/>
+          <w:sz w:val="24"/>
+          <w:szCs w:val="24"/>
+        </w:rPr>
+      </w:pPr>
+      <w:r>
+        <w:rPr>
+          <w:rFonts w:hint="default" w:ascii="Times New Roman" w:hAnsi="Times New Roman" w:eastAsia="SimSun" w:cs="Times New Roman"/>
+          <w:color w:val="000000"/>
+          <w:kern w:val="0"/>
+          <w:sz w:val="24"/>
+          <w:szCs w:val="24"/>
+          <w:lang w:val="en-US" w:eastAsia="zh-CN" w:bidi="ar"/>
+        </w:rPr>
+        <w:t xml:space="preserve">Pour le déploiement de l’application, veuillez suivre les étapes suivantes: </w:t>
+      </w:r>
+    </w:p>
+    <w:p>
+      <w:pPr>
+        <w:keepNext w:val="0"/>
+        <w:keepLines w:val="0"/>
+        <w:widowControl/>
+        <w:numPr>
+          <w:ilvl w:val="0"/>
+          <w:numId w:val="123"/>
+        </w:numPr>
+        <w:suppressLineNumbers w:val="0"/>
+        <w:spacing w:line="360" w:lineRule="auto"/>
+        <w:ind w:left="420" w:leftChars="0" w:hanging="420" w:firstLineChars="0"/>
+        <w:jc w:val="left"/>
+        <w:rPr>
+          <w:rFonts w:hint="default" w:ascii="Times New Roman" w:hAnsi="Times New Roman" w:cs="Times New Roman"/>
+          <w:sz w:val="24"/>
+          <w:szCs w:val="24"/>
+        </w:rPr>
+      </w:pPr>
+      <w:r>
+        <w:rPr>
+          <w:rFonts w:hint="default" w:ascii="Times New Roman" w:hAnsi="Times New Roman" w:eastAsia="SimSun" w:cs="Times New Roman"/>
+          <w:color w:val="000000"/>
+          <w:kern w:val="0"/>
+          <w:sz w:val="24"/>
+          <w:szCs w:val="24"/>
+          <w:lang w:val="en-US" w:eastAsia="zh-CN" w:bidi="ar"/>
+        </w:rPr>
+        <w:t xml:space="preserve">Copiez le dossier et allez dans disque </w:t>
+      </w:r>
+      <w:r>
+        <w:rPr>
+          <w:rFonts w:hint="default" w:ascii="Times New Roman" w:hAnsi="Times New Roman" w:eastAsia="TimesNewRomanPS-BoldMT" w:cs="Times New Roman"/>
+          <w:b/>
+          <w:bCs/>
+          <w:color w:val="000000"/>
+          <w:kern w:val="0"/>
+          <w:sz w:val="24"/>
+          <w:szCs w:val="24"/>
+          <w:lang w:val="en-US" w:eastAsia="zh-CN" w:bidi="ar"/>
+        </w:rPr>
+        <w:t xml:space="preserve">C:/wamp/www </w:t>
+      </w:r>
+      <w:r>
+        <w:rPr>
+          <w:rFonts w:hint="default" w:ascii="Times New Roman" w:hAnsi="Times New Roman" w:eastAsia="SimSun" w:cs="Times New Roman"/>
+          <w:color w:val="000000"/>
+          <w:kern w:val="0"/>
+          <w:sz w:val="24"/>
+          <w:szCs w:val="24"/>
+          <w:lang w:val="en-US" w:eastAsia="zh-CN" w:bidi="ar"/>
+        </w:rPr>
+        <w:t xml:space="preserve">et vous collez le dossier </w:t>
+      </w:r>
+      <w:r>
+        <w:rPr>
+          <w:rFonts w:hint="default" w:ascii="Times New Roman" w:hAnsi="Times New Roman" w:eastAsia="SimSun" w:cs="Times New Roman"/>
+          <w:color w:val="000000"/>
+          <w:kern w:val="0"/>
+          <w:sz w:val="24"/>
+          <w:szCs w:val="24"/>
+          <w:lang w:val="fr-FR" w:eastAsia="zh-CN" w:bidi="ar"/>
+        </w:rPr>
+        <w:t xml:space="preserve">evisa-cameroun </w:t>
+      </w:r>
+      <w:r>
+        <w:rPr>
+          <w:rFonts w:hint="default" w:ascii="Times New Roman" w:hAnsi="Times New Roman" w:eastAsia="SimSun" w:cs="Times New Roman"/>
+          <w:color w:val="000000"/>
+          <w:kern w:val="0"/>
+          <w:sz w:val="24"/>
+          <w:szCs w:val="24"/>
+          <w:lang w:val="en-US" w:eastAsia="zh-CN" w:bidi="ar"/>
+        </w:rPr>
+        <w:t>à l’interieur</w:t>
+      </w:r>
+      <w:r>
+        <w:rPr>
+          <w:rFonts w:hint="default" w:ascii="Times New Roman" w:hAnsi="Times New Roman" w:eastAsia="SimSun" w:cs="Times New Roman"/>
+          <w:color w:val="000000"/>
+          <w:kern w:val="0"/>
+          <w:sz w:val="24"/>
+          <w:szCs w:val="24"/>
+          <w:lang w:val="fr-FR" w:eastAsia="zh-CN" w:bidi="ar"/>
+        </w:rPr>
+        <w:t>;</w:t>
+      </w:r>
+    </w:p>
+    <w:p>
+      <w:pPr>
+        <w:keepNext w:val="0"/>
+        <w:keepLines w:val="0"/>
+        <w:widowControl/>
+        <w:numPr>
+          <w:ilvl w:val="0"/>
+          <w:numId w:val="123"/>
+        </w:numPr>
+        <w:suppressLineNumbers w:val="0"/>
+        <w:spacing w:line="360" w:lineRule="auto"/>
+        <w:ind w:left="420" w:leftChars="0" w:hanging="420" w:firstLineChars="0"/>
+        <w:jc w:val="left"/>
+        <w:rPr>
+          <w:rFonts w:hint="default" w:ascii="Times New Roman" w:hAnsi="Times New Roman" w:cs="Times New Roman"/>
+          <w:sz w:val="24"/>
+          <w:szCs w:val="24"/>
+        </w:rPr>
+      </w:pPr>
+      <w:r>
+        <w:rPr>
+          <w:rFonts w:hint="default" w:ascii="Times New Roman" w:hAnsi="Times New Roman" w:eastAsia="SimSun" w:cs="Times New Roman"/>
+          <w:color w:val="000000"/>
+          <w:kern w:val="0"/>
+          <w:sz w:val="24"/>
+          <w:szCs w:val="24"/>
+          <w:lang w:val="en-US" w:eastAsia="zh-CN" w:bidi="ar"/>
+        </w:rPr>
+        <w:t xml:space="preserve">Vous executez wamp </w:t>
+      </w:r>
+    </w:p>
+    <w:p>
+      <w:pPr>
+        <w:keepNext w:val="0"/>
+        <w:keepLines w:val="0"/>
+        <w:widowControl/>
+        <w:numPr>
+          <w:ilvl w:val="0"/>
+          <w:numId w:val="123"/>
+        </w:numPr>
+        <w:suppressLineNumbers w:val="0"/>
+        <w:spacing w:line="360" w:lineRule="auto"/>
+        <w:ind w:left="420" w:leftChars="0" w:hanging="420" w:firstLineChars="0"/>
+        <w:jc w:val="left"/>
+        <w:rPr>
+          <w:rFonts w:hint="default" w:ascii="Times New Roman" w:hAnsi="Times New Roman" w:cs="Times New Roman"/>
+          <w:sz w:val="24"/>
+          <w:szCs w:val="24"/>
+        </w:rPr>
+      </w:pPr>
+      <w:r>
+        <w:rPr>
+          <w:rFonts w:hint="default" w:ascii="Times New Roman" w:hAnsi="Times New Roman" w:eastAsia="SimSun" w:cs="Times New Roman"/>
+          <w:color w:val="000000"/>
+          <w:kern w:val="0"/>
+          <w:sz w:val="24"/>
+          <w:szCs w:val="24"/>
+          <w:lang w:val="en-US" w:eastAsia="zh-CN" w:bidi="ar"/>
+        </w:rPr>
+        <w:t xml:space="preserve">Vous lancez sur votre navigateur l’adresse </w:t>
+      </w:r>
+      <w:r>
+        <w:rPr>
+          <w:rFonts w:hint="default" w:ascii="Times New Roman" w:hAnsi="Times New Roman" w:eastAsia="TimesNewRomanPS-BoldMT" w:cs="Times New Roman"/>
+          <w:b/>
+          <w:bCs/>
+          <w:color w:val="000000"/>
+          <w:kern w:val="0"/>
+          <w:sz w:val="24"/>
+          <w:szCs w:val="24"/>
+          <w:lang w:val="en-US" w:eastAsia="zh-CN" w:bidi="ar"/>
+        </w:rPr>
+        <w:t xml:space="preserve">localhost/phpMyAdmin/ </w:t>
+      </w:r>
+    </w:p>
+    <w:p>
+      <w:pPr>
+        <w:keepNext w:val="0"/>
+        <w:keepLines w:val="0"/>
+        <w:widowControl/>
+        <w:numPr>
+          <w:ilvl w:val="0"/>
+          <w:numId w:val="123"/>
+        </w:numPr>
+        <w:suppressLineNumbers w:val="0"/>
+        <w:spacing w:line="360" w:lineRule="auto"/>
+        <w:ind w:left="420" w:leftChars="0" w:hanging="420" w:firstLineChars="0"/>
+        <w:jc w:val="left"/>
+        <w:rPr>
+          <w:rFonts w:hint="default" w:ascii="Times New Roman" w:hAnsi="Times New Roman" w:cs="Times New Roman"/>
+          <w:sz w:val="24"/>
+          <w:szCs w:val="24"/>
+        </w:rPr>
+      </w:pPr>
+      <w:r>
+        <w:rPr>
+          <w:rFonts w:hint="default" w:ascii="Times New Roman" w:hAnsi="Times New Roman" w:eastAsia="SimSun" w:cs="Times New Roman"/>
+          <w:color w:val="000000"/>
+          <w:kern w:val="0"/>
+          <w:sz w:val="24"/>
+          <w:szCs w:val="24"/>
+          <w:lang w:val="en-US" w:eastAsia="zh-CN" w:bidi="ar"/>
+        </w:rPr>
+        <w:t xml:space="preserve">Vous vous connectez en mettant pour login </w:t>
+      </w:r>
+      <w:r>
+        <w:rPr>
+          <w:rFonts w:hint="default" w:ascii="Times New Roman" w:hAnsi="Times New Roman" w:eastAsia="TimesNewRomanPS-BoldMT" w:cs="Times New Roman"/>
+          <w:b/>
+          <w:bCs/>
+          <w:color w:val="000000"/>
+          <w:kern w:val="0"/>
+          <w:sz w:val="24"/>
+          <w:szCs w:val="24"/>
+          <w:lang w:val="en-US" w:eastAsia="zh-CN" w:bidi="ar"/>
+        </w:rPr>
+        <w:t xml:space="preserve">root, </w:t>
+      </w:r>
+      <w:r>
+        <w:rPr>
+          <w:rFonts w:hint="default" w:ascii="Times New Roman" w:hAnsi="Times New Roman" w:eastAsia="SimSun" w:cs="Times New Roman"/>
+          <w:color w:val="000000"/>
+          <w:kern w:val="0"/>
+          <w:sz w:val="24"/>
+          <w:szCs w:val="24"/>
+          <w:lang w:val="en-US" w:eastAsia="zh-CN" w:bidi="ar"/>
+        </w:rPr>
+        <w:t xml:space="preserve">vous ne mettez rien au niveau du mot de passe </w:t>
+      </w:r>
+    </w:p>
+    <w:p>
+      <w:pPr>
+        <w:keepNext w:val="0"/>
+        <w:keepLines w:val="0"/>
+        <w:widowControl/>
+        <w:numPr>
+          <w:ilvl w:val="0"/>
+          <w:numId w:val="123"/>
+        </w:numPr>
+        <w:suppressLineNumbers w:val="0"/>
+        <w:spacing w:line="360" w:lineRule="auto"/>
+        <w:ind w:left="420" w:leftChars="0" w:hanging="420" w:firstLineChars="0"/>
+        <w:jc w:val="left"/>
+        <w:rPr>
+          <w:rFonts w:hint="default" w:ascii="Times New Roman" w:hAnsi="Times New Roman" w:cs="Times New Roman"/>
+          <w:sz w:val="24"/>
+          <w:szCs w:val="24"/>
+        </w:rPr>
+      </w:pPr>
+      <w:r>
+        <w:rPr>
+          <w:rFonts w:hint="default" w:ascii="Times New Roman" w:hAnsi="Times New Roman" w:eastAsia="SimSun" w:cs="Times New Roman"/>
+          <w:color w:val="000000"/>
+          <w:kern w:val="0"/>
+          <w:sz w:val="24"/>
+          <w:szCs w:val="24"/>
+          <w:lang w:val="en-US" w:eastAsia="zh-CN" w:bidi="ar"/>
+        </w:rPr>
+        <w:t xml:space="preserve">Après etre connecté vous créez une base de données au nom de </w:t>
+      </w:r>
+      <w:r>
+        <w:rPr>
+          <w:rFonts w:hint="default" w:ascii="Times New Roman" w:hAnsi="Times New Roman" w:eastAsia="SimSun" w:cs="Times New Roman"/>
+          <w:b/>
+          <w:bCs/>
+          <w:color w:val="000000"/>
+          <w:kern w:val="0"/>
+          <w:sz w:val="24"/>
+          <w:szCs w:val="24"/>
+          <w:lang w:val="fr-FR" w:eastAsia="zh-CN" w:bidi="ar"/>
+        </w:rPr>
+        <w:t>evisa_db</w:t>
+      </w:r>
+      <w:r>
+        <w:rPr>
+          <w:rFonts w:hint="default" w:ascii="Times New Roman" w:hAnsi="Times New Roman" w:eastAsia="TimesNewRomanPS-BoldMT" w:cs="Times New Roman"/>
+          <w:b/>
+          <w:bCs/>
+          <w:color w:val="000000"/>
+          <w:kern w:val="0"/>
+          <w:sz w:val="24"/>
+          <w:szCs w:val="24"/>
+          <w:lang w:val="en-US" w:eastAsia="zh-CN" w:bidi="ar"/>
+        </w:rPr>
+        <w:t xml:space="preserve"> </w:t>
+      </w:r>
+      <w:r>
+        <w:rPr>
+          <w:rFonts w:hint="default" w:ascii="Times New Roman" w:hAnsi="Times New Roman" w:eastAsia="SimSun" w:cs="Times New Roman"/>
+          <w:color w:val="000000"/>
+          <w:kern w:val="0"/>
+          <w:sz w:val="24"/>
+          <w:szCs w:val="24"/>
+          <w:lang w:val="en-US" w:eastAsia="zh-CN" w:bidi="ar"/>
+        </w:rPr>
+        <w:t xml:space="preserve">et vous ne changez rien au niveau de l’interclassement (ca sera par defaut </w:t>
+      </w:r>
+      <w:r>
+        <w:rPr>
+          <w:rFonts w:hint="default" w:ascii="Times New Roman" w:hAnsi="Times New Roman" w:eastAsia="TimesNewRomanPS-BoldMT" w:cs="Times New Roman"/>
+          <w:b/>
+          <w:bCs/>
+          <w:color w:val="000000"/>
+          <w:kern w:val="0"/>
+          <w:sz w:val="24"/>
+          <w:szCs w:val="24"/>
+          <w:lang w:val="en-US" w:eastAsia="zh-CN" w:bidi="ar"/>
+        </w:rPr>
+        <w:t>latin_swedish_ci</w:t>
+      </w:r>
+      <w:r>
+        <w:rPr>
+          <w:rFonts w:hint="default" w:ascii="Times New Roman" w:hAnsi="Times New Roman" w:eastAsia="SimSun" w:cs="Times New Roman"/>
+          <w:color w:val="000000"/>
+          <w:kern w:val="0"/>
+          <w:sz w:val="24"/>
+          <w:szCs w:val="24"/>
+          <w:lang w:val="en-US" w:eastAsia="zh-CN" w:bidi="ar"/>
+        </w:rPr>
+        <w:t xml:space="preserve">) </w:t>
+      </w:r>
+    </w:p>
+    <w:p>
+      <w:pPr>
+        <w:keepNext w:val="0"/>
+        <w:keepLines w:val="0"/>
+        <w:widowControl/>
+        <w:numPr>
+          <w:ilvl w:val="0"/>
+          <w:numId w:val="123"/>
+        </w:numPr>
+        <w:suppressLineNumbers w:val="0"/>
+        <w:spacing w:line="360" w:lineRule="auto"/>
+        <w:ind w:left="420" w:leftChars="0" w:hanging="420" w:firstLineChars="0"/>
+        <w:jc w:val="left"/>
+        <w:rPr>
+          <w:rFonts w:hint="default" w:ascii="Times New Roman" w:hAnsi="Times New Roman" w:cs="Times New Roman"/>
+          <w:sz w:val="24"/>
+          <w:szCs w:val="24"/>
+        </w:rPr>
+      </w:pPr>
+      <w:r>
+        <w:rPr>
+          <w:rFonts w:hint="default" w:ascii="Times New Roman" w:hAnsi="Times New Roman" w:eastAsia="SimSun" w:cs="Times New Roman"/>
+          <w:color w:val="000000"/>
+          <w:kern w:val="0"/>
+          <w:sz w:val="24"/>
+          <w:szCs w:val="24"/>
+          <w:lang w:val="en-US" w:eastAsia="zh-CN" w:bidi="ar"/>
+        </w:rPr>
+        <w:t xml:space="preserve">Ta base de données étant déja créée, vous ouvrez votre fichier </w:t>
+      </w:r>
+      <w:r>
+        <w:rPr>
+          <w:rFonts w:hint="default" w:ascii="Times New Roman" w:hAnsi="Times New Roman" w:eastAsia="SimSun" w:cs="Times New Roman"/>
+          <w:b/>
+          <w:bCs/>
+          <w:color w:val="000000"/>
+          <w:kern w:val="0"/>
+          <w:sz w:val="24"/>
+          <w:szCs w:val="24"/>
+          <w:lang w:val="fr-FR" w:eastAsia="zh-CN" w:bidi="ar"/>
+        </w:rPr>
+        <w:t>evisa</w:t>
+      </w:r>
+      <w:r>
+        <w:rPr>
+          <w:rFonts w:hint="default" w:ascii="Times New Roman" w:hAnsi="Times New Roman" w:eastAsia="TimesNewRomanPS-BoldMT" w:cs="Times New Roman"/>
+          <w:b/>
+          <w:bCs/>
+          <w:color w:val="000000"/>
+          <w:kern w:val="0"/>
+          <w:sz w:val="24"/>
+          <w:szCs w:val="24"/>
+          <w:lang w:val="en-US" w:eastAsia="zh-CN" w:bidi="ar"/>
+        </w:rPr>
+        <w:t>.</w:t>
+      </w:r>
+      <w:r>
+        <w:rPr>
+          <w:rFonts w:hint="default" w:ascii="Times New Roman" w:hAnsi="Times New Roman" w:eastAsia="TimesNewRomanPS-BoldMT" w:cs="Times New Roman"/>
+          <w:b/>
+          <w:bCs/>
+          <w:color w:val="000000"/>
+          <w:kern w:val="0"/>
+          <w:sz w:val="24"/>
+          <w:szCs w:val="24"/>
+          <w:lang w:val="en-US" w:eastAsia="zh-CN" w:bidi="ar"/>
+        </w:rPr>
+        <w:t xml:space="preserve">sql </w:t>
+      </w:r>
+      <w:r>
+        <w:rPr>
+          <w:rFonts w:hint="default" w:ascii="Times New Roman" w:hAnsi="Times New Roman" w:eastAsia="SimSun" w:cs="Times New Roman"/>
+          <w:color w:val="000000"/>
+          <w:kern w:val="0"/>
+          <w:sz w:val="24"/>
+          <w:szCs w:val="24"/>
+          <w:lang w:val="en-US" w:eastAsia="zh-CN" w:bidi="ar"/>
+        </w:rPr>
+        <w:t xml:space="preserve">(dans le </w:t>
+      </w:r>
+    </w:p>
+    <w:p>
+      <w:pPr>
+        <w:keepNext w:val="0"/>
+        <w:keepLines w:val="0"/>
+        <w:widowControl/>
+        <w:numPr>
+          <w:ilvl w:val="0"/>
+          <w:numId w:val="123"/>
+        </w:numPr>
+        <w:suppressLineNumbers w:val="0"/>
+        <w:spacing w:line="360" w:lineRule="auto"/>
+        <w:ind w:left="420" w:leftChars="0" w:hanging="420" w:firstLineChars="0"/>
+        <w:jc w:val="left"/>
+        <w:rPr>
+          <w:rFonts w:hint="default"/>
+          <w:lang w:val="fr-FR"/>
+        </w:rPr>
+      </w:pPr>
+      <w:r>
+        <w:rPr>
+          <w:rFonts w:hint="default" w:ascii="Times New Roman" w:hAnsi="Times New Roman" w:eastAsia="SimSun" w:cs="Times New Roman"/>
+          <w:color w:val="000000"/>
+          <w:kern w:val="0"/>
+          <w:sz w:val="24"/>
+          <w:szCs w:val="24"/>
+          <w:lang w:val="en-US" w:eastAsia="zh-CN" w:bidi="ar"/>
+        </w:rPr>
+        <w:t xml:space="preserve">dossier </w:t>
+      </w:r>
+      <w:r>
+        <w:rPr>
+          <w:rFonts w:hint="default" w:ascii="Times New Roman" w:hAnsi="Times New Roman" w:eastAsia="SimSun" w:cs="Times New Roman"/>
+          <w:color w:val="000000"/>
+          <w:kern w:val="0"/>
+          <w:sz w:val="24"/>
+          <w:szCs w:val="24"/>
+          <w:lang w:val="fr-FR" w:eastAsia="zh-CN" w:bidi="ar"/>
+        </w:rPr>
+        <w:t>evisa_cameroun</w:t>
+      </w:r>
+      <w:r>
+        <w:rPr>
+          <w:rFonts w:hint="default" w:ascii="Times New Roman" w:hAnsi="Times New Roman" w:eastAsia="SimSun" w:cs="Times New Roman"/>
+          <w:color w:val="000000"/>
+          <w:kern w:val="0"/>
+          <w:sz w:val="24"/>
+          <w:szCs w:val="24"/>
+          <w:lang w:val="en-US" w:eastAsia="zh-CN" w:bidi="ar"/>
+        </w:rPr>
+        <w:t>), vous copie</w:t>
+      </w:r>
+      <w:r>
+        <w:rPr>
+          <w:rFonts w:hint="default" w:ascii="Times New Roman" w:hAnsi="Times New Roman" w:eastAsia="SimSun" w:cs="Times New Roman"/>
+          <w:color w:val="000000"/>
+          <w:kern w:val="0"/>
+          <w:sz w:val="24"/>
+          <w:szCs w:val="24"/>
+          <w:lang w:val="fr-FR" w:eastAsia="zh-CN" w:bidi="ar"/>
+        </w:rPr>
+        <w:t>z</w:t>
+      </w:r>
+      <w:r>
+        <w:rPr>
+          <w:rFonts w:hint="default" w:ascii="Times New Roman" w:hAnsi="Times New Roman" w:eastAsia="SimSun" w:cs="Times New Roman"/>
+          <w:color w:val="000000"/>
+          <w:kern w:val="0"/>
+          <w:sz w:val="24"/>
+          <w:szCs w:val="24"/>
+          <w:lang w:val="en-US" w:eastAsia="zh-CN" w:bidi="ar"/>
+        </w:rPr>
+        <w:t xml:space="preserve"> tout le contenu, puis vous allez le coller dans l’onglet </w:t>
+      </w:r>
+      <w:r>
+        <w:rPr>
+          <w:rFonts w:hint="default" w:ascii="Times New Roman" w:hAnsi="Times New Roman" w:eastAsia="TimesNewRomanPS-BoldMT" w:cs="Times New Roman"/>
+          <w:b/>
+          <w:bCs/>
+          <w:color w:val="000000"/>
+          <w:kern w:val="0"/>
+          <w:sz w:val="24"/>
+          <w:szCs w:val="24"/>
+          <w:lang w:val="en-US" w:eastAsia="zh-CN" w:bidi="ar"/>
+        </w:rPr>
+        <w:t xml:space="preserve">SQL </w:t>
+      </w:r>
+      <w:r>
+        <w:rPr>
+          <w:rFonts w:hint="default" w:ascii="Times New Roman" w:hAnsi="Times New Roman" w:eastAsia="SimSun" w:cs="Times New Roman"/>
+          <w:color w:val="000000"/>
+          <w:kern w:val="0"/>
+          <w:sz w:val="24"/>
+          <w:szCs w:val="24"/>
+          <w:lang w:val="en-US" w:eastAsia="zh-CN" w:bidi="ar"/>
+        </w:rPr>
+        <w:t xml:space="preserve">de </w:t>
+      </w:r>
+      <w:r>
+        <w:rPr>
+          <w:rFonts w:hint="default" w:ascii="Times New Roman" w:hAnsi="Times New Roman" w:eastAsia="TimesNewRomanPS-BoldMT" w:cs="Times New Roman"/>
+          <w:b/>
+          <w:bCs/>
+          <w:color w:val="000000"/>
+          <w:kern w:val="0"/>
+          <w:sz w:val="24"/>
+          <w:szCs w:val="24"/>
+          <w:lang w:val="en-US" w:eastAsia="zh-CN" w:bidi="ar"/>
+        </w:rPr>
+        <w:t xml:space="preserve">phpMyAdmin </w:t>
+      </w:r>
+      <w:r>
+        <w:rPr>
+          <w:rFonts w:hint="default" w:ascii="Times New Roman" w:hAnsi="Times New Roman" w:eastAsia="SimSun" w:cs="Times New Roman"/>
+          <w:color w:val="000000"/>
+          <w:kern w:val="0"/>
+          <w:sz w:val="24"/>
+          <w:szCs w:val="24"/>
+          <w:lang w:val="en-US" w:eastAsia="zh-CN" w:bidi="ar"/>
+        </w:rPr>
+        <w:t>puis vous exécutez la requete afin que votre base de données se remplissent automatiquement.</w:t>
+      </w:r>
+    </w:p>
+    <w:p>
+      <w:pPr>
+        <w:keepNext w:val="0"/>
+        <w:keepLines w:val="0"/>
+        <w:widowControl/>
+        <w:numPr>
+          <w:ilvl w:val="0"/>
+          <w:numId w:val="124"/>
+        </w:numPr>
+        <w:suppressLineNumbers w:val="0"/>
+        <w:spacing w:line="360" w:lineRule="auto"/>
+        <w:ind w:left="420" w:leftChars="0" w:hanging="420" w:firstLineChars="0"/>
+        <w:jc w:val="left"/>
+      </w:pPr>
+      <w:r>
+        <w:rPr>
+          <w:rFonts w:hint="default" w:ascii="Times New Roman" w:hAnsi="Times New Roman" w:eastAsia="SimSun" w:cs="Times New Roman"/>
+          <w:color w:val="000000"/>
+          <w:kern w:val="0"/>
+          <w:sz w:val="24"/>
+          <w:szCs w:val="24"/>
+          <w:lang w:val="en-US" w:eastAsia="zh-CN" w:bidi="ar"/>
+        </w:rPr>
+        <w:t xml:space="preserve">La base de données etant deja remplie, vous ouvrez un onglet sur votre navigateur et vous lancez l’adresse </w:t>
+      </w:r>
+      <w:r>
+        <w:rPr>
+          <w:rFonts w:hint="default" w:ascii="Times New Roman" w:hAnsi="Times New Roman" w:eastAsia="TimesNewRomanPS-BoldMT" w:cs="Times New Roman"/>
+          <w:b/>
+          <w:bCs/>
+          <w:color w:val="000000"/>
+          <w:kern w:val="0"/>
+          <w:sz w:val="24"/>
+          <w:szCs w:val="24"/>
+          <w:lang w:val="en-US" w:eastAsia="zh-CN" w:bidi="ar"/>
+        </w:rPr>
+        <w:t>127.0.0.1/</w:t>
+      </w:r>
+      <w:r>
+        <w:rPr>
+          <w:rFonts w:hint="default" w:ascii="Times New Roman" w:hAnsi="Times New Roman" w:eastAsia="TimesNewRomanPS-BoldMT" w:cs="Times New Roman"/>
+          <w:b/>
+          <w:bCs/>
+          <w:color w:val="000000"/>
+          <w:kern w:val="0"/>
+          <w:sz w:val="24"/>
+          <w:szCs w:val="24"/>
+          <w:lang w:val="fr-FR" w:eastAsia="zh-CN" w:bidi="ar"/>
+        </w:rPr>
+        <w:t>3000</w:t>
+      </w:r>
+      <w:r>
+        <w:rPr>
+          <w:rFonts w:ascii="TimesNewRomanPS-BoldMT" w:hAnsi="TimesNewRomanPS-BoldMT" w:eastAsia="TimesNewRomanPS-BoldMT" w:cs="TimesNewRomanPS-BoldMT"/>
+          <w:b/>
+          <w:bCs/>
+          <w:color w:val="000000"/>
+          <w:kern w:val="0"/>
+          <w:sz w:val="24"/>
+          <w:szCs w:val="24"/>
+          <w:lang w:val="en-US" w:eastAsia="zh-CN" w:bidi="ar"/>
+        </w:rPr>
+        <w:t xml:space="preserve"> </w:t>
+      </w:r>
+      <w:r>
+        <w:rPr>
+          <w:rFonts w:hint="default" w:ascii="Times New Roman" w:hAnsi="Times New Roman" w:eastAsia="SimSun" w:cs="Times New Roman"/>
+          <w:color w:val="000000"/>
+          <w:kern w:val="0"/>
+          <w:sz w:val="24"/>
+          <w:szCs w:val="24"/>
+          <w:lang w:val="en-US" w:eastAsia="zh-CN" w:bidi="ar"/>
+        </w:rPr>
+        <w:t xml:space="preserve">soit tout simplement </w:t>
+      </w:r>
+      <w:r>
+        <w:rPr>
+          <w:rFonts w:hint="default" w:ascii="Times New Roman" w:hAnsi="Times New Roman" w:eastAsia="TimesNewRomanPS-BoldMT" w:cs="Times New Roman"/>
+          <w:b/>
+          <w:bCs/>
+          <w:color w:val="000000"/>
+          <w:kern w:val="0"/>
+          <w:sz w:val="24"/>
+          <w:szCs w:val="24"/>
+          <w:lang w:val="en-US" w:eastAsia="zh-CN" w:bidi="ar"/>
+        </w:rPr>
+        <w:t>localhost/</w:t>
+      </w:r>
+      <w:r>
+        <w:rPr>
+          <w:rFonts w:hint="default" w:ascii="Times New Roman" w:hAnsi="Times New Roman" w:eastAsia="TimesNewRomanPS-BoldMT" w:cs="Times New Roman"/>
+          <w:b/>
+          <w:bCs/>
+          <w:color w:val="000000"/>
+          <w:kern w:val="0"/>
+          <w:sz w:val="24"/>
+          <w:szCs w:val="24"/>
+          <w:lang w:val="fr-FR" w:eastAsia="zh-CN" w:bidi="ar"/>
+        </w:rPr>
+        <w:t>3000</w:t>
+      </w:r>
+      <w:r>
+        <w:rPr>
+          <w:rFonts w:hint="default" w:ascii="TimesNewRomanPS-BoldMT" w:hAnsi="TimesNewRomanPS-BoldMT" w:eastAsia="TimesNewRomanPS-BoldMT" w:cs="TimesNewRomanPS-BoldMT"/>
+          <w:b/>
+          <w:bCs/>
+          <w:color w:val="000000"/>
+          <w:kern w:val="0"/>
+          <w:sz w:val="24"/>
+          <w:szCs w:val="24"/>
+          <w:lang w:val="en-US" w:eastAsia="zh-CN" w:bidi="ar"/>
+        </w:rPr>
+        <w:t xml:space="preserve"> </w:t>
+      </w:r>
+      <w:r>
+        <w:rPr>
+          <w:rFonts w:hint="default" w:ascii="Times New Roman" w:hAnsi="Times New Roman" w:eastAsia="SimSun" w:cs="Times New Roman"/>
+          <w:color w:val="000000"/>
+          <w:kern w:val="0"/>
+          <w:sz w:val="24"/>
+          <w:szCs w:val="24"/>
+          <w:lang w:val="en-US" w:eastAsia="zh-CN" w:bidi="ar"/>
+        </w:rPr>
+        <w:t>ceci pour avoir accès à la page d’accueil de l’application</w:t>
+      </w:r>
+      <w:r>
+        <w:rPr>
+          <w:rFonts w:hint="default" w:ascii="Times New Roman" w:hAnsi="Times New Roman" w:eastAsia="SimSun" w:cs="Times New Roman"/>
+          <w:color w:val="000000"/>
+          <w:kern w:val="0"/>
+          <w:sz w:val="24"/>
+          <w:szCs w:val="24"/>
+          <w:lang w:val="fr-FR" w:eastAsia="zh-CN" w:bidi="ar"/>
+        </w:rPr>
+        <w:t>:</w:t>
+      </w:r>
+    </w:p>
+    <w:p>
+      <w:pPr>
+        <w:keepNext w:val="0"/>
+        <w:keepLines w:val="0"/>
+        <w:widowControl/>
+        <w:numPr>
+          <w:numId w:val="0"/>
+        </w:numPr>
+        <w:suppressLineNumbers w:val="0"/>
+        <w:spacing w:line="360" w:lineRule="auto"/>
+        <w:ind w:leftChars="0"/>
+        <w:jc w:val="left"/>
+      </w:pPr>
+      <w:r>
+        <w:drawing>
+          <wp:inline distT="0" distB="0" distL="114300" distR="114300">
+            <wp:extent cx="5699760" cy="3427095"/>
+            <wp:effectExtent l="0" t="0" r="0" b="1905"/>
+            <wp:docPr id="26" name="Image 26" descr="homepage"/>
+            <wp:cNvGraphicFramePr>
+              <a:graphicFrameLocks xmlns:a="http://schemas.openxmlformats.org/drawingml/2006/main" noChangeAspect="1"/>
+            </wp:cNvGraphicFramePr>
+            <a:graphic xmlns:a="http://schemas.openxmlformats.org/drawingml/2006/main">
+              <a:graphicData uri="http://schemas.openxmlformats.org/drawingml/2006/picture">
+                <pic:pic xmlns:pic="http://schemas.openxmlformats.org/drawingml/2006/picture">
+                  <pic:nvPicPr>
+                    <pic:cNvPr id="26" name="Image 26" descr="homepage"/>
+                    <pic:cNvPicPr>
+                      <a:picLocks noChangeAspect="1"/>
+                    </pic:cNvPicPr>
+                  </pic:nvPicPr>
+                  <pic:blipFill>
+                    <a:blip r:embed="rId16"/>
+                    <a:stretch>
+                      <a:fillRect/>
+                    </a:stretch>
+                  </pic:blipFill>
+                  <pic:spPr>
+                    <a:xfrm>
+                      <a:off x="0" y="0"/>
+                      <a:ext cx="5699760" cy="3427095"/>
+                    </a:xfrm>
+                    <a:prstGeom prst="rect">
+                      <a:avLst/>
+                    </a:prstGeom>
+                  </pic:spPr>
+                </pic:pic>
+              </a:graphicData>
+            </a:graphic>
+          </wp:inline>
+        </w:drawing>
+      </w:r>
+    </w:p>
+    <w:p>
+      <w:pPr>
+        <w:pStyle w:val="11"/>
+        <w:keepNext w:val="0"/>
+        <w:keepLines w:val="0"/>
+        <w:widowControl/>
+        <w:numPr>
+          <w:numId w:val="0"/>
+        </w:numPr>
+        <w:suppressLineNumbers w:val="0"/>
+        <w:spacing w:line="360" w:lineRule="auto"/>
+        <w:ind w:leftChars="0"/>
+        <w:jc w:val="left"/>
+        <w:rPr>
+          <w:rFonts w:hint="default" w:ascii="Times New Roman" w:hAnsi="Times New Roman" w:cs="Times New Roman"/>
+          <w:b/>
+          <w:bCs/>
+          <w:sz w:val="24"/>
+          <w:szCs w:val="24"/>
+          <w:lang w:val="fr-FR"/>
+        </w:rPr>
+      </w:pPr>
+      <w:r>
+        <w:rPr>
+          <w:rFonts w:hint="default" w:ascii="Times New Roman" w:hAnsi="Times New Roman" w:cs="Times New Roman"/>
+          <w:b/>
+          <w:bCs/>
+          <w:sz w:val="24"/>
+          <w:szCs w:val="24"/>
+        </w:rPr>
+        <w:t xml:space="preserve">Figure </w:t>
+      </w:r>
+      <w:r>
+        <w:rPr>
+          <w:rFonts w:hint="default" w:ascii="Times New Roman" w:hAnsi="Times New Roman" w:cs="Times New Roman"/>
+          <w:b/>
+          <w:bCs/>
+          <w:sz w:val="24"/>
+          <w:szCs w:val="24"/>
+        </w:rPr>
+        <w:fldChar w:fldCharType="begin"/>
+      </w:r>
+      <w:r>
+        <w:rPr>
+          <w:rFonts w:hint="default" w:ascii="Times New Roman" w:hAnsi="Times New Roman" w:cs="Times New Roman"/>
+          <w:b/>
+          <w:bCs/>
+          <w:sz w:val="24"/>
+          <w:szCs w:val="24"/>
+        </w:rPr>
+        <w:instrText xml:space="preserve"> SEQ Figure \* ARABIC </w:instrText>
+      </w:r>
+      <w:r>
+        <w:rPr>
+          <w:rFonts w:hint="default" w:ascii="Times New Roman" w:hAnsi="Times New Roman" w:cs="Times New Roman"/>
+          <w:b/>
+          <w:bCs/>
+          <w:sz w:val="24"/>
+          <w:szCs w:val="24"/>
+        </w:rPr>
+        <w:fldChar w:fldCharType="separate"/>
+      </w:r>
+      <w:r>
+        <w:rPr>
+          <w:rFonts w:hint="default" w:ascii="Times New Roman" w:hAnsi="Times New Roman" w:cs="Times New Roman"/>
+          <w:b/>
+          <w:bCs/>
+          <w:sz w:val="24"/>
+          <w:szCs w:val="24"/>
+        </w:rPr>
+        <w:t>9</w:t>
+      </w:r>
+      <w:r>
+        <w:rPr>
+          <w:rFonts w:hint="default" w:ascii="Times New Roman" w:hAnsi="Times New Roman" w:cs="Times New Roman"/>
+          <w:b/>
+          <w:bCs/>
+          <w:sz w:val="24"/>
+          <w:szCs w:val="24"/>
+        </w:rPr>
+        <w:fldChar w:fldCharType="end"/>
+      </w:r>
+      <w:r>
+        <w:rPr>
+          <w:rFonts w:hint="default" w:ascii="Times New Roman" w:hAnsi="Times New Roman" w:cs="Times New Roman"/>
+          <w:b/>
+          <w:bCs/>
+          <w:sz w:val="24"/>
+          <w:szCs w:val="24"/>
+          <w:lang w:val="fr-FR"/>
+        </w:rPr>
+        <w:t>:page d'accueil</w:t>
+      </w:r>
+    </w:p>
+    <w:p>
+      <w:pPr>
+        <w:keepNext w:val="0"/>
+        <w:keepLines w:val="0"/>
+        <w:widowControl/>
+        <w:suppressLineNumbers w:val="0"/>
+        <w:spacing w:line="360" w:lineRule="auto"/>
+        <w:jc w:val="left"/>
+        <w:rPr>
+          <w:rFonts w:hint="default" w:ascii="Times New Roman" w:hAnsi="Times New Roman" w:eastAsia="SimSun" w:cs="Times New Roman"/>
+          <w:color w:val="000000"/>
+          <w:kern w:val="0"/>
+          <w:sz w:val="24"/>
+          <w:szCs w:val="24"/>
+          <w:lang w:val="fr-FR" w:eastAsia="zh-CN" w:bidi="ar"/>
+        </w:rPr>
+      </w:pPr>
+    </w:p>
+    <w:p>
+      <w:pPr>
+        <w:pStyle w:val="3"/>
+        <w:numPr>
+          <w:ilvl w:val="0"/>
+          <w:numId w:val="114"/>
+        </w:numPr>
+        <w:bidi w:val="0"/>
+        <w:spacing w:line="360" w:lineRule="auto"/>
+        <w:jc w:val="center"/>
+        <w:rPr>
+          <w:rFonts w:hint="default" w:ascii="Times New Roman" w:hAnsi="Times New Roman" w:cs="Times New Roman"/>
+          <w:lang w:val="fr-FR"/>
+        </w:rPr>
+      </w:pPr>
+      <w:r>
+        <w:rPr>
+          <w:rFonts w:hint="default" w:ascii="Times New Roman" w:hAnsi="Times New Roman" w:cs="Times New Roman"/>
+          <w:lang w:val="fr-FR"/>
+        </w:rPr>
+        <w:t>MANUEL D’UTILISATION</w:t>
+      </w:r>
+    </w:p>
+    <w:p>
+      <w:pPr>
+        <w:keepNext w:val="0"/>
+        <w:keepLines w:val="0"/>
+        <w:widowControl/>
+        <w:suppressLineNumbers w:val="0"/>
+        <w:spacing w:line="360" w:lineRule="auto"/>
+        <w:ind w:firstLine="708" w:firstLineChars="0"/>
+        <w:jc w:val="left"/>
+        <w:rPr>
+          <w:rFonts w:hint="default" w:ascii="Times New Roman" w:hAnsi="Times New Roman" w:eastAsia="SimSun" w:cs="Times New Roman"/>
+          <w:color w:val="000000"/>
+          <w:kern w:val="0"/>
+          <w:sz w:val="24"/>
+          <w:szCs w:val="24"/>
+          <w:lang w:val="fr-FR" w:eastAsia="zh-CN" w:bidi="ar"/>
+        </w:rPr>
+      </w:pPr>
+      <w:r>
+        <w:rPr>
+          <w:rFonts w:hint="default" w:ascii="Times New Roman" w:hAnsi="Times New Roman" w:eastAsia="SimSun" w:cs="Times New Roman"/>
+          <w:color w:val="000000"/>
+          <w:kern w:val="0"/>
+          <w:sz w:val="24"/>
+          <w:szCs w:val="24"/>
+          <w:lang w:val="en-US" w:eastAsia="zh-CN" w:bidi="ar"/>
+        </w:rPr>
+        <w:t>Dans cette partie, les étapes de réalisation des opérations seront expliquées de façon détaillée. Tout ceci fait à travers des tests et des explications avec des captures d’écran à l’appui afin de permettre aux utilisateurs non seulement de savoir comment</w:t>
+      </w:r>
+      <w:r>
+        <w:rPr>
+          <w:rFonts w:hint="default" w:ascii="Times New Roman" w:hAnsi="Times New Roman" w:eastAsia="SimSun" w:cs="Times New Roman"/>
+          <w:color w:val="000000"/>
+          <w:kern w:val="0"/>
+          <w:sz w:val="24"/>
+          <w:szCs w:val="24"/>
+          <w:lang w:val="fr-FR" w:eastAsia="zh-CN" w:bidi="ar"/>
+        </w:rPr>
+        <w:t xml:space="preserve"> </w:t>
+      </w:r>
+      <w:r>
+        <w:rPr>
+          <w:rFonts w:hint="default" w:ascii="Times New Roman" w:hAnsi="Times New Roman" w:eastAsia="SimSun" w:cs="Times New Roman"/>
+          <w:color w:val="000000"/>
+          <w:kern w:val="0"/>
+          <w:sz w:val="24"/>
+          <w:szCs w:val="24"/>
+          <w:lang w:val="en-US" w:eastAsia="zh-CN" w:bidi="ar"/>
+        </w:rPr>
+        <w:t>faire réellement des manipulations, mais aussi pour leur permettre d’avoir un aperçu des résultats auxquels ils doivent s’attendre</w:t>
+      </w:r>
+      <w:r>
+        <w:rPr>
+          <w:rFonts w:hint="default" w:ascii="Times New Roman" w:hAnsi="Times New Roman" w:eastAsia="SimSun" w:cs="Times New Roman"/>
+          <w:color w:val="000000"/>
+          <w:kern w:val="0"/>
+          <w:sz w:val="24"/>
+          <w:szCs w:val="24"/>
+          <w:lang w:val="fr-FR" w:eastAsia="zh-CN" w:bidi="ar"/>
+        </w:rPr>
+        <w:t>.</w:t>
+      </w:r>
+    </w:p>
+    <w:p>
+      <w:pPr>
+        <w:keepNext w:val="0"/>
+        <w:keepLines w:val="0"/>
+        <w:widowControl/>
+        <w:suppressLineNumbers w:val="0"/>
+        <w:spacing w:line="360" w:lineRule="auto"/>
+        <w:jc w:val="left"/>
+        <w:rPr>
+          <w:rFonts w:hint="default" w:ascii="Times New Roman" w:hAnsi="Times New Roman" w:eastAsia="SimSun" w:cs="Times New Roman"/>
+          <w:color w:val="000000"/>
+          <w:kern w:val="0"/>
+          <w:sz w:val="24"/>
+          <w:szCs w:val="24"/>
+          <w:lang w:val="fr-FR" w:eastAsia="zh-CN" w:bidi="ar"/>
+        </w:rPr>
+      </w:pPr>
+      <w:r>
+        <w:rPr>
+          <w:rFonts w:hint="default" w:ascii="Times New Roman" w:hAnsi="Times New Roman" w:eastAsia="SimSun" w:cs="Times New Roman"/>
+          <w:color w:val="000000"/>
+          <w:kern w:val="0"/>
+          <w:sz w:val="24"/>
+          <w:szCs w:val="24"/>
+          <w:lang w:val="fr-FR" w:eastAsia="zh-CN" w:bidi="ar"/>
+        </w:rPr>
+        <w:drawing>
+          <wp:inline distT="0" distB="0" distL="114300" distR="114300">
+            <wp:extent cx="5274310" cy="2810510"/>
+            <wp:effectExtent l="0" t="0" r="13970" b="8890"/>
+            <wp:docPr id="27" name="Image 27" descr="connexion"/>
+            <wp:cNvGraphicFramePr>
+              <a:graphicFrameLocks xmlns:a="http://schemas.openxmlformats.org/drawingml/2006/main" noChangeAspect="1"/>
+            </wp:cNvGraphicFramePr>
+            <a:graphic xmlns:a="http://schemas.openxmlformats.org/drawingml/2006/main">
+              <a:graphicData uri="http://schemas.openxmlformats.org/drawingml/2006/picture">
+                <pic:pic xmlns:pic="http://schemas.openxmlformats.org/drawingml/2006/picture">
+                  <pic:nvPicPr>
+                    <pic:cNvPr id="27" name="Image 27" descr="connexion"/>
+                    <pic:cNvPicPr>
+                      <a:picLocks noChangeAspect="1"/>
+                    </pic:cNvPicPr>
+                  </pic:nvPicPr>
+                  <pic:blipFill>
+                    <a:blip r:embed="rId17"/>
+                    <a:stretch>
+                      <a:fillRect/>
+                    </a:stretch>
+                  </pic:blipFill>
+                  <pic:spPr>
+                    <a:xfrm>
+                      <a:off x="0" y="0"/>
+                      <a:ext cx="5274310" cy="2810510"/>
+                    </a:xfrm>
+                    <a:prstGeom prst="rect">
+                      <a:avLst/>
+                    </a:prstGeom>
+                  </pic:spPr>
+                </pic:pic>
+              </a:graphicData>
+            </a:graphic>
+          </wp:inline>
+        </w:drawing>
+      </w:r>
+    </w:p>
+    <w:p>
+      <w:pPr>
+        <w:pStyle w:val="11"/>
+        <w:keepNext w:val="0"/>
+        <w:keepLines w:val="0"/>
+        <w:widowControl/>
+        <w:suppressLineNumbers w:val="0"/>
+        <w:spacing w:line="360" w:lineRule="auto"/>
+        <w:jc w:val="left"/>
+        <w:rPr>
+          <w:rFonts w:hint="default" w:ascii="Times New Roman" w:hAnsi="Times New Roman" w:cs="Times New Roman"/>
+          <w:b/>
+          <w:bCs/>
+          <w:sz w:val="24"/>
+          <w:szCs w:val="24"/>
+          <w:lang w:val="fr-FR"/>
+        </w:rPr>
+      </w:pPr>
+      <w:r>
+        <w:rPr>
+          <w:rFonts w:hint="default" w:ascii="Times New Roman" w:hAnsi="Times New Roman" w:cs="Times New Roman"/>
+          <w:b/>
+          <w:bCs/>
+          <w:sz w:val="24"/>
+          <w:szCs w:val="24"/>
+        </w:rPr>
+        <w:t xml:space="preserve">Figure </w:t>
+      </w:r>
+      <w:r>
+        <w:rPr>
+          <w:rFonts w:hint="default" w:ascii="Times New Roman" w:hAnsi="Times New Roman" w:cs="Times New Roman"/>
+          <w:b/>
+          <w:bCs/>
+          <w:sz w:val="24"/>
+          <w:szCs w:val="24"/>
+        </w:rPr>
+        <w:fldChar w:fldCharType="begin"/>
+      </w:r>
+      <w:r>
+        <w:rPr>
+          <w:rFonts w:hint="default" w:ascii="Times New Roman" w:hAnsi="Times New Roman" w:cs="Times New Roman"/>
+          <w:b/>
+          <w:bCs/>
+          <w:sz w:val="24"/>
+          <w:szCs w:val="24"/>
+        </w:rPr>
+        <w:instrText xml:space="preserve"> SEQ Figure \* ARABIC </w:instrText>
+      </w:r>
+      <w:r>
+        <w:rPr>
+          <w:rFonts w:hint="default" w:ascii="Times New Roman" w:hAnsi="Times New Roman" w:cs="Times New Roman"/>
+          <w:b/>
+          <w:bCs/>
+          <w:sz w:val="24"/>
+          <w:szCs w:val="24"/>
+        </w:rPr>
+        <w:fldChar w:fldCharType="separate"/>
+      </w:r>
+      <w:r>
+        <w:rPr>
+          <w:rFonts w:hint="default" w:ascii="Times New Roman" w:hAnsi="Times New Roman" w:cs="Times New Roman"/>
+          <w:b/>
+          <w:bCs/>
+          <w:sz w:val="24"/>
+          <w:szCs w:val="24"/>
+        </w:rPr>
+        <w:t>10</w:t>
+      </w:r>
+      <w:r>
+        <w:rPr>
+          <w:rFonts w:hint="default" w:ascii="Times New Roman" w:hAnsi="Times New Roman" w:cs="Times New Roman"/>
+          <w:b/>
+          <w:bCs/>
+          <w:sz w:val="24"/>
+          <w:szCs w:val="24"/>
+        </w:rPr>
+        <w:fldChar w:fldCharType="end"/>
+      </w:r>
+      <w:r>
+        <w:rPr>
+          <w:rFonts w:hint="default" w:ascii="Times New Roman" w:hAnsi="Times New Roman" w:cs="Times New Roman"/>
+          <w:b/>
+          <w:bCs/>
+          <w:sz w:val="24"/>
+          <w:szCs w:val="24"/>
+          <w:lang w:val="fr-FR"/>
+        </w:rPr>
+        <w:t>: page d'authentification</w:t>
+      </w:r>
+    </w:p>
+    <w:p>
+      <w:pPr>
+        <w:keepNext w:val="0"/>
+        <w:keepLines w:val="0"/>
+        <w:widowControl/>
+        <w:suppressLineNumbers w:val="0"/>
+        <w:spacing w:line="360" w:lineRule="auto"/>
+        <w:ind w:firstLine="708" w:firstLineChars="0"/>
+        <w:jc w:val="left"/>
+        <w:rPr>
+          <w:rFonts w:hint="default" w:ascii="Times New Roman" w:hAnsi="Times New Roman" w:eastAsia="SimSun" w:cs="Times New Roman"/>
+          <w:color w:val="000000"/>
+          <w:kern w:val="0"/>
+          <w:sz w:val="24"/>
+          <w:szCs w:val="24"/>
+          <w:lang w:val="fr-FR" w:eastAsia="zh-CN" w:bidi="ar"/>
+        </w:rPr>
+      </w:pPr>
+      <w:r>
+        <w:rPr>
+          <w:rFonts w:hint="default" w:ascii="Times New Roman" w:hAnsi="Times New Roman" w:eastAsia="SimSun" w:cs="Times New Roman"/>
+          <w:color w:val="000000"/>
+          <w:kern w:val="0"/>
+          <w:sz w:val="24"/>
+          <w:szCs w:val="24"/>
+          <w:lang w:val="en-US" w:eastAsia="zh-CN" w:bidi="ar"/>
+        </w:rPr>
+        <w:t>Ici l’utilisateur doit entrer ses informations personnelles s’il souhaite entrer dans l’application ; une fois le formulaire d’authentification rempli, nous cliquons sur</w:t>
+      </w:r>
+      <w:r>
+        <w:rPr>
+          <w:rFonts w:hint="default" w:ascii="Times New Roman" w:hAnsi="Times New Roman" w:eastAsia="SimSun" w:cs="Times New Roman"/>
+          <w:color w:val="000000"/>
+          <w:kern w:val="0"/>
+          <w:sz w:val="24"/>
+          <w:szCs w:val="24"/>
+          <w:lang w:val="fr-FR" w:eastAsia="zh-CN" w:bidi="ar"/>
+        </w:rPr>
+        <w:t xml:space="preserve"> </w:t>
+      </w:r>
+      <w:r>
+        <w:rPr>
+          <w:rFonts w:hint="default" w:ascii="Times New Roman" w:hAnsi="Times New Roman" w:eastAsia="SimSun" w:cs="Times New Roman"/>
+          <w:b/>
+          <w:bCs/>
+          <w:color w:val="000000"/>
+          <w:kern w:val="0"/>
+          <w:sz w:val="24"/>
+          <w:szCs w:val="24"/>
+          <w:lang w:val="fr-FR" w:eastAsia="zh-CN" w:bidi="ar"/>
+        </w:rPr>
+        <w:t>se</w:t>
+      </w:r>
+      <w:r>
+        <w:rPr>
+          <w:rFonts w:hint="default" w:ascii="Times New Roman" w:hAnsi="Times New Roman" w:eastAsia="SimSun" w:cs="Times New Roman"/>
+          <w:color w:val="000000"/>
+          <w:kern w:val="0"/>
+          <w:sz w:val="24"/>
+          <w:szCs w:val="24"/>
+          <w:lang w:val="fr-FR" w:eastAsia="zh-CN" w:bidi="ar"/>
+        </w:rPr>
+        <w:t xml:space="preserve"> </w:t>
+      </w:r>
+      <w:r>
+        <w:rPr>
+          <w:rFonts w:hint="default" w:ascii="Times New Roman" w:hAnsi="Times New Roman" w:eastAsia="TimesNewRomanPS-BoldMT" w:cs="Times New Roman"/>
+          <w:b/>
+          <w:bCs/>
+          <w:color w:val="000000"/>
+          <w:kern w:val="0"/>
+          <w:sz w:val="24"/>
+          <w:szCs w:val="24"/>
+          <w:lang w:val="en-US" w:eastAsia="zh-CN" w:bidi="ar"/>
+        </w:rPr>
+        <w:t>conne</w:t>
+      </w:r>
+      <w:r>
+        <w:rPr>
+          <w:rFonts w:hint="default" w:ascii="Times New Roman" w:hAnsi="Times New Roman" w:eastAsia="TimesNewRomanPS-BoldMT" w:cs="Times New Roman"/>
+          <w:b/>
+          <w:bCs/>
+          <w:color w:val="000000"/>
+          <w:kern w:val="0"/>
+          <w:sz w:val="24"/>
+          <w:szCs w:val="24"/>
+          <w:lang w:val="fr-FR" w:eastAsia="zh-CN" w:bidi="ar"/>
+        </w:rPr>
+        <w:t>cter</w:t>
+      </w:r>
+      <w:r>
+        <w:rPr>
+          <w:rFonts w:ascii="TimesNewRomanPS-BoldMT" w:hAnsi="TimesNewRomanPS-BoldMT" w:eastAsia="TimesNewRomanPS-BoldMT" w:cs="TimesNewRomanPS-BoldMT"/>
+          <w:b/>
+          <w:bCs/>
+          <w:color w:val="000000"/>
+          <w:kern w:val="0"/>
+          <w:sz w:val="24"/>
+          <w:szCs w:val="24"/>
+          <w:lang w:val="en-US" w:eastAsia="zh-CN" w:bidi="ar"/>
+        </w:rPr>
+        <w:t xml:space="preserve"> </w:t>
+      </w:r>
+      <w:r>
+        <w:rPr>
+          <w:rFonts w:hint="default" w:ascii="Times New Roman" w:hAnsi="Times New Roman" w:eastAsia="SimSun" w:cs="Times New Roman"/>
+          <w:color w:val="000000"/>
+          <w:kern w:val="0"/>
+          <w:sz w:val="24"/>
+          <w:szCs w:val="24"/>
+          <w:lang w:val="en-US" w:eastAsia="zh-CN" w:bidi="ar"/>
+        </w:rPr>
+        <w:t>pour accéder à l’interface de chaque utilisateurs</w:t>
+      </w:r>
+      <w:r>
+        <w:rPr>
+          <w:rFonts w:hint="default" w:ascii="Times New Roman" w:hAnsi="Times New Roman" w:eastAsia="SimSun" w:cs="Times New Roman"/>
+          <w:color w:val="000000"/>
+          <w:kern w:val="0"/>
+          <w:sz w:val="24"/>
+          <w:szCs w:val="24"/>
+          <w:lang w:val="fr-FR" w:eastAsia="zh-CN" w:bidi="ar"/>
+        </w:rPr>
+        <w:t xml:space="preserve"> du système.</w:t>
+      </w:r>
+    </w:p>
+    <w:p>
+      <w:pPr>
+        <w:keepNext w:val="0"/>
+        <w:keepLines w:val="0"/>
+        <w:widowControl/>
+        <w:suppressLineNumbers w:val="0"/>
+        <w:ind w:firstLine="708" w:firstLineChars="0"/>
+        <w:jc w:val="left"/>
+        <w:rPr>
+          <w:rFonts w:hint="default" w:ascii="Times New Roman" w:hAnsi="Times New Roman" w:eastAsia="SimSun" w:cs="Times New Roman"/>
+          <w:color w:val="000000"/>
+          <w:kern w:val="0"/>
+          <w:sz w:val="24"/>
+          <w:szCs w:val="24"/>
+          <w:lang w:val="fr-FR" w:eastAsia="zh-CN" w:bidi="ar"/>
+        </w:rPr>
+      </w:pPr>
+    </w:p>
+    <w:p>
+      <w:pPr>
+        <w:rPr>
+          <w:rFonts w:hint="default"/>
+          <w:lang w:val="fr-FR" w:eastAsia="zh-CN"/>
+        </w:rPr>
+      </w:pPr>
+    </w:p>
+    <w:p>
+      <w:pPr>
+        <w:spacing w:line="360" w:lineRule="auto"/>
+        <w:rPr>
+          <w:rFonts w:hint="default"/>
+          <w:lang w:val="fr-FR"/>
+        </w:rPr>
+      </w:pPr>
+      <w:r>
+        <w:rPr>
+          <w:rFonts w:hint="default"/>
+          <w:lang w:val="fr-FR"/>
+        </w:rPr>
+        <w:drawing>
+          <wp:inline distT="0" distB="0" distL="114300" distR="114300">
+            <wp:extent cx="5264150" cy="2426970"/>
+            <wp:effectExtent l="0" t="0" r="8890" b="11430"/>
+            <wp:docPr id="28" name="Image 28" descr="Capture d'écran 2026-03-30 105339"/>
+            <wp:cNvGraphicFramePr>
+              <a:graphicFrameLocks xmlns:a="http://schemas.openxmlformats.org/drawingml/2006/main" noChangeAspect="1"/>
+            </wp:cNvGraphicFramePr>
+            <a:graphic xmlns:a="http://schemas.openxmlformats.org/drawingml/2006/main">
+              <a:graphicData uri="http://schemas.openxmlformats.org/drawingml/2006/picture">
+                <pic:pic xmlns:pic="http://schemas.openxmlformats.org/drawingml/2006/picture">
+                  <pic:nvPicPr>
+                    <pic:cNvPr id="28" name="Image 28" descr="Capture d'écran 2026-03-30 105339"/>
+                    <pic:cNvPicPr>
+                      <a:picLocks noChangeAspect="1"/>
+                    </pic:cNvPicPr>
+                  </pic:nvPicPr>
+                  <pic:blipFill>
+                    <a:blip r:embed="rId18"/>
+                    <a:stretch>
+                      <a:fillRect/>
+                    </a:stretch>
+                  </pic:blipFill>
+                  <pic:spPr>
+                    <a:xfrm>
+                      <a:off x="0" y="0"/>
+                      <a:ext cx="5264150" cy="2426970"/>
+                    </a:xfrm>
+                    <a:prstGeom prst="rect">
+                      <a:avLst/>
+                    </a:prstGeom>
+                  </pic:spPr>
+                </pic:pic>
+              </a:graphicData>
+            </a:graphic>
+          </wp:inline>
+        </w:drawing>
+      </w:r>
+    </w:p>
+    <w:p>
+      <w:pPr>
+        <w:pStyle w:val="11"/>
+        <w:spacing w:line="360" w:lineRule="auto"/>
+        <w:rPr>
+          <w:rFonts w:hint="default" w:ascii="Times New Roman" w:hAnsi="Times New Roman" w:cs="Times New Roman"/>
+          <w:b/>
+          <w:bCs/>
+          <w:sz w:val="24"/>
+          <w:szCs w:val="24"/>
+          <w:lang w:val="fr-FR"/>
+        </w:rPr>
+      </w:pPr>
+      <w:r>
+        <w:rPr>
+          <w:rFonts w:hint="default" w:ascii="Times New Roman" w:hAnsi="Times New Roman" w:cs="Times New Roman"/>
+          <w:b/>
+          <w:bCs/>
+          <w:sz w:val="24"/>
+          <w:szCs w:val="24"/>
+        </w:rPr>
+        <w:t xml:space="preserve">Figure </w:t>
+      </w:r>
+      <w:r>
+        <w:rPr>
+          <w:rFonts w:hint="default" w:ascii="Times New Roman" w:hAnsi="Times New Roman" w:cs="Times New Roman"/>
+          <w:b/>
+          <w:bCs/>
+          <w:sz w:val="24"/>
+          <w:szCs w:val="24"/>
+        </w:rPr>
+        <w:fldChar w:fldCharType="begin"/>
+      </w:r>
+      <w:r>
+        <w:rPr>
+          <w:rFonts w:hint="default" w:ascii="Times New Roman" w:hAnsi="Times New Roman" w:cs="Times New Roman"/>
+          <w:b/>
+          <w:bCs/>
+          <w:sz w:val="24"/>
+          <w:szCs w:val="24"/>
+        </w:rPr>
+        <w:instrText xml:space="preserve"> SEQ Figure \* ARABIC </w:instrText>
+      </w:r>
+      <w:r>
+        <w:rPr>
+          <w:rFonts w:hint="default" w:ascii="Times New Roman" w:hAnsi="Times New Roman" w:cs="Times New Roman"/>
+          <w:b/>
+          <w:bCs/>
+          <w:sz w:val="24"/>
+          <w:szCs w:val="24"/>
+        </w:rPr>
+        <w:fldChar w:fldCharType="separate"/>
+      </w:r>
+      <w:r>
+        <w:rPr>
+          <w:rFonts w:hint="default" w:ascii="Times New Roman" w:hAnsi="Times New Roman" w:cs="Times New Roman"/>
+          <w:b/>
+          <w:bCs/>
+          <w:sz w:val="24"/>
+          <w:szCs w:val="24"/>
+        </w:rPr>
+        <w:t>11</w:t>
+      </w:r>
+      <w:r>
+        <w:rPr>
+          <w:rFonts w:hint="default" w:ascii="Times New Roman" w:hAnsi="Times New Roman" w:cs="Times New Roman"/>
+          <w:b/>
+          <w:bCs/>
+          <w:sz w:val="24"/>
+          <w:szCs w:val="24"/>
+        </w:rPr>
+        <w:fldChar w:fldCharType="end"/>
+      </w:r>
+      <w:r>
+        <w:rPr>
+          <w:rFonts w:hint="default" w:ascii="Times New Roman" w:hAnsi="Times New Roman" w:cs="Times New Roman"/>
+          <w:b/>
+          <w:bCs/>
+          <w:sz w:val="24"/>
+          <w:szCs w:val="24"/>
+          <w:lang w:val="fr-FR"/>
+        </w:rPr>
+        <w:t>: page d'inscription</w:t>
+      </w:r>
+    </w:p>
+    <w:p>
+      <w:pPr>
+        <w:keepNext w:val="0"/>
+        <w:keepLines w:val="0"/>
+        <w:widowControl/>
+        <w:suppressLineNumbers w:val="0"/>
+        <w:spacing w:line="360" w:lineRule="auto"/>
+        <w:ind w:firstLine="708" w:firstLineChars="0"/>
+        <w:jc w:val="left"/>
+        <w:rPr>
+          <w:rFonts w:hint="default" w:ascii="Times New Roman" w:hAnsi="Times New Roman" w:eastAsia="SimSun" w:cs="Times New Roman"/>
+          <w:color w:val="000000"/>
+          <w:kern w:val="0"/>
+          <w:sz w:val="24"/>
+          <w:szCs w:val="24"/>
+          <w:lang w:val="fr-FR" w:eastAsia="zh-CN" w:bidi="ar"/>
+        </w:rPr>
+      </w:pPr>
+      <w:r>
+        <w:rPr>
+          <w:rFonts w:hint="default" w:ascii="Times New Roman" w:hAnsi="Times New Roman" w:eastAsia="SimSun" w:cs="Times New Roman"/>
+          <w:color w:val="000000"/>
+          <w:kern w:val="0"/>
+          <w:sz w:val="24"/>
+          <w:szCs w:val="24"/>
+          <w:lang w:val="en-US" w:eastAsia="zh-CN" w:bidi="ar"/>
+        </w:rPr>
+        <w:t>Ici l</w:t>
+      </w:r>
+      <w:r>
+        <w:rPr>
+          <w:rFonts w:hint="default" w:ascii="Times New Roman" w:hAnsi="Times New Roman" w:eastAsia="SimSun" w:cs="Times New Roman"/>
+          <w:color w:val="000000"/>
+          <w:kern w:val="0"/>
+          <w:sz w:val="24"/>
+          <w:szCs w:val="24"/>
+          <w:lang w:val="fr-FR" w:eastAsia="zh-CN" w:bidi="ar"/>
+        </w:rPr>
+        <w:t xml:space="preserve">e demandeur </w:t>
+      </w:r>
+      <w:r>
+        <w:rPr>
+          <w:rFonts w:hint="default" w:ascii="Times New Roman" w:hAnsi="Times New Roman" w:eastAsia="SimSun" w:cs="Times New Roman"/>
+          <w:color w:val="000000"/>
+          <w:kern w:val="0"/>
+          <w:sz w:val="24"/>
+          <w:szCs w:val="24"/>
+          <w:lang w:val="en-US" w:eastAsia="zh-CN" w:bidi="ar"/>
+        </w:rPr>
+        <w:t xml:space="preserve">s’inscrit </w:t>
+      </w:r>
+      <w:r>
+        <w:rPr>
+          <w:rFonts w:hint="default" w:ascii="Times New Roman" w:hAnsi="Times New Roman" w:eastAsia="SimSun" w:cs="Times New Roman"/>
+          <w:color w:val="000000"/>
+          <w:kern w:val="0"/>
+          <w:sz w:val="24"/>
+          <w:szCs w:val="24"/>
+          <w:lang w:val="fr-FR" w:eastAsia="zh-CN" w:bidi="ar"/>
+        </w:rPr>
+        <w:t xml:space="preserve">sur la plate-forme puis reçoit un e-mail de vérification pour valider son compte et par la suite peut se connecter </w:t>
+      </w:r>
+      <w:r>
+        <w:rPr>
+          <w:rFonts w:hint="default" w:ascii="Times New Roman" w:hAnsi="Times New Roman" w:eastAsia="SimSun" w:cs="Times New Roman"/>
+          <w:color w:val="000000"/>
+          <w:kern w:val="0"/>
+          <w:sz w:val="24"/>
+          <w:szCs w:val="24"/>
+          <w:lang w:val="en-US" w:eastAsia="zh-CN" w:bidi="ar"/>
+        </w:rPr>
+        <w:t xml:space="preserve">pour pouvoir </w:t>
+      </w:r>
+      <w:r>
+        <w:rPr>
+          <w:rFonts w:hint="default" w:ascii="Times New Roman" w:hAnsi="Times New Roman" w:eastAsia="SimSun" w:cs="Times New Roman"/>
+          <w:color w:val="000000"/>
+          <w:kern w:val="0"/>
+          <w:sz w:val="24"/>
+          <w:szCs w:val="24"/>
+          <w:lang w:val="fr-FR" w:eastAsia="zh-CN" w:bidi="ar"/>
+        </w:rPr>
+        <w:t xml:space="preserve">créer une nouvelle demande de visa, la suivre et télécharger son e-visa si approbation. </w:t>
+      </w:r>
+    </w:p>
+    <w:p>
+      <w:pPr>
+        <w:keepNext w:val="0"/>
+        <w:keepLines w:val="0"/>
+        <w:widowControl/>
+        <w:suppressLineNumbers w:val="0"/>
+        <w:spacing w:line="360" w:lineRule="auto"/>
+        <w:ind w:firstLine="708" w:firstLineChars="0"/>
+        <w:jc w:val="left"/>
+        <w:rPr>
+          <w:rFonts w:hint="default" w:ascii="Times New Roman" w:hAnsi="Times New Roman" w:eastAsia="SimSun" w:cs="Times New Roman"/>
+          <w:color w:val="000000"/>
+          <w:kern w:val="0"/>
+          <w:sz w:val="24"/>
+          <w:szCs w:val="24"/>
+          <w:lang w:val="fr-FR" w:eastAsia="zh-CN" w:bidi="ar"/>
+        </w:rPr>
+      </w:pPr>
+      <w:r>
+        <w:rPr>
+          <w:rFonts w:hint="default" w:ascii="Times New Roman" w:hAnsi="Times New Roman" w:eastAsia="SimSun" w:cs="Times New Roman"/>
+          <w:color w:val="000000"/>
+          <w:kern w:val="0"/>
+          <w:sz w:val="24"/>
+          <w:szCs w:val="24"/>
+          <w:lang w:val="fr-FR" w:eastAsia="zh-CN" w:bidi="ar"/>
+        </w:rPr>
+        <w:t>Par la suite je vais vous présenter les différentes captures du rendu des besoins fonctionnels pour chaque utilisateur du système.</w:t>
+      </w:r>
+    </w:p>
+    <w:p>
+      <w:pPr>
+        <w:keepNext w:val="0"/>
+        <w:keepLines w:val="0"/>
+        <w:widowControl/>
+        <w:numPr>
+          <w:ilvl w:val="0"/>
+          <w:numId w:val="125"/>
+        </w:numPr>
+        <w:suppressLineNumbers w:val="0"/>
+        <w:spacing w:line="360" w:lineRule="auto"/>
+        <w:ind w:left="420" w:leftChars="0" w:hanging="420" w:firstLineChars="0"/>
+        <w:jc w:val="left"/>
+        <w:rPr>
+          <w:rFonts w:hint="default" w:ascii="Times New Roman" w:hAnsi="Times New Roman" w:eastAsia="SimSun" w:cs="Times New Roman"/>
+          <w:b/>
+          <w:bCs/>
+          <w:color w:val="000000"/>
+          <w:kern w:val="0"/>
+          <w:sz w:val="28"/>
+          <w:szCs w:val="28"/>
+          <w:u w:val="single"/>
+          <w:lang w:val="fr-FR" w:eastAsia="zh-CN" w:bidi="ar"/>
+        </w:rPr>
+      </w:pPr>
+      <w:r>
+        <w:rPr>
+          <w:rFonts w:hint="default" w:ascii="Times New Roman" w:hAnsi="Times New Roman" w:eastAsia="SimSun" w:cs="Times New Roman"/>
+          <w:b/>
+          <w:bCs/>
+          <w:color w:val="000000"/>
+          <w:kern w:val="0"/>
+          <w:sz w:val="28"/>
+          <w:szCs w:val="28"/>
+          <w:u w:val="single"/>
+          <w:lang w:val="fr-FR" w:eastAsia="zh-CN" w:bidi="ar"/>
+        </w:rPr>
+        <w:t>Module Demandeur :</w:t>
+      </w:r>
+    </w:p>
+    <w:tbl>
+      <w:tblPr>
+        <w:tblW w:w="10851" w:type="dxa"/>
+        <w:tblInd w:w="-1159" w:type="dxa"/>
+        <w:tblBorders>
+          <w:top w:val="dotted" w:color="FFFFFF" w:themeColor="background1" w:sz="4" w:space="0"/>
+          <w:left w:val="dotted" w:color="FFFFFF" w:themeColor="background1" w:sz="4" w:space="0"/>
+          <w:bottom w:val="dotted" w:color="FFFFFF" w:themeColor="background1" w:sz="4" w:space="0"/>
+          <w:right w:val="dotted" w:color="FFFFFF" w:themeColor="background1" w:sz="4" w:space="0"/>
+          <w:insideH w:val="dotted" w:color="FFFFFF" w:themeColor="background1" w:sz="4" w:space="0"/>
+          <w:insideV w:val="dotted" w:color="FFFFFF" w:themeColor="background1" w:sz="4" w:space="0"/>
+        </w:tblBorders>
+        <w:tblLayout w:type="fixed"/>
+        <w:tblCellMar>
+          <w:left w:w="108" w:type="dxa"/>
+          <w:right w:w="108" w:type="dxa"/>
+        </w:tblCellMar>
+      </w:tblPr>
+      <w:tblGrid>
+        <w:gridCol w:w="5425"/>
+        <w:gridCol w:w="5426"/>
+      </w:tblGrid>
+      <w:tr>
+        <w:tblPrEx>
+          <w:tblBorders>
+            <w:top w:val="dotted" w:color="FFFFFF" w:themeColor="background1" w:sz="4" w:space="0"/>
+            <w:left w:val="dotted" w:color="FFFFFF" w:themeColor="background1" w:sz="4" w:space="0"/>
+            <w:bottom w:val="dotted" w:color="FFFFFF" w:themeColor="background1" w:sz="4" w:space="0"/>
+            <w:right w:val="dotted" w:color="FFFFFF" w:themeColor="background1" w:sz="4" w:space="0"/>
+            <w:insideH w:val="dotted" w:color="FFFFFF" w:themeColor="background1" w:sz="4" w:space="0"/>
+            <w:insideV w:val="dotted" w:color="FFFFFF" w:themeColor="background1" w:sz="4" w:space="0"/>
+          </w:tblBorders>
+          <w:tblCellMar>
+            <w:left w:w="108" w:type="dxa"/>
+            <w:right w:w="108" w:type="dxa"/>
+          </w:tblCellMar>
+        </w:tblPrEx>
+        <w:tc>
+          <w:tcPr>
+            <w:tcW w:w="5425" w:type="dxa"/>
+            <w:tcBorders>
+              <w:tl2br w:val="nil"/>
+              <w:tr2bl w:val="nil"/>
+            </w:tcBorders>
+          </w:tcPr>
+          <w:p>
+            <w:pPr>
+              <w:keepNext w:val="0"/>
+              <w:keepLines w:val="0"/>
+              <w:widowControl/>
+              <w:numPr>
+                <w:numId w:val="0"/>
+              </w:numPr>
+              <w:suppressLineNumbers w:val="0"/>
+              <w:spacing w:line="360" w:lineRule="auto"/>
+              <w:jc w:val="left"/>
+              <w:rPr>
+                <w:rFonts w:hint="default" w:ascii="Times New Roman" w:hAnsi="Times New Roman" w:eastAsia="SimSun" w:cs="Times New Roman"/>
+                <w:b/>
+                <w:bCs/>
+                <w:color w:val="000000"/>
+                <w:kern w:val="0"/>
+                <w:sz w:val="24"/>
+                <w:szCs w:val="24"/>
+                <w:vertAlign w:val="baseline"/>
+                <w:lang w:val="fr-FR" w:eastAsia="zh-CN" w:bidi="ar"/>
+              </w:rPr>
+            </w:pPr>
+            <w:r>
+              <w:rPr>
+                <w:rFonts w:hint="default" w:ascii="Times New Roman" w:hAnsi="Times New Roman" w:eastAsia="SimSun" w:cs="Times New Roman"/>
+                <w:b/>
+                <w:bCs/>
+                <w:color w:val="000000"/>
+                <w:kern w:val="0"/>
+                <w:sz w:val="24"/>
+                <w:szCs w:val="24"/>
+                <w:vertAlign w:val="baseline"/>
+                <w:lang w:val="fr-FR" w:eastAsia="zh-CN" w:bidi="ar"/>
+              </w:rPr>
+              <w:drawing>
+                <wp:inline distT="0" distB="0" distL="114300" distR="114300">
+                  <wp:extent cx="3420110" cy="2455545"/>
+                  <wp:effectExtent l="0" t="0" r="8890" b="13335"/>
+                  <wp:docPr id="29" name="Image 29" descr="dashboardAPPLI"/>
+                  <wp:cNvGraphicFramePr>
+                    <a:graphicFrameLocks xmlns:a="http://schemas.openxmlformats.org/drawingml/2006/main" noChangeAspect="1"/>
+                  </wp:cNvGraphicFramePr>
+                  <a:graphic xmlns:a="http://schemas.openxmlformats.org/drawingml/2006/main">
+                    <a:graphicData uri="http://schemas.openxmlformats.org/drawingml/2006/picture">
+                      <pic:pic xmlns:pic="http://schemas.openxmlformats.org/drawingml/2006/picture">
+                        <pic:nvPicPr>
+                          <pic:cNvPr id="29" name="Image 29" descr="dashboardAPPLI"/>
+                          <pic:cNvPicPr>
+                            <a:picLocks noChangeAspect="1"/>
+                          </pic:cNvPicPr>
+                        </pic:nvPicPr>
+                        <pic:blipFill>
+                          <a:blip r:embed="rId19"/>
+                          <a:stretch>
+                            <a:fillRect/>
+                          </a:stretch>
+                        </pic:blipFill>
+                        <pic:spPr>
+                          <a:xfrm>
+                            <a:off x="0" y="0"/>
+                            <a:ext cx="3420110" cy="2455545"/>
+                          </a:xfrm>
+                          <a:prstGeom prst="rect">
+                            <a:avLst/>
+                          </a:prstGeom>
+                        </pic:spPr>
+                      </pic:pic>
+                    </a:graphicData>
+                  </a:graphic>
+                </wp:inline>
+              </w:drawing>
+            </w:r>
+          </w:p>
+          <w:p>
+            <w:pPr>
+              <w:pStyle w:val="11"/>
+              <w:keepNext w:val="0"/>
+              <w:keepLines w:val="0"/>
+              <w:widowControl/>
+              <w:numPr>
+                <w:numId w:val="0"/>
+              </w:numPr>
+              <w:suppressLineNumbers w:val="0"/>
+              <w:spacing w:line="360" w:lineRule="auto"/>
+              <w:jc w:val="left"/>
+              <w:rPr>
+                <w:rFonts w:hint="default" w:ascii="Times New Roman" w:hAnsi="Times New Roman" w:eastAsia="SimSun" w:cs="Times New Roman"/>
+                <w:b/>
+                <w:bCs/>
+                <w:color w:val="000000"/>
+                <w:kern w:val="0"/>
+                <w:sz w:val="24"/>
+                <w:szCs w:val="24"/>
+                <w:vertAlign w:val="baseline"/>
+                <w:lang w:val="fr-FR" w:eastAsia="zh-CN" w:bidi="ar"/>
+              </w:rPr>
+            </w:pPr>
+            <w:r>
+              <w:rPr>
+                <w:rFonts w:hint="default" w:ascii="Times New Roman" w:hAnsi="Times New Roman" w:cs="Times New Roman"/>
+                <w:b/>
+                <w:bCs/>
+                <w:sz w:val="24"/>
+                <w:szCs w:val="24"/>
+              </w:rPr>
+              <w:t xml:space="preserve">Figure </w:t>
+            </w:r>
+            <w:r>
+              <w:rPr>
+                <w:rFonts w:hint="default" w:ascii="Times New Roman" w:hAnsi="Times New Roman" w:cs="Times New Roman"/>
+                <w:b/>
+                <w:bCs/>
+                <w:sz w:val="24"/>
+                <w:szCs w:val="24"/>
+              </w:rPr>
+              <w:fldChar w:fldCharType="begin"/>
+            </w:r>
+            <w:r>
+              <w:rPr>
+                <w:rFonts w:hint="default" w:ascii="Times New Roman" w:hAnsi="Times New Roman" w:cs="Times New Roman"/>
+                <w:b/>
+                <w:bCs/>
+                <w:sz w:val="24"/>
+                <w:szCs w:val="24"/>
+              </w:rPr>
+              <w:instrText xml:space="preserve"> SEQ Figure \* ARABIC </w:instrText>
+            </w:r>
+            <w:r>
+              <w:rPr>
+                <w:rFonts w:hint="default" w:ascii="Times New Roman" w:hAnsi="Times New Roman" w:cs="Times New Roman"/>
+                <w:b/>
+                <w:bCs/>
+                <w:sz w:val="24"/>
+                <w:szCs w:val="24"/>
+              </w:rPr>
+              <w:fldChar w:fldCharType="separate"/>
+            </w:r>
+            <w:r>
+              <w:rPr>
+                <w:rFonts w:hint="default" w:ascii="Times New Roman" w:hAnsi="Times New Roman" w:cs="Times New Roman"/>
+                <w:b/>
+                <w:bCs/>
+                <w:sz w:val="24"/>
+                <w:szCs w:val="24"/>
+              </w:rPr>
+              <w:t>12</w:t>
+            </w:r>
+            <w:r>
+              <w:rPr>
+                <w:rFonts w:hint="default" w:ascii="Times New Roman" w:hAnsi="Times New Roman" w:cs="Times New Roman"/>
+                <w:b/>
+                <w:bCs/>
+                <w:sz w:val="24"/>
+                <w:szCs w:val="24"/>
+              </w:rPr>
+              <w:fldChar w:fldCharType="end"/>
+            </w:r>
+            <w:r>
+              <w:rPr>
+                <w:rFonts w:hint="default" w:ascii="Times New Roman" w:hAnsi="Times New Roman" w:cs="Times New Roman"/>
+                <w:b/>
+                <w:bCs/>
+                <w:sz w:val="24"/>
+                <w:szCs w:val="24"/>
+                <w:lang w:val="fr-FR"/>
+              </w:rPr>
+              <w:t>: dashboard du demandeur</w:t>
+            </w:r>
+          </w:p>
+        </w:tc>
+        <w:tc>
+          <w:tcPr>
+            <w:tcW w:w="5426" w:type="dxa"/>
+            <w:tcBorders>
+              <w:tl2br w:val="nil"/>
+              <w:tr2bl w:val="nil"/>
+            </w:tcBorders>
+          </w:tcPr>
+          <w:p>
+            <w:pPr>
+              <w:keepNext w:val="0"/>
+              <w:keepLines w:val="0"/>
+              <w:widowControl/>
+              <w:numPr>
+                <w:numId w:val="0"/>
+              </w:numPr>
+              <w:suppressLineNumbers w:val="0"/>
+              <w:spacing w:line="360" w:lineRule="auto"/>
+              <w:jc w:val="left"/>
+              <w:rPr>
+                <w:rFonts w:hint="default" w:ascii="Times New Roman" w:hAnsi="Times New Roman" w:eastAsia="SimSun" w:cs="Times New Roman"/>
+                <w:b/>
+                <w:bCs/>
+                <w:color w:val="000000"/>
+                <w:kern w:val="0"/>
+                <w:sz w:val="24"/>
+                <w:szCs w:val="24"/>
+                <w:vertAlign w:val="baseline"/>
+                <w:lang w:val="fr-FR" w:eastAsia="zh-CN" w:bidi="ar"/>
+              </w:rPr>
+            </w:pPr>
+            <w:r>
+              <w:rPr>
+                <w:rFonts w:hint="default" w:ascii="Times New Roman" w:hAnsi="Times New Roman" w:eastAsia="SimSun" w:cs="Times New Roman"/>
+                <w:b/>
+                <w:bCs/>
+                <w:color w:val="000000"/>
+                <w:kern w:val="0"/>
+                <w:sz w:val="24"/>
+                <w:szCs w:val="24"/>
+                <w:vertAlign w:val="baseline"/>
+                <w:lang w:val="fr-FR" w:eastAsia="zh-CN" w:bidi="ar"/>
+              </w:rPr>
+              <w:drawing>
+                <wp:inline distT="0" distB="0" distL="114300" distR="114300">
+                  <wp:extent cx="3238500" cy="2388870"/>
+                  <wp:effectExtent l="0" t="0" r="7620" b="3810"/>
+                  <wp:docPr id="30" name="Image 30" descr="nvelle dmd"/>
+                  <wp:cNvGraphicFramePr>
+                    <a:graphicFrameLocks xmlns:a="http://schemas.openxmlformats.org/drawingml/2006/main" noChangeAspect="1"/>
+                  </wp:cNvGraphicFramePr>
+                  <a:graphic xmlns:a="http://schemas.openxmlformats.org/drawingml/2006/main">
+                    <a:graphicData uri="http://schemas.openxmlformats.org/drawingml/2006/picture">
+                      <pic:pic xmlns:pic="http://schemas.openxmlformats.org/drawingml/2006/picture">
+                        <pic:nvPicPr>
+                          <pic:cNvPr id="30" name="Image 30" descr="nvelle dmd"/>
+                          <pic:cNvPicPr>
+                            <a:picLocks noChangeAspect="1"/>
+                          </pic:cNvPicPr>
+                        </pic:nvPicPr>
+                        <pic:blipFill>
+                          <a:blip r:embed="rId20"/>
+                          <a:stretch>
+                            <a:fillRect/>
+                          </a:stretch>
+                        </pic:blipFill>
+                        <pic:spPr>
+                          <a:xfrm>
+                            <a:off x="0" y="0"/>
+                            <a:ext cx="3238500" cy="2388870"/>
+                          </a:xfrm>
+                          <a:prstGeom prst="rect">
+                            <a:avLst/>
+                          </a:prstGeom>
+                        </pic:spPr>
+                      </pic:pic>
+                    </a:graphicData>
+                  </a:graphic>
+                </wp:inline>
+              </w:drawing>
+            </w:r>
+          </w:p>
+          <w:p>
+            <w:pPr>
+              <w:pStyle w:val="11"/>
+              <w:keepNext w:val="0"/>
+              <w:keepLines w:val="0"/>
+              <w:widowControl/>
+              <w:numPr>
+                <w:numId w:val="0"/>
+              </w:numPr>
+              <w:suppressLineNumbers w:val="0"/>
+              <w:spacing w:line="360" w:lineRule="auto"/>
+              <w:jc w:val="left"/>
+              <w:rPr>
+                <w:rFonts w:hint="default" w:ascii="Times New Roman" w:hAnsi="Times New Roman" w:eastAsia="SimSun" w:cs="Times New Roman"/>
+                <w:b/>
+                <w:bCs/>
+                <w:color w:val="000000"/>
+                <w:kern w:val="0"/>
+                <w:sz w:val="24"/>
+                <w:szCs w:val="24"/>
+                <w:vertAlign w:val="baseline"/>
+                <w:lang w:val="fr-FR" w:eastAsia="zh-CN" w:bidi="ar"/>
+              </w:rPr>
+            </w:pPr>
+            <w:r>
+              <w:rPr>
+                <w:rFonts w:hint="default" w:ascii="Times New Roman" w:hAnsi="Times New Roman" w:cs="Times New Roman"/>
+                <w:b/>
+                <w:bCs/>
+                <w:sz w:val="24"/>
+                <w:szCs w:val="24"/>
+              </w:rPr>
+              <w:t xml:space="preserve">Figure </w:t>
+            </w:r>
+            <w:r>
+              <w:rPr>
+                <w:rFonts w:hint="default" w:ascii="Times New Roman" w:hAnsi="Times New Roman" w:cs="Times New Roman"/>
+                <w:b/>
+                <w:bCs/>
+                <w:sz w:val="24"/>
+                <w:szCs w:val="24"/>
+              </w:rPr>
+              <w:fldChar w:fldCharType="begin"/>
+            </w:r>
+            <w:r>
+              <w:rPr>
+                <w:rFonts w:hint="default" w:ascii="Times New Roman" w:hAnsi="Times New Roman" w:cs="Times New Roman"/>
+                <w:b/>
+                <w:bCs/>
+                <w:sz w:val="24"/>
+                <w:szCs w:val="24"/>
+              </w:rPr>
+              <w:instrText xml:space="preserve"> SEQ Figure \* ARABIC </w:instrText>
+            </w:r>
+            <w:r>
+              <w:rPr>
+                <w:rFonts w:hint="default" w:ascii="Times New Roman" w:hAnsi="Times New Roman" w:cs="Times New Roman"/>
+                <w:b/>
+                <w:bCs/>
+                <w:sz w:val="24"/>
+                <w:szCs w:val="24"/>
+              </w:rPr>
+              <w:fldChar w:fldCharType="separate"/>
+            </w:r>
+            <w:r>
+              <w:rPr>
+                <w:rFonts w:hint="default" w:ascii="Times New Roman" w:hAnsi="Times New Roman" w:cs="Times New Roman"/>
+                <w:b/>
+                <w:bCs/>
+                <w:sz w:val="24"/>
+                <w:szCs w:val="24"/>
+              </w:rPr>
+              <w:t>13</w:t>
+            </w:r>
+            <w:r>
+              <w:rPr>
+                <w:rFonts w:hint="default" w:ascii="Times New Roman" w:hAnsi="Times New Roman" w:cs="Times New Roman"/>
+                <w:b/>
+                <w:bCs/>
+                <w:sz w:val="24"/>
+                <w:szCs w:val="24"/>
+              </w:rPr>
+              <w:fldChar w:fldCharType="end"/>
+            </w:r>
+            <w:r>
+              <w:rPr>
+                <w:rFonts w:hint="default" w:ascii="Times New Roman" w:hAnsi="Times New Roman" w:cs="Times New Roman"/>
+                <w:b/>
+                <w:bCs/>
+                <w:sz w:val="24"/>
+                <w:szCs w:val="24"/>
+                <w:lang w:val="fr-FR"/>
+              </w:rPr>
+              <w:t>:formulaire nouvelle demande</w:t>
+            </w:r>
+          </w:p>
+        </w:tc>
+      </w:tr>
+      <w:tr>
+        <w:tblPrEx>
+          <w:tblBorders>
+            <w:top w:val="dotted" w:color="FFFFFF" w:themeColor="background1" w:sz="4" w:space="0"/>
+            <w:left w:val="dotted" w:color="FFFFFF" w:themeColor="background1" w:sz="4" w:space="0"/>
+            <w:bottom w:val="dotted" w:color="FFFFFF" w:themeColor="background1" w:sz="4" w:space="0"/>
+            <w:right w:val="dotted" w:color="FFFFFF" w:themeColor="background1" w:sz="4" w:space="0"/>
+            <w:insideH w:val="dotted" w:color="FFFFFF" w:themeColor="background1" w:sz="4" w:space="0"/>
+            <w:insideV w:val="dotted" w:color="FFFFFF" w:themeColor="background1" w:sz="4" w:space="0"/>
+          </w:tblBorders>
+          <w:tblCellMar>
+            <w:left w:w="108" w:type="dxa"/>
+            <w:right w:w="108" w:type="dxa"/>
+          </w:tblCellMar>
+        </w:tblPrEx>
+        <w:tc>
+          <w:tcPr>
+            <w:tcW w:w="5425" w:type="dxa"/>
+            <w:tcBorders>
+              <w:tl2br w:val="nil"/>
+              <w:tr2bl w:val="nil"/>
+            </w:tcBorders>
+          </w:tcPr>
+          <w:p>
+            <w:pPr>
+              <w:keepNext w:val="0"/>
+              <w:keepLines w:val="0"/>
+              <w:widowControl/>
+              <w:numPr>
+                <w:numId w:val="0"/>
+              </w:numPr>
+              <w:suppressLineNumbers w:val="0"/>
+              <w:spacing w:line="360" w:lineRule="auto"/>
+              <w:jc w:val="left"/>
+              <w:rPr>
+                <w:rFonts w:hint="default" w:ascii="Times New Roman" w:hAnsi="Times New Roman" w:eastAsia="SimSun" w:cs="Times New Roman"/>
+                <w:b/>
+                <w:bCs/>
+                <w:color w:val="000000"/>
+                <w:kern w:val="0"/>
+                <w:sz w:val="24"/>
+                <w:szCs w:val="24"/>
+                <w:vertAlign w:val="baseline"/>
+                <w:lang w:val="fr-FR" w:eastAsia="zh-CN" w:bidi="ar"/>
+              </w:rPr>
+            </w:pPr>
+            <w:r>
+              <w:rPr>
+                <w:rFonts w:hint="default" w:ascii="Times New Roman" w:hAnsi="Times New Roman" w:eastAsia="SimSun" w:cs="Times New Roman"/>
+                <w:b/>
+                <w:bCs/>
+                <w:color w:val="000000"/>
+                <w:kern w:val="0"/>
+                <w:sz w:val="24"/>
+                <w:szCs w:val="24"/>
+                <w:vertAlign w:val="baseline"/>
+                <w:lang w:val="fr-FR" w:eastAsia="zh-CN" w:bidi="ar"/>
+              </w:rPr>
+              <w:drawing>
+                <wp:inline distT="0" distB="0" distL="114300" distR="114300">
+                  <wp:extent cx="3430270" cy="2056130"/>
+                  <wp:effectExtent l="0" t="0" r="13970" b="1270"/>
+                  <wp:docPr id="31" name="Image 31" descr="televers doc"/>
+                  <wp:cNvGraphicFramePr>
+                    <a:graphicFrameLocks xmlns:a="http://schemas.openxmlformats.org/drawingml/2006/main" noChangeAspect="1"/>
+                  </wp:cNvGraphicFramePr>
+                  <a:graphic xmlns:a="http://schemas.openxmlformats.org/drawingml/2006/main">
+                    <a:graphicData uri="http://schemas.openxmlformats.org/drawingml/2006/picture">
+                      <pic:pic xmlns:pic="http://schemas.openxmlformats.org/drawingml/2006/picture">
+                        <pic:nvPicPr>
+                          <pic:cNvPr id="31" name="Image 31" descr="televers doc"/>
+                          <pic:cNvPicPr>
+                            <a:picLocks noChangeAspect="1"/>
+                          </pic:cNvPicPr>
+                        </pic:nvPicPr>
+                        <pic:blipFill>
+                          <a:blip r:embed="rId21"/>
+                          <a:stretch>
+                            <a:fillRect/>
+                          </a:stretch>
+                        </pic:blipFill>
+                        <pic:spPr>
+                          <a:xfrm>
+                            <a:off x="0" y="0"/>
+                            <a:ext cx="3430270" cy="2056130"/>
+                          </a:xfrm>
+                          <a:prstGeom prst="rect">
+                            <a:avLst/>
+                          </a:prstGeom>
+                        </pic:spPr>
+                      </pic:pic>
+                    </a:graphicData>
+                  </a:graphic>
+                </wp:inline>
+              </w:drawing>
+            </w:r>
+          </w:p>
+          <w:p>
+            <w:pPr>
+              <w:pStyle w:val="11"/>
+              <w:keepNext w:val="0"/>
+              <w:keepLines w:val="0"/>
+              <w:widowControl/>
+              <w:numPr>
+                <w:numId w:val="0"/>
+              </w:numPr>
+              <w:suppressLineNumbers w:val="0"/>
+              <w:spacing w:line="360" w:lineRule="auto"/>
+              <w:jc w:val="left"/>
+              <w:rPr>
+                <w:rFonts w:hint="default" w:ascii="Times New Roman" w:hAnsi="Times New Roman" w:eastAsia="SimSun" w:cs="Times New Roman"/>
+                <w:b/>
+                <w:bCs/>
+                <w:color w:val="000000"/>
+                <w:kern w:val="0"/>
+                <w:sz w:val="24"/>
+                <w:szCs w:val="24"/>
+                <w:vertAlign w:val="baseline"/>
+                <w:lang w:val="fr-FR" w:eastAsia="zh-CN" w:bidi="ar"/>
+              </w:rPr>
+            </w:pPr>
+            <w:r>
+              <w:rPr>
+                <w:rFonts w:hint="default" w:ascii="Times New Roman" w:hAnsi="Times New Roman" w:cs="Times New Roman"/>
+                <w:b/>
+                <w:bCs/>
+                <w:sz w:val="24"/>
+                <w:szCs w:val="24"/>
+              </w:rPr>
+              <w:t xml:space="preserve">Figure </w:t>
+            </w:r>
+            <w:r>
+              <w:rPr>
+                <w:rFonts w:hint="default" w:ascii="Times New Roman" w:hAnsi="Times New Roman" w:cs="Times New Roman"/>
+                <w:b/>
+                <w:bCs/>
+                <w:sz w:val="24"/>
+                <w:szCs w:val="24"/>
+              </w:rPr>
+              <w:fldChar w:fldCharType="begin"/>
+            </w:r>
+            <w:r>
+              <w:rPr>
+                <w:rFonts w:hint="default" w:ascii="Times New Roman" w:hAnsi="Times New Roman" w:cs="Times New Roman"/>
+                <w:b/>
+                <w:bCs/>
+                <w:sz w:val="24"/>
+                <w:szCs w:val="24"/>
+              </w:rPr>
+              <w:instrText xml:space="preserve"> SEQ Figure \* ARABIC </w:instrText>
+            </w:r>
+            <w:r>
+              <w:rPr>
+                <w:rFonts w:hint="default" w:ascii="Times New Roman" w:hAnsi="Times New Roman" w:cs="Times New Roman"/>
+                <w:b/>
+                <w:bCs/>
+                <w:sz w:val="24"/>
+                <w:szCs w:val="24"/>
+              </w:rPr>
+              <w:fldChar w:fldCharType="separate"/>
+            </w:r>
+            <w:r>
+              <w:rPr>
+                <w:rFonts w:hint="default" w:ascii="Times New Roman" w:hAnsi="Times New Roman" w:cs="Times New Roman"/>
+                <w:b/>
+                <w:bCs/>
+                <w:sz w:val="24"/>
+                <w:szCs w:val="24"/>
+              </w:rPr>
+              <w:t>14</w:t>
+            </w:r>
+            <w:r>
+              <w:rPr>
+                <w:rFonts w:hint="default" w:ascii="Times New Roman" w:hAnsi="Times New Roman" w:cs="Times New Roman"/>
+                <w:b/>
+                <w:bCs/>
+                <w:sz w:val="24"/>
+                <w:szCs w:val="24"/>
+              </w:rPr>
+              <w:fldChar w:fldCharType="end"/>
+            </w:r>
+            <w:r>
+              <w:rPr>
+                <w:rFonts w:hint="default" w:ascii="Times New Roman" w:hAnsi="Times New Roman" w:cs="Times New Roman"/>
+                <w:b/>
+                <w:bCs/>
+                <w:sz w:val="24"/>
+                <w:szCs w:val="24"/>
+                <w:lang w:val="fr-FR"/>
+              </w:rPr>
+              <w:t>: pièces justificatives</w:t>
+            </w:r>
+          </w:p>
+        </w:tc>
+        <w:tc>
+          <w:tcPr>
+            <w:tcW w:w="5426" w:type="dxa"/>
+            <w:tcBorders>
+              <w:tl2br w:val="nil"/>
+              <w:tr2bl w:val="nil"/>
+            </w:tcBorders>
+          </w:tcPr>
+          <w:p>
+            <w:pPr>
+              <w:keepNext w:val="0"/>
+              <w:keepLines w:val="0"/>
+              <w:widowControl/>
+              <w:numPr>
+                <w:numId w:val="0"/>
+              </w:numPr>
+              <w:suppressLineNumbers w:val="0"/>
+              <w:spacing w:line="360" w:lineRule="auto"/>
+              <w:jc w:val="left"/>
+              <w:rPr>
+                <w:rFonts w:hint="default" w:ascii="Times New Roman" w:hAnsi="Times New Roman" w:eastAsia="SimSun" w:cs="Times New Roman"/>
+                <w:b/>
+                <w:bCs/>
+                <w:color w:val="000000"/>
+                <w:kern w:val="0"/>
+                <w:sz w:val="24"/>
+                <w:szCs w:val="24"/>
+                <w:vertAlign w:val="baseline"/>
+                <w:lang w:val="fr-FR" w:eastAsia="zh-CN" w:bidi="ar"/>
+              </w:rPr>
+            </w:pPr>
+            <w:r>
+              <w:rPr>
+                <w:rFonts w:hint="default" w:ascii="Times New Roman" w:hAnsi="Times New Roman" w:eastAsia="SimSun" w:cs="Times New Roman"/>
+                <w:b/>
+                <w:bCs/>
+                <w:color w:val="000000"/>
+                <w:kern w:val="0"/>
+                <w:sz w:val="24"/>
+                <w:szCs w:val="24"/>
+                <w:vertAlign w:val="baseline"/>
+                <w:lang w:val="fr-FR" w:eastAsia="zh-CN" w:bidi="ar"/>
+              </w:rPr>
+              <w:drawing>
+                <wp:inline distT="0" distB="0" distL="114300" distR="114300">
+                  <wp:extent cx="3328035" cy="2149475"/>
+                  <wp:effectExtent l="0" t="0" r="9525" b="14605"/>
+                  <wp:docPr id="32" name="Image 32" descr="biometrie"/>
+                  <wp:cNvGraphicFramePr>
+                    <a:graphicFrameLocks xmlns:a="http://schemas.openxmlformats.org/drawingml/2006/main" noChangeAspect="1"/>
+                  </wp:cNvGraphicFramePr>
+                  <a:graphic xmlns:a="http://schemas.openxmlformats.org/drawingml/2006/main">
+                    <a:graphicData uri="http://schemas.openxmlformats.org/drawingml/2006/picture">
+                      <pic:pic xmlns:pic="http://schemas.openxmlformats.org/drawingml/2006/picture">
+                        <pic:nvPicPr>
+                          <pic:cNvPr id="32" name="Image 32" descr="biometrie"/>
+                          <pic:cNvPicPr>
+                            <a:picLocks noChangeAspect="1"/>
+                          </pic:cNvPicPr>
+                        </pic:nvPicPr>
+                        <pic:blipFill>
+                          <a:blip r:embed="rId22"/>
+                          <a:stretch>
+                            <a:fillRect/>
+                          </a:stretch>
+                        </pic:blipFill>
+                        <pic:spPr>
+                          <a:xfrm>
+                            <a:off x="0" y="0"/>
+                            <a:ext cx="3328035" cy="2149475"/>
+                          </a:xfrm>
+                          <a:prstGeom prst="rect">
+                            <a:avLst/>
+                          </a:prstGeom>
+                        </pic:spPr>
+                      </pic:pic>
+                    </a:graphicData>
+                  </a:graphic>
+                </wp:inline>
+              </w:drawing>
+            </w:r>
+          </w:p>
+          <w:p>
+            <w:pPr>
+              <w:pStyle w:val="11"/>
+              <w:keepNext w:val="0"/>
+              <w:keepLines w:val="0"/>
+              <w:widowControl/>
+              <w:numPr>
+                <w:numId w:val="0"/>
+              </w:numPr>
+              <w:suppressLineNumbers w:val="0"/>
+              <w:spacing w:line="360" w:lineRule="auto"/>
+              <w:jc w:val="left"/>
+              <w:rPr>
+                <w:rFonts w:hint="default" w:ascii="Times New Roman" w:hAnsi="Times New Roman" w:eastAsia="SimSun" w:cs="Times New Roman"/>
+                <w:b/>
+                <w:bCs/>
+                <w:color w:val="000000"/>
+                <w:kern w:val="0"/>
+                <w:sz w:val="24"/>
+                <w:szCs w:val="24"/>
+                <w:vertAlign w:val="baseline"/>
+                <w:lang w:val="fr-FR" w:eastAsia="zh-CN" w:bidi="ar"/>
+              </w:rPr>
+            </w:pPr>
+            <w:r>
+              <w:rPr>
+                <w:rFonts w:hint="default" w:ascii="Times New Roman" w:hAnsi="Times New Roman" w:cs="Times New Roman"/>
+                <w:b/>
+                <w:bCs/>
+                <w:sz w:val="24"/>
+                <w:szCs w:val="24"/>
+              </w:rPr>
+              <w:t xml:space="preserve">Figure </w:t>
+            </w:r>
+            <w:r>
+              <w:rPr>
+                <w:rFonts w:hint="default" w:ascii="Times New Roman" w:hAnsi="Times New Roman" w:cs="Times New Roman"/>
+                <w:b/>
+                <w:bCs/>
+                <w:sz w:val="24"/>
+                <w:szCs w:val="24"/>
+              </w:rPr>
+              <w:fldChar w:fldCharType="begin"/>
+            </w:r>
+            <w:r>
+              <w:rPr>
+                <w:rFonts w:hint="default" w:ascii="Times New Roman" w:hAnsi="Times New Roman" w:cs="Times New Roman"/>
+                <w:b/>
+                <w:bCs/>
+                <w:sz w:val="24"/>
+                <w:szCs w:val="24"/>
+              </w:rPr>
+              <w:instrText xml:space="preserve"> SEQ Figure \* ARABIC </w:instrText>
+            </w:r>
+            <w:r>
+              <w:rPr>
+                <w:rFonts w:hint="default" w:ascii="Times New Roman" w:hAnsi="Times New Roman" w:cs="Times New Roman"/>
+                <w:b/>
+                <w:bCs/>
+                <w:sz w:val="24"/>
+                <w:szCs w:val="24"/>
+              </w:rPr>
+              <w:fldChar w:fldCharType="separate"/>
+            </w:r>
+            <w:r>
+              <w:rPr>
+                <w:rFonts w:hint="default" w:ascii="Times New Roman" w:hAnsi="Times New Roman" w:cs="Times New Roman"/>
+                <w:b/>
+                <w:bCs/>
+                <w:sz w:val="24"/>
+                <w:szCs w:val="24"/>
+              </w:rPr>
+              <w:t>15</w:t>
+            </w:r>
+            <w:r>
+              <w:rPr>
+                <w:rFonts w:hint="default" w:ascii="Times New Roman" w:hAnsi="Times New Roman" w:cs="Times New Roman"/>
+                <w:b/>
+                <w:bCs/>
+                <w:sz w:val="24"/>
+                <w:szCs w:val="24"/>
+              </w:rPr>
+              <w:fldChar w:fldCharType="end"/>
+            </w:r>
+            <w:r>
+              <w:rPr>
+                <w:rFonts w:hint="default" w:ascii="Times New Roman" w:hAnsi="Times New Roman" w:cs="Times New Roman"/>
+                <w:b/>
+                <w:bCs/>
+                <w:sz w:val="24"/>
+                <w:szCs w:val="24"/>
+                <w:lang w:val="fr-FR"/>
+              </w:rPr>
+              <w:t>: capture biométrique</w:t>
+            </w:r>
+          </w:p>
+        </w:tc>
+      </w:tr>
+      <w:tr>
+        <w:tblPrEx>
+          <w:tblBorders>
+            <w:top w:val="dotted" w:color="FFFFFF" w:themeColor="background1" w:sz="4" w:space="0"/>
+            <w:left w:val="dotted" w:color="FFFFFF" w:themeColor="background1" w:sz="4" w:space="0"/>
+            <w:bottom w:val="dotted" w:color="FFFFFF" w:themeColor="background1" w:sz="4" w:space="0"/>
+            <w:right w:val="dotted" w:color="FFFFFF" w:themeColor="background1" w:sz="4" w:space="0"/>
+            <w:insideH w:val="dotted" w:color="FFFFFF" w:themeColor="background1" w:sz="4" w:space="0"/>
+            <w:insideV w:val="dotted" w:color="FFFFFF" w:themeColor="background1" w:sz="4" w:space="0"/>
+          </w:tblBorders>
+          <w:tblCellMar>
+            <w:left w:w="108" w:type="dxa"/>
+            <w:right w:w="108" w:type="dxa"/>
+          </w:tblCellMar>
+        </w:tblPrEx>
+        <w:tc>
+          <w:tcPr>
+            <w:tcW w:w="5425" w:type="dxa"/>
+            <w:tcBorders>
+              <w:tl2br w:val="nil"/>
+              <w:tr2bl w:val="nil"/>
+            </w:tcBorders>
+          </w:tcPr>
+          <w:p>
+            <w:pPr>
+              <w:keepNext w:val="0"/>
+              <w:keepLines w:val="0"/>
+              <w:widowControl/>
+              <w:numPr>
+                <w:numId w:val="0"/>
+              </w:numPr>
+              <w:suppressLineNumbers w:val="0"/>
+              <w:spacing w:line="360" w:lineRule="auto"/>
+              <w:jc w:val="left"/>
+              <w:rPr>
+                <w:rFonts w:hint="default" w:ascii="Times New Roman" w:hAnsi="Times New Roman" w:eastAsia="SimSun" w:cs="Times New Roman"/>
+                <w:b/>
+                <w:bCs/>
+                <w:color w:val="000000"/>
+                <w:kern w:val="0"/>
+                <w:sz w:val="24"/>
+                <w:szCs w:val="24"/>
+                <w:vertAlign w:val="baseline"/>
+                <w:lang w:val="fr-FR" w:eastAsia="zh-CN" w:bidi="ar"/>
+              </w:rPr>
+            </w:pPr>
+            <w:r>
+              <w:rPr>
+                <w:rFonts w:hint="default" w:ascii="Times New Roman" w:hAnsi="Times New Roman" w:eastAsia="SimSun" w:cs="Times New Roman"/>
+                <w:b/>
+                <w:bCs/>
+                <w:color w:val="000000"/>
+                <w:kern w:val="0"/>
+                <w:sz w:val="24"/>
+                <w:szCs w:val="24"/>
+                <w:vertAlign w:val="baseline"/>
+                <w:lang w:val="fr-FR" w:eastAsia="zh-CN" w:bidi="ar"/>
+              </w:rPr>
+              <w:drawing>
+                <wp:inline distT="0" distB="0" distL="114300" distR="114300">
+                  <wp:extent cx="3574415" cy="2074545"/>
+                  <wp:effectExtent l="0" t="0" r="6985" b="13335"/>
+                  <wp:docPr id="33" name="Image 33" descr="review"/>
+                  <wp:cNvGraphicFramePr>
+                    <a:graphicFrameLocks xmlns:a="http://schemas.openxmlformats.org/drawingml/2006/main" noChangeAspect="1"/>
+                  </wp:cNvGraphicFramePr>
+                  <a:graphic xmlns:a="http://schemas.openxmlformats.org/drawingml/2006/main">
+                    <a:graphicData uri="http://schemas.openxmlformats.org/drawingml/2006/picture">
+                      <pic:pic xmlns:pic="http://schemas.openxmlformats.org/drawingml/2006/picture">
+                        <pic:nvPicPr>
+                          <pic:cNvPr id="33" name="Image 33" descr="review"/>
+                          <pic:cNvPicPr>
+                            <a:picLocks noChangeAspect="1"/>
+                          </pic:cNvPicPr>
+                        </pic:nvPicPr>
+                        <pic:blipFill>
+                          <a:blip r:embed="rId23"/>
+                          <a:stretch>
+                            <a:fillRect/>
+                          </a:stretch>
+                        </pic:blipFill>
+                        <pic:spPr>
+                          <a:xfrm>
+                            <a:off x="0" y="0"/>
+                            <a:ext cx="3574415" cy="2074545"/>
+                          </a:xfrm>
+                          <a:prstGeom prst="rect">
+                            <a:avLst/>
+                          </a:prstGeom>
+                        </pic:spPr>
+                      </pic:pic>
+                    </a:graphicData>
+                  </a:graphic>
+                </wp:inline>
+              </w:drawing>
+            </w:r>
+          </w:p>
+          <w:p>
+            <w:pPr>
+              <w:pStyle w:val="11"/>
+              <w:keepNext w:val="0"/>
+              <w:keepLines w:val="0"/>
+              <w:widowControl/>
+              <w:numPr>
+                <w:numId w:val="0"/>
+              </w:numPr>
+              <w:suppressLineNumbers w:val="0"/>
+              <w:spacing w:line="360" w:lineRule="auto"/>
+              <w:jc w:val="left"/>
+              <w:rPr>
+                <w:rFonts w:hint="default" w:ascii="Times New Roman" w:hAnsi="Times New Roman" w:eastAsia="SimSun" w:cs="Times New Roman"/>
+                <w:b/>
+                <w:bCs/>
+                <w:color w:val="000000"/>
+                <w:kern w:val="0"/>
+                <w:sz w:val="24"/>
+                <w:szCs w:val="24"/>
+                <w:vertAlign w:val="baseline"/>
+                <w:lang w:val="fr-FR" w:eastAsia="zh-CN" w:bidi="ar"/>
+              </w:rPr>
+            </w:pPr>
+            <w:r>
+              <w:rPr>
+                <w:rFonts w:hint="default" w:ascii="Times New Roman" w:hAnsi="Times New Roman" w:cs="Times New Roman"/>
+                <w:b/>
+                <w:bCs/>
+                <w:sz w:val="24"/>
+                <w:szCs w:val="24"/>
+              </w:rPr>
+              <w:t xml:space="preserve">Figure </w:t>
+            </w:r>
+            <w:r>
+              <w:rPr>
+                <w:rFonts w:hint="default" w:ascii="Times New Roman" w:hAnsi="Times New Roman" w:cs="Times New Roman"/>
+                <w:b/>
+                <w:bCs/>
+                <w:sz w:val="24"/>
+                <w:szCs w:val="24"/>
+              </w:rPr>
+              <w:fldChar w:fldCharType="begin"/>
+            </w:r>
+            <w:r>
+              <w:rPr>
+                <w:rFonts w:hint="default" w:ascii="Times New Roman" w:hAnsi="Times New Roman" w:cs="Times New Roman"/>
+                <w:b/>
+                <w:bCs/>
+                <w:sz w:val="24"/>
+                <w:szCs w:val="24"/>
+              </w:rPr>
+              <w:instrText xml:space="preserve"> SEQ Figure \* ARABIC </w:instrText>
+            </w:r>
+            <w:r>
+              <w:rPr>
+                <w:rFonts w:hint="default" w:ascii="Times New Roman" w:hAnsi="Times New Roman" w:cs="Times New Roman"/>
+                <w:b/>
+                <w:bCs/>
+                <w:sz w:val="24"/>
+                <w:szCs w:val="24"/>
+              </w:rPr>
+              <w:fldChar w:fldCharType="separate"/>
+            </w:r>
+            <w:r>
+              <w:rPr>
+                <w:rFonts w:hint="default" w:ascii="Times New Roman" w:hAnsi="Times New Roman" w:cs="Times New Roman"/>
+                <w:b/>
+                <w:bCs/>
+                <w:sz w:val="24"/>
+                <w:szCs w:val="24"/>
+              </w:rPr>
+              <w:t>16</w:t>
+            </w:r>
+            <w:r>
+              <w:rPr>
+                <w:rFonts w:hint="default" w:ascii="Times New Roman" w:hAnsi="Times New Roman" w:cs="Times New Roman"/>
+                <w:b/>
+                <w:bCs/>
+                <w:sz w:val="24"/>
+                <w:szCs w:val="24"/>
+              </w:rPr>
+              <w:fldChar w:fldCharType="end"/>
+            </w:r>
+            <w:r>
+              <w:rPr>
+                <w:rFonts w:hint="default" w:ascii="Times New Roman" w:hAnsi="Times New Roman" w:cs="Times New Roman"/>
+                <w:b/>
+                <w:bCs/>
+                <w:sz w:val="24"/>
+                <w:szCs w:val="24"/>
+                <w:lang w:val="fr-FR"/>
+              </w:rPr>
+              <w:t>: review demande</w:t>
+            </w:r>
+          </w:p>
+        </w:tc>
+        <w:tc>
+          <w:tcPr>
+            <w:tcW w:w="5426" w:type="dxa"/>
+            <w:tcBorders>
+              <w:tl2br w:val="nil"/>
+              <w:tr2bl w:val="nil"/>
+            </w:tcBorders>
+          </w:tcPr>
+          <w:p>
+            <w:pPr>
+              <w:keepNext w:val="0"/>
+              <w:keepLines w:val="0"/>
+              <w:widowControl/>
+              <w:numPr>
+                <w:numId w:val="0"/>
+              </w:numPr>
+              <w:suppressLineNumbers w:val="0"/>
+              <w:spacing w:line="360" w:lineRule="auto"/>
+              <w:jc w:val="left"/>
+              <w:rPr>
+                <w:rFonts w:hint="default" w:ascii="Times New Roman" w:hAnsi="Times New Roman" w:eastAsia="SimSun" w:cs="Times New Roman"/>
+                <w:b/>
+                <w:bCs/>
+                <w:color w:val="000000"/>
+                <w:kern w:val="0"/>
+                <w:sz w:val="24"/>
+                <w:szCs w:val="24"/>
+                <w:vertAlign w:val="baseline"/>
+                <w:lang w:val="fr-FR" w:eastAsia="zh-CN" w:bidi="ar"/>
+              </w:rPr>
+            </w:pPr>
+            <w:r>
+              <w:rPr>
+                <w:rFonts w:hint="default" w:ascii="Times New Roman" w:hAnsi="Times New Roman" w:eastAsia="SimSun" w:cs="Times New Roman"/>
+                <w:b/>
+                <w:bCs/>
+                <w:color w:val="000000"/>
+                <w:kern w:val="0"/>
+                <w:sz w:val="24"/>
+                <w:szCs w:val="24"/>
+                <w:vertAlign w:val="baseline"/>
+                <w:lang w:val="fr-FR" w:eastAsia="zh-CN" w:bidi="ar"/>
+              </w:rPr>
+              <w:drawing>
+                <wp:inline distT="0" distB="0" distL="114300" distR="114300">
+                  <wp:extent cx="3446145" cy="2153920"/>
+                  <wp:effectExtent l="0" t="0" r="13335" b="10160"/>
+                  <wp:docPr id="34" name="Image 34" descr="Capture d’écran 2026-03-30 225014"/>
+                  <wp:cNvGraphicFramePr>
+                    <a:graphicFrameLocks xmlns:a="http://schemas.openxmlformats.org/drawingml/2006/main" noChangeAspect="1"/>
+                  </wp:cNvGraphicFramePr>
+                  <a:graphic xmlns:a="http://schemas.openxmlformats.org/drawingml/2006/main">
+                    <a:graphicData uri="http://schemas.openxmlformats.org/drawingml/2006/picture">
+                      <pic:pic xmlns:pic="http://schemas.openxmlformats.org/drawingml/2006/picture">
+                        <pic:nvPicPr>
+                          <pic:cNvPr id="34" name="Image 34" descr="Capture d’écran 2026-03-30 225014"/>
+                          <pic:cNvPicPr>
+                            <a:picLocks noChangeAspect="1"/>
+                          </pic:cNvPicPr>
+                        </pic:nvPicPr>
+                        <pic:blipFill>
+                          <a:blip r:embed="rId24"/>
+                          <a:stretch>
+                            <a:fillRect/>
+                          </a:stretch>
+                        </pic:blipFill>
+                        <pic:spPr>
+                          <a:xfrm>
+                            <a:off x="0" y="0"/>
+                            <a:ext cx="3446145" cy="2153920"/>
+                          </a:xfrm>
+                          <a:prstGeom prst="rect">
+                            <a:avLst/>
+                          </a:prstGeom>
+                        </pic:spPr>
+                      </pic:pic>
+                    </a:graphicData>
+                  </a:graphic>
+                </wp:inline>
+              </w:drawing>
+            </w:r>
+          </w:p>
+          <w:p>
+            <w:pPr>
+              <w:pStyle w:val="11"/>
+              <w:keepNext w:val="0"/>
+              <w:keepLines w:val="0"/>
+              <w:widowControl/>
+              <w:numPr>
+                <w:numId w:val="0"/>
+              </w:numPr>
+              <w:suppressLineNumbers w:val="0"/>
+              <w:spacing w:line="360" w:lineRule="auto"/>
+              <w:jc w:val="left"/>
+              <w:rPr>
+                <w:rFonts w:hint="default" w:ascii="Times New Roman" w:hAnsi="Times New Roman" w:eastAsia="SimSun" w:cs="Times New Roman"/>
+                <w:b/>
+                <w:bCs/>
+                <w:color w:val="000000"/>
+                <w:kern w:val="0"/>
+                <w:sz w:val="24"/>
+                <w:szCs w:val="24"/>
+                <w:vertAlign w:val="baseline"/>
+                <w:lang w:val="fr-FR" w:eastAsia="zh-CN" w:bidi="ar"/>
+              </w:rPr>
+            </w:pPr>
+            <w:r>
+              <w:rPr>
+                <w:rFonts w:hint="default" w:ascii="Times New Roman" w:hAnsi="Times New Roman" w:cs="Times New Roman"/>
+                <w:b/>
+                <w:bCs/>
+                <w:sz w:val="24"/>
+                <w:szCs w:val="24"/>
+              </w:rPr>
+              <w:t xml:space="preserve">Figure </w:t>
+            </w:r>
+            <w:r>
+              <w:rPr>
+                <w:rFonts w:hint="default" w:ascii="Times New Roman" w:hAnsi="Times New Roman" w:cs="Times New Roman"/>
+                <w:b/>
+                <w:bCs/>
+                <w:sz w:val="24"/>
+                <w:szCs w:val="24"/>
+              </w:rPr>
+              <w:fldChar w:fldCharType="begin"/>
+            </w:r>
+            <w:r>
+              <w:rPr>
+                <w:rFonts w:hint="default" w:ascii="Times New Roman" w:hAnsi="Times New Roman" w:cs="Times New Roman"/>
+                <w:b/>
+                <w:bCs/>
+                <w:sz w:val="24"/>
+                <w:szCs w:val="24"/>
+              </w:rPr>
+              <w:instrText xml:space="preserve"> SEQ Figure \* ARABIC </w:instrText>
+            </w:r>
+            <w:r>
+              <w:rPr>
+                <w:rFonts w:hint="default" w:ascii="Times New Roman" w:hAnsi="Times New Roman" w:cs="Times New Roman"/>
+                <w:b/>
+                <w:bCs/>
+                <w:sz w:val="24"/>
+                <w:szCs w:val="24"/>
+              </w:rPr>
+              <w:fldChar w:fldCharType="separate"/>
+            </w:r>
+            <w:r>
+              <w:rPr>
+                <w:rFonts w:hint="default" w:ascii="Times New Roman" w:hAnsi="Times New Roman" w:cs="Times New Roman"/>
+                <w:b/>
+                <w:bCs/>
+                <w:sz w:val="24"/>
+                <w:szCs w:val="24"/>
+              </w:rPr>
+              <w:t>17</w:t>
+            </w:r>
+            <w:r>
+              <w:rPr>
+                <w:rFonts w:hint="default" w:ascii="Times New Roman" w:hAnsi="Times New Roman" w:cs="Times New Roman"/>
+                <w:b/>
+                <w:bCs/>
+                <w:sz w:val="24"/>
+                <w:szCs w:val="24"/>
+              </w:rPr>
+              <w:fldChar w:fldCharType="end"/>
+            </w:r>
+            <w:r>
+              <w:rPr>
+                <w:rFonts w:hint="default" w:ascii="Times New Roman" w:hAnsi="Times New Roman" w:cs="Times New Roman"/>
+                <w:b/>
+                <w:bCs/>
+                <w:sz w:val="24"/>
+                <w:szCs w:val="24"/>
+                <w:lang w:val="fr-FR"/>
+              </w:rPr>
+              <w:t>: paiement sécurisé</w:t>
+            </w:r>
+          </w:p>
+        </w:tc>
+      </w:tr>
+    </w:tbl>
+    <w:p>
+      <w:pPr>
+        <w:keepNext w:val="0"/>
+        <w:keepLines w:val="0"/>
+        <w:widowControl/>
+        <w:numPr>
+          <w:ilvl w:val="0"/>
+          <w:numId w:val="125"/>
+        </w:numPr>
+        <w:suppressLineNumbers w:val="0"/>
+        <w:spacing w:line="360" w:lineRule="auto"/>
+        <w:ind w:left="420" w:leftChars="0" w:hanging="420" w:firstLineChars="0"/>
+        <w:jc w:val="left"/>
+        <w:rPr>
+          <w:rFonts w:hint="default" w:ascii="Times New Roman" w:hAnsi="Times New Roman" w:eastAsia="SimSun" w:cs="Times New Roman"/>
+          <w:b/>
+          <w:bCs/>
+          <w:color w:val="000000"/>
+          <w:kern w:val="0"/>
+          <w:sz w:val="28"/>
+          <w:szCs w:val="28"/>
+          <w:lang w:val="fr-FR" w:eastAsia="zh-CN" w:bidi="ar"/>
+        </w:rPr>
+      </w:pPr>
+      <w:r>
+        <w:rPr>
+          <w:rFonts w:hint="default" w:ascii="Times New Roman" w:hAnsi="Times New Roman" w:eastAsia="SimSun" w:cs="Times New Roman"/>
+          <w:b/>
+          <w:bCs/>
+          <w:color w:val="000000"/>
+          <w:kern w:val="0"/>
+          <w:sz w:val="28"/>
+          <w:szCs w:val="28"/>
+          <w:u w:val="single"/>
+          <w:lang w:val="fr-FR" w:eastAsia="zh-CN" w:bidi="ar"/>
+        </w:rPr>
+        <w:t>Module administrateur :</w:t>
+      </w:r>
+    </w:p>
+    <w:tbl>
+      <w:tblPr>
+        <w:tblW w:w="10848" w:type="dxa"/>
+        <w:tblInd w:w="-1149" w:type="dxa"/>
+        <w:tblBorders>
+          <w:top w:val="dotted" w:color="FFFFFF" w:themeColor="background1" w:sz="4" w:space="0"/>
+          <w:left w:val="dotted" w:color="FFFFFF" w:themeColor="background1" w:sz="4" w:space="0"/>
+          <w:bottom w:val="dotted" w:color="FFFFFF" w:themeColor="background1" w:sz="4" w:space="0"/>
+          <w:right w:val="dotted" w:color="FFFFFF" w:themeColor="background1" w:sz="4" w:space="0"/>
+          <w:insideH w:val="dotted" w:color="FFFFFF" w:themeColor="background1" w:sz="4" w:space="0"/>
+          <w:insideV w:val="dotted" w:color="FFFFFF" w:themeColor="background1" w:sz="4" w:space="0"/>
+        </w:tblBorders>
+        <w:tblLayout w:type="autofit"/>
+        <w:tblCellMar>
+          <w:left w:w="108" w:type="dxa"/>
+          <w:right w:w="108" w:type="dxa"/>
+        </w:tblCellMar>
+      </w:tblPr>
+      <w:tblGrid>
+        <w:gridCol w:w="5664"/>
+        <w:gridCol w:w="5184"/>
+      </w:tblGrid>
+      <w:tr>
+        <w:tblPrEx>
+          <w:tblBorders>
+            <w:top w:val="dotted" w:color="FFFFFF" w:themeColor="background1" w:sz="4" w:space="0"/>
+            <w:left w:val="dotted" w:color="FFFFFF" w:themeColor="background1" w:sz="4" w:space="0"/>
+            <w:bottom w:val="dotted" w:color="FFFFFF" w:themeColor="background1" w:sz="4" w:space="0"/>
+            <w:right w:val="dotted" w:color="FFFFFF" w:themeColor="background1" w:sz="4" w:space="0"/>
+            <w:insideH w:val="dotted" w:color="FFFFFF" w:themeColor="background1" w:sz="4" w:space="0"/>
+            <w:insideV w:val="dotted" w:color="FFFFFF" w:themeColor="background1" w:sz="4" w:space="0"/>
+          </w:tblBorders>
+          <w:tblCellMar>
+            <w:left w:w="108" w:type="dxa"/>
+            <w:right w:w="108" w:type="dxa"/>
+          </w:tblCellMar>
+        </w:tblPrEx>
+        <w:tc>
+          <w:tcPr>
+            <w:tcW w:w="5664" w:type="dxa"/>
+            <w:tcBorders>
+              <w:tl2br w:val="nil"/>
+              <w:tr2bl w:val="nil"/>
+            </w:tcBorders>
+          </w:tcPr>
+          <w:p>
+            <w:pPr>
+              <w:keepNext w:val="0"/>
+              <w:keepLines w:val="0"/>
+              <w:widowControl/>
+              <w:numPr>
+                <w:numId w:val="0"/>
+              </w:numPr>
+              <w:suppressLineNumbers w:val="0"/>
+              <w:spacing w:line="360" w:lineRule="auto"/>
+              <w:jc w:val="left"/>
+              <w:rPr>
+                <w:rFonts w:hint="default" w:ascii="Times New Roman" w:hAnsi="Times New Roman" w:eastAsia="SimSun" w:cs="Times New Roman"/>
+                <w:b/>
+                <w:bCs/>
+                <w:color w:val="000000"/>
+                <w:kern w:val="0"/>
+                <w:sz w:val="24"/>
+                <w:szCs w:val="24"/>
+                <w:vertAlign w:val="baseline"/>
+                <w:lang w:val="fr-FR" w:eastAsia="zh-CN" w:bidi="ar"/>
+              </w:rPr>
+            </w:pPr>
+            <w:r>
+              <w:rPr>
+                <w:rFonts w:hint="default" w:ascii="Times New Roman" w:hAnsi="Times New Roman" w:eastAsia="SimSun" w:cs="Times New Roman"/>
+                <w:b/>
+                <w:bCs/>
+                <w:color w:val="000000"/>
+                <w:kern w:val="0"/>
+                <w:sz w:val="24"/>
+                <w:szCs w:val="24"/>
+                <w:vertAlign w:val="baseline"/>
+                <w:lang w:val="fr-FR" w:eastAsia="zh-CN" w:bidi="ar"/>
+              </w:rPr>
+              <w:drawing>
+                <wp:inline distT="0" distB="0" distL="114300" distR="114300">
+                  <wp:extent cx="3444875" cy="2252980"/>
+                  <wp:effectExtent l="0" t="0" r="14605" b="2540"/>
+                  <wp:docPr id="35" name="Image 35" descr="admindash"/>
+                  <wp:cNvGraphicFramePr>
+                    <a:graphicFrameLocks xmlns:a="http://schemas.openxmlformats.org/drawingml/2006/main" noChangeAspect="1"/>
+                  </wp:cNvGraphicFramePr>
+                  <a:graphic xmlns:a="http://schemas.openxmlformats.org/drawingml/2006/main">
+                    <a:graphicData uri="http://schemas.openxmlformats.org/drawingml/2006/picture">
+                      <pic:pic xmlns:pic="http://schemas.openxmlformats.org/drawingml/2006/picture">
+                        <pic:nvPicPr>
+                          <pic:cNvPr id="35" name="Image 35" descr="admindash"/>
+                          <pic:cNvPicPr>
+                            <a:picLocks noChangeAspect="1"/>
+                          </pic:cNvPicPr>
+                        </pic:nvPicPr>
+                        <pic:blipFill>
+                          <a:blip r:embed="rId25"/>
+                          <a:stretch>
+                            <a:fillRect/>
+                          </a:stretch>
+                        </pic:blipFill>
+                        <pic:spPr>
+                          <a:xfrm>
+                            <a:off x="0" y="0"/>
+                            <a:ext cx="3444875" cy="2252980"/>
+                          </a:xfrm>
+                          <a:prstGeom prst="rect">
+                            <a:avLst/>
+                          </a:prstGeom>
+                        </pic:spPr>
+                      </pic:pic>
+                    </a:graphicData>
+                  </a:graphic>
+                </wp:inline>
+              </w:drawing>
+            </w:r>
+          </w:p>
+          <w:p>
+            <w:pPr>
+              <w:pStyle w:val="11"/>
+              <w:keepNext w:val="0"/>
+              <w:keepLines w:val="0"/>
+              <w:widowControl/>
+              <w:numPr>
+                <w:numId w:val="0"/>
+              </w:numPr>
+              <w:suppressLineNumbers w:val="0"/>
+              <w:spacing w:line="360" w:lineRule="auto"/>
+              <w:jc w:val="left"/>
+              <w:rPr>
+                <w:rFonts w:hint="default" w:ascii="Times New Roman" w:hAnsi="Times New Roman" w:eastAsia="SimSun" w:cs="Times New Roman"/>
+                <w:b/>
+                <w:bCs/>
+                <w:color w:val="000000"/>
+                <w:kern w:val="0"/>
+                <w:sz w:val="24"/>
+                <w:szCs w:val="24"/>
+                <w:vertAlign w:val="baseline"/>
+                <w:lang w:val="fr-FR" w:eastAsia="zh-CN" w:bidi="ar"/>
+              </w:rPr>
+            </w:pPr>
+            <w:r>
+              <w:rPr>
+                <w:rFonts w:hint="default" w:ascii="Times New Roman" w:hAnsi="Times New Roman" w:cs="Times New Roman"/>
+                <w:b/>
+                <w:bCs/>
+                <w:sz w:val="24"/>
+                <w:szCs w:val="24"/>
+              </w:rPr>
+              <w:t xml:space="preserve">Figure </w:t>
+            </w:r>
+            <w:r>
+              <w:rPr>
+                <w:rFonts w:hint="default" w:ascii="Times New Roman" w:hAnsi="Times New Roman" w:cs="Times New Roman"/>
+                <w:b/>
+                <w:bCs/>
+                <w:sz w:val="24"/>
+                <w:szCs w:val="24"/>
+              </w:rPr>
+              <w:fldChar w:fldCharType="begin"/>
+            </w:r>
+            <w:r>
+              <w:rPr>
+                <w:rFonts w:hint="default" w:ascii="Times New Roman" w:hAnsi="Times New Roman" w:cs="Times New Roman"/>
+                <w:b/>
+                <w:bCs/>
+                <w:sz w:val="24"/>
+                <w:szCs w:val="24"/>
+              </w:rPr>
+              <w:instrText xml:space="preserve"> SEQ Figure \* ARABIC </w:instrText>
+            </w:r>
+            <w:r>
+              <w:rPr>
+                <w:rFonts w:hint="default" w:ascii="Times New Roman" w:hAnsi="Times New Roman" w:cs="Times New Roman"/>
+                <w:b/>
+                <w:bCs/>
+                <w:sz w:val="24"/>
+                <w:szCs w:val="24"/>
+              </w:rPr>
+              <w:fldChar w:fldCharType="separate"/>
+            </w:r>
+            <w:r>
+              <w:rPr>
+                <w:rFonts w:hint="default" w:ascii="Times New Roman" w:hAnsi="Times New Roman" w:cs="Times New Roman"/>
+                <w:b/>
+                <w:bCs/>
+                <w:sz w:val="24"/>
+                <w:szCs w:val="24"/>
+              </w:rPr>
+              <w:t>18</w:t>
+            </w:r>
+            <w:r>
+              <w:rPr>
+                <w:rFonts w:hint="default" w:ascii="Times New Roman" w:hAnsi="Times New Roman" w:cs="Times New Roman"/>
+                <w:b/>
+                <w:bCs/>
+                <w:sz w:val="24"/>
+                <w:szCs w:val="24"/>
+              </w:rPr>
+              <w:fldChar w:fldCharType="end"/>
+            </w:r>
+            <w:r>
+              <w:rPr>
+                <w:rFonts w:hint="default" w:ascii="Times New Roman" w:hAnsi="Times New Roman" w:cs="Times New Roman"/>
+                <w:b/>
+                <w:bCs/>
+                <w:sz w:val="24"/>
+                <w:szCs w:val="24"/>
+                <w:lang w:val="fr-FR"/>
+              </w:rPr>
+              <w:t>: dashboard admin</w:t>
+            </w:r>
+          </w:p>
+        </w:tc>
+        <w:tc>
+          <w:tcPr>
+            <w:tcW w:w="5184" w:type="dxa"/>
+            <w:tcBorders>
+              <w:tl2br w:val="nil"/>
+              <w:tr2bl w:val="nil"/>
+            </w:tcBorders>
+          </w:tcPr>
+          <w:p>
+            <w:pPr>
+              <w:keepNext w:val="0"/>
+              <w:keepLines w:val="0"/>
+              <w:widowControl/>
+              <w:numPr>
+                <w:numId w:val="0"/>
+              </w:numPr>
+              <w:suppressLineNumbers w:val="0"/>
+              <w:spacing w:line="360" w:lineRule="auto"/>
+              <w:jc w:val="left"/>
+              <w:rPr>
+                <w:rFonts w:hint="default" w:ascii="Times New Roman" w:hAnsi="Times New Roman" w:eastAsia="SimSun" w:cs="Times New Roman"/>
+                <w:b/>
+                <w:bCs/>
+                <w:color w:val="000000"/>
+                <w:kern w:val="0"/>
+                <w:sz w:val="24"/>
+                <w:szCs w:val="24"/>
+                <w:vertAlign w:val="baseline"/>
+                <w:lang w:val="fr-FR" w:eastAsia="zh-CN" w:bidi="ar"/>
+              </w:rPr>
+            </w:pPr>
+            <w:r>
+              <w:rPr>
+                <w:rFonts w:hint="default" w:ascii="Times New Roman" w:hAnsi="Times New Roman" w:eastAsia="SimSun" w:cs="Times New Roman"/>
+                <w:b/>
+                <w:bCs/>
+                <w:color w:val="000000"/>
+                <w:kern w:val="0"/>
+                <w:sz w:val="24"/>
+                <w:szCs w:val="24"/>
+                <w:vertAlign w:val="baseline"/>
+                <w:lang w:val="fr-FR" w:eastAsia="zh-CN" w:bidi="ar"/>
+              </w:rPr>
+              <w:drawing>
+                <wp:inline distT="0" distB="0" distL="114300" distR="114300">
+                  <wp:extent cx="3138805" cy="2270760"/>
+                  <wp:effectExtent l="0" t="0" r="635" b="0"/>
+                  <wp:docPr id="36" name="Image 36" descr="adminUser"/>
+                  <wp:cNvGraphicFramePr>
+                    <a:graphicFrameLocks xmlns:a="http://schemas.openxmlformats.org/drawingml/2006/main" noChangeAspect="1"/>
+                  </wp:cNvGraphicFramePr>
+                  <a:graphic xmlns:a="http://schemas.openxmlformats.org/drawingml/2006/main">
+                    <a:graphicData uri="http://schemas.openxmlformats.org/drawingml/2006/picture">
+                      <pic:pic xmlns:pic="http://schemas.openxmlformats.org/drawingml/2006/picture">
+                        <pic:nvPicPr>
+                          <pic:cNvPr id="36" name="Image 36" descr="adminUser"/>
+                          <pic:cNvPicPr>
+                            <a:picLocks noChangeAspect="1"/>
+                          </pic:cNvPicPr>
+                        </pic:nvPicPr>
+                        <pic:blipFill>
+                          <a:blip r:embed="rId26"/>
+                          <a:stretch>
+                            <a:fillRect/>
+                          </a:stretch>
+                        </pic:blipFill>
+                        <pic:spPr>
+                          <a:xfrm>
+                            <a:off x="0" y="0"/>
+                            <a:ext cx="3138805" cy="2270760"/>
+                          </a:xfrm>
+                          <a:prstGeom prst="rect">
+                            <a:avLst/>
+                          </a:prstGeom>
+                        </pic:spPr>
+                      </pic:pic>
+                    </a:graphicData>
+                  </a:graphic>
+                </wp:inline>
+              </w:drawing>
+            </w:r>
+          </w:p>
+          <w:p>
+            <w:pPr>
+              <w:pStyle w:val="11"/>
+              <w:keepNext w:val="0"/>
+              <w:keepLines w:val="0"/>
+              <w:widowControl/>
+              <w:numPr>
+                <w:numId w:val="0"/>
+              </w:numPr>
+              <w:suppressLineNumbers w:val="0"/>
+              <w:spacing w:line="360" w:lineRule="auto"/>
+              <w:jc w:val="left"/>
+              <w:rPr>
+                <w:rFonts w:hint="default" w:ascii="Times New Roman" w:hAnsi="Times New Roman" w:eastAsia="SimSun" w:cs="Times New Roman"/>
+                <w:b/>
+                <w:bCs/>
+                <w:color w:val="000000"/>
+                <w:kern w:val="0"/>
+                <w:sz w:val="24"/>
+                <w:szCs w:val="24"/>
+                <w:vertAlign w:val="baseline"/>
+                <w:lang w:val="fr-FR" w:eastAsia="zh-CN" w:bidi="ar"/>
+              </w:rPr>
+            </w:pPr>
+            <w:r>
+              <w:rPr>
+                <w:rFonts w:hint="default" w:ascii="Times New Roman" w:hAnsi="Times New Roman" w:cs="Times New Roman"/>
+                <w:b/>
+                <w:bCs/>
+                <w:sz w:val="24"/>
+                <w:szCs w:val="24"/>
+              </w:rPr>
+              <w:t xml:space="preserve">Figure </w:t>
+            </w:r>
+            <w:r>
+              <w:rPr>
+                <w:rFonts w:hint="default" w:ascii="Times New Roman" w:hAnsi="Times New Roman" w:cs="Times New Roman"/>
+                <w:b/>
+                <w:bCs/>
+                <w:sz w:val="24"/>
+                <w:szCs w:val="24"/>
+              </w:rPr>
+              <w:fldChar w:fldCharType="begin"/>
+            </w:r>
+            <w:r>
+              <w:rPr>
+                <w:rFonts w:hint="default" w:ascii="Times New Roman" w:hAnsi="Times New Roman" w:cs="Times New Roman"/>
+                <w:b/>
+                <w:bCs/>
+                <w:sz w:val="24"/>
+                <w:szCs w:val="24"/>
+              </w:rPr>
+              <w:instrText xml:space="preserve"> SEQ Figure \* ARABIC </w:instrText>
+            </w:r>
+            <w:r>
+              <w:rPr>
+                <w:rFonts w:hint="default" w:ascii="Times New Roman" w:hAnsi="Times New Roman" w:cs="Times New Roman"/>
+                <w:b/>
+                <w:bCs/>
+                <w:sz w:val="24"/>
+                <w:szCs w:val="24"/>
+              </w:rPr>
+              <w:fldChar w:fldCharType="separate"/>
+            </w:r>
+            <w:r>
+              <w:rPr>
+                <w:rFonts w:hint="default" w:ascii="Times New Roman" w:hAnsi="Times New Roman" w:cs="Times New Roman"/>
+                <w:b/>
+                <w:bCs/>
+                <w:sz w:val="24"/>
+                <w:szCs w:val="24"/>
+              </w:rPr>
+              <w:t>19</w:t>
+            </w:r>
+            <w:r>
+              <w:rPr>
+                <w:rFonts w:hint="default" w:ascii="Times New Roman" w:hAnsi="Times New Roman" w:cs="Times New Roman"/>
+                <w:b/>
+                <w:bCs/>
+                <w:sz w:val="24"/>
+                <w:szCs w:val="24"/>
+              </w:rPr>
+              <w:fldChar w:fldCharType="end"/>
+            </w:r>
+            <w:r>
+              <w:rPr>
+                <w:rFonts w:hint="default" w:ascii="Times New Roman" w:hAnsi="Times New Roman" w:cs="Times New Roman"/>
+                <w:b/>
+                <w:bCs/>
+                <w:sz w:val="24"/>
+                <w:szCs w:val="24"/>
+                <w:lang w:val="fr-FR"/>
+              </w:rPr>
+              <w:t>: gestion des utilisateurs</w:t>
+            </w:r>
+          </w:p>
+        </w:tc>
+      </w:tr>
+      <w:tr>
+        <w:tblPrEx>
+          <w:tblBorders>
+            <w:top w:val="dotted" w:color="FFFFFF" w:themeColor="background1" w:sz="4" w:space="0"/>
+            <w:left w:val="dotted" w:color="FFFFFF" w:themeColor="background1" w:sz="4" w:space="0"/>
+            <w:bottom w:val="dotted" w:color="FFFFFF" w:themeColor="background1" w:sz="4" w:space="0"/>
+            <w:right w:val="dotted" w:color="FFFFFF" w:themeColor="background1" w:sz="4" w:space="0"/>
+            <w:insideH w:val="dotted" w:color="FFFFFF" w:themeColor="background1" w:sz="4" w:space="0"/>
+            <w:insideV w:val="dotted" w:color="FFFFFF" w:themeColor="background1" w:sz="4" w:space="0"/>
+          </w:tblBorders>
+          <w:tblCellMar>
+            <w:left w:w="108" w:type="dxa"/>
+            <w:right w:w="108" w:type="dxa"/>
+          </w:tblCellMar>
+        </w:tblPrEx>
+        <w:tc>
+          <w:tcPr>
+            <w:tcW w:w="5664" w:type="dxa"/>
+            <w:tcBorders>
+              <w:tl2br w:val="nil"/>
+              <w:tr2bl w:val="nil"/>
+            </w:tcBorders>
+          </w:tcPr>
+          <w:p>
+            <w:pPr>
+              <w:keepNext w:val="0"/>
+              <w:keepLines w:val="0"/>
+              <w:widowControl/>
+              <w:numPr>
+                <w:numId w:val="0"/>
+              </w:numPr>
+              <w:suppressLineNumbers w:val="0"/>
+              <w:spacing w:line="360" w:lineRule="auto"/>
+              <w:jc w:val="left"/>
+              <w:rPr>
+                <w:rFonts w:hint="default" w:ascii="Times New Roman" w:hAnsi="Times New Roman" w:eastAsia="SimSun" w:cs="Times New Roman"/>
+                <w:b/>
+                <w:bCs/>
+                <w:color w:val="000000"/>
+                <w:kern w:val="0"/>
+                <w:sz w:val="24"/>
+                <w:szCs w:val="24"/>
+                <w:vertAlign w:val="baseline"/>
+                <w:lang w:val="fr-FR" w:eastAsia="zh-CN" w:bidi="ar"/>
+              </w:rPr>
+            </w:pPr>
+            <w:r>
+              <w:rPr>
+                <w:rFonts w:hint="default" w:ascii="Times New Roman" w:hAnsi="Times New Roman" w:eastAsia="SimSun" w:cs="Times New Roman"/>
+                <w:b/>
+                <w:bCs/>
+                <w:color w:val="000000"/>
+                <w:kern w:val="0"/>
+                <w:sz w:val="24"/>
+                <w:szCs w:val="24"/>
+                <w:vertAlign w:val="baseline"/>
+                <w:lang w:val="fr-FR" w:eastAsia="zh-CN" w:bidi="ar"/>
+              </w:rPr>
+              <w:drawing>
+                <wp:inline distT="0" distB="0" distL="114300" distR="114300">
+                  <wp:extent cx="3458210" cy="2194560"/>
+                  <wp:effectExtent l="0" t="0" r="1270" b="0"/>
+                  <wp:docPr id="37" name="Image 37" descr="types visa"/>
+                  <wp:cNvGraphicFramePr>
+                    <a:graphicFrameLocks xmlns:a="http://schemas.openxmlformats.org/drawingml/2006/main" noChangeAspect="1"/>
+                  </wp:cNvGraphicFramePr>
+                  <a:graphic xmlns:a="http://schemas.openxmlformats.org/drawingml/2006/main">
+                    <a:graphicData uri="http://schemas.openxmlformats.org/drawingml/2006/picture">
+                      <pic:pic xmlns:pic="http://schemas.openxmlformats.org/drawingml/2006/picture">
+                        <pic:nvPicPr>
+                          <pic:cNvPr id="37" name="Image 37" descr="types visa"/>
+                          <pic:cNvPicPr>
+                            <a:picLocks noChangeAspect="1"/>
+                          </pic:cNvPicPr>
+                        </pic:nvPicPr>
+                        <pic:blipFill>
+                          <a:blip r:embed="rId27"/>
+                          <a:stretch>
+                            <a:fillRect/>
+                          </a:stretch>
+                        </pic:blipFill>
+                        <pic:spPr>
+                          <a:xfrm>
+                            <a:off x="0" y="0"/>
+                            <a:ext cx="3458210" cy="2194560"/>
+                          </a:xfrm>
+                          <a:prstGeom prst="rect">
+                            <a:avLst/>
+                          </a:prstGeom>
+                        </pic:spPr>
+                      </pic:pic>
+                    </a:graphicData>
+                  </a:graphic>
+                </wp:inline>
+              </w:drawing>
+            </w:r>
+          </w:p>
+          <w:p>
+            <w:pPr>
+              <w:pStyle w:val="11"/>
+              <w:keepNext w:val="0"/>
+              <w:keepLines w:val="0"/>
+              <w:widowControl/>
+              <w:numPr>
+                <w:numId w:val="0"/>
+              </w:numPr>
+              <w:suppressLineNumbers w:val="0"/>
+              <w:spacing w:line="360" w:lineRule="auto"/>
+              <w:jc w:val="left"/>
+              <w:rPr>
+                <w:rFonts w:hint="default" w:ascii="Times New Roman" w:hAnsi="Times New Roman" w:eastAsia="SimSun" w:cs="Times New Roman"/>
+                <w:b/>
+                <w:bCs/>
+                <w:color w:val="000000"/>
+                <w:kern w:val="0"/>
+                <w:sz w:val="24"/>
+                <w:szCs w:val="24"/>
+                <w:vertAlign w:val="baseline"/>
+                <w:lang w:val="fr-FR" w:eastAsia="zh-CN" w:bidi="ar"/>
+              </w:rPr>
+            </w:pPr>
+            <w:r>
+              <w:rPr>
+                <w:rFonts w:hint="default" w:ascii="Times New Roman" w:hAnsi="Times New Roman" w:cs="Times New Roman"/>
+                <w:b/>
+                <w:bCs/>
+                <w:sz w:val="24"/>
+                <w:szCs w:val="24"/>
+              </w:rPr>
+              <w:t xml:space="preserve">Figure </w:t>
+            </w:r>
+            <w:r>
+              <w:rPr>
+                <w:rFonts w:hint="default" w:ascii="Times New Roman" w:hAnsi="Times New Roman" w:cs="Times New Roman"/>
+                <w:b/>
+                <w:bCs/>
+                <w:sz w:val="24"/>
+                <w:szCs w:val="24"/>
+              </w:rPr>
+              <w:fldChar w:fldCharType="begin"/>
+            </w:r>
+            <w:r>
+              <w:rPr>
+                <w:rFonts w:hint="default" w:ascii="Times New Roman" w:hAnsi="Times New Roman" w:cs="Times New Roman"/>
+                <w:b/>
+                <w:bCs/>
+                <w:sz w:val="24"/>
+                <w:szCs w:val="24"/>
+              </w:rPr>
+              <w:instrText xml:space="preserve"> SEQ Figure \* ARABIC </w:instrText>
+            </w:r>
+            <w:r>
+              <w:rPr>
+                <w:rFonts w:hint="default" w:ascii="Times New Roman" w:hAnsi="Times New Roman" w:cs="Times New Roman"/>
+                <w:b/>
+                <w:bCs/>
+                <w:sz w:val="24"/>
+                <w:szCs w:val="24"/>
+              </w:rPr>
+              <w:fldChar w:fldCharType="separate"/>
+            </w:r>
+            <w:r>
+              <w:rPr>
+                <w:rFonts w:hint="default" w:ascii="Times New Roman" w:hAnsi="Times New Roman" w:cs="Times New Roman"/>
+                <w:b/>
+                <w:bCs/>
+                <w:sz w:val="24"/>
+                <w:szCs w:val="24"/>
+              </w:rPr>
+              <w:t>20</w:t>
+            </w:r>
+            <w:r>
+              <w:rPr>
+                <w:rFonts w:hint="default" w:ascii="Times New Roman" w:hAnsi="Times New Roman" w:cs="Times New Roman"/>
+                <w:b/>
+                <w:bCs/>
+                <w:sz w:val="24"/>
+                <w:szCs w:val="24"/>
+              </w:rPr>
+              <w:fldChar w:fldCharType="end"/>
+            </w:r>
+            <w:r>
+              <w:rPr>
+                <w:rFonts w:hint="default" w:ascii="Times New Roman" w:hAnsi="Times New Roman" w:cs="Times New Roman"/>
+                <w:b/>
+                <w:bCs/>
+                <w:sz w:val="24"/>
+                <w:szCs w:val="24"/>
+                <w:lang w:val="fr-FR"/>
+              </w:rPr>
+              <w:t>: config type visa et tarif</w:t>
+            </w:r>
+          </w:p>
+        </w:tc>
+        <w:tc>
+          <w:tcPr>
+            <w:tcW w:w="5184" w:type="dxa"/>
+            <w:tcBorders>
+              <w:tl2br w:val="nil"/>
+              <w:tr2bl w:val="nil"/>
+            </w:tcBorders>
+          </w:tcPr>
+          <w:p>
+            <w:pPr>
+              <w:keepNext w:val="0"/>
+              <w:keepLines w:val="0"/>
+              <w:widowControl/>
+              <w:numPr>
+                <w:numId w:val="0"/>
+              </w:numPr>
+              <w:suppressLineNumbers w:val="0"/>
+              <w:spacing w:line="360" w:lineRule="auto"/>
+              <w:jc w:val="left"/>
+              <w:rPr>
+                <w:rFonts w:hint="default" w:ascii="Times New Roman" w:hAnsi="Times New Roman" w:eastAsia="SimSun" w:cs="Times New Roman"/>
+                <w:b/>
+                <w:bCs/>
+                <w:color w:val="000000"/>
+                <w:kern w:val="0"/>
+                <w:sz w:val="24"/>
+                <w:szCs w:val="24"/>
+                <w:vertAlign w:val="baseline"/>
+                <w:lang w:val="fr-FR" w:eastAsia="zh-CN" w:bidi="ar"/>
+              </w:rPr>
+            </w:pPr>
+            <w:r>
+              <w:rPr>
+                <w:rFonts w:hint="default" w:ascii="Times New Roman" w:hAnsi="Times New Roman" w:eastAsia="SimSun" w:cs="Times New Roman"/>
+                <w:b/>
+                <w:bCs/>
+                <w:color w:val="000000"/>
+                <w:kern w:val="0"/>
+                <w:sz w:val="24"/>
+                <w:szCs w:val="24"/>
+                <w:vertAlign w:val="baseline"/>
+                <w:lang w:val="fr-FR" w:eastAsia="zh-CN" w:bidi="ar"/>
+              </w:rPr>
+              <w:drawing>
+                <wp:inline distT="0" distB="0" distL="114300" distR="114300">
+                  <wp:extent cx="3145155" cy="2211705"/>
+                  <wp:effectExtent l="0" t="0" r="9525" b="13335"/>
+                  <wp:docPr id="38" name="Image 38" descr="logs systemes"/>
+                  <wp:cNvGraphicFramePr>
+                    <a:graphicFrameLocks xmlns:a="http://schemas.openxmlformats.org/drawingml/2006/main" noChangeAspect="1"/>
+                  </wp:cNvGraphicFramePr>
+                  <a:graphic xmlns:a="http://schemas.openxmlformats.org/drawingml/2006/main">
+                    <a:graphicData uri="http://schemas.openxmlformats.org/drawingml/2006/picture">
+                      <pic:pic xmlns:pic="http://schemas.openxmlformats.org/drawingml/2006/picture">
+                        <pic:nvPicPr>
+                          <pic:cNvPr id="38" name="Image 38" descr="logs systemes"/>
+                          <pic:cNvPicPr>
+                            <a:picLocks noChangeAspect="1"/>
+                          </pic:cNvPicPr>
+                        </pic:nvPicPr>
+                        <pic:blipFill>
+                          <a:blip r:embed="rId28"/>
+                          <a:stretch>
+                            <a:fillRect/>
+                          </a:stretch>
+                        </pic:blipFill>
+                        <pic:spPr>
+                          <a:xfrm>
+                            <a:off x="0" y="0"/>
+                            <a:ext cx="3145155" cy="2211705"/>
+                          </a:xfrm>
+                          <a:prstGeom prst="rect">
+                            <a:avLst/>
+                          </a:prstGeom>
+                        </pic:spPr>
+                      </pic:pic>
+                    </a:graphicData>
+                  </a:graphic>
+                </wp:inline>
+              </w:drawing>
+            </w:r>
+          </w:p>
+          <w:p>
+            <w:pPr>
+              <w:pStyle w:val="11"/>
+              <w:keepNext w:val="0"/>
+              <w:keepLines w:val="0"/>
+              <w:widowControl/>
+              <w:numPr>
+                <w:numId w:val="0"/>
+              </w:numPr>
+              <w:suppressLineNumbers w:val="0"/>
+              <w:spacing w:line="360" w:lineRule="auto"/>
+              <w:jc w:val="left"/>
+              <w:rPr>
+                <w:rFonts w:hint="default" w:ascii="Times New Roman" w:hAnsi="Times New Roman" w:eastAsia="SimSun" w:cs="Times New Roman"/>
+                <w:b/>
+                <w:bCs/>
+                <w:color w:val="000000"/>
+                <w:kern w:val="0"/>
+                <w:sz w:val="24"/>
+                <w:szCs w:val="24"/>
+                <w:vertAlign w:val="baseline"/>
+                <w:lang w:val="fr-FR" w:eastAsia="zh-CN" w:bidi="ar"/>
+              </w:rPr>
+            </w:pPr>
+            <w:r>
+              <w:rPr>
+                <w:rFonts w:hint="default" w:ascii="Times New Roman" w:hAnsi="Times New Roman" w:cs="Times New Roman"/>
+                <w:b/>
+                <w:bCs/>
+                <w:sz w:val="24"/>
+                <w:szCs w:val="24"/>
+              </w:rPr>
+              <w:t xml:space="preserve">Figure </w:t>
+            </w:r>
+            <w:r>
+              <w:rPr>
+                <w:rFonts w:hint="default" w:ascii="Times New Roman" w:hAnsi="Times New Roman" w:cs="Times New Roman"/>
+                <w:b/>
+                <w:bCs/>
+                <w:sz w:val="24"/>
+                <w:szCs w:val="24"/>
+              </w:rPr>
+              <w:fldChar w:fldCharType="begin"/>
+            </w:r>
+            <w:r>
+              <w:rPr>
+                <w:rFonts w:hint="default" w:ascii="Times New Roman" w:hAnsi="Times New Roman" w:cs="Times New Roman"/>
+                <w:b/>
+                <w:bCs/>
+                <w:sz w:val="24"/>
+                <w:szCs w:val="24"/>
+              </w:rPr>
+              <w:instrText xml:space="preserve"> SEQ Figure \* ARABIC </w:instrText>
+            </w:r>
+            <w:r>
+              <w:rPr>
+                <w:rFonts w:hint="default" w:ascii="Times New Roman" w:hAnsi="Times New Roman" w:cs="Times New Roman"/>
+                <w:b/>
+                <w:bCs/>
+                <w:sz w:val="24"/>
+                <w:szCs w:val="24"/>
+              </w:rPr>
+              <w:fldChar w:fldCharType="separate"/>
+            </w:r>
+            <w:r>
+              <w:rPr>
+                <w:rFonts w:hint="default" w:ascii="Times New Roman" w:hAnsi="Times New Roman" w:cs="Times New Roman"/>
+                <w:b/>
+                <w:bCs/>
+                <w:sz w:val="24"/>
+                <w:szCs w:val="24"/>
+              </w:rPr>
+              <w:t>21</w:t>
+            </w:r>
+            <w:r>
+              <w:rPr>
+                <w:rFonts w:hint="default" w:ascii="Times New Roman" w:hAnsi="Times New Roman" w:cs="Times New Roman"/>
+                <w:b/>
+                <w:bCs/>
+                <w:sz w:val="24"/>
+                <w:szCs w:val="24"/>
+              </w:rPr>
+              <w:fldChar w:fldCharType="end"/>
+            </w:r>
+            <w:r>
+              <w:rPr>
+                <w:rFonts w:hint="default" w:ascii="Times New Roman" w:hAnsi="Times New Roman" w:cs="Times New Roman"/>
+                <w:b/>
+                <w:bCs/>
+                <w:sz w:val="24"/>
+                <w:szCs w:val="24"/>
+                <w:lang w:val="fr-FR"/>
+              </w:rPr>
+              <w:t>: journal d’Audit (logs)</w:t>
+            </w:r>
+          </w:p>
+        </w:tc>
+      </w:tr>
+      <w:tr>
+        <w:tblPrEx>
+          <w:tblBorders>
+            <w:top w:val="dotted" w:color="FFFFFF" w:themeColor="background1" w:sz="4" w:space="0"/>
+            <w:left w:val="dotted" w:color="FFFFFF" w:themeColor="background1" w:sz="4" w:space="0"/>
+            <w:bottom w:val="dotted" w:color="FFFFFF" w:themeColor="background1" w:sz="4" w:space="0"/>
+            <w:right w:val="dotted" w:color="FFFFFF" w:themeColor="background1" w:sz="4" w:space="0"/>
+            <w:insideH w:val="dotted" w:color="FFFFFF" w:themeColor="background1" w:sz="4" w:space="0"/>
+            <w:insideV w:val="dotted" w:color="FFFFFF" w:themeColor="background1" w:sz="4" w:space="0"/>
+          </w:tblBorders>
+          <w:tblCellMar>
+            <w:left w:w="108" w:type="dxa"/>
+            <w:right w:w="108" w:type="dxa"/>
+          </w:tblCellMar>
+        </w:tblPrEx>
+        <w:tc>
+          <w:tcPr>
+            <w:tcW w:w="5664" w:type="dxa"/>
+            <w:tcBorders>
+              <w:tl2br w:val="nil"/>
+              <w:tr2bl w:val="nil"/>
+            </w:tcBorders>
+          </w:tcPr>
+          <w:p>
+            <w:pPr>
+              <w:keepNext w:val="0"/>
+              <w:keepLines w:val="0"/>
+              <w:widowControl/>
+              <w:numPr>
+                <w:numId w:val="0"/>
+              </w:numPr>
+              <w:suppressLineNumbers w:val="0"/>
+              <w:spacing w:line="360" w:lineRule="auto"/>
+              <w:jc w:val="left"/>
+              <w:rPr>
+                <w:rFonts w:hint="default" w:ascii="Times New Roman" w:hAnsi="Times New Roman" w:eastAsia="SimSun" w:cs="Times New Roman"/>
+                <w:b/>
+                <w:bCs/>
+                <w:color w:val="000000"/>
+                <w:kern w:val="0"/>
+                <w:sz w:val="24"/>
+                <w:szCs w:val="24"/>
+                <w:vertAlign w:val="baseline"/>
+                <w:lang w:val="fr-FR" w:eastAsia="zh-CN" w:bidi="ar"/>
+              </w:rPr>
+            </w:pPr>
+            <w:r>
+              <w:rPr>
+                <w:rFonts w:hint="default" w:ascii="Times New Roman" w:hAnsi="Times New Roman" w:eastAsia="SimSun" w:cs="Times New Roman"/>
+                <w:b/>
+                <w:bCs/>
+                <w:color w:val="000000"/>
+                <w:kern w:val="0"/>
+                <w:sz w:val="24"/>
+                <w:szCs w:val="24"/>
+                <w:vertAlign w:val="baseline"/>
+                <w:lang w:val="fr-FR" w:eastAsia="zh-CN" w:bidi="ar"/>
+              </w:rPr>
+              <w:drawing>
+                <wp:inline distT="0" distB="0" distL="114300" distR="114300">
+                  <wp:extent cx="3445510" cy="1866265"/>
+                  <wp:effectExtent l="0" t="0" r="13970" b="8255"/>
+                  <wp:docPr id="39" name="Image 39" descr="emailTemplate"/>
+                  <wp:cNvGraphicFramePr>
+                    <a:graphicFrameLocks xmlns:a="http://schemas.openxmlformats.org/drawingml/2006/main" noChangeAspect="1"/>
+                  </wp:cNvGraphicFramePr>
+                  <a:graphic xmlns:a="http://schemas.openxmlformats.org/drawingml/2006/main">
+                    <a:graphicData uri="http://schemas.openxmlformats.org/drawingml/2006/picture">
+                      <pic:pic xmlns:pic="http://schemas.openxmlformats.org/drawingml/2006/picture">
+                        <pic:nvPicPr>
+                          <pic:cNvPr id="39" name="Image 39" descr="emailTemplate"/>
+                          <pic:cNvPicPr>
+                            <a:picLocks noChangeAspect="1"/>
+                          </pic:cNvPicPr>
+                        </pic:nvPicPr>
+                        <pic:blipFill>
+                          <a:blip r:embed="rId29"/>
+                          <a:stretch>
+                            <a:fillRect/>
+                          </a:stretch>
+                        </pic:blipFill>
+                        <pic:spPr>
+                          <a:xfrm>
+                            <a:off x="0" y="0"/>
+                            <a:ext cx="3445510" cy="1866265"/>
+                          </a:xfrm>
+                          <a:prstGeom prst="rect">
+                            <a:avLst/>
+                          </a:prstGeom>
+                        </pic:spPr>
+                      </pic:pic>
+                    </a:graphicData>
+                  </a:graphic>
+                </wp:inline>
+              </w:drawing>
+            </w:r>
+            <w:r>
+              <w:rPr>
+                <w:rFonts w:hint="default" w:ascii="Times New Roman" w:hAnsi="Times New Roman" w:cs="Times New Roman"/>
+                <w:b/>
+                <w:bCs/>
+                <w:sz w:val="24"/>
+                <w:szCs w:val="24"/>
+              </w:rPr>
+              <w:t xml:space="preserve">Figure </w:t>
+            </w:r>
+            <w:r>
+              <w:rPr>
+                <w:rFonts w:hint="default" w:ascii="Times New Roman" w:hAnsi="Times New Roman" w:cs="Times New Roman"/>
+                <w:b/>
+                <w:bCs/>
+                <w:sz w:val="24"/>
+                <w:szCs w:val="24"/>
+              </w:rPr>
+              <w:fldChar w:fldCharType="begin"/>
+            </w:r>
+            <w:r>
+              <w:rPr>
+                <w:rFonts w:hint="default" w:ascii="Times New Roman" w:hAnsi="Times New Roman" w:cs="Times New Roman"/>
+                <w:b/>
+                <w:bCs/>
+                <w:sz w:val="24"/>
+                <w:szCs w:val="24"/>
+              </w:rPr>
+              <w:instrText xml:space="preserve"> SEQ Figure \* ARABIC </w:instrText>
+            </w:r>
+            <w:r>
+              <w:rPr>
+                <w:rFonts w:hint="default" w:ascii="Times New Roman" w:hAnsi="Times New Roman" w:cs="Times New Roman"/>
+                <w:b/>
+                <w:bCs/>
+                <w:sz w:val="24"/>
+                <w:szCs w:val="24"/>
+              </w:rPr>
+              <w:fldChar w:fldCharType="separate"/>
+            </w:r>
+            <w:r>
+              <w:rPr>
+                <w:rFonts w:hint="default" w:ascii="Times New Roman" w:hAnsi="Times New Roman" w:cs="Times New Roman"/>
+                <w:b/>
+                <w:bCs/>
+                <w:sz w:val="24"/>
+                <w:szCs w:val="24"/>
+              </w:rPr>
+              <w:t>22</w:t>
+            </w:r>
+            <w:r>
+              <w:rPr>
+                <w:rFonts w:hint="default" w:ascii="Times New Roman" w:hAnsi="Times New Roman" w:cs="Times New Roman"/>
+                <w:b/>
+                <w:bCs/>
+                <w:sz w:val="24"/>
+                <w:szCs w:val="24"/>
+              </w:rPr>
+              <w:fldChar w:fldCharType="end"/>
+            </w:r>
+            <w:r>
+              <w:rPr>
+                <w:rFonts w:hint="default" w:ascii="Times New Roman" w:hAnsi="Times New Roman" w:cs="Times New Roman"/>
+                <w:b/>
+                <w:bCs/>
+                <w:sz w:val="24"/>
+                <w:szCs w:val="24"/>
+                <w:lang w:val="fr-FR"/>
+              </w:rPr>
+              <w:t>: templates d'emails</w:t>
+            </w:r>
+          </w:p>
+        </w:tc>
+        <w:tc>
+          <w:tcPr>
+            <w:tcW w:w="5184" w:type="dxa"/>
+            <w:tcBorders>
+              <w:tl2br w:val="nil"/>
+              <w:tr2bl w:val="nil"/>
+            </w:tcBorders>
+          </w:tcPr>
+          <w:p>
+            <w:pPr>
+              <w:keepNext w:val="0"/>
+              <w:keepLines w:val="0"/>
+              <w:widowControl/>
+              <w:numPr>
+                <w:numId w:val="0"/>
+              </w:numPr>
+              <w:suppressLineNumbers w:val="0"/>
+              <w:spacing w:line="360" w:lineRule="auto"/>
+              <w:jc w:val="left"/>
+              <w:rPr>
+                <w:rFonts w:hint="default" w:ascii="Times New Roman" w:hAnsi="Times New Roman" w:eastAsia="SimSun" w:cs="Times New Roman"/>
+                <w:b/>
+                <w:bCs/>
+                <w:color w:val="000000"/>
+                <w:kern w:val="0"/>
+                <w:sz w:val="24"/>
+                <w:szCs w:val="24"/>
+                <w:vertAlign w:val="baseline"/>
+                <w:lang w:val="fr-FR" w:eastAsia="zh-CN" w:bidi="ar"/>
+              </w:rPr>
+            </w:pPr>
+            <w:r>
+              <w:rPr>
+                <w:rFonts w:hint="default" w:ascii="Times New Roman" w:hAnsi="Times New Roman" w:eastAsia="SimSun" w:cs="Times New Roman"/>
+                <w:b/>
+                <w:bCs/>
+                <w:color w:val="000000"/>
+                <w:kern w:val="0"/>
+                <w:sz w:val="24"/>
+                <w:szCs w:val="24"/>
+                <w:vertAlign w:val="baseline"/>
+                <w:lang w:val="fr-FR" w:eastAsia="zh-CN" w:bidi="ar"/>
+              </w:rPr>
+              <w:drawing>
+                <wp:inline distT="0" distB="0" distL="114300" distR="114300">
+                  <wp:extent cx="3147060" cy="2065655"/>
+                  <wp:effectExtent l="0" t="0" r="7620" b="6985"/>
+                  <wp:docPr id="40" name="Image 40" descr="support &amp; messages"/>
+                  <wp:cNvGraphicFramePr>
+                    <a:graphicFrameLocks xmlns:a="http://schemas.openxmlformats.org/drawingml/2006/main" noChangeAspect="1"/>
+                  </wp:cNvGraphicFramePr>
+                  <a:graphic xmlns:a="http://schemas.openxmlformats.org/drawingml/2006/main">
+                    <a:graphicData uri="http://schemas.openxmlformats.org/drawingml/2006/picture">
+                      <pic:pic xmlns:pic="http://schemas.openxmlformats.org/drawingml/2006/picture">
+                        <pic:nvPicPr>
+                          <pic:cNvPr id="40" name="Image 40" descr="support &amp; messages"/>
+                          <pic:cNvPicPr>
+                            <a:picLocks noChangeAspect="1"/>
+                          </pic:cNvPicPr>
+                        </pic:nvPicPr>
+                        <pic:blipFill>
+                          <a:blip r:embed="rId30"/>
+                          <a:stretch>
+                            <a:fillRect/>
+                          </a:stretch>
+                        </pic:blipFill>
+                        <pic:spPr>
+                          <a:xfrm>
+                            <a:off x="0" y="0"/>
+                            <a:ext cx="3147060" cy="2065655"/>
+                          </a:xfrm>
+                          <a:prstGeom prst="rect">
+                            <a:avLst/>
+                          </a:prstGeom>
+                        </pic:spPr>
+                      </pic:pic>
+                    </a:graphicData>
+                  </a:graphic>
+                </wp:inline>
+              </w:drawing>
+            </w:r>
+          </w:p>
+          <w:p>
+            <w:pPr>
+              <w:pStyle w:val="11"/>
+              <w:keepNext w:val="0"/>
+              <w:keepLines w:val="0"/>
+              <w:widowControl/>
+              <w:numPr>
+                <w:numId w:val="0"/>
+              </w:numPr>
+              <w:suppressLineNumbers w:val="0"/>
+              <w:spacing w:line="360" w:lineRule="auto"/>
+              <w:jc w:val="left"/>
+              <w:rPr>
+                <w:rFonts w:hint="default" w:ascii="Times New Roman" w:hAnsi="Times New Roman" w:eastAsia="SimSun" w:cs="Times New Roman"/>
+                <w:b/>
+                <w:bCs/>
+                <w:color w:val="000000"/>
+                <w:kern w:val="0"/>
+                <w:sz w:val="24"/>
+                <w:szCs w:val="24"/>
+                <w:vertAlign w:val="baseline"/>
+                <w:lang w:val="fr-FR" w:eastAsia="zh-CN" w:bidi="ar"/>
+              </w:rPr>
+            </w:pPr>
+            <w:r>
+              <w:rPr>
+                <w:rFonts w:hint="default" w:ascii="Times New Roman" w:hAnsi="Times New Roman" w:cs="Times New Roman"/>
+                <w:b/>
+                <w:bCs/>
+                <w:sz w:val="24"/>
+                <w:szCs w:val="24"/>
+              </w:rPr>
+              <w:t xml:space="preserve">Figure </w:t>
+            </w:r>
+            <w:r>
+              <w:rPr>
+                <w:rFonts w:hint="default" w:ascii="Times New Roman" w:hAnsi="Times New Roman" w:cs="Times New Roman"/>
+                <w:b/>
+                <w:bCs/>
+                <w:sz w:val="24"/>
+                <w:szCs w:val="24"/>
+              </w:rPr>
+              <w:fldChar w:fldCharType="begin"/>
+            </w:r>
+            <w:r>
+              <w:rPr>
+                <w:rFonts w:hint="default" w:ascii="Times New Roman" w:hAnsi="Times New Roman" w:cs="Times New Roman"/>
+                <w:b/>
+                <w:bCs/>
+                <w:sz w:val="24"/>
+                <w:szCs w:val="24"/>
+              </w:rPr>
+              <w:instrText xml:space="preserve"> SEQ Figure \* ARABIC </w:instrText>
+            </w:r>
+            <w:r>
+              <w:rPr>
+                <w:rFonts w:hint="default" w:ascii="Times New Roman" w:hAnsi="Times New Roman" w:cs="Times New Roman"/>
+                <w:b/>
+                <w:bCs/>
+                <w:sz w:val="24"/>
+                <w:szCs w:val="24"/>
+              </w:rPr>
+              <w:fldChar w:fldCharType="separate"/>
+            </w:r>
+            <w:r>
+              <w:rPr>
+                <w:rFonts w:hint="default" w:ascii="Times New Roman" w:hAnsi="Times New Roman" w:cs="Times New Roman"/>
+                <w:b/>
+                <w:bCs/>
+                <w:sz w:val="24"/>
+                <w:szCs w:val="24"/>
+              </w:rPr>
+              <w:t>23</w:t>
+            </w:r>
+            <w:r>
+              <w:rPr>
+                <w:rFonts w:hint="default" w:ascii="Times New Roman" w:hAnsi="Times New Roman" w:cs="Times New Roman"/>
+                <w:b/>
+                <w:bCs/>
+                <w:sz w:val="24"/>
+                <w:szCs w:val="24"/>
+              </w:rPr>
+              <w:fldChar w:fldCharType="end"/>
+            </w:r>
+            <w:r>
+              <w:rPr>
+                <w:rFonts w:hint="default" w:ascii="Times New Roman" w:hAnsi="Times New Roman" w:cs="Times New Roman"/>
+                <w:b/>
+                <w:bCs/>
+                <w:sz w:val="24"/>
+                <w:szCs w:val="24"/>
+                <w:lang w:val="fr-FR"/>
+              </w:rPr>
+              <w:t>: support &amp; Messages</w:t>
+            </w:r>
+          </w:p>
+        </w:tc>
+      </w:tr>
+      <w:tr>
+        <w:tblPrEx>
+          <w:tblBorders>
+            <w:top w:val="dotted" w:color="FFFFFF" w:themeColor="background1" w:sz="4" w:space="0"/>
+            <w:left w:val="dotted" w:color="FFFFFF" w:themeColor="background1" w:sz="4" w:space="0"/>
+            <w:bottom w:val="dotted" w:color="FFFFFF" w:themeColor="background1" w:sz="4" w:space="0"/>
+            <w:right w:val="dotted" w:color="FFFFFF" w:themeColor="background1" w:sz="4" w:space="0"/>
+            <w:insideH w:val="dotted" w:color="FFFFFF" w:themeColor="background1" w:sz="4" w:space="0"/>
+            <w:insideV w:val="dotted" w:color="FFFFFF" w:themeColor="background1" w:sz="4" w:space="0"/>
+          </w:tblBorders>
+          <w:tblCellMar>
+            <w:left w:w="108" w:type="dxa"/>
+            <w:right w:w="108" w:type="dxa"/>
+          </w:tblCellMar>
+        </w:tblPrEx>
+        <w:trPr>
+          <w:gridAfter w:val="1"/>
+          <w:wAfter w:w="5184" w:type="dxa"/>
+        </w:trPr>
+        <w:tc>
+          <w:tcPr>
+            <w:tcW w:w="5664" w:type="dxa"/>
+            <w:tcBorders>
+              <w:tl2br w:val="nil"/>
+              <w:tr2bl w:val="nil"/>
+            </w:tcBorders>
+          </w:tcPr>
+          <w:p>
+            <w:pPr>
+              <w:keepNext w:val="0"/>
+              <w:keepLines w:val="0"/>
+              <w:widowControl/>
+              <w:numPr>
+                <w:numId w:val="0"/>
+              </w:numPr>
+              <w:suppressLineNumbers w:val="0"/>
+              <w:spacing w:line="360" w:lineRule="auto"/>
+              <w:jc w:val="left"/>
+              <w:rPr>
+                <w:rFonts w:hint="default" w:ascii="Times New Roman" w:hAnsi="Times New Roman" w:eastAsia="SimSun" w:cs="Times New Roman"/>
+                <w:b/>
+                <w:bCs/>
+                <w:color w:val="000000"/>
+                <w:kern w:val="0"/>
+                <w:sz w:val="24"/>
+                <w:szCs w:val="24"/>
+                <w:vertAlign w:val="baseline"/>
+                <w:lang w:val="fr-FR" w:eastAsia="zh-CN" w:bidi="ar"/>
+              </w:rPr>
+            </w:pPr>
+            <w:r>
+              <w:rPr>
+                <w:rFonts w:hint="default" w:ascii="Times New Roman" w:hAnsi="Times New Roman" w:eastAsia="SimSun" w:cs="Times New Roman"/>
+                <w:b/>
+                <w:bCs/>
+                <w:color w:val="000000"/>
+                <w:kern w:val="0"/>
+                <w:sz w:val="24"/>
+                <w:szCs w:val="24"/>
+                <w:vertAlign w:val="baseline"/>
+                <w:lang w:val="fr-FR" w:eastAsia="zh-CN" w:bidi="ar"/>
+              </w:rPr>
+              <w:drawing>
+                <wp:inline distT="0" distB="0" distL="114300" distR="114300">
+                  <wp:extent cx="3455035" cy="1646555"/>
+                  <wp:effectExtent l="0" t="0" r="4445" b="14605"/>
+                  <wp:docPr id="41" name="Image 41" descr="parametres systeme"/>
+                  <wp:cNvGraphicFramePr>
+                    <a:graphicFrameLocks xmlns:a="http://schemas.openxmlformats.org/drawingml/2006/main" noChangeAspect="1"/>
+                  </wp:cNvGraphicFramePr>
+                  <a:graphic xmlns:a="http://schemas.openxmlformats.org/drawingml/2006/main">
+                    <a:graphicData uri="http://schemas.openxmlformats.org/drawingml/2006/picture">
+                      <pic:pic xmlns:pic="http://schemas.openxmlformats.org/drawingml/2006/picture">
+                        <pic:nvPicPr>
+                          <pic:cNvPr id="41" name="Image 41" descr="parametres systeme"/>
+                          <pic:cNvPicPr>
+                            <a:picLocks noChangeAspect="1"/>
+                          </pic:cNvPicPr>
+                        </pic:nvPicPr>
+                        <pic:blipFill>
+                          <a:blip r:embed="rId31"/>
+                          <a:stretch>
+                            <a:fillRect/>
+                          </a:stretch>
+                        </pic:blipFill>
+                        <pic:spPr>
+                          <a:xfrm>
+                            <a:off x="0" y="0"/>
+                            <a:ext cx="3455035" cy="1646555"/>
+                          </a:xfrm>
+                          <a:prstGeom prst="rect">
+                            <a:avLst/>
+                          </a:prstGeom>
+                        </pic:spPr>
+                      </pic:pic>
+                    </a:graphicData>
+                  </a:graphic>
+                </wp:inline>
+              </w:drawing>
+            </w:r>
+          </w:p>
+          <w:p>
+            <w:pPr>
+              <w:pStyle w:val="11"/>
+              <w:keepNext w:val="0"/>
+              <w:keepLines w:val="0"/>
+              <w:widowControl/>
+              <w:numPr>
+                <w:numId w:val="0"/>
+              </w:numPr>
+              <w:suppressLineNumbers w:val="0"/>
+              <w:spacing w:line="360" w:lineRule="auto"/>
+              <w:jc w:val="left"/>
+              <w:rPr>
+                <w:rFonts w:hint="default" w:ascii="Times New Roman" w:hAnsi="Times New Roman" w:eastAsia="SimSun" w:cs="Times New Roman"/>
+                <w:b/>
+                <w:bCs/>
+                <w:color w:val="000000"/>
+                <w:kern w:val="0"/>
+                <w:sz w:val="24"/>
+                <w:szCs w:val="24"/>
+                <w:vertAlign w:val="baseline"/>
+                <w:lang w:val="fr-FR" w:eastAsia="zh-CN" w:bidi="ar"/>
+              </w:rPr>
+            </w:pPr>
+            <w:r>
+              <w:rPr>
+                <w:rFonts w:hint="default" w:ascii="Times New Roman" w:hAnsi="Times New Roman" w:cs="Times New Roman"/>
+                <w:b/>
+                <w:bCs/>
+                <w:sz w:val="24"/>
+                <w:szCs w:val="24"/>
+              </w:rPr>
+              <w:t xml:space="preserve">Figure </w:t>
+            </w:r>
+            <w:r>
+              <w:rPr>
+                <w:rFonts w:hint="default" w:ascii="Times New Roman" w:hAnsi="Times New Roman" w:cs="Times New Roman"/>
+                <w:b/>
+                <w:bCs/>
+                <w:sz w:val="24"/>
+                <w:szCs w:val="24"/>
+              </w:rPr>
+              <w:fldChar w:fldCharType="begin"/>
+            </w:r>
+            <w:r>
+              <w:rPr>
+                <w:rFonts w:hint="default" w:ascii="Times New Roman" w:hAnsi="Times New Roman" w:cs="Times New Roman"/>
+                <w:b/>
+                <w:bCs/>
+                <w:sz w:val="24"/>
+                <w:szCs w:val="24"/>
+              </w:rPr>
+              <w:instrText xml:space="preserve"> SEQ Figure \* ARABIC </w:instrText>
+            </w:r>
+            <w:r>
+              <w:rPr>
+                <w:rFonts w:hint="default" w:ascii="Times New Roman" w:hAnsi="Times New Roman" w:cs="Times New Roman"/>
+                <w:b/>
+                <w:bCs/>
+                <w:sz w:val="24"/>
+                <w:szCs w:val="24"/>
+              </w:rPr>
+              <w:fldChar w:fldCharType="separate"/>
+            </w:r>
+            <w:r>
+              <w:rPr>
+                <w:rFonts w:hint="default" w:ascii="Times New Roman" w:hAnsi="Times New Roman" w:cs="Times New Roman"/>
+                <w:b/>
+                <w:bCs/>
+                <w:sz w:val="24"/>
+                <w:szCs w:val="24"/>
+              </w:rPr>
+              <w:t>24</w:t>
+            </w:r>
+            <w:r>
+              <w:rPr>
+                <w:rFonts w:hint="default" w:ascii="Times New Roman" w:hAnsi="Times New Roman" w:cs="Times New Roman"/>
+                <w:b/>
+                <w:bCs/>
+                <w:sz w:val="24"/>
+                <w:szCs w:val="24"/>
+              </w:rPr>
+              <w:fldChar w:fldCharType="end"/>
+            </w:r>
+            <w:r>
+              <w:rPr>
+                <w:rFonts w:hint="default" w:ascii="Times New Roman" w:hAnsi="Times New Roman" w:cs="Times New Roman"/>
+                <w:b/>
+                <w:bCs/>
+                <w:sz w:val="24"/>
+                <w:szCs w:val="24"/>
+                <w:lang w:val="fr-FR"/>
+              </w:rPr>
+              <w:t>: configuration systeme</w:t>
+            </w:r>
+          </w:p>
+        </w:tc>
+      </w:tr>
+    </w:tbl>
+    <w:p>
+      <w:pPr>
+        <w:keepNext w:val="0"/>
+        <w:keepLines w:val="0"/>
+        <w:widowControl/>
+        <w:numPr>
+          <w:numId w:val="0"/>
+        </w:numPr>
+        <w:suppressLineNumbers w:val="0"/>
+        <w:spacing w:line="360" w:lineRule="auto"/>
+        <w:ind w:leftChars="0"/>
+        <w:jc w:val="left"/>
+        <w:rPr>
+          <w:rFonts w:hint="default" w:ascii="Times New Roman" w:hAnsi="Times New Roman" w:eastAsia="SimSun" w:cs="Times New Roman"/>
+          <w:b/>
+          <w:bCs/>
+          <w:color w:val="000000"/>
+          <w:kern w:val="0"/>
+          <w:sz w:val="24"/>
+          <w:szCs w:val="24"/>
+          <w:lang w:val="fr-FR" w:eastAsia="zh-CN" w:bidi="ar"/>
+        </w:rPr>
+      </w:pPr>
+    </w:p>
+    <w:p>
+      <w:pPr>
+        <w:keepNext w:val="0"/>
+        <w:keepLines w:val="0"/>
+        <w:widowControl/>
+        <w:numPr>
+          <w:ilvl w:val="0"/>
+          <w:numId w:val="125"/>
+        </w:numPr>
+        <w:suppressLineNumbers w:val="0"/>
+        <w:spacing w:line="360" w:lineRule="auto"/>
+        <w:ind w:left="420" w:leftChars="0" w:hanging="420" w:firstLineChars="0"/>
+        <w:jc w:val="left"/>
+        <w:rPr>
+          <w:rFonts w:hint="default" w:ascii="Times New Roman" w:hAnsi="Times New Roman" w:eastAsia="SimSun" w:cs="Times New Roman"/>
+          <w:b/>
+          <w:bCs/>
+          <w:color w:val="000000"/>
+          <w:kern w:val="0"/>
+          <w:sz w:val="24"/>
+          <w:szCs w:val="24"/>
+          <w:u w:val="single"/>
+          <w:lang w:val="fr-FR" w:eastAsia="zh-CN" w:bidi="ar"/>
+        </w:rPr>
+      </w:pPr>
+      <w:r>
+        <w:rPr>
+          <w:rFonts w:hint="default" w:ascii="Times New Roman" w:hAnsi="Times New Roman" w:eastAsia="SimSun" w:cs="Times New Roman"/>
+          <w:b/>
+          <w:bCs/>
+          <w:color w:val="000000"/>
+          <w:kern w:val="0"/>
+          <w:sz w:val="24"/>
+          <w:szCs w:val="24"/>
+          <w:u w:val="single"/>
+          <w:lang w:val="fr-FR" w:eastAsia="zh-CN" w:bidi="ar"/>
+        </w:rPr>
+        <w:t>Module agent immigration</w:t>
+      </w:r>
+    </w:p>
+    <w:p>
+      <w:pPr>
+        <w:keepNext w:val="0"/>
+        <w:keepLines w:val="0"/>
+        <w:widowControl/>
+        <w:numPr>
+          <w:ilvl w:val="0"/>
+          <w:numId w:val="125"/>
+        </w:numPr>
+        <w:suppressLineNumbers w:val="0"/>
+        <w:spacing w:line="360" w:lineRule="auto"/>
+        <w:ind w:left="420" w:leftChars="0" w:hanging="420" w:firstLineChars="0"/>
+        <w:jc w:val="left"/>
+        <w:rPr>
+          <w:rFonts w:hint="default" w:ascii="Times New Roman" w:hAnsi="Times New Roman" w:eastAsia="SimSun" w:cs="Times New Roman"/>
+          <w:b/>
+          <w:bCs/>
+          <w:color w:val="000000"/>
+          <w:kern w:val="0"/>
+          <w:sz w:val="24"/>
+          <w:szCs w:val="24"/>
+          <w:u w:val="single"/>
+          <w:lang w:val="fr-FR" w:eastAsia="zh-CN" w:bidi="ar"/>
+        </w:rPr>
+      </w:pPr>
+      <w:r>
+        <w:rPr>
+          <w:rFonts w:hint="default" w:ascii="Times New Roman" w:hAnsi="Times New Roman" w:eastAsia="SimSun" w:cs="Times New Roman"/>
+          <w:b/>
+          <w:bCs/>
+          <w:color w:val="000000"/>
+          <w:kern w:val="0"/>
+          <w:sz w:val="24"/>
+          <w:szCs w:val="24"/>
+          <w:u w:val="single"/>
+          <w:lang w:val="fr-FR" w:eastAsia="zh-CN" w:bidi="ar"/>
+        </w:rPr>
+        <w:t>Module Ambassade</w:t>
+      </w:r>
+    </w:p>
+    <w:p>
+      <w:pPr>
+        <w:keepNext w:val="0"/>
+        <w:keepLines w:val="0"/>
+        <w:widowControl/>
+        <w:numPr>
+          <w:ilvl w:val="0"/>
+          <w:numId w:val="125"/>
+        </w:numPr>
+        <w:suppressLineNumbers w:val="0"/>
+        <w:spacing w:line="360" w:lineRule="auto"/>
+        <w:ind w:left="420" w:leftChars="0" w:hanging="420" w:firstLineChars="0"/>
+        <w:jc w:val="left"/>
+        <w:rPr>
+          <w:rFonts w:hint="default" w:ascii="Times New Roman" w:hAnsi="Times New Roman" w:eastAsia="SimSun" w:cs="Times New Roman"/>
+          <w:b/>
+          <w:bCs/>
+          <w:color w:val="000000"/>
+          <w:kern w:val="0"/>
+          <w:sz w:val="24"/>
+          <w:szCs w:val="24"/>
+          <w:u w:val="single"/>
+          <w:lang w:val="fr-FR" w:eastAsia="zh-CN" w:bidi="ar"/>
+        </w:rPr>
+      </w:pPr>
+      <w:r>
+        <w:rPr>
+          <w:rFonts w:hint="default" w:ascii="Times New Roman" w:hAnsi="Times New Roman" w:eastAsia="SimSun" w:cs="Times New Roman"/>
+          <w:b/>
+          <w:bCs/>
+          <w:color w:val="000000"/>
+          <w:kern w:val="0"/>
+          <w:sz w:val="24"/>
+          <w:szCs w:val="24"/>
+          <w:u w:val="single"/>
+          <w:lang w:val="fr-FR" w:eastAsia="zh-CN" w:bidi="ar"/>
+        </w:rPr>
+        <w:t>Module agent controle aux frontieres</w:t>
+      </w:r>
+      <w:bookmarkStart w:id="0" w:name="_GoBack"/>
+      <w:bookmarkEnd w:id="0"/>
+    </w:p>
+    <w:p>
+      <w:pPr>
+        <w:spacing w:line="360" w:lineRule="auto"/>
+        <w:rPr>
+          <w:rFonts w:hint="default"/>
+          <w:lang w:val="fr-FR"/>
+        </w:rPr>
+      </w:pPr>
+    </w:p>
+    <w:p>
+      <w:pPr>
+        <w:spacing w:line="360" w:lineRule="auto"/>
+        <w:rPr>
+          <w:rFonts w:hint="default"/>
+          <w:lang w:val="fr-FR"/>
+        </w:rPr>
+      </w:pPr>
+    </w:p>
+    <w:p>
+      <w:pPr>
+        <w:pStyle w:val="3"/>
+        <w:numPr>
+          <w:ilvl w:val="0"/>
+          <w:numId w:val="114"/>
+        </w:numPr>
+        <w:bidi w:val="0"/>
+        <w:spacing w:line="360" w:lineRule="auto"/>
+        <w:jc w:val="center"/>
+        <w:rPr>
+          <w:rFonts w:hint="default" w:ascii="Times New Roman" w:hAnsi="Times New Roman" w:cs="Times New Roman"/>
+          <w:lang w:val="fr-FR"/>
+        </w:rPr>
+      </w:pPr>
+      <w:r>
+        <w:rPr>
+          <w:rFonts w:hint="default" w:ascii="Times New Roman" w:hAnsi="Times New Roman" w:cs="Times New Roman"/>
+          <w:lang w:val="fr-FR"/>
+        </w:rPr>
+        <w:t>ESTIMATION DES COUTS DU PROJET</w:t>
+      </w:r>
+    </w:p>
+    <w:p>
+      <w:pPr>
+        <w:numPr>
+          <w:ilvl w:val="0"/>
+          <w:numId w:val="0"/>
+        </w:numPr>
+        <w:ind w:leftChars="0"/>
+        <w:rPr>
+          <w:rFonts w:hint="default"/>
+          <w:lang w:val="fr-FR"/>
+        </w:rPr>
+      </w:pPr>
+    </w:p>
+    <w:p>
+      <w:pPr>
+        <w:numPr>
+          <w:ilvl w:val="0"/>
+          <w:numId w:val="0"/>
+        </w:numPr>
+        <w:spacing w:line="360" w:lineRule="auto"/>
+        <w:rPr>
+          <w:rFonts w:hint="default" w:ascii="Times New Roman" w:hAnsi="Times New Roman" w:cs="Times New Roman"/>
+          <w:sz w:val="24"/>
+          <w:szCs w:val="24"/>
+          <w:lang w:val="fr-FR"/>
+        </w:rPr>
+      </w:pPr>
+    </w:p>
+    <w:p>
+      <w:pPr>
+        <w:rPr>
+          <w:rFonts w:hint="default"/>
+          <w:lang w:val="fr-FR"/>
+        </w:rPr>
+      </w:pPr>
+    </w:p>
+    <w:p>
+      <w:pPr>
+        <w:keepNext w:val="0"/>
+        <w:keepLines w:val="0"/>
+        <w:widowControl/>
+        <w:numPr>
+          <w:ilvl w:val="0"/>
+          <w:numId w:val="0"/>
+        </w:numPr>
+        <w:suppressLineNumbers w:val="0"/>
+        <w:spacing w:line="360" w:lineRule="auto"/>
+        <w:ind w:leftChars="0"/>
+        <w:jc w:val="left"/>
+        <w:rPr>
+          <w:rFonts w:hint="default" w:ascii="Times New Roman" w:hAnsi="Times New Roman" w:eastAsia="Cambria" w:cs="Times New Roman"/>
+          <w:color w:val="000000"/>
+          <w:kern w:val="0"/>
+          <w:sz w:val="24"/>
+          <w:szCs w:val="24"/>
+          <w:lang w:val="en-US" w:eastAsia="zh-CN" w:bidi="ar"/>
+        </w:rPr>
+      </w:pPr>
+    </w:p>
+    <w:p>
+      <w:pPr>
+        <w:keepNext w:val="0"/>
+        <w:keepLines w:val="0"/>
+        <w:widowControl/>
+        <w:numPr>
+          <w:ilvl w:val="0"/>
+          <w:numId w:val="0"/>
+        </w:numPr>
+        <w:suppressLineNumbers w:val="0"/>
+        <w:spacing w:line="360" w:lineRule="auto"/>
+        <w:ind w:leftChars="0"/>
+        <w:jc w:val="left"/>
+        <w:rPr>
+          <w:rFonts w:hint="default" w:ascii="Times New Roman" w:hAnsi="Times New Roman" w:cs="Times New Roman"/>
+          <w:sz w:val="24"/>
+          <w:szCs w:val="24"/>
+        </w:rPr>
+      </w:pPr>
+    </w:p>
+    <w:p>
+      <w:pPr>
+        <w:rPr>
+          <w:rFonts w:hint="default"/>
+          <w:lang w:val="fr-FR"/>
+        </w:rPr>
+      </w:pPr>
+    </w:p>
+    <w:p>
+      <w:pPr>
+        <w:keepNext w:val="0"/>
+        <w:keepLines w:val="0"/>
+        <w:widowControl/>
+        <w:suppressLineNumbers w:val="0"/>
+        <w:spacing w:line="360" w:lineRule="auto"/>
+        <w:ind w:firstLine="708" w:firstLineChars="0"/>
+        <w:jc w:val="left"/>
+        <w:rPr>
+          <w:rFonts w:hint="default" w:ascii="Times New Roman" w:hAnsi="Times New Roman" w:eastAsia="Cambria" w:cs="Times New Roman"/>
+          <w:color w:val="000000"/>
+          <w:kern w:val="0"/>
+          <w:sz w:val="24"/>
+          <w:szCs w:val="24"/>
+          <w:lang w:val="en-US" w:eastAsia="zh-CN" w:bidi="ar"/>
+        </w:rPr>
+      </w:pPr>
+    </w:p>
+    <w:p>
+      <w:pPr>
+        <w:keepNext w:val="0"/>
+        <w:keepLines w:val="0"/>
+        <w:widowControl/>
+        <w:suppressLineNumbers w:val="0"/>
+        <w:spacing w:line="360" w:lineRule="auto"/>
         <w:ind w:firstLine="708" w:firstLineChars="0"/>
         <w:jc w:val="left"/>
         <w:rPr>
@@ -25751,6 +31174,12 @@
       <w:footerReference r:id="rId5" w:type="default"/>
       <w:pgSz w:w="11906" w:h="16838"/>
       <w:pgMar w:top="1440" w:right="1800" w:bottom="1440" w:left="1800" w:header="851" w:footer="992" w:gutter="0"/>
+      <w:pgBorders>
+        <w:top w:val="none" w:sz="0" w:space="0"/>
+        <w:left w:val="none" w:sz="0" w:space="0"/>
+        <w:bottom w:val="none" w:sz="0" w:space="0"/>
+        <w:right w:val="none" w:sz="0" w:space="0"/>
+      </w:pgBorders>
       <w:pgNumType w:fmt="decimal" w:start="1"/>
       <w:cols w:space="425" w:num="1"/>
       <w:docGrid w:type="lines" w:linePitch="312" w:charSpace="0"/>
@@ -26772,6 +32201,26 @@
     </w:lvl>
   </w:abstractNum>
   <w:abstractNum w:abstractNumId="15">
+    <w:nsid w:val="A36620F5"/>
+    <w:multiLevelType w:val="singleLevel"/>
+    <w:tmpl w:val="A36620F5"/>
+    <w:lvl w:ilvl="0" w:tentative="0">
+      <w:start w:val="1"/>
+      <w:numFmt w:val="bullet"/>
+      <w:lvlText w:val=""/>
+      <w:lvlJc w:val="left"/>
+      <w:pPr>
+        <w:tabs>
+          <w:tab w:val="left" w:pos="420"/>
+        </w:tabs>
+        <w:ind w:left="420" w:leftChars="0" w:hanging="420" w:firstLineChars="0"/>
+      </w:pPr>
+      <w:rPr>
+        <w:rFonts w:hint="default" w:ascii="Wingdings" w:hAnsi="Wingdings"/>
+      </w:rPr>
+    </w:lvl>
+  </w:abstractNum>
+  <w:abstractNum w:abstractNumId="16">
     <w:nsid w:val="A3ABBF9C"/>
     <w:multiLevelType w:val="singleLevel"/>
     <w:tmpl w:val="A3ABBF9C"/>
@@ -26791,7 +32240,7 @@
       </w:rPr>
     </w:lvl>
   </w:abstractNum>
-  <w:abstractNum w:abstractNumId="16">
+  <w:abstractNum w:abstractNumId="17">
     <w:nsid w:val="A4FFCF46"/>
     <w:multiLevelType w:val="singleLevel"/>
     <w:tmpl w:val="A4FFCF46"/>
@@ -26811,7 +32260,7 @@
       </w:rPr>
     </w:lvl>
   </w:abstractNum>
-  <w:abstractNum w:abstractNumId="17">
+  <w:abstractNum w:abstractNumId="18">
     <w:nsid w:val="A553E6C0"/>
     <w:multiLevelType w:val="singleLevel"/>
     <w:tmpl w:val="A553E6C0"/>
@@ -26831,7 +32280,7 @@
       </w:rPr>
     </w:lvl>
   </w:abstractNum>
-  <w:abstractNum w:abstractNumId="18">
+  <w:abstractNum w:abstractNumId="19">
     <w:nsid w:val="A6602111"/>
     <w:multiLevelType w:val="singleLevel"/>
     <w:tmpl w:val="A6602111"/>
@@ -26851,7 +32300,7 @@
       </w:rPr>
     </w:lvl>
   </w:abstractNum>
-  <w:abstractNum w:abstractNumId="19">
+  <w:abstractNum w:abstractNumId="20">
     <w:nsid w:val="A68E005A"/>
     <w:multiLevelType w:val="singleLevel"/>
     <w:tmpl w:val="A68E005A"/>
@@ -26871,7 +32320,7 @@
       </w:rPr>
     </w:lvl>
   </w:abstractNum>
-  <w:abstractNum w:abstractNumId="20">
+  <w:abstractNum w:abstractNumId="21">
     <w:nsid w:val="A9179C76"/>
     <w:multiLevelType w:val="multilevel"/>
     <w:tmpl w:val="A9179C76"/>
@@ -27020,7 +32469,7 @@
       </w:rPr>
     </w:lvl>
   </w:abstractNum>
-  <w:abstractNum w:abstractNumId="21">
+  <w:abstractNum w:abstractNumId="22">
     <w:nsid w:val="AEE83899"/>
     <w:multiLevelType w:val="singleLevel"/>
     <w:tmpl w:val="AEE83899"/>
@@ -27040,7 +32489,7 @@
       </w:rPr>
     </w:lvl>
   </w:abstractNum>
-  <w:abstractNum w:abstractNumId="22">
+  <w:abstractNum w:abstractNumId="23">
     <w:nsid w:val="B589C851"/>
     <w:multiLevelType w:val="singleLevel"/>
     <w:tmpl w:val="B589C851"/>
@@ -27060,7 +32509,7 @@
       </w:rPr>
     </w:lvl>
   </w:abstractNum>
-  <w:abstractNum w:abstractNumId="23">
+  <w:abstractNum w:abstractNumId="24">
     <w:nsid w:val="B63E71C1"/>
     <w:multiLevelType w:val="singleLevel"/>
     <w:tmpl w:val="B63E71C1"/>
@@ -27080,7 +32529,7 @@
       </w:rPr>
     </w:lvl>
   </w:abstractNum>
-  <w:abstractNum w:abstractNumId="24">
+  <w:abstractNum w:abstractNumId="25">
     <w:nsid w:val="B7F16B30"/>
     <w:multiLevelType w:val="multilevel"/>
     <w:tmpl w:val="B7F16B30"/>
@@ -27229,7 +32678,7 @@
       </w:rPr>
     </w:lvl>
   </w:abstractNum>
-  <w:abstractNum w:abstractNumId="25">
+  <w:abstractNum w:abstractNumId="26">
     <w:nsid w:val="B8E65EB5"/>
     <w:multiLevelType w:val="singleLevel"/>
     <w:tmpl w:val="B8E65EB5"/>
@@ -27249,7 +32698,7 @@
       </w:rPr>
     </w:lvl>
   </w:abstractNum>
-  <w:abstractNum w:abstractNumId="26">
+  <w:abstractNum w:abstractNumId="27">
     <w:nsid w:val="BA9E64D8"/>
     <w:multiLevelType w:val="singleLevel"/>
     <w:tmpl w:val="BA9E64D8"/>
@@ -27269,7 +32718,7 @@
       </w:rPr>
     </w:lvl>
   </w:abstractNum>
-  <w:abstractNum w:abstractNumId="27">
+  <w:abstractNum w:abstractNumId="28">
     <w:nsid w:val="BC13507D"/>
     <w:multiLevelType w:val="singleLevel"/>
     <w:tmpl w:val="BC13507D"/>
@@ -27289,7 +32738,7 @@
       </w:rPr>
     </w:lvl>
   </w:abstractNum>
-  <w:abstractNum w:abstractNumId="28">
+  <w:abstractNum w:abstractNumId="29">
     <w:nsid w:val="BC9427B1"/>
     <w:multiLevelType w:val="multilevel"/>
     <w:tmpl w:val="BC9427B1"/>
@@ -27438,7 +32887,7 @@
       </w:rPr>
     </w:lvl>
   </w:abstractNum>
-  <w:abstractNum w:abstractNumId="29">
+  <w:abstractNum w:abstractNumId="30">
     <w:nsid w:val="BD50ADAF"/>
     <w:multiLevelType w:val="singleLevel"/>
     <w:tmpl w:val="BD50ADAF"/>
@@ -27458,7 +32907,7 @@
       </w:rPr>
     </w:lvl>
   </w:abstractNum>
-  <w:abstractNum w:abstractNumId="30">
+  <w:abstractNum w:abstractNumId="31">
     <w:nsid w:val="C15449A9"/>
     <w:multiLevelType w:val="singleLevel"/>
     <w:tmpl w:val="C15449A9"/>
@@ -27478,7 +32927,7 @@
       </w:rPr>
     </w:lvl>
   </w:abstractNum>
-  <w:abstractNum w:abstractNumId="31">
+  <w:abstractNum w:abstractNumId="32">
     <w:nsid w:val="C2522B4E"/>
     <w:multiLevelType w:val="singleLevel"/>
     <w:tmpl w:val="C2522B4E"/>
@@ -27498,7 +32947,7 @@
       </w:rPr>
     </w:lvl>
   </w:abstractNum>
-  <w:abstractNum w:abstractNumId="32">
+  <w:abstractNum w:abstractNumId="33">
     <w:nsid w:val="C2F82127"/>
     <w:multiLevelType w:val="singleLevel"/>
     <w:tmpl w:val="C2F82127"/>
@@ -27518,7 +32967,7 @@
       </w:rPr>
     </w:lvl>
   </w:abstractNum>
-  <w:abstractNum w:abstractNumId="33">
+  <w:abstractNum w:abstractNumId="34">
     <w:nsid w:val="C400FA46"/>
     <w:multiLevelType w:val="singleLevel"/>
     <w:tmpl w:val="C400FA46"/>
@@ -27530,7 +32979,7 @@
       <w:lvlJc w:val="left"/>
     </w:lvl>
   </w:abstractNum>
-  <w:abstractNum w:abstractNumId="34">
+  <w:abstractNum w:abstractNumId="35">
     <w:nsid w:val="C664F73C"/>
     <w:multiLevelType w:val="singleLevel"/>
     <w:tmpl w:val="C664F73C"/>
@@ -27550,7 +32999,7 @@
       </w:rPr>
     </w:lvl>
   </w:abstractNum>
-  <w:abstractNum w:abstractNumId="35">
+  <w:abstractNum w:abstractNumId="36">
     <w:nsid w:val="CA4559B2"/>
     <w:multiLevelType w:val="singleLevel"/>
     <w:tmpl w:val="CA4559B2"/>
@@ -27570,7 +33019,7 @@
       </w:rPr>
     </w:lvl>
   </w:abstractNum>
-  <w:abstractNum w:abstractNumId="36">
+  <w:abstractNum w:abstractNumId="37">
     <w:nsid w:val="CA4986F1"/>
     <w:multiLevelType w:val="singleLevel"/>
     <w:tmpl w:val="CA4986F1"/>
@@ -27590,7 +33039,7 @@
       </w:rPr>
     </w:lvl>
   </w:abstractNum>
-  <w:abstractNum w:abstractNumId="37">
+  <w:abstractNum w:abstractNumId="38">
     <w:nsid w:val="CD09E265"/>
     <w:multiLevelType w:val="singleLevel"/>
     <w:tmpl w:val="CD09E265"/>
@@ -27610,7 +33059,7 @@
       </w:rPr>
     </w:lvl>
   </w:abstractNum>
-  <w:abstractNum w:abstractNumId="38">
+  <w:abstractNum w:abstractNumId="39">
     <w:nsid w:val="CFB1A19F"/>
     <w:multiLevelType w:val="singleLevel"/>
     <w:tmpl w:val="CFB1A19F"/>
@@ -27630,7 +33079,7 @@
       </w:rPr>
     </w:lvl>
   </w:abstractNum>
-  <w:abstractNum w:abstractNumId="39">
+  <w:abstractNum w:abstractNumId="40">
     <w:nsid w:val="D02E95CC"/>
     <w:multiLevelType w:val="singleLevel"/>
     <w:tmpl w:val="D02E95CC"/>
@@ -27650,7 +33099,27 @@
       </w:rPr>
     </w:lvl>
   </w:abstractNum>
-  <w:abstractNum w:abstractNumId="40">
+  <w:abstractNum w:abstractNumId="41">
+    <w:nsid w:val="D3FEC8F9"/>
+    <w:multiLevelType w:val="singleLevel"/>
+    <w:tmpl w:val="D3FEC8F9"/>
+    <w:lvl w:ilvl="0" w:tentative="0">
+      <w:start w:val="1"/>
+      <w:numFmt w:val="bullet"/>
+      <w:lvlText w:val=""/>
+      <w:lvlJc w:val="left"/>
+      <w:pPr>
+        <w:tabs>
+          <w:tab w:val="left" w:pos="420"/>
+        </w:tabs>
+        <w:ind w:left="420" w:leftChars="0" w:hanging="420" w:firstLineChars="0"/>
+      </w:pPr>
+      <w:rPr>
+        <w:rFonts w:hint="default" w:ascii="Wingdings" w:hAnsi="Wingdings"/>
+      </w:rPr>
+    </w:lvl>
+  </w:abstractNum>
+  <w:abstractNum w:abstractNumId="42">
     <w:nsid w:val="D4FDA299"/>
     <w:multiLevelType w:val="multilevel"/>
     <w:tmpl w:val="D4FDA299"/>
@@ -27799,7 +33268,7 @@
       </w:rPr>
     </w:lvl>
   </w:abstractNum>
-  <w:abstractNum w:abstractNumId="41">
+  <w:abstractNum w:abstractNumId="43">
     <w:nsid w:val="D5352BC1"/>
     <w:multiLevelType w:val="singleLevel"/>
     <w:tmpl w:val="D5352BC1"/>
@@ -27819,7 +33288,7 @@
       </w:rPr>
     </w:lvl>
   </w:abstractNum>
-  <w:abstractNum w:abstractNumId="42">
+  <w:abstractNum w:abstractNumId="44">
     <w:nsid w:val="D58E2975"/>
     <w:multiLevelType w:val="singleLevel"/>
     <w:tmpl w:val="D58E2975"/>
@@ -27839,7 +33308,7 @@
       </w:rPr>
     </w:lvl>
   </w:abstractNum>
-  <w:abstractNum w:abstractNumId="43">
+  <w:abstractNum w:abstractNumId="45">
     <w:nsid w:val="D89F6971"/>
     <w:multiLevelType w:val="singleLevel"/>
     <w:tmpl w:val="D89F6971"/>
@@ -27859,7 +33328,27 @@
       </w:rPr>
     </w:lvl>
   </w:abstractNum>
-  <w:abstractNum w:abstractNumId="44">
+  <w:abstractNum w:abstractNumId="46">
+    <w:nsid w:val="DC6E8C48"/>
+    <w:multiLevelType w:val="singleLevel"/>
+    <w:tmpl w:val="DC6E8C48"/>
+    <w:lvl w:ilvl="0" w:tentative="0">
+      <w:start w:val="1"/>
+      <w:numFmt w:val="bullet"/>
+      <w:lvlText w:val=""/>
+      <w:lvlJc w:val="left"/>
+      <w:pPr>
+        <w:tabs>
+          <w:tab w:val="left" w:pos="420"/>
+        </w:tabs>
+        <w:ind w:left="420" w:leftChars="0" w:hanging="420" w:firstLineChars="0"/>
+      </w:pPr>
+      <w:rPr>
+        <w:rFonts w:hint="default" w:ascii="Wingdings" w:hAnsi="Wingdings"/>
+      </w:rPr>
+    </w:lvl>
+  </w:abstractNum>
+  <w:abstractNum w:abstractNumId="47">
     <w:nsid w:val="DD8ACBD7"/>
     <w:multiLevelType w:val="singleLevel"/>
     <w:tmpl w:val="DD8ACBD7"/>
@@ -27879,7 +33368,7 @@
       </w:rPr>
     </w:lvl>
   </w:abstractNum>
-  <w:abstractNum w:abstractNumId="45">
+  <w:abstractNum w:abstractNumId="48">
     <w:nsid w:val="DEE48CEC"/>
     <w:multiLevelType w:val="singleLevel"/>
     <w:tmpl w:val="DEE48CEC"/>
@@ -27899,7 +33388,7 @@
       </w:rPr>
     </w:lvl>
   </w:abstractNum>
-  <w:abstractNum w:abstractNumId="46">
+  <w:abstractNum w:abstractNumId="49">
     <w:nsid w:val="DF6AF102"/>
     <w:multiLevelType w:val="multilevel"/>
     <w:tmpl w:val="DF6AF102"/>
@@ -28048,7 +33537,7 @@
       </w:rPr>
     </w:lvl>
   </w:abstractNum>
-  <w:abstractNum w:abstractNumId="47">
+  <w:abstractNum w:abstractNumId="50">
     <w:nsid w:val="E0A620F5"/>
     <w:multiLevelType w:val="singleLevel"/>
     <w:tmpl w:val="E0A620F5"/>
@@ -28068,7 +33557,7 @@
       </w:rPr>
     </w:lvl>
   </w:abstractNum>
-  <w:abstractNum w:abstractNumId="48">
+  <w:abstractNum w:abstractNumId="51">
     <w:nsid w:val="E0BB1DF1"/>
     <w:multiLevelType w:val="singleLevel"/>
     <w:tmpl w:val="E0BB1DF1"/>
@@ -28088,7 +33577,7 @@
       </w:rPr>
     </w:lvl>
   </w:abstractNum>
-  <w:abstractNum w:abstractNumId="49">
+  <w:abstractNum w:abstractNumId="52">
     <w:nsid w:val="E1609987"/>
     <w:multiLevelType w:val="singleLevel"/>
     <w:tmpl w:val="E1609987"/>
@@ -28108,7 +33597,7 @@
       </w:rPr>
     </w:lvl>
   </w:abstractNum>
-  <w:abstractNum w:abstractNumId="50">
+  <w:abstractNum w:abstractNumId="53">
     <w:nsid w:val="E2F23D3B"/>
     <w:multiLevelType w:val="multilevel"/>
     <w:tmpl w:val="E2F23D3B"/>
@@ -28257,7 +33746,19 @@
       </w:rPr>
     </w:lvl>
   </w:abstractNum>
-  <w:abstractNum w:abstractNumId="51">
+  <w:abstractNum w:abstractNumId="54">
+    <w:nsid w:val="E3A3DEA6"/>
+    <w:multiLevelType w:val="singleLevel"/>
+    <w:tmpl w:val="E3A3DEA6"/>
+    <w:lvl w:ilvl="0" w:tentative="0">
+      <w:start w:val="1"/>
+      <w:numFmt w:val="decimal"/>
+      <w:suff w:val="space"/>
+      <w:lvlText w:val="%1)"/>
+      <w:lvlJc w:val="left"/>
+    </w:lvl>
+  </w:abstractNum>
+  <w:abstractNum w:abstractNumId="55">
     <w:nsid w:val="E3B2939D"/>
     <w:multiLevelType w:val="singleLevel"/>
     <w:tmpl w:val="E3B2939D"/>
@@ -28277,7 +33778,7 @@
       </w:rPr>
     </w:lvl>
   </w:abstractNum>
-  <w:abstractNum w:abstractNumId="52">
+  <w:abstractNum w:abstractNumId="56">
     <w:nsid w:val="E4B51508"/>
     <w:multiLevelType w:val="multilevel"/>
     <w:tmpl w:val="E4B51508"/>
@@ -28426,7 +33927,7 @@
       </w:rPr>
     </w:lvl>
   </w:abstractNum>
-  <w:abstractNum w:abstractNumId="53">
+  <w:abstractNum w:abstractNumId="57">
     <w:nsid w:val="E6A8F710"/>
     <w:multiLevelType w:val="multilevel"/>
     <w:tmpl w:val="E6A8F710"/>
@@ -28575,7 +34076,7 @@
       </w:rPr>
     </w:lvl>
   </w:abstractNum>
-  <w:abstractNum w:abstractNumId="54">
+  <w:abstractNum w:abstractNumId="58">
     <w:nsid w:val="E710B942"/>
     <w:multiLevelType w:val="singleLevel"/>
     <w:tmpl w:val="E710B942"/>
@@ -28595,7 +34096,7 @@
       </w:rPr>
     </w:lvl>
   </w:abstractNum>
-  <w:abstractNum w:abstractNumId="55">
+  <w:abstractNum w:abstractNumId="59">
     <w:nsid w:val="E75EAF89"/>
     <w:multiLevelType w:val="singleLevel"/>
     <w:tmpl w:val="E75EAF89"/>
@@ -28615,7 +34116,7 @@
       </w:rPr>
     </w:lvl>
   </w:abstractNum>
-  <w:abstractNum w:abstractNumId="56">
+  <w:abstractNum w:abstractNumId="60">
     <w:nsid w:val="EBA93C4F"/>
     <w:multiLevelType w:val="singleLevel"/>
     <w:tmpl w:val="EBA93C4F"/>
@@ -28635,27 +34136,7 @@
       </w:rPr>
     </w:lvl>
   </w:abstractNum>
-  <w:abstractNum w:abstractNumId="57">
-    <w:nsid w:val="EDF74FAE"/>
-    <w:multiLevelType w:val="singleLevel"/>
-    <w:tmpl w:val="EDF74FAE"/>
-    <w:lvl w:ilvl="0" w:tentative="0">
-      <w:start w:val="1"/>
-      <w:numFmt w:val="bullet"/>
-      <w:lvlText w:val=""/>
-      <w:lvlJc w:val="left"/>
-      <w:pPr>
-        <w:tabs>
-          <w:tab w:val="left" w:pos="420"/>
-        </w:tabs>
-        <w:ind w:left="420" w:leftChars="0" w:hanging="420" w:firstLineChars="0"/>
-      </w:pPr>
-      <w:rPr>
-        <w:rFonts w:hint="default" w:ascii="Wingdings" w:hAnsi="Wingdings"/>
-      </w:rPr>
-    </w:lvl>
-  </w:abstractNum>
-  <w:abstractNum w:abstractNumId="58">
+  <w:abstractNum w:abstractNumId="61">
     <w:nsid w:val="EFB1146C"/>
     <w:multiLevelType w:val="singleLevel"/>
     <w:tmpl w:val="EFB1146C"/>
@@ -28675,7 +34156,7 @@
       </w:rPr>
     </w:lvl>
   </w:abstractNum>
-  <w:abstractNum w:abstractNumId="59">
+  <w:abstractNum w:abstractNumId="62">
     <w:nsid w:val="F0F97203"/>
     <w:multiLevelType w:val="multilevel"/>
     <w:tmpl w:val="F0F97203"/>
@@ -28824,7 +34305,7 @@
       </w:rPr>
     </w:lvl>
   </w:abstractNum>
-  <w:abstractNum w:abstractNumId="60">
+  <w:abstractNum w:abstractNumId="63">
     <w:nsid w:val="F891F43D"/>
     <w:multiLevelType w:val="multilevel"/>
     <w:tmpl w:val="F891F43D"/>
@@ -28973,7 +34454,7 @@
       </w:rPr>
     </w:lvl>
   </w:abstractNum>
-  <w:abstractNum w:abstractNumId="61">
+  <w:abstractNum w:abstractNumId="64">
     <w:nsid w:val="F95463A4"/>
     <w:multiLevelType w:val="singleLevel"/>
     <w:tmpl w:val="F95463A4"/>
@@ -28993,7 +34474,7 @@
       </w:rPr>
     </w:lvl>
   </w:abstractNum>
-  <w:abstractNum w:abstractNumId="62">
+  <w:abstractNum w:abstractNumId="65">
     <w:nsid w:val="FA757F14"/>
     <w:multiLevelType w:val="singleLevel"/>
     <w:tmpl w:val="FA757F14"/>
@@ -29013,7 +34494,7 @@
       </w:rPr>
     </w:lvl>
   </w:abstractNum>
-  <w:abstractNum w:abstractNumId="63">
+  <w:abstractNum w:abstractNumId="66">
     <w:nsid w:val="FB963C83"/>
     <w:multiLevelType w:val="singleLevel"/>
     <w:tmpl w:val="FB963C83"/>
@@ -29033,7 +34514,7 @@
       </w:rPr>
     </w:lvl>
   </w:abstractNum>
-  <w:abstractNum w:abstractNumId="64">
+  <w:abstractNum w:abstractNumId="67">
     <w:nsid w:val="FC3FC520"/>
     <w:multiLevelType w:val="singleLevel"/>
     <w:tmpl w:val="FC3FC520"/>
@@ -29045,7 +34526,7 @@
       <w:lvlJc w:val="left"/>
     </w:lvl>
   </w:abstractNum>
-  <w:abstractNum w:abstractNumId="65">
+  <w:abstractNum w:abstractNumId="68">
     <w:nsid w:val="FF9C2608"/>
     <w:multiLevelType w:val="singleLevel"/>
     <w:tmpl w:val="FF9C2608"/>
@@ -29065,7 +34546,7 @@
       </w:rPr>
     </w:lvl>
   </w:abstractNum>
-  <w:abstractNum w:abstractNumId="66">
+  <w:abstractNum w:abstractNumId="69">
     <w:nsid w:val="0070F227"/>
     <w:multiLevelType w:val="multilevel"/>
     <w:tmpl w:val="0070F227"/>
@@ -29214,7 +34695,7 @@
       </w:rPr>
     </w:lvl>
   </w:abstractNum>
-  <w:abstractNum w:abstractNumId="67">
+  <w:abstractNum w:abstractNumId="70">
     <w:nsid w:val="0B7AF2EE"/>
     <w:multiLevelType w:val="singleLevel"/>
     <w:tmpl w:val="0B7AF2EE"/>
@@ -29234,7 +34715,7 @@
       </w:rPr>
     </w:lvl>
   </w:abstractNum>
-  <w:abstractNum w:abstractNumId="68">
+  <w:abstractNum w:abstractNumId="71">
     <w:nsid w:val="0E202B0F"/>
     <w:multiLevelType w:val="singleLevel"/>
     <w:tmpl w:val="0E202B0F"/>
@@ -29254,7 +34735,7 @@
       </w:rPr>
     </w:lvl>
   </w:abstractNum>
-  <w:abstractNum w:abstractNumId="69">
+  <w:abstractNum w:abstractNumId="72">
     <w:nsid w:val="0FC0CC45"/>
     <w:multiLevelType w:val="singleLevel"/>
     <w:tmpl w:val="0FC0CC45"/>
@@ -29274,7 +34755,7 @@
       </w:rPr>
     </w:lvl>
   </w:abstractNum>
-  <w:abstractNum w:abstractNumId="70">
+  <w:abstractNum w:abstractNumId="73">
     <w:nsid w:val="104080C9"/>
     <w:multiLevelType w:val="singleLevel"/>
     <w:tmpl w:val="104080C9"/>
@@ -29294,7 +34775,7 @@
       </w:rPr>
     </w:lvl>
   </w:abstractNum>
-  <w:abstractNum w:abstractNumId="71">
+  <w:abstractNum w:abstractNumId="74">
     <w:nsid w:val="11ED3BA1"/>
     <w:multiLevelType w:val="multilevel"/>
     <w:tmpl w:val="11ED3BA1"/>
@@ -29443,7 +34924,27 @@
       </w:rPr>
     </w:lvl>
   </w:abstractNum>
-  <w:abstractNum w:abstractNumId="72">
+  <w:abstractNum w:abstractNumId="75">
+    <w:nsid w:val="14336CCF"/>
+    <w:multiLevelType w:val="singleLevel"/>
+    <w:tmpl w:val="14336CCF"/>
+    <w:lvl w:ilvl="0" w:tentative="0">
+      <w:start w:val="1"/>
+      <w:numFmt w:val="bullet"/>
+      <w:lvlText w:val=""/>
+      <w:lvlJc w:val="left"/>
+      <w:pPr>
+        <w:tabs>
+          <w:tab w:val="left" w:pos="420"/>
+        </w:tabs>
+        <w:ind w:left="420" w:leftChars="0" w:hanging="420" w:firstLineChars="0"/>
+      </w:pPr>
+      <w:rPr>
+        <w:rFonts w:hint="default" w:ascii="Wingdings" w:hAnsi="Wingdings"/>
+      </w:rPr>
+    </w:lvl>
+  </w:abstractNum>
+  <w:abstractNum w:abstractNumId="76">
     <w:nsid w:val="15B87D33"/>
     <w:multiLevelType w:val="singleLevel"/>
     <w:tmpl w:val="15B87D33"/>
@@ -29463,7 +34964,7 @@
       </w:rPr>
     </w:lvl>
   </w:abstractNum>
-  <w:abstractNum w:abstractNumId="73">
+  <w:abstractNum w:abstractNumId="77">
     <w:nsid w:val="18D8D9EB"/>
     <w:multiLevelType w:val="singleLevel"/>
     <w:tmpl w:val="18D8D9EB"/>
@@ -29483,7 +34984,7 @@
       </w:rPr>
     </w:lvl>
   </w:abstractNum>
-  <w:abstractNum w:abstractNumId="74">
+  <w:abstractNum w:abstractNumId="78">
     <w:nsid w:val="1B9DDABE"/>
     <w:multiLevelType w:val="singleLevel"/>
     <w:tmpl w:val="1B9DDABE"/>
@@ -29495,7 +34996,7 @@
       <w:lvlJc w:val="left"/>
     </w:lvl>
   </w:abstractNum>
-  <w:abstractNum w:abstractNumId="75">
+  <w:abstractNum w:abstractNumId="79">
     <w:nsid w:val="1BE4EFAB"/>
     <w:multiLevelType w:val="singleLevel"/>
     <w:tmpl w:val="1BE4EFAB"/>
@@ -29515,7 +35016,27 @@
       </w:rPr>
     </w:lvl>
   </w:abstractNum>
-  <w:abstractNum w:abstractNumId="76">
+  <w:abstractNum w:abstractNumId="80">
+    <w:nsid w:val="1C958AFD"/>
+    <w:multiLevelType w:val="singleLevel"/>
+    <w:tmpl w:val="1C958AFD"/>
+    <w:lvl w:ilvl="0" w:tentative="0">
+      <w:start w:val="1"/>
+      <w:numFmt w:val="bullet"/>
+      <w:lvlText w:val=""/>
+      <w:lvlJc w:val="left"/>
+      <w:pPr>
+        <w:tabs>
+          <w:tab w:val="left" w:pos="420"/>
+        </w:tabs>
+        <w:ind w:left="420" w:leftChars="0" w:hanging="420" w:firstLineChars="0"/>
+      </w:pPr>
+      <w:rPr>
+        <w:rFonts w:hint="default" w:ascii="Wingdings" w:hAnsi="Wingdings"/>
+      </w:rPr>
+    </w:lvl>
+  </w:abstractNum>
+  <w:abstractNum w:abstractNumId="81">
     <w:nsid w:val="1FB5EDE8"/>
     <w:multiLevelType w:val="singleLevel"/>
     <w:tmpl w:val="1FB5EDE8"/>
@@ -29535,7 +35056,27 @@
       </w:rPr>
     </w:lvl>
   </w:abstractNum>
-  <w:abstractNum w:abstractNumId="77">
+  <w:abstractNum w:abstractNumId="82">
+    <w:nsid w:val="20CC7360"/>
+    <w:multiLevelType w:val="singleLevel"/>
+    <w:tmpl w:val="20CC7360"/>
+    <w:lvl w:ilvl="0" w:tentative="0">
+      <w:start w:val="1"/>
+      <w:numFmt w:val="bullet"/>
+      <w:lvlText w:val=""/>
+      <w:lvlJc w:val="left"/>
+      <w:pPr>
+        <w:tabs>
+          <w:tab w:val="left" w:pos="420"/>
+        </w:tabs>
+        <w:ind w:left="420" w:leftChars="0" w:hanging="420" w:firstLineChars="0"/>
+      </w:pPr>
+      <w:rPr>
+        <w:rFonts w:hint="default" w:ascii="Wingdings" w:hAnsi="Wingdings"/>
+      </w:rPr>
+    </w:lvl>
+  </w:abstractNum>
+  <w:abstractNum w:abstractNumId="83">
     <w:nsid w:val="224713C2"/>
     <w:multiLevelType w:val="singleLevel"/>
     <w:tmpl w:val="224713C2"/>
@@ -29555,7 +35096,7 @@
       </w:rPr>
     </w:lvl>
   </w:abstractNum>
-  <w:abstractNum w:abstractNumId="78">
+  <w:abstractNum w:abstractNumId="84">
     <w:nsid w:val="2634FCB9"/>
     <w:multiLevelType w:val="singleLevel"/>
     <w:tmpl w:val="2634FCB9"/>
@@ -29575,7 +35116,7 @@
       </w:rPr>
     </w:lvl>
   </w:abstractNum>
-  <w:abstractNum w:abstractNumId="79">
+  <w:abstractNum w:abstractNumId="85">
     <w:nsid w:val="286BC40E"/>
     <w:multiLevelType w:val="singleLevel"/>
     <w:tmpl w:val="286BC40E"/>
@@ -29595,7 +35136,7 @@
       </w:rPr>
     </w:lvl>
   </w:abstractNum>
-  <w:abstractNum w:abstractNumId="80">
+  <w:abstractNum w:abstractNumId="86">
     <w:nsid w:val="2D5B2B3E"/>
     <w:multiLevelType w:val="multilevel"/>
     <w:tmpl w:val="2D5B2B3E"/>
@@ -29744,7 +35285,7 @@
       </w:rPr>
     </w:lvl>
   </w:abstractNum>
-  <w:abstractNum w:abstractNumId="81">
+  <w:abstractNum w:abstractNumId="87">
     <w:nsid w:val="2D60DBD0"/>
     <w:multiLevelType w:val="singleLevel"/>
     <w:tmpl w:val="2D60DBD0"/>
@@ -29764,7 +35305,7 @@
       </w:rPr>
     </w:lvl>
   </w:abstractNum>
-  <w:abstractNum w:abstractNumId="82">
+  <w:abstractNum w:abstractNumId="88">
     <w:nsid w:val="368BBDB0"/>
     <w:multiLevelType w:val="singleLevel"/>
     <w:tmpl w:val="368BBDB0"/>
@@ -29779,7 +35320,7 @@
       </w:rPr>
     </w:lvl>
   </w:abstractNum>
-  <w:abstractNum w:abstractNumId="83">
+  <w:abstractNum w:abstractNumId="89">
     <w:nsid w:val="382B0F04"/>
     <w:multiLevelType w:val="multilevel"/>
     <w:tmpl w:val="382B0F04"/>
@@ -29919,7 +35460,7 @@
       </w:rPr>
     </w:lvl>
   </w:abstractNum>
-  <w:abstractNum w:abstractNumId="84">
+  <w:abstractNum w:abstractNumId="90">
     <w:nsid w:val="3D8AB1BB"/>
     <w:multiLevelType w:val="singleLevel"/>
     <w:tmpl w:val="3D8AB1BB"/>
@@ -29939,7 +35480,7 @@
       </w:rPr>
     </w:lvl>
   </w:abstractNum>
-  <w:abstractNum w:abstractNumId="85">
+  <w:abstractNum w:abstractNumId="91">
     <w:nsid w:val="42C62312"/>
     <w:multiLevelType w:val="singleLevel"/>
     <w:tmpl w:val="42C62312"/>
@@ -29951,7 +35492,7 @@
       <w:lvlJc w:val="left"/>
     </w:lvl>
   </w:abstractNum>
-  <w:abstractNum w:abstractNumId="86">
+  <w:abstractNum w:abstractNumId="92">
     <w:nsid w:val="4352E3A3"/>
     <w:multiLevelType w:val="singleLevel"/>
     <w:tmpl w:val="4352E3A3"/>
@@ -29966,7 +35507,7 @@
       </w:rPr>
     </w:lvl>
   </w:abstractNum>
-  <w:abstractNum w:abstractNumId="87">
+  <w:abstractNum w:abstractNumId="93">
     <w:nsid w:val="446B1531"/>
     <w:multiLevelType w:val="singleLevel"/>
     <w:tmpl w:val="446B1531"/>
@@ -29986,7 +35527,7 @@
       </w:rPr>
     </w:lvl>
   </w:abstractNum>
-  <w:abstractNum w:abstractNumId="88">
+  <w:abstractNum w:abstractNumId="94">
     <w:nsid w:val="469CE9AD"/>
     <w:multiLevelType w:val="multilevel"/>
     <w:tmpl w:val="469CE9AD"/>
@@ -30135,7 +35676,7 @@
       </w:rPr>
     </w:lvl>
   </w:abstractNum>
-  <w:abstractNum w:abstractNumId="89">
+  <w:abstractNum w:abstractNumId="95">
     <w:nsid w:val="4A43E4A3"/>
     <w:multiLevelType w:val="singleLevel"/>
     <w:tmpl w:val="4A43E4A3"/>
@@ -30155,7 +35696,27 @@
       </w:rPr>
     </w:lvl>
   </w:abstractNum>
-  <w:abstractNum w:abstractNumId="90">
+  <w:abstractNum w:abstractNumId="96">
+    <w:nsid w:val="4C78E3DF"/>
+    <w:multiLevelType w:val="singleLevel"/>
+    <w:tmpl w:val="4C78E3DF"/>
+    <w:lvl w:ilvl="0" w:tentative="0">
+      <w:start w:val="1"/>
+      <w:numFmt w:val="bullet"/>
+      <w:lvlText w:val=""/>
+      <w:lvlJc w:val="left"/>
+      <w:pPr>
+        <w:tabs>
+          <w:tab w:val="left" w:pos="420"/>
+        </w:tabs>
+        <w:ind w:left="420" w:leftChars="0" w:hanging="420" w:firstLineChars="0"/>
+      </w:pPr>
+      <w:rPr>
+        <w:rFonts w:hint="default" w:ascii="Wingdings" w:hAnsi="Wingdings"/>
+      </w:rPr>
+    </w:lvl>
+  </w:abstractNum>
+  <w:abstractNum w:abstractNumId="97">
     <w:nsid w:val="4CF02253"/>
     <w:multiLevelType w:val="singleLevel"/>
     <w:tmpl w:val="4CF02253"/>
@@ -30175,7 +35736,27 @@
       </w:rPr>
     </w:lvl>
   </w:abstractNum>
-  <w:abstractNum w:abstractNumId="91">
+  <w:abstractNum w:abstractNumId="98">
+    <w:nsid w:val="4EC3EEC6"/>
+    <w:multiLevelType w:val="singleLevel"/>
+    <w:tmpl w:val="4EC3EEC6"/>
+    <w:lvl w:ilvl="0" w:tentative="0">
+      <w:start w:val="1"/>
+      <w:numFmt w:val="bullet"/>
+      <w:lvlText w:val=""/>
+      <w:lvlJc w:val="left"/>
+      <w:pPr>
+        <w:tabs>
+          <w:tab w:val="left" w:pos="420"/>
+        </w:tabs>
+        <w:ind w:left="420" w:leftChars="0" w:hanging="420" w:firstLineChars="0"/>
+      </w:pPr>
+      <w:rPr>
+        <w:rFonts w:hint="default" w:ascii="Wingdings" w:hAnsi="Wingdings"/>
+      </w:rPr>
+    </w:lvl>
+  </w:abstractNum>
+  <w:abstractNum w:abstractNumId="99">
     <w:nsid w:val="4EE75192"/>
     <w:multiLevelType w:val="singleLevel"/>
     <w:tmpl w:val="4EE75192"/>
@@ -30195,7 +35776,7 @@
       </w:rPr>
     </w:lvl>
   </w:abstractNum>
-  <w:abstractNum w:abstractNumId="92">
+  <w:abstractNum w:abstractNumId="100">
     <w:nsid w:val="50D449E2"/>
     <w:multiLevelType w:val="singleLevel"/>
     <w:tmpl w:val="50D449E2"/>
@@ -30215,7 +35796,7 @@
       </w:rPr>
     </w:lvl>
   </w:abstractNum>
-  <w:abstractNum w:abstractNumId="93">
+  <w:abstractNum w:abstractNumId="101">
     <w:nsid w:val="511C3B2D"/>
     <w:multiLevelType w:val="singleLevel"/>
     <w:tmpl w:val="511C3B2D"/>
@@ -30235,7 +35816,7 @@
       </w:rPr>
     </w:lvl>
   </w:abstractNum>
-  <w:abstractNum w:abstractNumId="94">
+  <w:abstractNum w:abstractNumId="102">
     <w:nsid w:val="51B6825E"/>
     <w:multiLevelType w:val="singleLevel"/>
     <w:tmpl w:val="51B6825E"/>
@@ -30255,7 +35836,7 @@
       </w:rPr>
     </w:lvl>
   </w:abstractNum>
-  <w:abstractNum w:abstractNumId="95">
+  <w:abstractNum w:abstractNumId="103">
     <w:nsid w:val="54A75AC5"/>
     <w:multiLevelType w:val="singleLevel"/>
     <w:tmpl w:val="54A75AC5"/>
@@ -30275,7 +35856,7 @@
       </w:rPr>
     </w:lvl>
   </w:abstractNum>
-  <w:abstractNum w:abstractNumId="96">
+  <w:abstractNum w:abstractNumId="104">
     <w:nsid w:val="54C32EBD"/>
     <w:multiLevelType w:val="multilevel"/>
     <w:tmpl w:val="54C32EBD"/>
@@ -30424,7 +36005,7 @@
       </w:rPr>
     </w:lvl>
   </w:abstractNum>
-  <w:abstractNum w:abstractNumId="97">
+  <w:abstractNum w:abstractNumId="105">
     <w:nsid w:val="553D658F"/>
     <w:multiLevelType w:val="singleLevel"/>
     <w:tmpl w:val="553D658F"/>
@@ -30444,7 +36025,7 @@
       </w:rPr>
     </w:lvl>
   </w:abstractNum>
-  <w:abstractNum w:abstractNumId="98">
+  <w:abstractNum w:abstractNumId="106">
     <w:nsid w:val="55694378"/>
     <w:multiLevelType w:val="singleLevel"/>
     <w:tmpl w:val="55694378"/>
@@ -30464,7 +36045,7 @@
       </w:rPr>
     </w:lvl>
   </w:abstractNum>
-  <w:abstractNum w:abstractNumId="99">
+  <w:abstractNum w:abstractNumId="107">
     <w:nsid w:val="55D33E43"/>
     <w:multiLevelType w:val="singleLevel"/>
     <w:tmpl w:val="55D33E43"/>
@@ -30484,7 +36065,7 @@
       </w:rPr>
     </w:lvl>
   </w:abstractNum>
-  <w:abstractNum w:abstractNumId="100">
+  <w:abstractNum w:abstractNumId="108">
     <w:nsid w:val="5941A723"/>
     <w:multiLevelType w:val="multilevel"/>
     <w:tmpl w:val="5941A723"/>
@@ -30633,7 +36214,27 @@
       </w:rPr>
     </w:lvl>
   </w:abstractNum>
-  <w:abstractNum w:abstractNumId="101">
+  <w:abstractNum w:abstractNumId="109">
+    <w:nsid w:val="59E95A64"/>
+    <w:multiLevelType w:val="singleLevel"/>
+    <w:tmpl w:val="59E95A64"/>
+    <w:lvl w:ilvl="0" w:tentative="0">
+      <w:start w:val="1"/>
+      <w:numFmt w:val="bullet"/>
+      <w:lvlText w:val=""/>
+      <w:lvlJc w:val="left"/>
+      <w:pPr>
+        <w:tabs>
+          <w:tab w:val="left" w:pos="420"/>
+        </w:tabs>
+        <w:ind w:left="420" w:leftChars="0" w:hanging="420" w:firstLineChars="0"/>
+      </w:pPr>
+      <w:rPr>
+        <w:rFonts w:hint="default" w:ascii="Wingdings" w:hAnsi="Wingdings"/>
+      </w:rPr>
+    </w:lvl>
+  </w:abstractNum>
+  <w:abstractNum w:abstractNumId="110">
     <w:nsid w:val="5ADB402D"/>
     <w:multiLevelType w:val="multilevel"/>
     <w:tmpl w:val="5ADB402D"/>
@@ -30782,7 +36383,7 @@
       </w:rPr>
     </w:lvl>
   </w:abstractNum>
-  <w:abstractNum w:abstractNumId="102">
+  <w:abstractNum w:abstractNumId="111">
     <w:nsid w:val="5BD27D15"/>
     <w:multiLevelType w:val="singleLevel"/>
     <w:tmpl w:val="5BD27D15"/>
@@ -30802,7 +36403,7 @@
       </w:rPr>
     </w:lvl>
   </w:abstractNum>
-  <w:abstractNum w:abstractNumId="103">
+  <w:abstractNum w:abstractNumId="112">
     <w:nsid w:val="61155F34"/>
     <w:multiLevelType w:val="singleLevel"/>
     <w:tmpl w:val="61155F34"/>
@@ -30822,7 +36423,7 @@
       </w:rPr>
     </w:lvl>
   </w:abstractNum>
-  <w:abstractNum w:abstractNumId="104">
+  <w:abstractNum w:abstractNumId="113">
     <w:nsid w:val="623C5C42"/>
     <w:multiLevelType w:val="singleLevel"/>
     <w:tmpl w:val="623C5C42"/>
@@ -30841,7 +36442,7 @@
       </w:rPr>
     </w:lvl>
   </w:abstractNum>
-  <w:abstractNum w:abstractNumId="105">
+  <w:abstractNum w:abstractNumId="114">
     <w:nsid w:val="6888CE5F"/>
     <w:multiLevelType w:val="singleLevel"/>
     <w:tmpl w:val="6888CE5F"/>
@@ -30861,7 +36462,7 @@
       </w:rPr>
     </w:lvl>
   </w:abstractNum>
-  <w:abstractNum w:abstractNumId="106">
+  <w:abstractNum w:abstractNumId="115">
     <w:nsid w:val="69B1C808"/>
     <w:multiLevelType w:val="singleLevel"/>
     <w:tmpl w:val="69B1C808"/>
@@ -30881,7 +36482,7 @@
       </w:rPr>
     </w:lvl>
   </w:abstractNum>
-  <w:abstractNum w:abstractNumId="107">
+  <w:abstractNum w:abstractNumId="116">
     <w:nsid w:val="6EFF4FA3"/>
     <w:multiLevelType w:val="singleLevel"/>
     <w:tmpl w:val="6EFF4FA3"/>
@@ -30893,7 +36494,7 @@
       <w:lvlJc w:val="left"/>
     </w:lvl>
   </w:abstractNum>
-  <w:abstractNum w:abstractNumId="108">
+  <w:abstractNum w:abstractNumId="117">
     <w:nsid w:val="709A088E"/>
     <w:multiLevelType w:val="singleLevel"/>
     <w:tmpl w:val="709A088E"/>
@@ -30913,7 +36514,27 @@
       </w:rPr>
     </w:lvl>
   </w:abstractNum>
-  <w:abstractNum w:abstractNumId="109">
+  <w:abstractNum w:abstractNumId="118">
+    <w:nsid w:val="712DD715"/>
+    <w:multiLevelType w:val="singleLevel"/>
+    <w:tmpl w:val="712DD715"/>
+    <w:lvl w:ilvl="0" w:tentative="0">
+      <w:start w:val="1"/>
+      <w:numFmt w:val="bullet"/>
+      <w:lvlText w:val=""/>
+      <w:lvlJc w:val="left"/>
+      <w:pPr>
+        <w:tabs>
+          <w:tab w:val="left" w:pos="420"/>
+        </w:tabs>
+        <w:ind w:left="420" w:leftChars="0" w:hanging="420" w:firstLineChars="0"/>
+      </w:pPr>
+      <w:rPr>
+        <w:rFonts w:hint="default" w:ascii="Wingdings" w:hAnsi="Wingdings"/>
+      </w:rPr>
+    </w:lvl>
+  </w:abstractNum>
+  <w:abstractNum w:abstractNumId="119">
     <w:nsid w:val="761C4E8E"/>
     <w:multiLevelType w:val="singleLevel"/>
     <w:tmpl w:val="761C4E8E"/>
@@ -30933,7 +36554,7 @@
       </w:rPr>
     </w:lvl>
   </w:abstractNum>
-  <w:abstractNum w:abstractNumId="110">
+  <w:abstractNum w:abstractNumId="120">
     <w:nsid w:val="7948A749"/>
     <w:multiLevelType w:val="multilevel"/>
     <w:tmpl w:val="7948A749"/>
@@ -31082,7 +36703,7 @@
       </w:rPr>
     </w:lvl>
   </w:abstractNum>
-  <w:abstractNum w:abstractNumId="111">
+  <w:abstractNum w:abstractNumId="121">
     <w:nsid w:val="79A4E9B0"/>
     <w:multiLevelType w:val="multilevel"/>
     <w:tmpl w:val="79A4E9B0"/>
@@ -31231,7 +36852,7 @@
       </w:rPr>
     </w:lvl>
   </w:abstractNum>
-  <w:abstractNum w:abstractNumId="112">
+  <w:abstractNum w:abstractNumId="122">
     <w:nsid w:val="7A48F785"/>
     <w:multiLevelType w:val="singleLevel"/>
     <w:tmpl w:val="7A48F785"/>
@@ -31251,7 +36872,7 @@
       </w:rPr>
     </w:lvl>
   </w:abstractNum>
-  <w:abstractNum w:abstractNumId="113">
+  <w:abstractNum w:abstractNumId="123">
     <w:nsid w:val="7BFF3F83"/>
     <w:multiLevelType w:val="singleLevel"/>
     <w:tmpl w:val="7BFF3F83"/>
@@ -31271,7 +36892,7 @@
       </w:rPr>
     </w:lvl>
   </w:abstractNum>
-  <w:abstractNum w:abstractNumId="114">
+  <w:abstractNum w:abstractNumId="124">
     <w:nsid w:val="7C30D6B6"/>
     <w:multiLevelType w:val="singleLevel"/>
     <w:tmpl w:val="7C30D6B6"/>
@@ -31292,349 +36913,379 @@
     </w:lvl>
   </w:abstractNum>
   <w:num w:numId="1">
-    <w:abstractNumId w:val="72"/>
+    <w:abstractNumId w:val="76"/>
   </w:num>
   <w:num w:numId="2">
-    <w:abstractNumId w:val="81"/>
+    <w:abstractNumId w:val="87"/>
   </w:num>
   <w:num w:numId="3">
-    <w:abstractNumId w:val="69"/>
+    <w:abstractNumId w:val="72"/>
   </w:num>
   <w:num w:numId="4">
     <w:abstractNumId w:val="1"/>
   </w:num>
   <w:num w:numId="5">
-    <w:abstractNumId w:val="86"/>
+    <w:abstractNumId w:val="92"/>
   </w:num>
   <w:num w:numId="6">
-    <w:abstractNumId w:val="34"/>
+    <w:abstractNumId w:val="35"/>
   </w:num>
   <w:num w:numId="7">
-    <w:abstractNumId w:val="113"/>
+    <w:abstractNumId w:val="123"/>
   </w:num>
   <w:num w:numId="8">
-    <w:abstractNumId w:val="48"/>
+    <w:abstractNumId w:val="51"/>
   </w:num>
   <w:num w:numId="9">
-    <w:abstractNumId w:val="31"/>
+    <w:abstractNumId w:val="32"/>
   </w:num>
   <w:num w:numId="10">
-    <w:abstractNumId w:val="39"/>
+    <w:abstractNumId w:val="40"/>
   </w:num>
   <w:num w:numId="11">
-    <w:abstractNumId w:val="82"/>
+    <w:abstractNumId w:val="88"/>
   </w:num>
   <w:num w:numId="12">
-    <w:abstractNumId w:val="60"/>
+    <w:abstractNumId w:val="63"/>
   </w:num>
   <w:num w:numId="13">
-    <w:abstractNumId w:val="111"/>
+    <w:abstractNumId w:val="121"/>
   </w:num>
   <w:num w:numId="14">
-    <w:abstractNumId w:val="71"/>
+    <w:abstractNumId w:val="74"/>
   </w:num>
   <w:num w:numId="15">
     <w:abstractNumId w:val="9"/>
   </w:num>
   <w:num w:numId="16">
-    <w:abstractNumId w:val="59"/>
+    <w:abstractNumId w:val="62"/>
   </w:num>
   <w:num w:numId="17">
+    <w:abstractNumId w:val="120"/>
+  </w:num>
+  <w:num w:numId="18">
+    <w:abstractNumId w:val="108"/>
+  </w:num>
+  <w:num w:numId="19">
+    <w:abstractNumId w:val="21"/>
+  </w:num>
+  <w:num w:numId="20">
+    <w:abstractNumId w:val="56"/>
+  </w:num>
+  <w:num w:numId="21">
+    <w:abstractNumId w:val="69"/>
+  </w:num>
+  <w:num w:numId="22">
+    <w:abstractNumId w:val="104"/>
+  </w:num>
+  <w:num w:numId="23">
+    <w:abstractNumId w:val="86"/>
+  </w:num>
+  <w:num w:numId="24">
+    <w:abstractNumId w:val="42"/>
+  </w:num>
+  <w:num w:numId="25">
+    <w:abstractNumId w:val="53"/>
+  </w:num>
+  <w:num w:numId="26">
+    <w:abstractNumId w:val="25"/>
+  </w:num>
+  <w:num w:numId="27">
+    <w:abstractNumId w:val="29"/>
+  </w:num>
+  <w:num w:numId="28">
     <w:abstractNumId w:val="110"/>
   </w:num>
-  <w:num w:numId="18">
-    <w:abstractNumId w:val="100"/>
+  <w:num w:numId="29">
+    <w:abstractNumId w:val="94"/>
   </w:num>
-  <w:num w:numId="19">
-    <w:abstractNumId w:val="20"/>
+  <w:num w:numId="30">
+    <w:abstractNumId w:val="57"/>
   </w:num>
-  <w:num w:numId="20">
-    <w:abstractNumId w:val="52"/>
+  <w:num w:numId="31">
+    <w:abstractNumId w:val="49"/>
   </w:num>
-  <w:num w:numId="21">
-    <w:abstractNumId w:val="66"/>
+  <w:num w:numId="32">
+    <w:abstractNumId w:val="78"/>
   </w:num>
-  <w:num w:numId="22">
-    <w:abstractNumId w:val="96"/>
+  <w:num w:numId="33">
+    <w:abstractNumId w:val="116"/>
   </w:num>
-  <w:num w:numId="23">
-    <w:abstractNumId w:val="80"/>
+  <w:num w:numId="34">
+    <w:abstractNumId w:val="17"/>
   </w:num>
-  <w:num w:numId="24">
-    <w:abstractNumId w:val="40"/>
+  <w:num w:numId="35">
+    <w:abstractNumId w:val="48"/>
   </w:num>
-  <w:num w:numId="25">
-    <w:abstractNumId w:val="50"/>
-  </w:num>
-  <w:num w:numId="26">
-    <w:abstractNumId w:val="24"/>
-  </w:num>
-  <w:num w:numId="27">
-    <w:abstractNumId w:val="28"/>
-  </w:num>
-  <w:num w:numId="28">
+  <w:num w:numId="36">
     <w:abstractNumId w:val="101"/>
   </w:num>
-  <w:num w:numId="29">
-    <w:abstractNumId w:val="88"/>
-  </w:num>
-  <w:num w:numId="30">
-    <w:abstractNumId w:val="53"/>
-  </w:num>
-  <w:num w:numId="31">
-    <w:abstractNumId w:val="46"/>
-  </w:num>
-  <w:num w:numId="32">
-    <w:abstractNumId w:val="74"/>
-  </w:num>
-  <w:num w:numId="33">
-    <w:abstractNumId w:val="107"/>
-  </w:num>
-  <w:num w:numId="34">
-    <w:abstractNumId w:val="16"/>
-  </w:num>
-  <w:num w:numId="35">
-    <w:abstractNumId w:val="45"/>
-  </w:num>
-  <w:num w:numId="36">
-    <w:abstractNumId w:val="93"/>
-  </w:num>
   <w:num w:numId="37">
-    <w:abstractNumId w:val="102"/>
+    <w:abstractNumId w:val="111"/>
   </w:num>
   <w:num w:numId="38">
-    <w:abstractNumId w:val="33"/>
+    <w:abstractNumId w:val="34"/>
   </w:num>
   <w:num w:numId="39">
-    <w:abstractNumId w:val="108"/>
+    <w:abstractNumId w:val="117"/>
   </w:num>
   <w:num w:numId="40">
     <w:abstractNumId w:val="4"/>
   </w:num>
   <w:num w:numId="41">
-    <w:abstractNumId w:val="106"/>
+    <w:abstractNumId w:val="115"/>
   </w:num>
   <w:num w:numId="42">
-    <w:abstractNumId w:val="56"/>
+    <w:abstractNumId w:val="60"/>
   </w:num>
   <w:num w:numId="43">
-    <w:abstractNumId w:val="35"/>
+    <w:abstractNumId w:val="36"/>
   </w:num>
   <w:num w:numId="44">
-    <w:abstractNumId w:val="23"/>
+    <w:abstractNumId w:val="24"/>
   </w:num>
   <w:num w:numId="45">
+    <w:abstractNumId w:val="85"/>
+  </w:num>
+  <w:num w:numId="46">
+    <w:abstractNumId w:val="43"/>
+  </w:num>
+  <w:num w:numId="47">
+    <w:abstractNumId w:val="30"/>
+  </w:num>
+  <w:num w:numId="48">
     <w:abstractNumId w:val="79"/>
   </w:num>
-  <w:num w:numId="46">
-    <w:abstractNumId w:val="41"/>
-  </w:num>
-  <w:num w:numId="47">
-    <w:abstractNumId w:val="29"/>
-  </w:num>
-  <w:num w:numId="48">
-    <w:abstractNumId w:val="75"/>
-  </w:num>
   <w:num w:numId="49">
-    <w:abstractNumId w:val="63"/>
+    <w:abstractNumId w:val="66"/>
   </w:num>
   <w:num w:numId="50">
-    <w:abstractNumId w:val="49"/>
+    <w:abstractNumId w:val="52"/>
   </w:num>
   <w:num w:numId="51">
-    <w:abstractNumId w:val="25"/>
+    <w:abstractNumId w:val="26"/>
   </w:num>
   <w:num w:numId="52">
     <w:abstractNumId w:val="14"/>
   </w:num>
   <w:num w:numId="53">
-    <w:abstractNumId w:val="67"/>
+    <w:abstractNumId w:val="70"/>
   </w:num>
   <w:num w:numId="54">
-    <w:abstractNumId w:val="73"/>
+    <w:abstractNumId w:val="77"/>
   </w:num>
   <w:num w:numId="55">
     <w:abstractNumId w:val="6"/>
   </w:num>
   <w:num w:numId="56">
-    <w:abstractNumId w:val="65"/>
+    <w:abstractNumId w:val="68"/>
   </w:num>
   <w:num w:numId="57">
-    <w:abstractNumId w:val="58"/>
+    <w:abstractNumId w:val="61"/>
   </w:num>
   <w:num w:numId="58">
     <w:abstractNumId w:val="3"/>
   </w:num>
   <w:num w:numId="59">
-    <w:abstractNumId w:val="47"/>
+    <w:abstractNumId w:val="50"/>
   </w:num>
   <w:num w:numId="60">
-    <w:abstractNumId w:val="87"/>
+    <w:abstractNumId w:val="93"/>
   </w:num>
   <w:num w:numId="61">
-    <w:abstractNumId w:val="22"/>
+    <w:abstractNumId w:val="23"/>
   </w:num>
   <w:num w:numId="62">
     <w:abstractNumId w:val="10"/>
   </w:num>
   <w:num w:numId="63">
-    <w:abstractNumId w:val="32"/>
+    <w:abstractNumId w:val="33"/>
   </w:num>
   <w:num w:numId="64">
-    <w:abstractNumId w:val="114"/>
+    <w:abstractNumId w:val="124"/>
   </w:num>
   <w:num w:numId="65">
-    <w:abstractNumId w:val="62"/>
+    <w:abstractNumId w:val="65"/>
   </w:num>
   <w:num w:numId="66">
-    <w:abstractNumId w:val="95"/>
+    <w:abstractNumId w:val="103"/>
   </w:num>
   <w:num w:numId="67">
-    <w:abstractNumId w:val="84"/>
+    <w:abstractNumId w:val="90"/>
   </w:num>
   <w:num w:numId="68">
     <w:abstractNumId w:val="13"/>
   </w:num>
   <w:num w:numId="69">
-    <w:abstractNumId w:val="103"/>
+    <w:abstractNumId w:val="112"/>
   </w:num>
   <w:num w:numId="70">
-    <w:abstractNumId w:val="77"/>
+    <w:abstractNumId w:val="83"/>
   </w:num>
   <w:num w:numId="71">
-    <w:abstractNumId w:val="61"/>
+    <w:abstractNumId w:val="64"/>
   </w:num>
   <w:num w:numId="72">
-    <w:abstractNumId w:val="30"/>
+    <w:abstractNumId w:val="31"/>
   </w:num>
   <w:num w:numId="73">
     <w:abstractNumId w:val="0"/>
   </w:num>
   <w:num w:numId="74">
-    <w:abstractNumId w:val="44"/>
+    <w:abstractNumId w:val="47"/>
   </w:num>
   <w:num w:numId="75">
-    <w:abstractNumId w:val="76"/>
+    <w:abstractNumId w:val="81"/>
   </w:num>
   <w:num w:numId="76">
-    <w:abstractNumId w:val="43"/>
+    <w:abstractNumId w:val="45"/>
   </w:num>
   <w:num w:numId="77">
-    <w:abstractNumId w:val="54"/>
+    <w:abstractNumId w:val="58"/>
   </w:num>
   <w:num w:numId="78">
-    <w:abstractNumId w:val="70"/>
+    <w:abstractNumId w:val="73"/>
   </w:num>
   <w:num w:numId="79">
-    <w:abstractNumId w:val="98"/>
+    <w:abstractNumId w:val="106"/>
   </w:num>
   <w:num w:numId="80">
     <w:abstractNumId w:val="7"/>
   </w:num>
   <w:num w:numId="81">
-    <w:abstractNumId w:val="26"/>
+    <w:abstractNumId w:val="27"/>
   </w:num>
   <w:num w:numId="82">
     <w:abstractNumId w:val="8"/>
   </w:num>
   <w:num w:numId="83">
-    <w:abstractNumId w:val="99"/>
+    <w:abstractNumId w:val="107"/>
   </w:num>
   <w:num w:numId="84">
-    <w:abstractNumId w:val="37"/>
+    <w:abstractNumId w:val="38"/>
   </w:num>
   <w:num w:numId="85">
-    <w:abstractNumId w:val="27"/>
+    <w:abstractNumId w:val="28"/>
   </w:num>
   <w:num w:numId="86">
-    <w:abstractNumId w:val="97"/>
+    <w:abstractNumId w:val="105"/>
   </w:num>
   <w:num w:numId="87">
-    <w:abstractNumId w:val="19"/>
+    <w:abstractNumId w:val="20"/>
   </w:num>
   <w:num w:numId="88">
-    <w:abstractNumId w:val="78"/>
+    <w:abstractNumId w:val="84"/>
   </w:num>
   <w:num w:numId="89">
     <w:abstractNumId w:val="5"/>
   </w:num>
   <w:num w:numId="90">
+    <w:abstractNumId w:val="19"/>
+  </w:num>
+  <w:num w:numId="91">
+    <w:abstractNumId w:val="39"/>
+  </w:num>
+  <w:num w:numId="92">
+    <w:abstractNumId w:val="114"/>
+  </w:num>
+  <w:num w:numId="93">
+    <w:abstractNumId w:val="122"/>
+  </w:num>
+  <w:num w:numId="94">
+    <w:abstractNumId w:val="119"/>
+  </w:num>
+  <w:num w:numId="95">
+    <w:abstractNumId w:val="97"/>
+  </w:num>
+  <w:num w:numId="96">
+    <w:abstractNumId w:val="37"/>
+  </w:num>
+  <w:num w:numId="97">
     <w:abstractNumId w:val="18"/>
   </w:num>
-  <w:num w:numId="91">
-    <w:abstractNumId w:val="38"/>
-  </w:num>
-  <w:num w:numId="92">
-    <w:abstractNumId w:val="105"/>
-  </w:num>
-  <w:num w:numId="93">
-    <w:abstractNumId w:val="112"/>
-  </w:num>
-  <w:num w:numId="94">
-    <w:abstractNumId w:val="109"/>
-  </w:num>
-  <w:num w:numId="95">
-    <w:abstractNumId w:val="90"/>
-  </w:num>
-  <w:num w:numId="96">
-    <w:abstractNumId w:val="36"/>
-  </w:num>
-  <w:num w:numId="97">
-    <w:abstractNumId w:val="17"/>
-  </w:num>
   <w:num w:numId="98">
-    <w:abstractNumId w:val="21"/>
+    <w:abstractNumId w:val="22"/>
   </w:num>
   <w:num w:numId="99">
-    <w:abstractNumId w:val="94"/>
+    <w:abstractNumId w:val="102"/>
   </w:num>
   <w:num w:numId="100">
-    <w:abstractNumId w:val="55"/>
+    <w:abstractNumId w:val="59"/>
   </w:num>
   <w:num w:numId="101">
-    <w:abstractNumId w:val="64"/>
+    <w:abstractNumId w:val="67"/>
   </w:num>
   <w:num w:numId="102">
     <w:abstractNumId w:val="11"/>
   </w:num>
   <w:num w:numId="103">
-    <w:abstractNumId w:val="15"/>
+    <w:abstractNumId w:val="16"/>
   </w:num>
   <w:num w:numId="104">
-    <w:abstractNumId w:val="91"/>
+    <w:abstractNumId w:val="99"/>
   </w:num>
   <w:num w:numId="105">
     <w:abstractNumId w:val="12"/>
   </w:num>
   <w:num w:numId="106">
-    <w:abstractNumId w:val="57"/>
+    <w:abstractNumId w:val="95"/>
   </w:num>
   <w:num w:numId="107">
+    <w:abstractNumId w:val="113"/>
+  </w:num>
+  <w:num w:numId="108">
+    <w:abstractNumId w:val="55"/>
+  </w:num>
+  <w:num w:numId="109">
+    <w:abstractNumId w:val="71"/>
+  </w:num>
+  <w:num w:numId="110">
+    <w:abstractNumId w:val="100"/>
+  </w:num>
+  <w:num w:numId="111">
+    <w:abstractNumId w:val="44"/>
+  </w:num>
+  <w:num w:numId="112">
     <w:abstractNumId w:val="89"/>
   </w:num>
-  <w:num w:numId="108">
-    <w:abstractNumId w:val="104"/>
-  </w:num>
-  <w:num w:numId="109">
-    <w:abstractNumId w:val="51"/>
-  </w:num>
-  <w:num w:numId="110">
-    <w:abstractNumId w:val="68"/>
-  </w:num>
-  <w:num w:numId="111">
-    <w:abstractNumId w:val="92"/>
-  </w:num>
-  <w:num w:numId="112">
-    <w:abstractNumId w:val="42"/>
-  </w:num>
   <w:num w:numId="113">
-    <w:abstractNumId w:val="83"/>
+    <w:abstractNumId w:val="2"/>
   </w:num>
   <w:num w:numId="114">
-    <w:abstractNumId w:val="2"/>
+    <w:abstractNumId w:val="91"/>
   </w:num>
   <w:num w:numId="115">
-    <w:abstractNumId w:val="85"/>
+    <w:abstractNumId w:val="54"/>
+  </w:num>
+  <w:num w:numId="116">
+    <w:abstractNumId w:val="41"/>
+  </w:num>
+  <w:num w:numId="117">
+    <w:abstractNumId w:val="75"/>
+  </w:num>
+  <w:num w:numId="118">
+    <w:abstractNumId w:val="46"/>
+  </w:num>
+  <w:num w:numId="119">
+    <w:abstractNumId w:val="98"/>
+  </w:num>
+  <w:num w:numId="120">
+    <w:abstractNumId w:val="96"/>
+  </w:num>
+  <w:num w:numId="121">
+    <w:abstractNumId w:val="109"/>
+  </w:num>
+  <w:num w:numId="122">
+    <w:abstractNumId w:val="118"/>
+  </w:num>
+  <w:num w:numId="123">
+    <w:abstractNumId w:val="80"/>
+  </w:num>
+  <w:num w:numId="124">
+    <w:abstractNumId w:val="15"/>
+  </w:num>
+  <w:num w:numId="125">
+    <w:abstractNumId w:val="82"/>
   </w:num>
 </w:numbering>
 </file>
@@ -31715,7 +37366,7 @@
     <w:lsdException w:qFormat="1" w:unhideWhenUsed="0" w:uiPriority="0" w:semiHidden="0" w:name="Title"/>
     <w:lsdException w:unhideWhenUsed="0" w:uiPriority="0" w:semiHidden="0" w:name="Closing"/>
     <w:lsdException w:unhideWhenUsed="0" w:uiPriority="0" w:semiHidden="0" w:name="Signature"/>
-    <w:lsdException w:unhideWhenUsed="0" w:uiPriority="0" w:name="Default Paragraph Font"/>
+    <w:lsdException w:qFormat="1" w:unhideWhenUsed="0" w:uiPriority="0" w:name="Default Paragraph Font"/>
     <w:lsdException w:unhideWhenUsed="0" w:uiPriority="0" w:semiHidden="0" w:name="Body Text"/>
     <w:lsdException w:unhideWhenUsed="0" w:uiPriority="0" w:semiHidden="0" w:name="Body Text Indent"/>
     <w:lsdException w:unhideWhenUsed="0" w:uiPriority="0" w:semiHidden="0" w:name="List Continue"/>
@@ -31879,6 +37530,7 @@
   <w:style w:type="character" w:default="1" w:styleId="7">
     <w:name w:val="Default Paragraph Font"/>
     <w:semiHidden/>
+    <w:qFormat/>
     <w:uiPriority w:val="0"/>
   </w:style>
   <w:style w:type="table" w:default="1" w:styleId="15">

--- a/rapport de stage academique.docx
+++ b/rapport de stage academique.docx
@@ -34912,6 +34912,8 @@
         </w:rPr>
         <w:t>: captures besoins agent immigration</w:t>
       </w:r>
+      <w:bookmarkStart w:id="0" w:name="_GoBack"/>
+      <w:bookmarkEnd w:id="0"/>
     </w:p>
     <w:tbl>
       <w:tblPr>
@@ -36800,6 +36802,10 @@
             <w:insideH w:val="none" w:color="auto" w:sz="0" w:space="0"/>
             <w:insideV w:val="none" w:color="auto" w:sz="0" w:space="0"/>
           </w:tblBorders>
+          <w:tblCellMar>
+            <w:left w:w="108" w:type="dxa"/>
+            <w:right w:w="108" w:type="dxa"/>
+          </w:tblCellMar>
         </w:tblPrEx>
         <w:tc>
           <w:tcPr>
@@ -37599,8 +37605,6 @@
         </w:rPr>
         <w:t>L’estimation de notre projet permet d’estimer son prix sur un marche de vente. A fin de proceder de maniere plausible. Nous scinderons les coûts suivant les équipements utilises et selon la main d’œuvre.</w:t>
       </w:r>
-      <w:bookmarkStart w:id="0" w:name="_GoBack"/>
-      <w:bookmarkEnd w:id="0"/>
     </w:p>
     <w:p>
       <w:pPr>
@@ -39147,10 +39151,6 @@
             <w:insideH w:val="single" w:color="auto" w:sz="4" w:space="0"/>
             <w:insideV w:val="single" w:color="auto" w:sz="4" w:space="0"/>
           </w:tblBorders>
-          <w:tblCellMar>
-            <w:left w:w="108" w:type="dxa"/>
-            <w:right w:w="108" w:type="dxa"/>
-          </w:tblCellMar>
         </w:tblPrEx>
         <w:trPr>
           <w:trHeight w:val="902" w:hRule="atLeast"/>
@@ -42403,6 +42403,10 @@
             <w:insideH w:val="single" w:color="auto" w:sz="4" w:space="0"/>
             <w:insideV w:val="single" w:color="auto" w:sz="4" w:space="0"/>
           </w:tblBorders>
+          <w:tblCellMar>
+            <w:left w:w="108" w:type="dxa"/>
+            <w:right w:w="108" w:type="dxa"/>
+          </w:tblCellMar>
         </w:tblPrEx>
         <w:tc>
           <w:tcPr>

--- a/rapport de stage academique.docx
+++ b/rapport de stage academique.docx
@@ -471,7 +471,7 @@
           <w:szCs w:val="24"/>
           <w:lang w:val="fr-FR"/>
         </w:rPr>
-        <w:t>, Directeur de l’ENSPD de Douala pour tous les moyens qui’il met en oeuvre pour notre reussite academique et notre insertion professionnelle;</w:t>
+        <w:t>, Directeur de l’ENSPD de Douala pour tous les moyens qu’il met en œuvre pour notre réussite académique et notre insertion professionnelle;</w:t>
       </w:r>
     </w:p>
     <w:p>
@@ -534,7 +534,7 @@
           <w:szCs w:val="24"/>
           <w:lang w:val="fr-FR"/>
         </w:rPr>
-        <w:t xml:space="preserve">Docteur MAKA MAKA Ebenezer </w:t>
+        <w:t xml:space="preserve">Dr. MAKA MAKA Ebenezer </w:t>
       </w:r>
       <w:r>
         <w:rPr>
@@ -1029,18 +1029,7 @@
           <w:szCs w:val="24"/>
           <w:lang w:val="fr-FR"/>
         </w:rPr>
-        <w:t>Gabrielle</w:t>
-      </w:r>
-      <w:r>
-        <w:rPr>
-          <w:rFonts w:hint="default" w:ascii="Times New Roman" w:hAnsi="Times New Roman" w:cs="Times New Roman"/>
-          <w:b/>
-          <w:bCs/>
-          <w:sz w:val="24"/>
-          <w:szCs w:val="24"/>
-          <w:lang w:val="fr-FR"/>
-        </w:rPr>
-        <w:t>, aubry, chelsea, julien, yaelle, jaelle, kathia , kassandra, Éden etc...</w:t>
+        <w:t>Gabrielle, aubry, chelsea, julien, yaelle, jaelle, kathia , kassandra, Éden etc...</w:t>
       </w:r>
       <w:r>
         <w:rPr>
@@ -19196,7 +19185,6 @@
           <w:lang w:val="fr-FR"/>
         </w:rPr>
         <w:tab/>
-        <w:t/>
       </w:r>
       <w:r>
         <w:rPr>
@@ -19206,6 +19194,14 @@
           <w:lang w:val="fr-FR"/>
         </w:rPr>
         <w:tab/>
+      </w:r>
+      <w:r>
+        <w:rPr>
+          <w:rFonts w:hint="default" w:ascii="Times New Roman" w:hAnsi="Times New Roman" w:cs="Times New Roman"/>
+          <w:sz w:val="24"/>
+          <w:szCs w:val="24"/>
+          <w:lang w:val="fr-FR"/>
+        </w:rPr>
         <w:t xml:space="preserve">Comme son nom l’indique, l’étude d’organisation s’attache </w:t>
       </w:r>
       <w:r>
@@ -19798,6 +19794,7 @@
     <w:p>
       <w:pPr>
         <w:numPr>
+          <w:ilvl w:val="0"/>
           <w:numId w:val="0"/>
         </w:numPr>
         <w:jc w:val="both"/>
@@ -30900,7 +30897,7 @@
           <w:szCs w:val="24"/>
           <w:lang w:val="fr-FR"/>
         </w:rPr>
-        <w:t>: captures besoin demandeurs visa</w:t>
+        <w:t>: captures des besoins fonctionnels pour le module demandeurs visa</w:t>
       </w:r>
     </w:p>
     <w:tbl>
@@ -31403,8 +31400,8 @@
               </w:rPr>
               <w:drawing>
                 <wp:inline distT="0" distB="0" distL="114300" distR="114300">
-                  <wp:extent cx="3430270" cy="2056130"/>
-                  <wp:effectExtent l="0" t="0" r="13970" b="1270"/>
+                  <wp:extent cx="3430270" cy="2113915"/>
+                  <wp:effectExtent l="0" t="0" r="13970" b="4445"/>
                   <wp:docPr id="31" name="Image 31" descr="televers doc"/>
                   <wp:cNvGraphicFramePr>
                     <a:graphicFrameLocks xmlns:a="http://schemas.openxmlformats.org/drawingml/2006/main" noChangeAspect="1"/>
@@ -31427,7 +31424,7 @@
                         <pic:spPr>
                           <a:xfrm>
                             <a:off x="0" y="0"/>
-                            <a:ext cx="3430270" cy="2056130"/>
+                            <a:ext cx="3430270" cy="2113915"/>
                           </a:xfrm>
                           <a:prstGeom prst="rect">
                             <a:avLst/>
@@ -31957,15 +31954,17 @@
             <w:r>
               <w:rPr>
                 <w:rFonts w:hint="default" w:ascii="Times New Roman" w:hAnsi="Times New Roman" w:cs="Times New Roman"/>
-                <w:sz w:val="24"/>
-                <w:szCs w:val="24"/>
-                <w:lang w:val="fr-FR" w:eastAsia="zh-CN"/>
+                <w:b/>
+                <w:bCs/>
+                <w:sz w:val="24"/>
+                <w:szCs w:val="24"/>
+                <w:lang w:val="fr-FR"/>
               </w:rPr>
               <w:drawing>
                 <wp:inline distT="0" distB="0" distL="114300" distR="114300">
-                  <wp:extent cx="3295015" cy="2182495"/>
-                  <wp:effectExtent l="0" t="0" r="12065" b="12065"/>
-                  <wp:docPr id="57" name="Image 57" descr="TELECHARGEMENT E-VISA"/>
+                  <wp:extent cx="3306445" cy="2235200"/>
+                  <wp:effectExtent l="0" t="0" r="635" b="5080"/>
+                  <wp:docPr id="42" name="Image 42" descr="PAIEMENT SECURISE AVEC SUCCES"/>
                   <wp:cNvGraphicFramePr>
                     <a:graphicFrameLocks xmlns:a="http://schemas.openxmlformats.org/drawingml/2006/main" noChangeAspect="1"/>
                   </wp:cNvGraphicFramePr>
@@ -31973,7 +31972,7 @@
                     <a:graphicData uri="http://schemas.openxmlformats.org/drawingml/2006/picture">
                       <pic:pic xmlns:pic="http://schemas.openxmlformats.org/drawingml/2006/picture">
                         <pic:nvPicPr>
-                          <pic:cNvPr id="57" name="Image 57" descr="TELECHARGEMENT E-VISA"/>
+                          <pic:cNvPr id="42" name="Image 42" descr="PAIEMENT SECURISE AVEC SUCCES"/>
                           <pic:cNvPicPr>
                             <a:picLocks noChangeAspect="1"/>
                           </pic:cNvPicPr>
@@ -31987,7 +31986,7 @@
                         <pic:spPr>
                           <a:xfrm>
                             <a:off x="0" y="0"/>
-                            <a:ext cx="3295015" cy="2182495"/>
+                            <a:ext cx="3306445" cy="2235200"/>
                           </a:xfrm>
                           <a:prstGeom prst="rect">
                             <a:avLst/>
@@ -32081,7 +32080,7 @@
                 <w:szCs w:val="24"/>
                 <w:lang w:val="fr-FR"/>
               </w:rPr>
-              <w:t>:téléchargement e-visa PDF</w:t>
+              <w:t>:paiement confirme avec succès</w:t>
             </w:r>
           </w:p>
           <w:p>
@@ -32841,9 +32840,9 @@
               </w:rPr>
               <w:drawing>
                 <wp:inline distT="0" distB="0" distL="114300" distR="114300">
-                  <wp:extent cx="3731895" cy="1923415"/>
-                  <wp:effectExtent l="0" t="0" r="1905" b="12065"/>
-                  <wp:docPr id="59" name="Image 59" descr="CHOIX TYPE VISA demand"/>
+                  <wp:extent cx="3300095" cy="2680970"/>
+                  <wp:effectExtent l="0" t="0" r="6985" b="1270"/>
+                  <wp:docPr id="72" name="Image 72" descr="e-visa genere apres approbation"/>
                   <wp:cNvGraphicFramePr>
                     <a:graphicFrameLocks xmlns:a="http://schemas.openxmlformats.org/drawingml/2006/main" noChangeAspect="1"/>
                   </wp:cNvGraphicFramePr>
@@ -32851,7 +32850,7 @@
                     <a:graphicData uri="http://schemas.openxmlformats.org/drawingml/2006/picture">
                       <pic:pic xmlns:pic="http://schemas.openxmlformats.org/drawingml/2006/picture">
                         <pic:nvPicPr>
-                          <pic:cNvPr id="59" name="Image 59" descr="CHOIX TYPE VISA demand"/>
+                          <pic:cNvPr id="72" name="Image 72" descr="e-visa genere apres approbation"/>
                           <pic:cNvPicPr>
                             <a:picLocks noChangeAspect="1"/>
                           </pic:cNvPicPr>
@@ -32865,7 +32864,7 @@
                         <pic:spPr>
                           <a:xfrm>
                             <a:off x="0" y="0"/>
-                            <a:ext cx="3731895" cy="1923415"/>
+                            <a:ext cx="3300095" cy="2680970"/>
                           </a:xfrm>
                           <a:prstGeom prst="rect">
                             <a:avLst/>
@@ -32959,7 +32958,7 @@
                 <w:szCs w:val="24"/>
                 <w:lang w:val="fr-FR"/>
               </w:rPr>
-              <w:t>: choix type visa lors de la soumission</w:t>
+              <w:t>: générer e-visa après approbation</w:t>
             </w:r>
           </w:p>
           <w:p>
@@ -32969,6 +32968,129 @@
                 <w:lang w:val="fr-FR"/>
               </w:rPr>
             </w:pPr>
+            <w:r>
+              <w:rPr>
+                <w:rFonts w:hint="default"/>
+                <w:lang w:val="fr-FR"/>
+              </w:rPr>
+              <w:drawing>
+                <wp:inline distT="0" distB="0" distL="114300" distR="114300">
+                  <wp:extent cx="3300095" cy="1311275"/>
+                  <wp:effectExtent l="0" t="0" r="6985" b="14605"/>
+                  <wp:docPr id="74" name="Image 74" descr="CAS DE REJETS DEMANDE AVEC MOTIF"/>
+                  <wp:cNvGraphicFramePr>
+                    <a:graphicFrameLocks xmlns:a="http://schemas.openxmlformats.org/drawingml/2006/main" noChangeAspect="1"/>
+                  </wp:cNvGraphicFramePr>
+                  <a:graphic xmlns:a="http://schemas.openxmlformats.org/drawingml/2006/main">
+                    <a:graphicData uri="http://schemas.openxmlformats.org/drawingml/2006/picture">
+                      <pic:pic xmlns:pic="http://schemas.openxmlformats.org/drawingml/2006/picture">
+                        <pic:nvPicPr>
+                          <pic:cNvPr id="74" name="Image 74" descr="CAS DE REJETS DEMANDE AVEC MOTIF"/>
+                          <pic:cNvPicPr>
+                            <a:picLocks noChangeAspect="1"/>
+                          </pic:cNvPicPr>
+                        </pic:nvPicPr>
+                        <pic:blipFill>
+                          <a:blip r:embed="rId30"/>
+                          <a:stretch>
+                            <a:fillRect/>
+                          </a:stretch>
+                        </pic:blipFill>
+                        <pic:spPr>
+                          <a:xfrm>
+                            <a:off x="0" y="0"/>
+                            <a:ext cx="3300095" cy="1311275"/>
+                          </a:xfrm>
+                          <a:prstGeom prst="rect">
+                            <a:avLst/>
+                          </a:prstGeom>
+                        </pic:spPr>
+                      </pic:pic>
+                    </a:graphicData>
+                  </a:graphic>
+                </wp:inline>
+              </w:drawing>
+            </w:r>
+          </w:p>
+          <w:p>
+            <w:pPr>
+              <w:pStyle w:val="13"/>
+              <w:rPr>
+                <w:rFonts w:hint="default"/>
+                <w:lang w:val="fr-FR"/>
+              </w:rPr>
+            </w:pPr>
+            <w:r>
+              <w:rPr>
+                <w:rFonts w:hint="default" w:ascii="Times New Roman" w:hAnsi="Times New Roman" w:cs="Times New Roman"/>
+                <w:b/>
+                <w:bCs/>
+                <w:sz w:val="24"/>
+                <w:szCs w:val="24"/>
+              </w:rPr>
+              <w:t xml:space="preserve">Figure </w:t>
+            </w:r>
+            <w:r>
+              <w:rPr>
+                <w:rFonts w:hint="default" w:ascii="Times New Roman" w:hAnsi="Times New Roman" w:cs="Times New Roman"/>
+                <w:b/>
+                <w:bCs/>
+                <w:sz w:val="24"/>
+                <w:szCs w:val="24"/>
+              </w:rPr>
+              <w:fldChar w:fldCharType="begin"/>
+            </w:r>
+            <w:r>
+              <w:rPr>
+                <w:rFonts w:hint="default" w:ascii="Times New Roman" w:hAnsi="Times New Roman" w:cs="Times New Roman"/>
+                <w:b/>
+                <w:bCs/>
+                <w:sz w:val="24"/>
+                <w:szCs w:val="24"/>
+              </w:rPr>
+              <w:instrText xml:space="preserve"> SEQ Figure \* ARABIC </w:instrText>
+            </w:r>
+            <w:r>
+              <w:rPr>
+                <w:rFonts w:hint="default" w:ascii="Times New Roman" w:hAnsi="Times New Roman" w:cs="Times New Roman"/>
+                <w:b/>
+                <w:bCs/>
+                <w:sz w:val="24"/>
+                <w:szCs w:val="24"/>
+              </w:rPr>
+              <w:fldChar w:fldCharType="separate"/>
+            </w:r>
+            <w:r>
+              <w:rPr>
+                <w:rFonts w:hint="default" w:ascii="Times New Roman" w:hAnsi="Times New Roman" w:cs="Times New Roman"/>
+                <w:b/>
+                <w:bCs/>
+                <w:sz w:val="24"/>
+                <w:szCs w:val="24"/>
+              </w:rPr>
+              <w:t>22</w:t>
+            </w:r>
+            <w:r>
+              <w:rPr>
+                <w:rFonts w:hint="default" w:ascii="Times New Roman" w:hAnsi="Times New Roman" w:cs="Times New Roman"/>
+                <w:b/>
+                <w:bCs/>
+                <w:sz w:val="24"/>
+                <w:szCs w:val="24"/>
+              </w:rPr>
+              <w:fldChar w:fldCharType="end"/>
+            </w:r>
+            <w:r>
+              <w:rPr>
+                <w:rFonts w:hint="default" w:ascii="Times New Roman" w:hAnsi="Times New Roman" w:cs="Times New Roman"/>
+                <w:b/>
+                <w:bCs/>
+                <w:sz w:val="24"/>
+                <w:szCs w:val="24"/>
+                <w:lang w:val="fr-FR"/>
+              </w:rPr>
+              <w:t>: rejet de demande avec motifs</w:t>
+            </w:r>
           </w:p>
         </w:tc>
         <w:tc>
@@ -32993,11 +33115,143 @@
               <w:spacing w:line="360" w:lineRule="auto"/>
               <w:jc w:val="left"/>
               <w:rPr>
+                <w:rFonts w:hint="default"/>
+                <w:lang w:val="fr-FR"/>
+              </w:rPr>
+            </w:pPr>
+            <w:r>
+              <w:rPr>
+                <w:rFonts w:hint="default"/>
+                <w:lang w:val="fr-FR"/>
+              </w:rPr>
+              <w:drawing>
+                <wp:inline distT="0" distB="0" distL="114300" distR="114300">
+                  <wp:extent cx="3307715" cy="4031615"/>
+                  <wp:effectExtent l="0" t="0" r="14605" b="6985"/>
+                  <wp:docPr id="73" name="Image 73" descr="e-visa telecharger pdf"/>
+                  <wp:cNvGraphicFramePr>
+                    <a:graphicFrameLocks xmlns:a="http://schemas.openxmlformats.org/drawingml/2006/main" noChangeAspect="1"/>
+                  </wp:cNvGraphicFramePr>
+                  <a:graphic xmlns:a="http://schemas.openxmlformats.org/drawingml/2006/main">
+                    <a:graphicData uri="http://schemas.openxmlformats.org/drawingml/2006/picture">
+                      <pic:pic xmlns:pic="http://schemas.openxmlformats.org/drawingml/2006/picture">
+                        <pic:nvPicPr>
+                          <pic:cNvPr id="73" name="Image 73" descr="e-visa telecharger pdf"/>
+                          <pic:cNvPicPr>
+                            <a:picLocks noChangeAspect="1"/>
+                          </pic:cNvPicPr>
+                        </pic:nvPicPr>
+                        <pic:blipFill>
+                          <a:blip r:embed="rId31"/>
+                          <a:stretch>
+                            <a:fillRect/>
+                          </a:stretch>
+                        </pic:blipFill>
+                        <pic:spPr>
+                          <a:xfrm>
+                            <a:off x="0" y="0"/>
+                            <a:ext cx="3307715" cy="4031615"/>
+                          </a:xfrm>
+                          <a:prstGeom prst="rect">
+                            <a:avLst/>
+                          </a:prstGeom>
+                        </pic:spPr>
+                      </pic:pic>
+                    </a:graphicData>
+                  </a:graphic>
+                </wp:inline>
+              </w:drawing>
+            </w:r>
+          </w:p>
+          <w:p>
+            <w:pPr>
+              <w:pStyle w:val="13"/>
+              <w:rPr>
                 <w:rFonts w:hint="default" w:ascii="Times New Roman" w:hAnsi="Times New Roman" w:cs="Times New Roman"/>
                 <w:b/>
                 <w:bCs/>
                 <w:sz w:val="24"/>
                 <w:szCs w:val="24"/>
+                <w:lang w:val="fr-FR"/>
+              </w:rPr>
+            </w:pPr>
+            <w:r>
+              <w:rPr>
+                <w:rFonts w:hint="default" w:ascii="Times New Roman" w:hAnsi="Times New Roman" w:cs="Times New Roman"/>
+                <w:b/>
+                <w:bCs/>
+                <w:sz w:val="24"/>
+                <w:szCs w:val="24"/>
+              </w:rPr>
+              <w:t xml:space="preserve">Figure </w:t>
+            </w:r>
+            <w:r>
+              <w:rPr>
+                <w:rFonts w:hint="default" w:ascii="Times New Roman" w:hAnsi="Times New Roman" w:cs="Times New Roman"/>
+                <w:b/>
+                <w:bCs/>
+                <w:sz w:val="24"/>
+                <w:szCs w:val="24"/>
+              </w:rPr>
+              <w:fldChar w:fldCharType="begin"/>
+            </w:r>
+            <w:r>
+              <w:rPr>
+                <w:rFonts w:hint="default" w:ascii="Times New Roman" w:hAnsi="Times New Roman" w:cs="Times New Roman"/>
+                <w:b/>
+                <w:bCs/>
+                <w:sz w:val="24"/>
+                <w:szCs w:val="24"/>
+              </w:rPr>
+              <w:instrText xml:space="preserve"> SEQ Figure \* ARABIC </w:instrText>
+            </w:r>
+            <w:r>
+              <w:rPr>
+                <w:rFonts w:hint="default" w:ascii="Times New Roman" w:hAnsi="Times New Roman" w:cs="Times New Roman"/>
+                <w:b/>
+                <w:bCs/>
+                <w:sz w:val="24"/>
+                <w:szCs w:val="24"/>
+              </w:rPr>
+              <w:fldChar w:fldCharType="separate"/>
+            </w:r>
+            <w:r>
+              <w:rPr>
+                <w:rFonts w:hint="default" w:ascii="Times New Roman" w:hAnsi="Times New Roman" w:cs="Times New Roman"/>
+                <w:b/>
+                <w:bCs/>
+                <w:sz w:val="24"/>
+                <w:szCs w:val="24"/>
+              </w:rPr>
+              <w:t>23</w:t>
+            </w:r>
+            <w:r>
+              <w:rPr>
+                <w:rFonts w:hint="default" w:ascii="Times New Roman" w:hAnsi="Times New Roman" w:cs="Times New Roman"/>
+                <w:b/>
+                <w:bCs/>
+                <w:sz w:val="24"/>
+                <w:szCs w:val="24"/>
+              </w:rPr>
+              <w:fldChar w:fldCharType="end"/>
+            </w:r>
+            <w:r>
+              <w:rPr>
+                <w:rFonts w:hint="default" w:ascii="Times New Roman" w:hAnsi="Times New Roman" w:cs="Times New Roman"/>
+                <w:b/>
+                <w:bCs/>
+                <w:sz w:val="24"/>
+                <w:szCs w:val="24"/>
+                <w:lang w:val="fr-FR"/>
+              </w:rPr>
+              <w:t>: téléchargement e-visa format PDF</w:t>
+            </w:r>
+          </w:p>
+          <w:p>
+            <w:pPr>
+              <w:rPr>
+                <w:rFonts w:hint="default"/>
+                <w:lang w:val="fr-FR"/>
               </w:rPr>
             </w:pPr>
           </w:p>
@@ -33023,6 +33277,82 @@
           </w:p>
         </w:tc>
       </w:tr>
+      <w:tr>
+        <w:tblPrEx>
+          <w:tblBorders>
+            <w:top w:val="dotted" w:color="FFFFFF" w:themeColor="background1" w:sz="4" w:space="0"/>
+            <w:left w:val="dotted" w:color="FFFFFF" w:themeColor="background1" w:sz="4" w:space="0"/>
+            <w:bottom w:val="dotted" w:color="FFFFFF" w:themeColor="background1" w:sz="4" w:space="0"/>
+            <w:right w:val="dotted" w:color="FFFFFF" w:themeColor="background1" w:sz="4" w:space="0"/>
+            <w:insideH w:val="dotted" w:color="FFFFFF" w:themeColor="background1" w:sz="4" w:space="0"/>
+            <w:insideV w:val="dotted" w:color="FFFFFF" w:themeColor="background1" w:sz="4" w:space="0"/>
+          </w:tblBorders>
+          <w:tblCellMar>
+            <w:top w:w="0" w:type="dxa"/>
+            <w:left w:w="108" w:type="dxa"/>
+            <w:bottom w:w="0" w:type="dxa"/>
+            <w:right w:w="108" w:type="dxa"/>
+          </w:tblCellMar>
+        </w:tblPrEx>
+        <w:tc>
+          <w:tcPr>
+            <w:tcW w:w="5425" w:type="dxa"/>
+            <w:tcBorders>
+              <w:tl2br w:val="nil"/>
+              <w:tr2bl w:val="nil"/>
+            </w:tcBorders>
+          </w:tcPr>
+          <w:p>
+            <w:pPr>
+              <w:rPr>
+                <w:rFonts w:hint="default"/>
+                <w:lang w:val="fr-FR"/>
+              </w:rPr>
+            </w:pPr>
+          </w:p>
+        </w:tc>
+        <w:tc>
+          <w:tcPr>
+            <w:tcW w:w="5426" w:type="dxa"/>
+            <w:tcBorders>
+              <w:tl2br w:val="nil"/>
+              <w:tr2bl w:val="nil"/>
+            </w:tcBorders>
+          </w:tcPr>
+          <w:p>
+            <w:pPr>
+              <w:pStyle w:val="13"/>
+              <w:rPr>
+                <w:rFonts w:hint="default" w:ascii="Times New Roman" w:hAnsi="Times New Roman" w:cs="Times New Roman"/>
+                <w:b/>
+                <w:bCs/>
+                <w:sz w:val="24"/>
+                <w:szCs w:val="24"/>
+              </w:rPr>
+            </w:pPr>
+          </w:p>
+        </w:tc>
+        <w:tc>
+          <w:tcPr>
+            <w:tcW w:w="5426" w:type="dxa"/>
+            <w:tcBorders>
+              <w:tl2br w:val="nil"/>
+              <w:tr2bl w:val="nil"/>
+            </w:tcBorders>
+          </w:tcPr>
+          <w:p>
+            <w:pPr>
+              <w:rPr>
+                <w:rFonts w:hint="default" w:ascii="Times New Roman" w:hAnsi="Times New Roman" w:cs="Times New Roman"/>
+                <w:b/>
+                <w:bCs/>
+                <w:sz w:val="24"/>
+                <w:szCs w:val="24"/>
+              </w:rPr>
+            </w:pPr>
+          </w:p>
+        </w:tc>
+      </w:tr>
     </w:tbl>
     <w:p>
       <w:pPr>
@@ -33144,7 +33474,7 @@
           <w:szCs w:val="24"/>
           <w:lang w:val="fr-FR"/>
         </w:rPr>
-        <w:t xml:space="preserve">: captures besoins administrateur </w:t>
+        <w:t xml:space="preserve">: captures des besoins fonctionnels pour le module administrateur </w:t>
       </w:r>
     </w:p>
     <w:tbl>
@@ -33236,9 +33566,9 @@
               </w:rPr>
               <w:drawing>
                 <wp:inline distT="0" distB="0" distL="114300" distR="114300">
-                  <wp:extent cx="3445510" cy="2265680"/>
-                  <wp:effectExtent l="0" t="0" r="13970" b="5080"/>
-                  <wp:docPr id="61" name="Image 61" descr="DASHBOARD ADMIN NEW"/>
+                  <wp:extent cx="3449320" cy="2239645"/>
+                  <wp:effectExtent l="0" t="0" r="10160" b="635"/>
+                  <wp:docPr id="75" name="Image 75" descr="DASHBOARD ADMIN NEW"/>
                   <wp:cNvGraphicFramePr>
                     <a:graphicFrameLocks xmlns:a="http://schemas.openxmlformats.org/drawingml/2006/main" noChangeAspect="1"/>
                   </wp:cNvGraphicFramePr>
@@ -33246,13 +33576,13 @@
                     <a:graphicData uri="http://schemas.openxmlformats.org/drawingml/2006/picture">
                       <pic:pic xmlns:pic="http://schemas.openxmlformats.org/drawingml/2006/picture">
                         <pic:nvPicPr>
-                          <pic:cNvPr id="61" name="Image 61" descr="DASHBOARD ADMIN NEW"/>
+                          <pic:cNvPr id="75" name="Image 75" descr="DASHBOARD ADMIN NEW"/>
                           <pic:cNvPicPr>
                             <a:picLocks noChangeAspect="1"/>
                           </pic:cNvPicPr>
                         </pic:nvPicPr>
                         <pic:blipFill>
-                          <a:blip r:embed="rId30"/>
+                          <a:blip r:embed="rId32"/>
                           <a:stretch>
                             <a:fillRect/>
                           </a:stretch>
@@ -33260,7 +33590,7 @@
                         <pic:spPr>
                           <a:xfrm>
                             <a:off x="0" y="0"/>
-                            <a:ext cx="3445510" cy="2265680"/>
+                            <a:ext cx="3449320" cy="2239645"/>
                           </a:xfrm>
                           <a:prstGeom prst="rect">
                             <a:avLst/>
@@ -33346,7 +33676,7 @@
                 <w:sz w:val="24"/>
                 <w:szCs w:val="24"/>
               </w:rPr>
-              <w:t>22</w:t>
+              <w:t>24</w:t>
             </w:r>
             <w:r>
               <w:rPr>
@@ -33433,7 +33763,7 @@
                           </pic:cNvPicPr>
                         </pic:nvPicPr>
                         <pic:blipFill>
-                          <a:blip r:embed="rId31"/>
+                          <a:blip r:embed="rId33"/>
                           <a:stretch>
                             <a:fillRect/>
                           </a:stretch>
@@ -33527,7 +33857,7 @@
                 <w:sz w:val="24"/>
                 <w:szCs w:val="24"/>
               </w:rPr>
-              <w:t>23</w:t>
+              <w:t>25</w:t>
             </w:r>
             <w:r>
               <w:rPr>
@@ -33663,7 +33993,7 @@
                           </pic:cNvPicPr>
                         </pic:nvPicPr>
                         <pic:blipFill>
-                          <a:blip r:embed="rId32"/>
+                          <a:blip r:embed="rId34"/>
                           <a:stretch>
                             <a:fillRect/>
                           </a:stretch>
@@ -33757,7 +34087,7 @@
                 <w:sz w:val="24"/>
                 <w:szCs w:val="24"/>
               </w:rPr>
-              <w:t>24</w:t>
+              <w:t>26</w:t>
             </w:r>
             <w:r>
               <w:rPr>
@@ -33844,7 +34174,7 @@
                           </pic:cNvPicPr>
                         </pic:nvPicPr>
                         <pic:blipFill>
-                          <a:blip r:embed="rId33"/>
+                          <a:blip r:embed="rId35"/>
                           <a:stretch>
                             <a:fillRect/>
                           </a:stretch>
@@ -33938,7 +34268,7 @@
                 <w:sz w:val="24"/>
                 <w:szCs w:val="24"/>
               </w:rPr>
-              <w:t>25</w:t>
+              <w:t>27</w:t>
             </w:r>
             <w:r>
               <w:rPr>
@@ -34054,8 +34384,8 @@
               </w:rPr>
               <w:drawing>
                 <wp:inline distT="0" distB="0" distL="114300" distR="114300">
-                  <wp:extent cx="3453130" cy="1924685"/>
-                  <wp:effectExtent l="0" t="0" r="6350" b="10795"/>
+                  <wp:extent cx="3453130" cy="2470150"/>
+                  <wp:effectExtent l="0" t="0" r="6350" b="13970"/>
                   <wp:docPr id="63" name="Image 63" descr="MODELES EMAILS NEW"/>
                   <wp:cNvGraphicFramePr>
                     <a:graphicFrameLocks xmlns:a="http://schemas.openxmlformats.org/drawingml/2006/main" noChangeAspect="1"/>
@@ -34070,7 +34400,7 @@
                           </pic:cNvPicPr>
                         </pic:nvPicPr>
                         <pic:blipFill>
-                          <a:blip r:embed="rId34"/>
+                          <a:blip r:embed="rId36"/>
                           <a:stretch>
                             <a:fillRect/>
                           </a:stretch>
@@ -34078,7 +34408,7 @@
                         <pic:spPr>
                           <a:xfrm>
                             <a:off x="0" y="0"/>
-                            <a:ext cx="3453130" cy="1924685"/>
+                            <a:ext cx="3453130" cy="2470150"/>
                           </a:xfrm>
                           <a:prstGeom prst="rect">
                             <a:avLst/>
@@ -34138,7 +34468,7 @@
                 <w:sz w:val="24"/>
                 <w:szCs w:val="24"/>
               </w:rPr>
-              <w:t>26</w:t>
+              <w:t>28</w:t>
             </w:r>
             <w:r>
               <w:rPr>
@@ -34209,8 +34539,8 @@
               </w:rPr>
               <w:drawing>
                 <wp:inline distT="0" distB="0" distL="114300" distR="114300">
-                  <wp:extent cx="3359150" cy="1927225"/>
-                  <wp:effectExtent l="0" t="0" r="8890" b="8255"/>
+                  <wp:extent cx="3359150" cy="2458085"/>
+                  <wp:effectExtent l="0" t="0" r="8890" b="10795"/>
                   <wp:docPr id="40" name="Image 40" descr="support &amp; messages"/>
                   <wp:cNvGraphicFramePr>
                     <a:graphicFrameLocks xmlns:a="http://schemas.openxmlformats.org/drawingml/2006/main" noChangeAspect="1"/>
@@ -34225,7 +34555,7 @@
                           </pic:cNvPicPr>
                         </pic:nvPicPr>
                         <pic:blipFill>
-                          <a:blip r:embed="rId35"/>
+                          <a:blip r:embed="rId37"/>
                           <a:stretch>
                             <a:fillRect/>
                           </a:stretch>
@@ -34233,7 +34563,7 @@
                         <pic:spPr>
                           <a:xfrm>
                             <a:off x="0" y="0"/>
-                            <a:ext cx="3359150" cy="1927225"/>
+                            <a:ext cx="3359150" cy="2458085"/>
                           </a:xfrm>
                           <a:prstGeom prst="rect">
                             <a:avLst/>
@@ -34319,7 +34649,7 @@
                 <w:sz w:val="24"/>
                 <w:szCs w:val="24"/>
               </w:rPr>
-              <w:t>27</w:t>
+              <w:t>29</w:t>
             </w:r>
             <w:r>
               <w:rPr>
@@ -34443,8 +34773,8 @@
               </w:rPr>
               <w:drawing>
                 <wp:inline distT="0" distB="0" distL="114300" distR="114300">
-                  <wp:extent cx="3390900" cy="1646555"/>
-                  <wp:effectExtent l="0" t="0" r="7620" b="14605"/>
+                  <wp:extent cx="3390900" cy="2404745"/>
+                  <wp:effectExtent l="0" t="0" r="7620" b="3175"/>
                   <wp:docPr id="41" name="Image 41" descr="parametres systeme"/>
                   <wp:cNvGraphicFramePr>
                     <a:graphicFrameLocks xmlns:a="http://schemas.openxmlformats.org/drawingml/2006/main" noChangeAspect="1"/>
@@ -34459,7 +34789,7 @@
                           </pic:cNvPicPr>
                         </pic:nvPicPr>
                         <pic:blipFill>
-                          <a:blip r:embed="rId36"/>
+                          <a:blip r:embed="rId38"/>
                           <a:stretch>
                             <a:fillRect/>
                           </a:stretch>
@@ -34467,7 +34797,7 @@
                         <pic:spPr>
                           <a:xfrm>
                             <a:off x="0" y="0"/>
-                            <a:ext cx="3390900" cy="1646555"/>
+                            <a:ext cx="3390900" cy="2404745"/>
                           </a:xfrm>
                           <a:prstGeom prst="rect">
                             <a:avLst/>
@@ -34553,7 +34883,7 @@
                 <w:sz w:val="24"/>
                 <w:szCs w:val="24"/>
               </w:rPr>
-              <w:t>28</w:t>
+              <w:t>30</w:t>
             </w:r>
             <w:r>
               <w:rPr>
@@ -34619,9 +34949,9 @@
               </w:rPr>
               <w:drawing>
                 <wp:inline distT="0" distB="0" distL="114300" distR="114300">
-                  <wp:extent cx="3365500" cy="1603375"/>
-                  <wp:effectExtent l="0" t="0" r="2540" b="12065"/>
-                  <wp:docPr id="65" name="Image 65" descr="RAPPORTS ET STATITISTIQUE"/>
+                  <wp:extent cx="3355975" cy="2395855"/>
+                  <wp:effectExtent l="0" t="0" r="12065" b="12065"/>
+                  <wp:docPr id="76" name="Image 76" descr="statistiques"/>
                   <wp:cNvGraphicFramePr>
                     <a:graphicFrameLocks xmlns:a="http://schemas.openxmlformats.org/drawingml/2006/main" noChangeAspect="1"/>
                   </wp:cNvGraphicFramePr>
@@ -34629,13 +34959,13 @@
                     <a:graphicData uri="http://schemas.openxmlformats.org/drawingml/2006/picture">
                       <pic:pic xmlns:pic="http://schemas.openxmlformats.org/drawingml/2006/picture">
                         <pic:nvPicPr>
-                          <pic:cNvPr id="65" name="Image 65" descr="RAPPORTS ET STATITISTIQUE"/>
+                          <pic:cNvPr id="76" name="Image 76" descr="statistiques"/>
                           <pic:cNvPicPr>
                             <a:picLocks noChangeAspect="1"/>
                           </pic:cNvPicPr>
                         </pic:nvPicPr>
                         <pic:blipFill>
-                          <a:blip r:embed="rId37"/>
+                          <a:blip r:embed="rId39"/>
                           <a:stretch>
                             <a:fillRect/>
                           </a:stretch>
@@ -34643,7 +34973,7 @@
                         <pic:spPr>
                           <a:xfrm>
                             <a:off x="0" y="0"/>
-                            <a:ext cx="3365500" cy="1603375"/>
+                            <a:ext cx="3355975" cy="2395855"/>
                           </a:xfrm>
                           <a:prstGeom prst="rect">
                             <a:avLst/>
@@ -34712,7 +35042,7 @@
                 <w:sz w:val="24"/>
                 <w:szCs w:val="24"/>
               </w:rPr>
-              <w:t>29</w:t>
+              <w:t>31</w:t>
             </w:r>
             <w:r>
               <w:rPr>
@@ -34810,6 +35140,7 @@
         <w:keepLines w:val="0"/>
         <w:widowControl/>
         <w:numPr>
+          <w:ilvl w:val="0"/>
           <w:numId w:val="0"/>
         </w:numPr>
         <w:suppressLineNumbers w:val="0"/>
@@ -34910,26 +35241,27 @@
           <w:szCs w:val="24"/>
           <w:lang w:val="fr-FR"/>
         </w:rPr>
-        <w:t>: captures besoins agent immigration</w:t>
-      </w:r>
-      <w:bookmarkStart w:id="0" w:name="_GoBack"/>
-      <w:bookmarkEnd w:id="0"/>
+        <w:t>: captures des besoins fonctionnels pour le module agent immigration</w:t>
+      </w:r>
     </w:p>
     <w:tbl>
       <w:tblPr>
+        <w:tblStyle w:val="17"/>
         <w:tblW w:w="11449" w:type="dxa"/>
         <w:tblInd w:w="-1479" w:type="dxa"/>
         <w:tblBorders>
-          <w:top w:val="single" w:color="auto" w:sz="4" w:space="0"/>
-          <w:left w:val="single" w:color="auto" w:sz="4" w:space="0"/>
-          <w:bottom w:val="single" w:color="auto" w:sz="4" w:space="0"/>
-          <w:right w:val="single" w:color="auto" w:sz="4" w:space="0"/>
-          <w:insideH w:val="single" w:color="auto" w:sz="4" w:space="0"/>
-          <w:insideV w:val="single" w:color="auto" w:sz="4" w:space="0"/>
+          <w:top w:val="single" w:color="FFFFFF" w:themeColor="background1" w:sz="4" w:space="0"/>
+          <w:left w:val="single" w:color="FFFFFF" w:themeColor="background1" w:sz="4" w:space="0"/>
+          <w:bottom w:val="single" w:color="FFFFFF" w:themeColor="background1" w:sz="4" w:space="0"/>
+          <w:right w:val="single" w:color="FFFFFF" w:themeColor="background1" w:sz="4" w:space="0"/>
+          <w:insideH w:val="single" w:color="FFFFFF" w:themeColor="background1" w:sz="4" w:space="0"/>
+          <w:insideV w:val="single" w:color="FFFFFF" w:themeColor="background1" w:sz="4" w:space="0"/>
         </w:tblBorders>
         <w:tblLayout w:type="autofit"/>
         <w:tblCellMar>
+          <w:top w:w="0" w:type="dxa"/>
           <w:left w:w="108" w:type="dxa"/>
+          <w:bottom w:w="0" w:type="dxa"/>
           <w:right w:w="108" w:type="dxa"/>
         </w:tblCellMar>
       </w:tblPr>
@@ -34940,21 +35272,27 @@
       <w:tr>
         <w:tblPrEx>
           <w:tblBorders>
-            <w:top w:val="single" w:color="auto" w:sz="4" w:space="0"/>
-            <w:left w:val="single" w:color="auto" w:sz="4" w:space="0"/>
-            <w:bottom w:val="single" w:color="auto" w:sz="4" w:space="0"/>
-            <w:right w:val="single" w:color="auto" w:sz="4" w:space="0"/>
-            <w:insideH w:val="single" w:color="auto" w:sz="4" w:space="0"/>
-            <w:insideV w:val="single" w:color="auto" w:sz="4" w:space="0"/>
+            <w:top w:val="single" w:color="FFFFFF" w:themeColor="background1" w:sz="4" w:space="0"/>
+            <w:left w:val="single" w:color="FFFFFF" w:themeColor="background1" w:sz="4" w:space="0"/>
+            <w:bottom w:val="single" w:color="FFFFFF" w:themeColor="background1" w:sz="4" w:space="0"/>
+            <w:right w:val="single" w:color="FFFFFF" w:themeColor="background1" w:sz="4" w:space="0"/>
+            <w:insideH w:val="single" w:color="FFFFFF" w:themeColor="background1" w:sz="4" w:space="0"/>
+            <w:insideV w:val="single" w:color="FFFFFF" w:themeColor="background1" w:sz="4" w:space="0"/>
           </w:tblBorders>
           <w:tblCellMar>
+            <w:top w:w="0" w:type="dxa"/>
             <w:left w:w="108" w:type="dxa"/>
+            <w:bottom w:w="0" w:type="dxa"/>
             <w:right w:w="108" w:type="dxa"/>
           </w:tblCellMar>
         </w:tblPrEx>
         <w:tc>
           <w:tcPr>
             <w:tcW w:w="5740" w:type="dxa"/>
+            <w:tcBorders>
+              <w:tl2br w:val="nil"/>
+              <w:tr2bl w:val="nil"/>
+            </w:tcBorders>
           </w:tcPr>
           <w:p>
             <w:pPr>
@@ -34962,6 +35300,7 @@
               <w:keepLines w:val="0"/>
               <w:widowControl/>
               <w:numPr>
+                <w:ilvl w:val="0"/>
                 <w:numId w:val="0"/>
               </w:numPr>
               <w:suppressLineNumbers w:val="0"/>
@@ -35011,7 +35350,7 @@
                           </pic:cNvPicPr>
                         </pic:nvPicPr>
                         <pic:blipFill>
-                          <a:blip r:embed="rId38"/>
+                          <a:blip r:embed="rId40"/>
                           <a:stretch>
                             <a:fillRect/>
                           </a:stretch>
@@ -35039,6 +35378,7 @@
               <w:keepLines w:val="0"/>
               <w:widowControl/>
               <w:numPr>
+                <w:ilvl w:val="0"/>
                 <w:numId w:val="0"/>
               </w:numPr>
               <w:suppressLineNumbers w:val="0"/>
@@ -35105,7 +35445,7 @@
                 <w:sz w:val="24"/>
                 <w:szCs w:val="24"/>
               </w:rPr>
-              <w:t>30</w:t>
+              <w:t>32</w:t>
             </w:r>
             <w:r>
               <w:rPr>
@@ -35133,6 +35473,10 @@
         <w:tc>
           <w:tcPr>
             <w:tcW w:w="5709" w:type="dxa"/>
+            <w:tcBorders>
+              <w:tl2br w:val="nil"/>
+              <w:tr2bl w:val="nil"/>
+            </w:tcBorders>
           </w:tcPr>
           <w:p>
             <w:pPr>
@@ -35140,6 +35484,7 @@
               <w:keepLines w:val="0"/>
               <w:widowControl/>
               <w:numPr>
+                <w:ilvl w:val="0"/>
                 <w:numId w:val="0"/>
               </w:numPr>
               <w:suppressLineNumbers w:val="0"/>
@@ -35189,7 +35534,7 @@
                           </pic:cNvPicPr>
                         </pic:nvPicPr>
                         <pic:blipFill>
-                          <a:blip r:embed="rId39"/>
+                          <a:blip r:embed="rId41"/>
                           <a:stretch>
                             <a:fillRect/>
                           </a:stretch>
@@ -35217,6 +35562,7 @@
               <w:keepLines w:val="0"/>
               <w:widowControl/>
               <w:numPr>
+                <w:ilvl w:val="0"/>
                 <w:numId w:val="0"/>
               </w:numPr>
               <w:suppressLineNumbers w:val="0"/>
@@ -35283,7 +35629,7 @@
                 <w:sz w:val="24"/>
                 <w:szCs w:val="24"/>
               </w:rPr>
-              <w:t>31</w:t>
+              <w:t>33</w:t>
             </w:r>
             <w:r>
               <w:rPr>
@@ -35312,21 +35658,27 @@
       <w:tr>
         <w:tblPrEx>
           <w:tblBorders>
-            <w:top w:val="single" w:color="auto" w:sz="4" w:space="0"/>
-            <w:left w:val="single" w:color="auto" w:sz="4" w:space="0"/>
-            <w:bottom w:val="single" w:color="auto" w:sz="4" w:space="0"/>
-            <w:right w:val="single" w:color="auto" w:sz="4" w:space="0"/>
-            <w:insideH w:val="single" w:color="auto" w:sz="4" w:space="0"/>
-            <w:insideV w:val="single" w:color="auto" w:sz="4" w:space="0"/>
+            <w:top w:val="single" w:color="FFFFFF" w:themeColor="background1" w:sz="4" w:space="0"/>
+            <w:left w:val="single" w:color="FFFFFF" w:themeColor="background1" w:sz="4" w:space="0"/>
+            <w:bottom w:val="single" w:color="FFFFFF" w:themeColor="background1" w:sz="4" w:space="0"/>
+            <w:right w:val="single" w:color="FFFFFF" w:themeColor="background1" w:sz="4" w:space="0"/>
+            <w:insideH w:val="single" w:color="FFFFFF" w:themeColor="background1" w:sz="4" w:space="0"/>
+            <w:insideV w:val="single" w:color="FFFFFF" w:themeColor="background1" w:sz="4" w:space="0"/>
           </w:tblBorders>
           <w:tblCellMar>
+            <w:top w:w="0" w:type="dxa"/>
             <w:left w:w="108" w:type="dxa"/>
+            <w:bottom w:w="0" w:type="dxa"/>
             <w:right w:w="108" w:type="dxa"/>
           </w:tblCellMar>
         </w:tblPrEx>
         <w:tc>
           <w:tcPr>
             <w:tcW w:w="5740" w:type="dxa"/>
+            <w:tcBorders>
+              <w:tl2br w:val="nil"/>
+              <w:tr2bl w:val="nil"/>
+            </w:tcBorders>
           </w:tcPr>
           <w:p>
             <w:pPr>
@@ -35334,6 +35686,7 @@
               <w:keepLines w:val="0"/>
               <w:widowControl/>
               <w:numPr>
+                <w:ilvl w:val="0"/>
                 <w:numId w:val="0"/>
               </w:numPr>
               <w:suppressLineNumbers w:val="0"/>
@@ -35352,11 +35705,164 @@
                 <w:lang w:val="fr-FR" w:eastAsia="zh-CN" w:bidi="ar"/>
               </w:rPr>
             </w:pPr>
+            <w:r>
+              <w:rPr>
+                <w:rFonts w:hint="default" w:ascii="Times New Roman" w:hAnsi="Times New Roman" w:eastAsia="SimSun" w:cs="Times New Roman"/>
+                <w:b/>
+                <w:bCs/>
+                <w:color w:val="000000"/>
+                <w:kern w:val="0"/>
+                <w:sz w:val="24"/>
+                <w:szCs w:val="24"/>
+                <w:u w:val="single"/>
+                <w:vertAlign w:val="baseline"/>
+                <w:lang w:val="fr-FR" w:eastAsia="zh-CN" w:bidi="ar"/>
+              </w:rPr>
+              <w:drawing>
+                <wp:inline distT="0" distB="0" distL="114300" distR="114300">
+                  <wp:extent cx="3565525" cy="1786890"/>
+                  <wp:effectExtent l="0" t="0" r="635" b="11430"/>
+                  <wp:docPr id="56" name="Image 56" descr="DOCUMENTS REQUIS AGENT IMMI"/>
+                  <wp:cNvGraphicFramePr>
+                    <a:graphicFrameLocks xmlns:a="http://schemas.openxmlformats.org/drawingml/2006/main" noChangeAspect="1"/>
+                  </wp:cNvGraphicFramePr>
+                  <a:graphic xmlns:a="http://schemas.openxmlformats.org/drawingml/2006/main">
+                    <a:graphicData uri="http://schemas.openxmlformats.org/drawingml/2006/picture">
+                      <pic:pic xmlns:pic="http://schemas.openxmlformats.org/drawingml/2006/picture">
+                        <pic:nvPicPr>
+                          <pic:cNvPr id="56" name="Image 56" descr="DOCUMENTS REQUIS AGENT IMMI"/>
+                          <pic:cNvPicPr>
+                            <a:picLocks noChangeAspect="1"/>
+                          </pic:cNvPicPr>
+                        </pic:nvPicPr>
+                        <pic:blipFill>
+                          <a:blip r:embed="rId42"/>
+                          <a:stretch>
+                            <a:fillRect/>
+                          </a:stretch>
+                        </pic:blipFill>
+                        <pic:spPr>
+                          <a:xfrm>
+                            <a:off x="0" y="0"/>
+                            <a:ext cx="3565525" cy="1786890"/>
+                          </a:xfrm>
+                          <a:prstGeom prst="rect">
+                            <a:avLst/>
+                          </a:prstGeom>
+                        </pic:spPr>
+                      </pic:pic>
+                    </a:graphicData>
+                  </a:graphic>
+                </wp:inline>
+              </w:drawing>
+            </w:r>
+          </w:p>
+          <w:p>
+            <w:pPr>
+              <w:pStyle w:val="13"/>
+              <w:keepNext w:val="0"/>
+              <w:keepLines w:val="0"/>
+              <w:widowControl/>
+              <w:numPr>
+                <w:ilvl w:val="0"/>
+                <w:numId w:val="0"/>
+              </w:numPr>
+              <w:suppressLineNumbers w:val="0"/>
+              <w:spacing w:line="360" w:lineRule="auto"/>
+              <w:jc w:val="left"/>
+              <w:rPr>
+                <w:rFonts w:hint="default" w:ascii="Times New Roman" w:hAnsi="Times New Roman" w:eastAsia="SimSun" w:cs="Times New Roman"/>
+                <w:b/>
+                <w:bCs/>
+                <w:color w:val="000000"/>
+                <w:kern w:val="0"/>
+                <w:sz w:val="24"/>
+                <w:szCs w:val="24"/>
+                <w:u w:val="single"/>
+                <w:vertAlign w:val="baseline"/>
+                <w:lang w:val="fr-FR" w:eastAsia="zh-CN" w:bidi="ar"/>
+              </w:rPr>
+            </w:pPr>
+            <w:r>
+              <w:rPr>
+                <w:rFonts w:hint="default" w:ascii="Times New Roman" w:hAnsi="Times New Roman" w:cs="Times New Roman"/>
+                <w:b/>
+                <w:bCs/>
+                <w:sz w:val="24"/>
+                <w:szCs w:val="24"/>
+              </w:rPr>
+              <w:t xml:space="preserve">Figure </w:t>
+            </w:r>
+            <w:r>
+              <w:rPr>
+                <w:rFonts w:hint="default" w:ascii="Times New Roman" w:hAnsi="Times New Roman" w:cs="Times New Roman"/>
+                <w:b/>
+                <w:bCs/>
+                <w:sz w:val="24"/>
+                <w:szCs w:val="24"/>
+              </w:rPr>
+              <w:fldChar w:fldCharType="begin"/>
+            </w:r>
+            <w:r>
+              <w:rPr>
+                <w:rFonts w:hint="default" w:ascii="Times New Roman" w:hAnsi="Times New Roman" w:cs="Times New Roman"/>
+                <w:b/>
+                <w:bCs/>
+                <w:sz w:val="24"/>
+                <w:szCs w:val="24"/>
+              </w:rPr>
+              <w:instrText xml:space="preserve"> SEQ Figure \* ARABIC </w:instrText>
+            </w:r>
+            <w:r>
+              <w:rPr>
+                <w:rFonts w:hint="default" w:ascii="Times New Roman" w:hAnsi="Times New Roman" w:cs="Times New Roman"/>
+                <w:b/>
+                <w:bCs/>
+                <w:sz w:val="24"/>
+                <w:szCs w:val="24"/>
+              </w:rPr>
+              <w:fldChar w:fldCharType="separate"/>
+            </w:r>
+            <w:r>
+              <w:rPr>
+                <w:rFonts w:hint="default" w:ascii="Times New Roman" w:hAnsi="Times New Roman" w:cs="Times New Roman"/>
+                <w:b/>
+                <w:bCs/>
+                <w:sz w:val="24"/>
+                <w:szCs w:val="24"/>
+              </w:rPr>
+              <w:t>34</w:t>
+            </w:r>
+            <w:r>
+              <w:rPr>
+                <w:rFonts w:hint="default" w:ascii="Times New Roman" w:hAnsi="Times New Roman" w:cs="Times New Roman"/>
+                <w:b/>
+                <w:bCs/>
+                <w:sz w:val="24"/>
+                <w:szCs w:val="24"/>
+              </w:rPr>
+              <w:fldChar w:fldCharType="end"/>
+            </w:r>
+            <w:r>
+              <w:rPr>
+                <w:rFonts w:hint="default" w:ascii="Times New Roman" w:hAnsi="Times New Roman" w:cs="Times New Roman"/>
+                <w:b/>
+                <w:bCs/>
+                <w:sz w:val="24"/>
+                <w:szCs w:val="24"/>
+                <w:lang w:val="fr-FR"/>
+              </w:rPr>
+              <w:t>: documents requis par l'agent immigration</w:t>
+            </w:r>
           </w:p>
         </w:tc>
         <w:tc>
           <w:tcPr>
             <w:tcW w:w="5709" w:type="dxa"/>
+            <w:tcBorders>
+              <w:tl2br w:val="nil"/>
+              <w:tr2bl w:val="nil"/>
+            </w:tcBorders>
           </w:tcPr>
           <w:p>
             <w:pPr>
@@ -35364,6 +35870,7 @@
               <w:keepLines w:val="0"/>
               <w:widowControl/>
               <w:numPr>
+                <w:ilvl w:val="0"/>
                 <w:numId w:val="0"/>
               </w:numPr>
               <w:suppressLineNumbers w:val="0"/>
@@ -35382,27 +35889,188 @@
                 <w:lang w:val="fr-FR" w:eastAsia="zh-CN" w:bidi="ar"/>
               </w:rPr>
             </w:pPr>
+            <w:r>
+              <w:rPr>
+                <w:rFonts w:hint="default" w:ascii="Times New Roman" w:hAnsi="Times New Roman" w:eastAsia="SimSun" w:cs="Times New Roman"/>
+                <w:b/>
+                <w:bCs/>
+                <w:color w:val="000000"/>
+                <w:kern w:val="0"/>
+                <w:sz w:val="24"/>
+                <w:szCs w:val="24"/>
+                <w:u w:val="single"/>
+                <w:vertAlign w:val="baseline"/>
+                <w:lang w:val="fr-FR" w:eastAsia="zh-CN" w:bidi="ar"/>
+              </w:rPr>
+              <w:drawing>
+                <wp:inline distT="0" distB="0" distL="114300" distR="114300">
+                  <wp:extent cx="3573145" cy="1852930"/>
+                  <wp:effectExtent l="0" t="0" r="8255" b="6350"/>
+                  <wp:docPr id="60" name="Image 60" descr="CONFIRM REJET DEMANDE AGENT"/>
+                  <wp:cNvGraphicFramePr>
+                    <a:graphicFrameLocks xmlns:a="http://schemas.openxmlformats.org/drawingml/2006/main" noChangeAspect="1"/>
+                  </wp:cNvGraphicFramePr>
+                  <a:graphic xmlns:a="http://schemas.openxmlformats.org/drawingml/2006/main">
+                    <a:graphicData uri="http://schemas.openxmlformats.org/drawingml/2006/picture">
+                      <pic:pic xmlns:pic="http://schemas.openxmlformats.org/drawingml/2006/picture">
+                        <pic:nvPicPr>
+                          <pic:cNvPr id="60" name="Image 60" descr="CONFIRM REJET DEMANDE AGENT"/>
+                          <pic:cNvPicPr>
+                            <a:picLocks noChangeAspect="1"/>
+                          </pic:cNvPicPr>
+                        </pic:nvPicPr>
+                        <pic:blipFill>
+                          <a:blip r:embed="rId43"/>
+                          <a:stretch>
+                            <a:fillRect/>
+                          </a:stretch>
+                        </pic:blipFill>
+                        <pic:spPr>
+                          <a:xfrm>
+                            <a:off x="0" y="0"/>
+                            <a:ext cx="3573145" cy="1852930"/>
+                          </a:xfrm>
+                          <a:prstGeom prst="rect">
+                            <a:avLst/>
+                          </a:prstGeom>
+                        </pic:spPr>
+                      </pic:pic>
+                    </a:graphicData>
+                  </a:graphic>
+                </wp:inline>
+              </w:drawing>
+            </w:r>
+          </w:p>
+          <w:p>
+            <w:pPr>
+              <w:pStyle w:val="13"/>
+              <w:keepNext w:val="0"/>
+              <w:keepLines w:val="0"/>
+              <w:widowControl/>
+              <w:numPr>
+                <w:ilvl w:val="0"/>
+                <w:numId w:val="0"/>
+              </w:numPr>
+              <w:suppressLineNumbers w:val="0"/>
+              <w:spacing w:line="360" w:lineRule="auto"/>
+              <w:jc w:val="left"/>
+              <w:rPr>
+                <w:rFonts w:hint="default" w:ascii="Times New Roman" w:hAnsi="Times New Roman" w:eastAsia="SimSun" w:cs="Times New Roman"/>
+                <w:b/>
+                <w:bCs/>
+                <w:color w:val="000000"/>
+                <w:kern w:val="0"/>
+                <w:sz w:val="24"/>
+                <w:szCs w:val="24"/>
+                <w:u w:val="single"/>
+                <w:vertAlign w:val="baseline"/>
+                <w:lang w:val="fr-FR" w:eastAsia="zh-CN" w:bidi="ar"/>
+              </w:rPr>
+            </w:pPr>
+            <w:r>
+              <w:rPr>
+                <w:rFonts w:hint="default" w:ascii="Times New Roman" w:hAnsi="Times New Roman" w:cs="Times New Roman"/>
+                <w:b/>
+                <w:bCs/>
+                <w:sz w:val="24"/>
+                <w:szCs w:val="24"/>
+              </w:rPr>
+              <w:t xml:space="preserve">Figure </w:t>
+            </w:r>
+            <w:r>
+              <w:rPr>
+                <w:rFonts w:hint="default" w:ascii="Times New Roman" w:hAnsi="Times New Roman" w:cs="Times New Roman"/>
+                <w:b/>
+                <w:bCs/>
+                <w:sz w:val="24"/>
+                <w:szCs w:val="24"/>
+              </w:rPr>
+              <w:fldChar w:fldCharType="begin"/>
+            </w:r>
+            <w:r>
+              <w:rPr>
+                <w:rFonts w:hint="default" w:ascii="Times New Roman" w:hAnsi="Times New Roman" w:cs="Times New Roman"/>
+                <w:b/>
+                <w:bCs/>
+                <w:sz w:val="24"/>
+                <w:szCs w:val="24"/>
+              </w:rPr>
+              <w:instrText xml:space="preserve"> SEQ Figure \* ARABIC </w:instrText>
+            </w:r>
+            <w:r>
+              <w:rPr>
+                <w:rFonts w:hint="default" w:ascii="Times New Roman" w:hAnsi="Times New Roman" w:cs="Times New Roman"/>
+                <w:b/>
+                <w:bCs/>
+                <w:sz w:val="24"/>
+                <w:szCs w:val="24"/>
+              </w:rPr>
+              <w:fldChar w:fldCharType="separate"/>
+            </w:r>
+            <w:r>
+              <w:rPr>
+                <w:rFonts w:hint="default" w:ascii="Times New Roman" w:hAnsi="Times New Roman" w:cs="Times New Roman"/>
+                <w:b/>
+                <w:bCs/>
+                <w:sz w:val="24"/>
+                <w:szCs w:val="24"/>
+              </w:rPr>
+              <w:t>35</w:t>
+            </w:r>
+            <w:r>
+              <w:rPr>
+                <w:rFonts w:hint="default" w:ascii="Times New Roman" w:hAnsi="Times New Roman" w:cs="Times New Roman"/>
+                <w:b/>
+                <w:bCs/>
+                <w:sz w:val="24"/>
+                <w:szCs w:val="24"/>
+              </w:rPr>
+              <w:fldChar w:fldCharType="end"/>
+            </w:r>
+            <w:r>
+              <w:rPr>
+                <w:rFonts w:hint="default" w:ascii="Times New Roman" w:hAnsi="Times New Roman" w:cs="Times New Roman"/>
+                <w:b/>
+                <w:bCs/>
+                <w:sz w:val="24"/>
+                <w:szCs w:val="24"/>
+                <w:lang w:val="fr-FR"/>
+              </w:rPr>
+              <w:t>: motif de refus de demande visa par l'agent</w:t>
+            </w:r>
+            <w:r>
+              <w:rPr>
+                <w:lang w:val="fr-FR"/>
+              </w:rPr>
+              <w:t xml:space="preserve"> </w:t>
+            </w:r>
           </w:p>
         </w:tc>
       </w:tr>
       <w:tr>
         <w:tblPrEx>
           <w:tblBorders>
-            <w:top w:val="single" w:color="auto" w:sz="4" w:space="0"/>
-            <w:left w:val="single" w:color="auto" w:sz="4" w:space="0"/>
-            <w:bottom w:val="single" w:color="auto" w:sz="4" w:space="0"/>
-            <w:right w:val="single" w:color="auto" w:sz="4" w:space="0"/>
-            <w:insideH w:val="single" w:color="auto" w:sz="4" w:space="0"/>
-            <w:insideV w:val="single" w:color="auto" w:sz="4" w:space="0"/>
+            <w:top w:val="single" w:color="FFFFFF" w:themeColor="background1" w:sz="4" w:space="0"/>
+            <w:left w:val="single" w:color="FFFFFF" w:themeColor="background1" w:sz="4" w:space="0"/>
+            <w:bottom w:val="single" w:color="FFFFFF" w:themeColor="background1" w:sz="4" w:space="0"/>
+            <w:right w:val="single" w:color="FFFFFF" w:themeColor="background1" w:sz="4" w:space="0"/>
+            <w:insideH w:val="single" w:color="FFFFFF" w:themeColor="background1" w:sz="4" w:space="0"/>
+            <w:insideV w:val="single" w:color="FFFFFF" w:themeColor="background1" w:sz="4" w:space="0"/>
           </w:tblBorders>
           <w:tblCellMar>
+            <w:top w:w="0" w:type="dxa"/>
             <w:left w:w="108" w:type="dxa"/>
+            <w:bottom w:w="0" w:type="dxa"/>
             <w:right w:w="108" w:type="dxa"/>
           </w:tblCellMar>
         </w:tblPrEx>
         <w:tc>
           <w:tcPr>
             <w:tcW w:w="5740" w:type="dxa"/>
+            <w:tcBorders>
+              <w:tl2br w:val="nil"/>
+              <w:tr2bl w:val="nil"/>
+            </w:tcBorders>
           </w:tcPr>
           <w:p>
             <w:pPr>
@@ -35410,6 +36078,7 @@
               <w:keepLines w:val="0"/>
               <w:widowControl/>
               <w:numPr>
+                <w:ilvl w:val="0"/>
                 <w:numId w:val="0"/>
               </w:numPr>
               <w:suppressLineNumbers w:val="0"/>
@@ -35428,11 +36097,164 @@
                 <w:lang w:val="fr-FR" w:eastAsia="zh-CN" w:bidi="ar"/>
               </w:rPr>
             </w:pPr>
+            <w:r>
+              <w:rPr>
+                <w:rFonts w:hint="default" w:ascii="Times New Roman" w:hAnsi="Times New Roman" w:eastAsia="SimSun" w:cs="Times New Roman"/>
+                <w:b/>
+                <w:bCs/>
+                <w:color w:val="000000"/>
+                <w:kern w:val="0"/>
+                <w:sz w:val="24"/>
+                <w:szCs w:val="24"/>
+                <w:u w:val="single"/>
+                <w:vertAlign w:val="baseline"/>
+                <w:lang w:val="fr-FR" w:eastAsia="zh-CN" w:bidi="ar"/>
+              </w:rPr>
+              <w:drawing>
+                <wp:inline distT="0" distB="0" distL="114300" distR="114300">
+                  <wp:extent cx="3554730" cy="1697355"/>
+                  <wp:effectExtent l="0" t="0" r="11430" b="9525"/>
+                  <wp:docPr id="64" name="Image 64" descr="HISTORIQUE PAIEMENT AGENT"/>
+                  <wp:cNvGraphicFramePr>
+                    <a:graphicFrameLocks xmlns:a="http://schemas.openxmlformats.org/drawingml/2006/main" noChangeAspect="1"/>
+                  </wp:cNvGraphicFramePr>
+                  <a:graphic xmlns:a="http://schemas.openxmlformats.org/drawingml/2006/main">
+                    <a:graphicData uri="http://schemas.openxmlformats.org/drawingml/2006/picture">
+                      <pic:pic xmlns:pic="http://schemas.openxmlformats.org/drawingml/2006/picture">
+                        <pic:nvPicPr>
+                          <pic:cNvPr id="64" name="Image 64" descr="HISTORIQUE PAIEMENT AGENT"/>
+                          <pic:cNvPicPr>
+                            <a:picLocks noChangeAspect="1"/>
+                          </pic:cNvPicPr>
+                        </pic:nvPicPr>
+                        <pic:blipFill>
+                          <a:blip r:embed="rId44"/>
+                          <a:stretch>
+                            <a:fillRect/>
+                          </a:stretch>
+                        </pic:blipFill>
+                        <pic:spPr>
+                          <a:xfrm>
+                            <a:off x="0" y="0"/>
+                            <a:ext cx="3554730" cy="1697355"/>
+                          </a:xfrm>
+                          <a:prstGeom prst="rect">
+                            <a:avLst/>
+                          </a:prstGeom>
+                        </pic:spPr>
+                      </pic:pic>
+                    </a:graphicData>
+                  </a:graphic>
+                </wp:inline>
+              </w:drawing>
+            </w:r>
+          </w:p>
+          <w:p>
+            <w:pPr>
+              <w:pStyle w:val="13"/>
+              <w:keepNext w:val="0"/>
+              <w:keepLines w:val="0"/>
+              <w:widowControl/>
+              <w:numPr>
+                <w:ilvl w:val="0"/>
+                <w:numId w:val="0"/>
+              </w:numPr>
+              <w:suppressLineNumbers w:val="0"/>
+              <w:spacing w:line="360" w:lineRule="auto"/>
+              <w:jc w:val="left"/>
+              <w:rPr>
+                <w:rFonts w:hint="default" w:ascii="Times New Roman" w:hAnsi="Times New Roman" w:eastAsia="SimSun" w:cs="Times New Roman"/>
+                <w:b/>
+                <w:bCs/>
+                <w:color w:val="000000"/>
+                <w:kern w:val="0"/>
+                <w:sz w:val="24"/>
+                <w:szCs w:val="24"/>
+                <w:u w:val="single"/>
+                <w:vertAlign w:val="baseline"/>
+                <w:lang w:val="fr-FR" w:eastAsia="zh-CN" w:bidi="ar"/>
+              </w:rPr>
+            </w:pPr>
+            <w:r>
+              <w:rPr>
+                <w:rFonts w:hint="default" w:ascii="Times New Roman" w:hAnsi="Times New Roman" w:cs="Times New Roman"/>
+                <w:b/>
+                <w:bCs/>
+                <w:sz w:val="24"/>
+                <w:szCs w:val="24"/>
+              </w:rPr>
+              <w:t xml:space="preserve">Figure </w:t>
+            </w:r>
+            <w:r>
+              <w:rPr>
+                <w:rFonts w:hint="default" w:ascii="Times New Roman" w:hAnsi="Times New Roman" w:cs="Times New Roman"/>
+                <w:b/>
+                <w:bCs/>
+                <w:sz w:val="24"/>
+                <w:szCs w:val="24"/>
+              </w:rPr>
+              <w:fldChar w:fldCharType="begin"/>
+            </w:r>
+            <w:r>
+              <w:rPr>
+                <w:rFonts w:hint="default" w:ascii="Times New Roman" w:hAnsi="Times New Roman" w:cs="Times New Roman"/>
+                <w:b/>
+                <w:bCs/>
+                <w:sz w:val="24"/>
+                <w:szCs w:val="24"/>
+              </w:rPr>
+              <w:instrText xml:space="preserve"> SEQ Figure \* ARABIC </w:instrText>
+            </w:r>
+            <w:r>
+              <w:rPr>
+                <w:rFonts w:hint="default" w:ascii="Times New Roman" w:hAnsi="Times New Roman" w:cs="Times New Roman"/>
+                <w:b/>
+                <w:bCs/>
+                <w:sz w:val="24"/>
+                <w:szCs w:val="24"/>
+              </w:rPr>
+              <w:fldChar w:fldCharType="separate"/>
+            </w:r>
+            <w:r>
+              <w:rPr>
+                <w:rFonts w:hint="default" w:ascii="Times New Roman" w:hAnsi="Times New Roman" w:cs="Times New Roman"/>
+                <w:b/>
+                <w:bCs/>
+                <w:sz w:val="24"/>
+                <w:szCs w:val="24"/>
+              </w:rPr>
+              <w:t>36</w:t>
+            </w:r>
+            <w:r>
+              <w:rPr>
+                <w:rFonts w:hint="default" w:ascii="Times New Roman" w:hAnsi="Times New Roman" w:cs="Times New Roman"/>
+                <w:b/>
+                <w:bCs/>
+                <w:sz w:val="24"/>
+                <w:szCs w:val="24"/>
+              </w:rPr>
+              <w:fldChar w:fldCharType="end"/>
+            </w:r>
+            <w:r>
+              <w:rPr>
+                <w:rFonts w:hint="default" w:ascii="Times New Roman" w:hAnsi="Times New Roman" w:cs="Times New Roman"/>
+                <w:b/>
+                <w:bCs/>
+                <w:sz w:val="24"/>
+                <w:szCs w:val="24"/>
+                <w:lang w:val="fr-FR"/>
+              </w:rPr>
+              <w:t>: historique paiement des dossier par l'agent</w:t>
+            </w:r>
           </w:p>
         </w:tc>
         <w:tc>
           <w:tcPr>
             <w:tcW w:w="5709" w:type="dxa"/>
+            <w:tcBorders>
+              <w:tl2br w:val="nil"/>
+              <w:tr2bl w:val="nil"/>
+            </w:tcBorders>
           </w:tcPr>
           <w:p>
             <w:pPr>
@@ -35440,6 +36262,7 @@
               <w:keepLines w:val="0"/>
               <w:widowControl/>
               <w:numPr>
+                <w:ilvl w:val="0"/>
                 <w:numId w:val="0"/>
               </w:numPr>
               <w:suppressLineNumbers w:val="0"/>
@@ -35468,6 +36291,7 @@
         <w:keepLines w:val="0"/>
         <w:widowControl/>
         <w:numPr>
+          <w:ilvl w:val="0"/>
           <w:numId w:val="0"/>
         </w:numPr>
         <w:suppressLineNumbers w:val="0"/>
@@ -35533,6 +36357,7 @@
         <w:keepLines w:val="0"/>
         <w:widowControl/>
         <w:numPr>
+          <w:ilvl w:val="0"/>
           <w:numId w:val="0"/>
         </w:numPr>
         <w:suppressLineNumbers w:val="0"/>
@@ -35633,11 +36458,12 @@
           <w:szCs w:val="24"/>
           <w:lang w:val="fr-FR"/>
         </w:rPr>
-        <w:t>: captures besoins ambassade</w:t>
+        <w:t>: captures des besoins fonctionnels pour le module ambassade</w:t>
       </w:r>
     </w:p>
     <w:tbl>
       <w:tblPr>
+        <w:tblStyle w:val="17"/>
         <w:tblW w:w="11640" w:type="dxa"/>
         <w:tblInd w:w="-1493" w:type="dxa"/>
         <w:tblBorders>
@@ -35650,7 +36476,9 @@
         </w:tblBorders>
         <w:tblLayout w:type="autofit"/>
         <w:tblCellMar>
+          <w:top w:w="0" w:type="dxa"/>
           <w:left w:w="108" w:type="dxa"/>
+          <w:bottom w:w="0" w:type="dxa"/>
           <w:right w:w="108" w:type="dxa"/>
         </w:tblCellMar>
       </w:tblPr>
@@ -35669,7 +36497,9 @@
             <w:insideV w:val="none" w:color="auto" w:sz="0" w:space="0"/>
           </w:tblBorders>
           <w:tblCellMar>
+            <w:top w:w="0" w:type="dxa"/>
             <w:left w:w="108" w:type="dxa"/>
+            <w:bottom w:w="0" w:type="dxa"/>
             <w:right w:w="108" w:type="dxa"/>
           </w:tblCellMar>
         </w:tblPrEx>
@@ -35687,6 +36517,7 @@
               <w:keepLines w:val="0"/>
               <w:widowControl/>
               <w:numPr>
+                <w:ilvl w:val="0"/>
                 <w:numId w:val="0"/>
               </w:numPr>
               <w:suppressLineNumbers w:val="0"/>
@@ -35736,7 +36567,7 @@
                           </pic:cNvPicPr>
                         </pic:nvPicPr>
                         <pic:blipFill>
-                          <a:blip r:embed="rId40"/>
+                          <a:blip r:embed="rId45"/>
                           <a:stretch>
                             <a:fillRect/>
                           </a:stretch>
@@ -35764,6 +36595,7 @@
               <w:keepLines w:val="0"/>
               <w:widowControl/>
               <w:numPr>
+                <w:ilvl w:val="0"/>
                 <w:numId w:val="0"/>
               </w:numPr>
               <w:suppressLineNumbers w:val="0"/>
@@ -35830,7 +36662,7 @@
                 <w:sz w:val="24"/>
                 <w:szCs w:val="24"/>
               </w:rPr>
-              <w:t>32</w:t>
+              <w:t>37</w:t>
             </w:r>
             <w:r>
               <w:rPr>
@@ -35869,6 +36701,7 @@
               <w:keepLines w:val="0"/>
               <w:widowControl/>
               <w:numPr>
+                <w:ilvl w:val="0"/>
                 <w:numId w:val="0"/>
               </w:numPr>
               <w:suppressLineNumbers w:val="0"/>
@@ -35918,7 +36751,7 @@
                           </pic:cNvPicPr>
                         </pic:nvPicPr>
                         <pic:blipFill>
-                          <a:blip r:embed="rId41"/>
+                          <a:blip r:embed="rId46"/>
                           <a:stretch>
                             <a:fillRect/>
                           </a:stretch>
@@ -35946,6 +36779,7 @@
               <w:keepLines w:val="0"/>
               <w:widowControl/>
               <w:numPr>
+                <w:ilvl w:val="0"/>
                 <w:numId w:val="0"/>
               </w:numPr>
               <w:suppressLineNumbers w:val="0"/>
@@ -36012,7 +36846,7 @@
                 <w:sz w:val="18"/>
                 <w:szCs w:val="18"/>
               </w:rPr>
-              <w:t>33</w:t>
+              <w:t>38</w:t>
             </w:r>
             <w:r>
               <w:rPr>
@@ -36049,7 +36883,9 @@
             <w:insideV w:val="none" w:color="auto" w:sz="0" w:space="0"/>
           </w:tblBorders>
           <w:tblCellMar>
+            <w:top w:w="0" w:type="dxa"/>
             <w:left w:w="108" w:type="dxa"/>
+            <w:bottom w:w="0" w:type="dxa"/>
             <w:right w:w="108" w:type="dxa"/>
           </w:tblCellMar>
         </w:tblPrEx>
@@ -36067,6 +36903,7 @@
               <w:keepLines w:val="0"/>
               <w:widowControl/>
               <w:numPr>
+                <w:ilvl w:val="0"/>
                 <w:numId w:val="0"/>
               </w:numPr>
               <w:suppressLineNumbers w:val="0"/>
@@ -36116,7 +36953,7 @@
                           </pic:cNvPicPr>
                         </pic:nvPicPr>
                         <pic:blipFill>
-                          <a:blip r:embed="rId42"/>
+                          <a:blip r:embed="rId47"/>
                           <a:stretch>
                             <a:fillRect/>
                           </a:stretch>
@@ -36144,6 +36981,7 @@
               <w:keepLines w:val="0"/>
               <w:widowControl/>
               <w:numPr>
+                <w:ilvl w:val="0"/>
                 <w:numId w:val="0"/>
               </w:numPr>
               <w:suppressLineNumbers w:val="0"/>
@@ -36210,7 +37048,7 @@
                 <w:sz w:val="24"/>
                 <w:szCs w:val="24"/>
               </w:rPr>
-              <w:t>34</w:t>
+              <w:t>39</w:t>
             </w:r>
             <w:r>
               <w:rPr>
@@ -36249,6 +37087,7 @@
               <w:keepLines w:val="0"/>
               <w:widowControl/>
               <w:numPr>
+                <w:ilvl w:val="0"/>
                 <w:numId w:val="0"/>
               </w:numPr>
               <w:suppressLineNumbers w:val="0"/>
@@ -36298,7 +37137,7 @@
                           </pic:cNvPicPr>
                         </pic:nvPicPr>
                         <pic:blipFill>
-                          <a:blip r:embed="rId43"/>
+                          <a:blip r:embed="rId48"/>
                           <a:stretch>
                             <a:fillRect/>
                           </a:stretch>
@@ -36326,6 +37165,7 @@
               <w:keepLines w:val="0"/>
               <w:widowControl/>
               <w:numPr>
+                <w:ilvl w:val="0"/>
                 <w:numId w:val="0"/>
               </w:numPr>
               <w:suppressLineNumbers w:val="0"/>
@@ -36392,7 +37232,7 @@
                 <w:sz w:val="24"/>
                 <w:szCs w:val="24"/>
               </w:rPr>
-              <w:t>35</w:t>
+              <w:t>40</w:t>
             </w:r>
             <w:r>
               <w:rPr>
@@ -36413,7 +37253,7 @@
                 <w:szCs w:val="24"/>
                 <w:lang w:val="fr-FR"/>
               </w:rPr>
-              <w:t>: raison du refus de visa par ambassade</w:t>
+              <w:t>: raisons du refus de visa par ambassade</w:t>
             </w:r>
           </w:p>
         </w:tc>
@@ -36429,7 +37269,9 @@
             <w:insideV w:val="none" w:color="auto" w:sz="0" w:space="0"/>
           </w:tblBorders>
           <w:tblCellMar>
+            <w:top w:w="0" w:type="dxa"/>
             <w:left w:w="108" w:type="dxa"/>
+            <w:bottom w:w="0" w:type="dxa"/>
             <w:right w:w="108" w:type="dxa"/>
           </w:tblCellMar>
         </w:tblPrEx>
@@ -36451,6 +37293,7 @@
               <w:keepLines w:val="0"/>
               <w:widowControl/>
               <w:numPr>
+                <w:ilvl w:val="0"/>
                 <w:numId w:val="0"/>
               </w:numPr>
               <w:suppressLineNumbers w:val="0"/>
@@ -36500,7 +37343,7 @@
                           </pic:cNvPicPr>
                         </pic:nvPicPr>
                         <pic:blipFill>
-                          <a:blip r:embed="rId44"/>
+                          <a:blip r:embed="rId49"/>
                           <a:stretch>
                             <a:fillRect/>
                           </a:stretch>
@@ -36528,6 +37371,7 @@
               <w:keepLines w:val="0"/>
               <w:widowControl/>
               <w:numPr>
+                <w:ilvl w:val="0"/>
                 <w:numId w:val="0"/>
               </w:numPr>
               <w:suppressLineNumbers w:val="0"/>
@@ -36594,7 +37438,7 @@
                 <w:sz w:val="24"/>
                 <w:szCs w:val="24"/>
               </w:rPr>
-              <w:t>36</w:t>
+              <w:t>41</w:t>
             </w:r>
             <w:r>
               <w:rPr>
@@ -36627,6 +37471,7 @@
         <w:keepLines w:val="0"/>
         <w:widowControl/>
         <w:numPr>
+          <w:ilvl w:val="0"/>
           <w:numId w:val="0"/>
         </w:numPr>
         <w:suppressLineNumbers w:val="0"/>
@@ -36767,11 +37612,12 @@
           <w:szCs w:val="24"/>
           <w:lang w:val="fr-FR"/>
         </w:rPr>
-        <w:t>: captures besoins agent contrôle aux frontières</w:t>
+        <w:t>: captures besoins fonctionnels pou le module agent contrôle aux frontières</w:t>
       </w:r>
     </w:p>
     <w:tbl>
       <w:tblPr>
+        <w:tblStyle w:val="17"/>
         <w:tblW w:w="11443" w:type="dxa"/>
         <w:tblInd w:w="-1471" w:type="dxa"/>
         <w:tblBorders>
@@ -36784,7 +37630,9 @@
         </w:tblBorders>
         <w:tblLayout w:type="fixed"/>
         <w:tblCellMar>
+          <w:top w:w="0" w:type="dxa"/>
           <w:left w:w="108" w:type="dxa"/>
+          <w:bottom w:w="0" w:type="dxa"/>
           <w:right w:w="108" w:type="dxa"/>
         </w:tblCellMar>
       </w:tblPr>
@@ -36803,7 +37651,9 @@
             <w:insideV w:val="none" w:color="auto" w:sz="0" w:space="0"/>
           </w:tblBorders>
           <w:tblCellMar>
+            <w:top w:w="0" w:type="dxa"/>
             <w:left w:w="108" w:type="dxa"/>
+            <w:bottom w:w="0" w:type="dxa"/>
             <w:right w:w="108" w:type="dxa"/>
           </w:tblCellMar>
         </w:tblPrEx>
@@ -36821,6 +37671,7 @@
               <w:keepLines w:val="0"/>
               <w:widowControl/>
               <w:numPr>
+                <w:ilvl w:val="0"/>
                 <w:numId w:val="0"/>
               </w:numPr>
               <w:suppressLineNumbers w:val="0"/>
@@ -36870,7 +37721,7 @@
                           </pic:cNvPicPr>
                         </pic:nvPicPr>
                         <pic:blipFill>
-                          <a:blip r:embed="rId45"/>
+                          <a:blip r:embed="rId50"/>
                           <a:stretch>
                             <a:fillRect/>
                           </a:stretch>
@@ -36898,6 +37749,7 @@
               <w:keepLines w:val="0"/>
               <w:widowControl/>
               <w:numPr>
+                <w:ilvl w:val="0"/>
                 <w:numId w:val="0"/>
               </w:numPr>
               <w:suppressLineNumbers w:val="0"/>
@@ -36964,7 +37816,7 @@
                 <w:sz w:val="22"/>
                 <w:szCs w:val="22"/>
               </w:rPr>
-              <w:t>37</w:t>
+              <w:t>42</w:t>
             </w:r>
             <w:r>
               <w:rPr>
@@ -37003,6 +37855,7 @@
               <w:keepLines w:val="0"/>
               <w:widowControl/>
               <w:numPr>
+                <w:ilvl w:val="0"/>
                 <w:numId w:val="0"/>
               </w:numPr>
               <w:suppressLineNumbers w:val="0"/>
@@ -37052,7 +37905,7 @@
                           </pic:cNvPicPr>
                         </pic:nvPicPr>
                         <pic:blipFill>
-                          <a:blip r:embed="rId46"/>
+                          <a:blip r:embed="rId51"/>
                           <a:stretch>
                             <a:fillRect/>
                           </a:stretch>
@@ -37080,6 +37933,7 @@
               <w:keepLines w:val="0"/>
               <w:widowControl/>
               <w:numPr>
+                <w:ilvl w:val="0"/>
                 <w:numId w:val="0"/>
               </w:numPr>
               <w:suppressLineNumbers w:val="0"/>
@@ -37146,7 +38000,7 @@
                 <w:sz w:val="24"/>
                 <w:szCs w:val="24"/>
               </w:rPr>
-              <w:t>38</w:t>
+              <w:t>43</w:t>
             </w:r>
             <w:r>
               <w:rPr>
@@ -37183,7 +38037,9 @@
             <w:insideV w:val="none" w:color="auto" w:sz="0" w:space="0"/>
           </w:tblBorders>
           <w:tblCellMar>
+            <w:top w:w="0" w:type="dxa"/>
             <w:left w:w="108" w:type="dxa"/>
+            <w:bottom w:w="0" w:type="dxa"/>
             <w:right w:w="108" w:type="dxa"/>
           </w:tblCellMar>
         </w:tblPrEx>
@@ -37201,6 +38057,7 @@
               <w:keepLines w:val="0"/>
               <w:widowControl/>
               <w:numPr>
+                <w:ilvl w:val="0"/>
                 <w:numId w:val="0"/>
               </w:numPr>
               <w:suppressLineNumbers w:val="0"/>
@@ -37250,7 +38107,7 @@
                           </pic:cNvPicPr>
                         </pic:nvPicPr>
                         <pic:blipFill>
-                          <a:blip r:embed="rId47"/>
+                          <a:blip r:embed="rId52"/>
                           <a:stretch>
                             <a:fillRect/>
                           </a:stretch>
@@ -37278,6 +38135,7 @@
               <w:keepLines w:val="0"/>
               <w:widowControl/>
               <w:numPr>
+                <w:ilvl w:val="0"/>
                 <w:numId w:val="0"/>
               </w:numPr>
               <w:suppressLineNumbers w:val="0"/>
@@ -37344,7 +38202,7 @@
                 <w:sz w:val="24"/>
                 <w:szCs w:val="24"/>
               </w:rPr>
-              <w:t>39</w:t>
+              <w:t>44</w:t>
             </w:r>
             <w:r>
               <w:rPr>
@@ -37383,6 +38241,7 @@
               <w:keepLines w:val="0"/>
               <w:widowControl/>
               <w:numPr>
+                <w:ilvl w:val="0"/>
                 <w:numId w:val="0"/>
               </w:numPr>
               <w:suppressLineNumbers w:val="0"/>
@@ -37432,7 +38291,7 @@
                           </pic:cNvPicPr>
                         </pic:nvPicPr>
                         <pic:blipFill>
-                          <a:blip r:embed="rId48"/>
+                          <a:blip r:embed="rId53"/>
                           <a:stretch>
                             <a:fillRect/>
                           </a:stretch>
@@ -37460,6 +38319,7 @@
               <w:keepLines w:val="0"/>
               <w:widowControl/>
               <w:numPr>
+                <w:ilvl w:val="0"/>
                 <w:numId w:val="0"/>
               </w:numPr>
               <w:suppressLineNumbers w:val="0"/>
@@ -37526,7 +38386,7 @@
                 <w:sz w:val="24"/>
                 <w:szCs w:val="24"/>
               </w:rPr>
-              <w:t>40</w:t>
+              <w:t>45</w:t>
             </w:r>
             <w:r>
               <w:rPr>
@@ -37802,6 +38662,7 @@
     </w:p>
     <w:tbl>
       <w:tblPr>
+        <w:tblStyle w:val="17"/>
         <w:tblW w:w="9655" w:type="dxa"/>
         <w:tblInd w:w="0" w:type="dxa"/>
         <w:tblBorders>
@@ -37814,7 +38675,9 @@
         </w:tblBorders>
         <w:tblLayout w:type="autofit"/>
         <w:tblCellMar>
+          <w:top w:w="0" w:type="dxa"/>
           <w:left w:w="108" w:type="dxa"/>
+          <w:bottom w:w="0" w:type="dxa"/>
           <w:right w:w="108" w:type="dxa"/>
         </w:tblCellMar>
       </w:tblPr>
@@ -37834,7 +38697,9 @@
             <w:insideV w:val="single" w:color="auto" w:sz="4" w:space="0"/>
           </w:tblBorders>
           <w:tblCellMar>
+            <w:top w:w="0" w:type="dxa"/>
             <w:left w:w="108" w:type="dxa"/>
+            <w:bottom w:w="0" w:type="dxa"/>
             <w:right w:w="108" w:type="dxa"/>
           </w:tblCellMar>
         </w:tblPrEx>
@@ -37947,7 +38812,9 @@
             <w:insideV w:val="single" w:color="auto" w:sz="4" w:space="0"/>
           </w:tblBorders>
           <w:tblCellMar>
+            <w:top w:w="0" w:type="dxa"/>
             <w:left w:w="108" w:type="dxa"/>
+            <w:bottom w:w="0" w:type="dxa"/>
             <w:right w:w="108" w:type="dxa"/>
           </w:tblCellMar>
         </w:tblPrEx>
@@ -38048,7 +38915,9 @@
             <w:insideV w:val="single" w:color="auto" w:sz="4" w:space="0"/>
           </w:tblBorders>
           <w:tblCellMar>
+            <w:top w:w="0" w:type="dxa"/>
             <w:left w:w="108" w:type="dxa"/>
+            <w:bottom w:w="0" w:type="dxa"/>
             <w:right w:w="108" w:type="dxa"/>
           </w:tblCellMar>
         </w:tblPrEx>
@@ -38154,7 +39023,9 @@
             <w:insideV w:val="single" w:color="auto" w:sz="4" w:space="0"/>
           </w:tblBorders>
           <w:tblCellMar>
+            <w:top w:w="0" w:type="dxa"/>
             <w:left w:w="108" w:type="dxa"/>
+            <w:bottom w:w="0" w:type="dxa"/>
             <w:right w:w="108" w:type="dxa"/>
           </w:tblCellMar>
         </w:tblPrEx>
@@ -38257,7 +39128,9 @@
             <w:insideV w:val="single" w:color="auto" w:sz="4" w:space="0"/>
           </w:tblBorders>
           <w:tblCellMar>
+            <w:top w:w="0" w:type="dxa"/>
             <w:left w:w="108" w:type="dxa"/>
+            <w:bottom w:w="0" w:type="dxa"/>
             <w:right w:w="108" w:type="dxa"/>
           </w:tblCellMar>
         </w:tblPrEx>
@@ -38361,7 +39234,9 @@
             <w:insideV w:val="single" w:color="auto" w:sz="4" w:space="0"/>
           </w:tblBorders>
           <w:tblCellMar>
+            <w:top w:w="0" w:type="dxa"/>
             <w:left w:w="108" w:type="dxa"/>
+            <w:bottom w:w="0" w:type="dxa"/>
             <w:right w:w="108" w:type="dxa"/>
           </w:tblCellMar>
         </w:tblPrEx>
@@ -38462,7 +39337,9 @@
             <w:insideV w:val="single" w:color="auto" w:sz="4" w:space="0"/>
           </w:tblBorders>
           <w:tblCellMar>
+            <w:top w:w="0" w:type="dxa"/>
             <w:left w:w="108" w:type="dxa"/>
+            <w:bottom w:w="0" w:type="dxa"/>
             <w:right w:w="108" w:type="dxa"/>
           </w:tblCellMar>
         </w:tblPrEx>
@@ -38566,7 +39443,9 @@
             <w:insideV w:val="single" w:color="auto" w:sz="4" w:space="0"/>
           </w:tblBorders>
           <w:tblCellMar>
+            <w:top w:w="0" w:type="dxa"/>
             <w:left w:w="108" w:type="dxa"/>
+            <w:bottom w:w="0" w:type="dxa"/>
             <w:right w:w="108" w:type="dxa"/>
           </w:tblCellMar>
         </w:tblPrEx>
@@ -38725,7 +39604,9 @@
             <w:insideV w:val="single" w:color="auto" w:sz="4" w:space="0"/>
           </w:tblBorders>
           <w:tblCellMar>
+            <w:top w:w="0" w:type="dxa"/>
             <w:left w:w="108" w:type="dxa"/>
+            <w:bottom w:w="0" w:type="dxa"/>
             <w:right w:w="108" w:type="dxa"/>
           </w:tblCellMar>
         </w:tblPrEx>
@@ -38826,7 +39707,9 @@
             <w:insideV w:val="single" w:color="auto" w:sz="4" w:space="0"/>
           </w:tblBorders>
           <w:tblCellMar>
+            <w:top w:w="0" w:type="dxa"/>
             <w:left w:w="108" w:type="dxa"/>
+            <w:bottom w:w="0" w:type="dxa"/>
             <w:right w:w="108" w:type="dxa"/>
           </w:tblCellMar>
         </w:tblPrEx>
@@ -38926,7 +39809,7 @@
           <w:rFonts w:hint="default" w:ascii="Times New Roman" w:hAnsi="Times New Roman" w:cs="Times New Roman"/>
           <w:lang w:val="fr-FR"/>
         </w:rPr>
-        <w:t>Ressources materielles du projet</w:t>
+        <w:t>Ressources matérielles du projet</w:t>
       </w:r>
     </w:p>
     <w:p>
@@ -39118,6 +40001,7 @@
     </w:p>
     <w:tbl>
       <w:tblPr>
+        <w:tblStyle w:val="17"/>
         <w:tblW w:w="10164" w:type="dxa"/>
         <w:tblInd w:w="-485" w:type="dxa"/>
         <w:tblBorders>
@@ -39130,7 +40014,9 @@
         </w:tblBorders>
         <w:tblLayout w:type="fixed"/>
         <w:tblCellMar>
+          <w:top w:w="0" w:type="dxa"/>
           <w:left w:w="108" w:type="dxa"/>
+          <w:bottom w:w="0" w:type="dxa"/>
           <w:right w:w="108" w:type="dxa"/>
         </w:tblCellMar>
       </w:tblPr>
@@ -39151,6 +40037,12 @@
             <w:insideH w:val="single" w:color="auto" w:sz="4" w:space="0"/>
             <w:insideV w:val="single" w:color="auto" w:sz="4" w:space="0"/>
           </w:tblBorders>
+          <w:tblCellMar>
+            <w:top w:w="0" w:type="dxa"/>
+            <w:left w:w="108" w:type="dxa"/>
+            <w:bottom w:w="0" w:type="dxa"/>
+            <w:right w:w="108" w:type="dxa"/>
+          </w:tblCellMar>
         </w:tblPrEx>
         <w:trPr>
           <w:trHeight w:val="902" w:hRule="atLeast"/>
@@ -39369,7 +40261,9 @@
             <w:insideV w:val="single" w:color="auto" w:sz="4" w:space="0"/>
           </w:tblBorders>
           <w:tblCellMar>
+            <w:top w:w="0" w:type="dxa"/>
             <w:left w:w="108" w:type="dxa"/>
+            <w:bottom w:w="0" w:type="dxa"/>
             <w:right w:w="108" w:type="dxa"/>
           </w:tblCellMar>
         </w:tblPrEx>
@@ -39676,7 +40570,9 @@
             <w:insideV w:val="single" w:color="auto" w:sz="4" w:space="0"/>
           </w:tblBorders>
           <w:tblCellMar>
+            <w:top w:w="0" w:type="dxa"/>
             <w:left w:w="108" w:type="dxa"/>
+            <w:bottom w:w="0" w:type="dxa"/>
             <w:right w:w="108" w:type="dxa"/>
           </w:tblCellMar>
         </w:tblPrEx>
@@ -39894,7 +40790,9 @@
             <w:insideV w:val="single" w:color="auto" w:sz="4" w:space="0"/>
           </w:tblBorders>
           <w:tblCellMar>
+            <w:top w:w="0" w:type="dxa"/>
             <w:left w:w="108" w:type="dxa"/>
+            <w:bottom w:w="0" w:type="dxa"/>
             <w:right w:w="108" w:type="dxa"/>
           </w:tblCellMar>
         </w:tblPrEx>
@@ -40107,7 +41005,9 @@
             <w:insideV w:val="single" w:color="auto" w:sz="4" w:space="0"/>
           </w:tblBorders>
           <w:tblCellMar>
+            <w:top w:w="0" w:type="dxa"/>
             <w:left w:w="108" w:type="dxa"/>
+            <w:bottom w:w="0" w:type="dxa"/>
             <w:right w:w="108" w:type="dxa"/>
           </w:tblCellMar>
         </w:tblPrEx>
@@ -40325,7 +41225,9 @@
             <w:insideV w:val="single" w:color="auto" w:sz="4" w:space="0"/>
           </w:tblBorders>
           <w:tblCellMar>
+            <w:top w:w="0" w:type="dxa"/>
             <w:left w:w="108" w:type="dxa"/>
+            <w:bottom w:w="0" w:type="dxa"/>
             <w:right w:w="108" w:type="dxa"/>
           </w:tblCellMar>
         </w:tblPrEx>
@@ -40538,7 +41440,9 @@
             <w:insideV w:val="single" w:color="auto" w:sz="4" w:space="0"/>
           </w:tblBorders>
           <w:tblCellMar>
+            <w:top w:w="0" w:type="dxa"/>
             <w:left w:w="108" w:type="dxa"/>
+            <w:bottom w:w="0" w:type="dxa"/>
             <w:right w:w="108" w:type="dxa"/>
           </w:tblCellMar>
         </w:tblPrEx>
@@ -40849,6 +41753,7 @@
     </w:p>
     <w:tbl>
       <w:tblPr>
+        <w:tblStyle w:val="17"/>
         <w:tblW w:w="9475" w:type="dxa"/>
         <w:tblInd w:w="0" w:type="dxa"/>
         <w:tblBorders>
@@ -40861,7 +41766,9 @@
         </w:tblBorders>
         <w:tblLayout w:type="fixed"/>
         <w:tblCellMar>
+          <w:top w:w="0" w:type="dxa"/>
           <w:left w:w="108" w:type="dxa"/>
+          <w:bottom w:w="0" w:type="dxa"/>
           <w:right w:w="108" w:type="dxa"/>
         </w:tblCellMar>
       </w:tblPr>
@@ -40885,7 +41792,9 @@
             <w:insideV w:val="single" w:color="auto" w:sz="4" w:space="0"/>
           </w:tblBorders>
           <w:tblCellMar>
+            <w:top w:w="0" w:type="dxa"/>
             <w:left w:w="108" w:type="dxa"/>
+            <w:bottom w:w="0" w:type="dxa"/>
             <w:right w:w="108" w:type="dxa"/>
           </w:tblCellMar>
         </w:tblPrEx>
@@ -41100,7 +42009,9 @@
             <w:insideV w:val="single" w:color="auto" w:sz="4" w:space="0"/>
           </w:tblBorders>
           <w:tblCellMar>
+            <w:top w:w="0" w:type="dxa"/>
             <w:left w:w="108" w:type="dxa"/>
+            <w:bottom w:w="0" w:type="dxa"/>
             <w:right w:w="108" w:type="dxa"/>
           </w:tblCellMar>
         </w:tblPrEx>
@@ -41287,7 +42198,9 @@
             <w:insideV w:val="single" w:color="auto" w:sz="4" w:space="0"/>
           </w:tblBorders>
           <w:tblCellMar>
+            <w:top w:w="0" w:type="dxa"/>
             <w:left w:w="108" w:type="dxa"/>
+            <w:bottom w:w="0" w:type="dxa"/>
             <w:right w:w="108" w:type="dxa"/>
           </w:tblCellMar>
         </w:tblPrEx>
@@ -41480,7 +42393,9 @@
             <w:insideV w:val="single" w:color="auto" w:sz="4" w:space="0"/>
           </w:tblBorders>
           <w:tblCellMar>
+            <w:top w:w="0" w:type="dxa"/>
             <w:left w:w="108" w:type="dxa"/>
+            <w:bottom w:w="0" w:type="dxa"/>
             <w:right w:w="108" w:type="dxa"/>
           </w:tblCellMar>
         </w:tblPrEx>
@@ -41667,7 +42582,9 @@
             <w:insideV w:val="single" w:color="auto" w:sz="4" w:space="0"/>
           </w:tblBorders>
           <w:tblCellMar>
+            <w:top w:w="0" w:type="dxa"/>
             <w:left w:w="108" w:type="dxa"/>
+            <w:bottom w:w="0" w:type="dxa"/>
             <w:right w:w="108" w:type="dxa"/>
           </w:tblCellMar>
         </w:tblPrEx>
@@ -41860,7 +42777,9 @@
             <w:insideV w:val="single" w:color="auto" w:sz="4" w:space="0"/>
           </w:tblBorders>
           <w:tblCellMar>
+            <w:top w:w="0" w:type="dxa"/>
             <w:left w:w="108" w:type="dxa"/>
+            <w:bottom w:w="0" w:type="dxa"/>
             <w:right w:w="108" w:type="dxa"/>
           </w:tblCellMar>
         </w:tblPrEx>
@@ -41941,14 +42860,6 @@
     </w:p>
     <w:p>
       <w:pPr>
-        <w:rPr>
-          <w:rFonts w:hint="default"/>
-          <w:lang w:val="fr-FR"/>
-        </w:rPr>
-      </w:pPr>
-    </w:p>
-    <w:p>
-      <w:pPr>
         <w:pStyle w:val="4"/>
         <w:numPr>
           <w:ilvl w:val="0"/>
@@ -42141,6 +43052,7 @@
     </w:p>
     <w:tbl>
       <w:tblPr>
+        <w:tblStyle w:val="17"/>
         <w:tblW w:w="0" w:type="auto"/>
         <w:tblInd w:w="0" w:type="dxa"/>
         <w:tblBorders>
@@ -42153,7 +43065,9 @@
         </w:tblBorders>
         <w:tblLayout w:type="autofit"/>
         <w:tblCellMar>
+          <w:top w:w="0" w:type="dxa"/>
           <w:left w:w="108" w:type="dxa"/>
+          <w:bottom w:w="0" w:type="dxa"/>
           <w:right w:w="108" w:type="dxa"/>
         </w:tblCellMar>
       </w:tblPr>
@@ -42172,7 +43086,9 @@
             <w:insideV w:val="single" w:color="auto" w:sz="4" w:space="0"/>
           </w:tblBorders>
           <w:tblCellMar>
+            <w:top w:w="0" w:type="dxa"/>
             <w:left w:w="108" w:type="dxa"/>
+            <w:bottom w:w="0" w:type="dxa"/>
             <w:right w:w="108" w:type="dxa"/>
           </w:tblCellMar>
         </w:tblPrEx>
@@ -42254,7 +43170,9 @@
             <w:insideV w:val="single" w:color="auto" w:sz="4" w:space="0"/>
           </w:tblBorders>
           <w:tblCellMar>
+            <w:top w:w="0" w:type="dxa"/>
             <w:left w:w="108" w:type="dxa"/>
+            <w:bottom w:w="0" w:type="dxa"/>
             <w:right w:w="108" w:type="dxa"/>
           </w:tblCellMar>
         </w:tblPrEx>
@@ -42328,7 +43246,9 @@
             <w:insideV w:val="single" w:color="auto" w:sz="4" w:space="0"/>
           </w:tblBorders>
           <w:tblCellMar>
+            <w:top w:w="0" w:type="dxa"/>
             <w:left w:w="108" w:type="dxa"/>
+            <w:bottom w:w="0" w:type="dxa"/>
             <w:right w:w="108" w:type="dxa"/>
           </w:tblCellMar>
         </w:tblPrEx>
@@ -42404,7 +43324,9 @@
             <w:insideV w:val="single" w:color="auto" w:sz="4" w:space="0"/>
           </w:tblBorders>
           <w:tblCellMar>
+            <w:top w:w="0" w:type="dxa"/>
             <w:left w:w="108" w:type="dxa"/>
+            <w:bottom w:w="0" w:type="dxa"/>
             <w:right w:w="108" w:type="dxa"/>
           </w:tblCellMar>
         </w:tblPrEx>
@@ -42478,7 +43400,9 @@
             <w:insideV w:val="single" w:color="auto" w:sz="4" w:space="0"/>
           </w:tblBorders>
           <w:tblCellMar>
+            <w:top w:w="0" w:type="dxa"/>
             <w:left w:w="108" w:type="dxa"/>
+            <w:bottom w:w="0" w:type="dxa"/>
             <w:right w:w="108" w:type="dxa"/>
           </w:tblCellMar>
         </w:tblPrEx>
@@ -42554,7 +43478,9 @@
             <w:insideV w:val="single" w:color="auto" w:sz="4" w:space="0"/>
           </w:tblBorders>
           <w:tblCellMar>
+            <w:top w:w="0" w:type="dxa"/>
             <w:left w:w="108" w:type="dxa"/>
+            <w:bottom w:w="0" w:type="dxa"/>
             <w:right w:w="108" w:type="dxa"/>
           </w:tblCellMar>
         </w:tblPrEx>
@@ -42800,97 +43726,8 @@
           <w:lang w:val="fr-FR"/>
         </w:rPr>
       </w:pPr>
-    </w:p>
-    <w:p>
-      <w:pPr>
-        <w:numPr>
-          <w:ilvl w:val="0"/>
-          <w:numId w:val="0"/>
-        </w:numPr>
-        <w:ind w:leftChars="0"/>
-        <w:rPr>
-          <w:rFonts w:hint="default"/>
-          <w:lang w:val="fr-FR"/>
-        </w:rPr>
-      </w:pPr>
-    </w:p>
-    <w:p>
-      <w:pPr>
-        <w:numPr>
-          <w:ilvl w:val="0"/>
-          <w:numId w:val="0"/>
-        </w:numPr>
-        <w:ind w:leftChars="0"/>
-        <w:rPr>
-          <w:rFonts w:hint="default"/>
-          <w:lang w:val="fr-FR"/>
-        </w:rPr>
-      </w:pPr>
-    </w:p>
-    <w:p>
-      <w:pPr>
-        <w:numPr>
-          <w:ilvl w:val="0"/>
-          <w:numId w:val="0"/>
-        </w:numPr>
-        <w:ind w:leftChars="0"/>
-        <w:rPr>
-          <w:rFonts w:hint="default"/>
-          <w:lang w:val="fr-FR"/>
-        </w:rPr>
-      </w:pPr>
-    </w:p>
-    <w:p>
-      <w:pPr>
-        <w:numPr>
-          <w:ilvl w:val="0"/>
-          <w:numId w:val="0"/>
-        </w:numPr>
-        <w:ind w:leftChars="0"/>
-        <w:rPr>
-          <w:rFonts w:hint="default"/>
-          <w:lang w:val="fr-FR"/>
-        </w:rPr>
-      </w:pPr>
-    </w:p>
-    <w:p>
-      <w:pPr>
-        <w:numPr>
-          <w:ilvl w:val="0"/>
-          <w:numId w:val="0"/>
-        </w:numPr>
-        <w:ind w:leftChars="0"/>
-        <w:rPr>
-          <w:rFonts w:hint="default"/>
-          <w:lang w:val="fr-FR"/>
-        </w:rPr>
-      </w:pPr>
-    </w:p>
-    <w:p>
-      <w:pPr>
-        <w:numPr>
-          <w:ilvl w:val="0"/>
-          <w:numId w:val="0"/>
-        </w:numPr>
-        <w:ind w:leftChars="0"/>
-        <w:rPr>
-          <w:rFonts w:hint="default"/>
-          <w:lang w:val="fr-FR"/>
-        </w:rPr>
-      </w:pPr>
-    </w:p>
-    <w:p>
-      <w:pPr>
-        <w:numPr>
-          <w:ilvl w:val="0"/>
-          <w:numId w:val="0"/>
-        </w:numPr>
-        <w:ind w:leftChars="0"/>
-        <w:rPr>
-          <w:rFonts w:hint="default"/>
-          <w:lang w:val="fr-FR"/>
-        </w:rPr>
-      </w:pPr>
+      <w:bookmarkStart w:id="0" w:name="_GoBack"/>
+      <w:bookmarkEnd w:id="0"/>
     </w:p>
     <w:p>
       <w:pPr>
@@ -43079,122 +43916,6 @@
         </w:numPr>
         <w:spacing w:line="360" w:lineRule="auto"/>
         <w:ind w:leftChars="0"/>
-        <w:rPr>
-          <w:rFonts w:hint="default" w:ascii="Times New Roman" w:hAnsi="Times New Roman" w:cs="Times New Roman"/>
-          <w:sz w:val="24"/>
-          <w:szCs w:val="24"/>
-          <w:lang w:val="fr-FR"/>
-        </w:rPr>
-      </w:pPr>
-    </w:p>
-    <w:p>
-      <w:pPr>
-        <w:rPr>
-          <w:rFonts w:hint="default"/>
-          <w:lang w:val="fr-FR"/>
-        </w:rPr>
-      </w:pPr>
-    </w:p>
-    <w:p>
-      <w:pPr>
-        <w:rPr>
-          <w:rFonts w:hint="default"/>
-          <w:lang w:val="fr-FR"/>
-        </w:rPr>
-      </w:pPr>
-    </w:p>
-    <w:p>
-      <w:pPr>
-        <w:rPr>
-          <w:rFonts w:hint="default" w:ascii="Times New Roman" w:hAnsi="Times New Roman" w:cs="Times New Roman"/>
-          <w:sz w:val="24"/>
-          <w:szCs w:val="24"/>
-          <w:lang w:val="fr-FR"/>
-        </w:rPr>
-      </w:pPr>
-    </w:p>
-    <w:p>
-      <w:pPr>
-        <w:rPr>
-          <w:rFonts w:hint="default" w:ascii="Times New Roman" w:hAnsi="Times New Roman" w:cs="Times New Roman"/>
-          <w:sz w:val="24"/>
-          <w:szCs w:val="24"/>
-          <w:lang w:val="fr-FR"/>
-        </w:rPr>
-      </w:pPr>
-    </w:p>
-    <w:p>
-      <w:pPr>
-        <w:rPr>
-          <w:rFonts w:hint="default" w:ascii="Times New Roman" w:hAnsi="Times New Roman" w:cs="Times New Roman"/>
-          <w:sz w:val="24"/>
-          <w:szCs w:val="24"/>
-          <w:lang w:val="fr-FR"/>
-        </w:rPr>
-      </w:pPr>
-    </w:p>
-    <w:p>
-      <w:pPr>
-        <w:rPr>
-          <w:rFonts w:hint="default" w:ascii="Times New Roman" w:hAnsi="Times New Roman" w:cs="Times New Roman"/>
-          <w:sz w:val="24"/>
-          <w:szCs w:val="24"/>
-          <w:lang w:val="fr-FR"/>
-        </w:rPr>
-      </w:pPr>
-    </w:p>
-    <w:p>
-      <w:pPr>
-        <w:rPr>
-          <w:rFonts w:hint="default" w:ascii="Times New Roman" w:hAnsi="Times New Roman" w:cs="Times New Roman"/>
-          <w:sz w:val="24"/>
-          <w:szCs w:val="24"/>
-          <w:lang w:val="fr-FR"/>
-        </w:rPr>
-      </w:pPr>
-    </w:p>
-    <w:p>
-      <w:pPr>
-        <w:rPr>
-          <w:rFonts w:hint="default" w:ascii="Times New Roman" w:hAnsi="Times New Roman" w:cs="Times New Roman"/>
-          <w:sz w:val="24"/>
-          <w:szCs w:val="24"/>
-          <w:lang w:val="fr-FR"/>
-        </w:rPr>
-      </w:pPr>
-    </w:p>
-    <w:p>
-      <w:pPr>
-        <w:rPr>
-          <w:rFonts w:hint="default" w:ascii="Times New Roman" w:hAnsi="Times New Roman" w:cs="Times New Roman"/>
-          <w:sz w:val="24"/>
-          <w:szCs w:val="24"/>
-          <w:lang w:val="fr-FR"/>
-        </w:rPr>
-      </w:pPr>
-    </w:p>
-    <w:p>
-      <w:pPr>
-        <w:rPr>
-          <w:rFonts w:hint="default" w:ascii="Times New Roman" w:hAnsi="Times New Roman" w:cs="Times New Roman"/>
-          <w:sz w:val="24"/>
-          <w:szCs w:val="24"/>
-          <w:lang w:val="fr-FR"/>
-        </w:rPr>
-      </w:pPr>
-    </w:p>
-    <w:p>
-      <w:pPr>
-        <w:rPr>
-          <w:rFonts w:hint="default" w:ascii="Times New Roman" w:hAnsi="Times New Roman" w:cs="Times New Roman"/>
-          <w:sz w:val="24"/>
-          <w:szCs w:val="24"/>
-          <w:lang w:val="fr-FR"/>
-        </w:rPr>
-      </w:pPr>
-    </w:p>
-    <w:p>
-      <w:pPr>
         <w:rPr>
           <w:rFonts w:hint="default" w:ascii="Times New Roman" w:hAnsi="Times New Roman" w:cs="Times New Roman"/>
           <w:sz w:val="24"/>
@@ -43226,15 +43947,6 @@
           <w:docGrid w:type="lines" w:linePitch="312" w:charSpace="0"/>
         </w:sectPr>
       </w:pPr>
-      <w:r>
-        <w:rPr>
-          <w:rFonts w:hint="default" w:ascii="Times New Roman" w:hAnsi="Times New Roman" w:cs="Times New Roman"/>
-          <w:sz w:val="24"/>
-          <w:szCs w:val="24"/>
-          <w:lang w:val="fr-FR"/>
-        </w:rPr>
-        <w:tab/>
-      </w:r>
     </w:p>
     <w:p>
       <w:pPr>
@@ -44643,7 +45355,7 @@
           <w:szCs w:val="24"/>
         </w:rPr>
         <w:pict>
-          <v:rect id="_x0000_i1042" o:spt="1" style="height:1.5pt;width:432pt;" fillcolor="#5B9BD5" filled="t" stroked="f" coordsize="21600,21600" o:hr="t" o:hrstd="t" o:hrnoshade="t" o:hralign="center">
+          <v:rect id="_x0000_i1041" o:spt="1" style="height:1.5pt;width:432pt;" fillcolor="#5B9BD5" filled="t" stroked="f" coordsize="21600,21600" o:hr="t" o:hrstd="t" o:hrnoshade="t" o:hralign="center">
             <v:path/>
             <v:fill on="t" color2="#FFFFFF" focussize="0,0"/>
             <v:stroke on="f"/>
@@ -44795,7 +45507,7 @@
         <w:bottom w:val="none" w:sz="0" w:space="0"/>
         <w:right w:val="none" w:sz="0" w:space="0"/>
       </w:pgBorders>
-      <w:pgNumType w:fmt="upperRoman" w:start="1"/>
+      <w:pgNumType w:fmt="upperRoman" w:start="12"/>
       <w:cols w:space="425" w:num="1"/>
       <w:docGrid w:type="lines" w:linePitch="312" w:charSpace="0"/>
     </w:sectPr>
@@ -44811,10 +45523,24 @@
       <w:spacing w:after="0" w:afterLines="100" w:afterAutospacing="0"/>
       <w:rPr>
         <w:rFonts w:hint="default" w:ascii="Times New Roman" w:hAnsi="Times New Roman" w:cs="Times New Roman"/>
+        <w:b w:val="0"/>
+        <w:bCs w:val="0"/>
+        <w:sz w:val="21"/>
+        <w:szCs w:val="21"/>
+        <w:lang w:val="fr-FR"/>
+      </w:rPr>
+    </w:pPr>
+  </w:p>
+  <w:p>
+    <w:pPr>
+      <w:pStyle w:val="15"/>
+      <w:spacing w:after="0" w:afterLines="100" w:afterAutospacing="0"/>
+      <w:rPr>
+        <w:rFonts w:hint="default" w:ascii="Times New Roman" w:hAnsi="Times New Roman" w:cs="Times New Roman"/>
         <w:b/>
         <w:bCs/>
-        <w:sz w:val="24"/>
-        <w:szCs w:val="24"/>
+        <w:sz w:val="21"/>
+        <w:szCs w:val="21"/>
         <w:lang w:val="fr-FR"/>
       </w:rPr>
     </w:pPr>
@@ -44823,8 +45549,8 @@
         <w:rFonts w:hint="default" w:ascii="Times New Roman" w:hAnsi="Times New Roman" w:cs="Times New Roman"/>
         <w:b w:val="0"/>
         <w:bCs w:val="0"/>
-        <w:sz w:val="24"/>
-        <w:szCs w:val="24"/>
+        <w:sz w:val="21"/>
+        <w:szCs w:val="21"/>
       </w:rPr>
       <mc:AlternateContent>
         <mc:Choice Requires="wps">
@@ -44832,12 +45558,12 @@
             <wp:anchor distT="0" distB="0" distL="114300" distR="114300" simplePos="0" relativeHeight="251660288" behindDoc="0" locked="0" layoutInCell="1" allowOverlap="1">
               <wp:simplePos x="0" y="0"/>
               <wp:positionH relativeFrom="margin">
-                <wp:posOffset>5174615</wp:posOffset>
+                <wp:posOffset>5092700</wp:posOffset>
               </wp:positionH>
               <wp:positionV relativeFrom="paragraph">
                 <wp:posOffset>0</wp:posOffset>
               </wp:positionV>
-              <wp:extent cx="243840" cy="1828800"/>
+              <wp:extent cx="181610" cy="1828800"/>
               <wp:effectExtent l="0" t="0" r="0" b="0"/>
               <wp:wrapNone/>
               <wp:docPr id="1" name="Zone de texte 1"/>
@@ -44849,7 +45575,7 @@
                     <wps:spPr>
                       <a:xfrm>
                         <a:off x="0" y="0"/>
-                        <a:ext cx="243840" cy="1828800"/>
+                        <a:ext cx="181610" cy="1828800"/>
                       </a:xfrm>
                       <a:prstGeom prst="rect">
                         <a:avLst/>
@@ -44960,7 +45686,7 @@
         </mc:Choice>
         <mc:Fallback>
           <w:pict>
-            <v:shape id="_x0000_s1026" o:spid="_x0000_s1026" o:spt="202" type="#_x0000_t202" style="position:absolute;left:0pt;margin-left:407.45pt;margin-top:0pt;height:144pt;width:19.2pt;mso-position-horizontal-relative:margin;z-index:251660288;mso-width-relative:page;mso-height-relative:page;" filled="f" stroked="f" coordsize="21600,21600" o:gfxdata="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">
+            <v:shape id="_x0000_s1026" o:spid="_x0000_s1026" o:spt="202" type="#_x0000_t202" style="position:absolute;left:0pt;margin-left:401pt;margin-top:0pt;height:144pt;width:14.3pt;mso-position-horizontal-relative:margin;z-index:251660288;mso-width-relative:page;mso-height-relative:page;" filled="f" stroked="f" coordsize="21600,21600" o:gfxdata="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">
               <v:fill on="f" focussize="0,0"/>
               <v:stroke on="f" weight="0.5pt"/>
               <v:imagedata o:title=""/>
@@ -45051,19 +45777,95 @@
         <w:rFonts w:hint="default" w:ascii="Times New Roman" w:hAnsi="Times New Roman" w:cs="Times New Roman"/>
         <w:b w:val="0"/>
         <w:bCs w:val="0"/>
-        <w:sz w:val="24"/>
-        <w:szCs w:val="24"/>
+        <w:sz w:val="21"/>
+        <w:szCs w:val="21"/>
         <w:lang w:val="fr-FR"/>
       </w:rPr>
-      <w:t xml:space="preserve">Redige et presente par  </w:t>
+      <w:t>R</w:t>
+    </w:r>
+    <w:r>
+      <w:rPr>
+        <w:rFonts w:hint="default" w:ascii="Times New Roman" w:hAnsi="Times New Roman" w:cs="Times New Roman"/>
+        <w:sz w:val="22"/>
+        <w:szCs w:val="22"/>
+      </w:rPr>
+      <w:t>é</w:t>
+    </w:r>
+    <w:r>
+      <w:rPr>
+        <w:rFonts w:hint="default" w:ascii="Times New Roman" w:hAnsi="Times New Roman" w:cs="Times New Roman"/>
+        <w:b w:val="0"/>
+        <w:bCs w:val="0"/>
+        <w:sz w:val="21"/>
+        <w:szCs w:val="21"/>
+        <w:lang w:val="fr-FR"/>
+      </w:rPr>
+      <w:t>dig</w:t>
+    </w:r>
+    <w:r>
+      <w:rPr>
+        <w:rFonts w:hint="default" w:ascii="Times New Roman" w:hAnsi="Times New Roman" w:cs="Times New Roman"/>
+        <w:sz w:val="22"/>
+        <w:szCs w:val="22"/>
+      </w:rPr>
+      <w:t>é</w:t>
+    </w:r>
+    <w:r>
+      <w:rPr>
+        <w:rFonts w:hint="default" w:ascii="Times New Roman" w:hAnsi="Times New Roman" w:cs="Times New Roman"/>
+        <w:b w:val="0"/>
+        <w:bCs w:val="0"/>
+        <w:sz w:val="21"/>
+        <w:szCs w:val="21"/>
+        <w:lang w:val="fr-FR"/>
+      </w:rPr>
+      <w:t xml:space="preserve"> et pr</w:t>
+    </w:r>
+    <w:r>
+      <w:rPr>
+        <w:rFonts w:hint="default" w:ascii="Times New Roman" w:hAnsi="Times New Roman" w:cs="Times New Roman"/>
+        <w:sz w:val="22"/>
+        <w:szCs w:val="22"/>
+      </w:rPr>
+      <w:t>é</w:t>
+    </w:r>
+    <w:r>
+      <w:rPr>
+        <w:rFonts w:hint="default" w:ascii="Times New Roman" w:hAnsi="Times New Roman" w:cs="Times New Roman"/>
+        <w:b w:val="0"/>
+        <w:bCs w:val="0"/>
+        <w:sz w:val="21"/>
+        <w:szCs w:val="21"/>
+        <w:lang w:val="fr-FR"/>
+      </w:rPr>
+      <w:t>sent</w:t>
+    </w:r>
+    <w:r>
+      <w:rPr>
+        <w:rFonts w:hint="default" w:ascii="Times New Roman" w:hAnsi="Times New Roman" w:cs="Times New Roman"/>
+        <w:sz w:val="22"/>
+        <w:szCs w:val="22"/>
+      </w:rPr>
+      <w:t>é</w:t>
+    </w:r>
+    <w:r>
+      <w:rPr>
+        <w:rFonts w:hint="default" w:ascii="Times New Roman" w:hAnsi="Times New Roman" w:cs="Times New Roman"/>
+        <w:b w:val="0"/>
+        <w:bCs w:val="0"/>
+        <w:sz w:val="21"/>
+        <w:szCs w:val="21"/>
+        <w:lang w:val="fr-FR"/>
+      </w:rPr>
+      <w:t xml:space="preserve"> par  </w:t>
     </w:r>
     <w:r>
       <w:rPr>
         <w:rFonts w:hint="default" w:ascii="Times New Roman" w:hAnsi="Times New Roman" w:cs="Times New Roman"/>
         <w:b/>
         <w:bCs/>
-        <w:sz w:val="24"/>
-        <w:szCs w:val="24"/>
+        <w:sz w:val="21"/>
+        <w:szCs w:val="21"/>
         <w:lang w:val="fr-FR"/>
       </w:rPr>
       <w:t xml:space="preserve">MESSANGA CHARLES PERIG, </w:t>
@@ -45071,13 +45873,40 @@
     <w:r>
       <w:rPr>
         <w:rFonts w:hint="default" w:ascii="Times New Roman" w:hAnsi="Times New Roman" w:cs="Times New Roman"/>
+        <w:sz w:val="22"/>
+        <w:szCs w:val="22"/>
+      </w:rPr>
+      <w:t>é</w:t>
+    </w:r>
+    <w:r>
+      <w:rPr>
+        <w:rFonts w:hint="default" w:ascii="Times New Roman" w:hAnsi="Times New Roman" w:cs="Times New Roman"/>
         <w:b w:val="0"/>
         <w:bCs w:val="0"/>
+        <w:sz w:val="21"/>
+        <w:szCs w:val="21"/>
+        <w:lang w:val="fr-FR"/>
+      </w:rPr>
+      <w:t xml:space="preserve">tudiant en fin de cycle Ingénieur </w:t>
+    </w:r>
+    <w:r>
+      <w:rPr>
+        <w:rFonts w:hint="default" w:ascii="Times New Roman" w:hAnsi="Times New Roman" w:cs="Times New Roman"/>
         <w:sz w:val="24"/>
         <w:szCs w:val="24"/>
+      </w:rPr>
+      <w:t>à</w:t>
+    </w:r>
+    <w:r>
+      <w:rPr>
+        <w:rFonts w:hint="default" w:ascii="Times New Roman" w:hAnsi="Times New Roman" w:cs="Times New Roman"/>
+        <w:b w:val="0"/>
+        <w:bCs w:val="0"/>
+        <w:sz w:val="21"/>
+        <w:szCs w:val="21"/>
         <w:lang w:val="fr-FR"/>
       </w:rPr>
-      <w:t>etudiant en fin de cycle Ingenieur a l’ENSPD, 2025/2026</w:t>
+      <w:t xml:space="preserve"> l’ENSPD, 2025/2026</w:t>
     </w:r>
   </w:p>
 </w:ftr>
@@ -45112,12 +45941,12 @@
             <wp:anchor distT="0" distB="0" distL="114300" distR="114300" simplePos="0" relativeHeight="251661312" behindDoc="0" locked="0" layoutInCell="1" allowOverlap="1">
               <wp:simplePos x="0" y="0"/>
               <wp:positionH relativeFrom="margin">
-                <wp:posOffset>5175250</wp:posOffset>
+                <wp:posOffset>5144135</wp:posOffset>
               </wp:positionH>
               <wp:positionV relativeFrom="paragraph">
-                <wp:posOffset>0</wp:posOffset>
+                <wp:posOffset>26670</wp:posOffset>
               </wp:positionV>
-              <wp:extent cx="251460" cy="175260"/>
+              <wp:extent cx="99060" cy="175260"/>
               <wp:effectExtent l="0" t="0" r="0" b="0"/>
               <wp:wrapNone/>
               <wp:docPr id="4" name="Zone de texte 4"/>
@@ -45129,7 +45958,7 @@
                     <wps:spPr>
                       <a:xfrm>
                         <a:off x="0" y="0"/>
-                        <a:ext cx="251460" cy="175260"/>
+                        <a:ext cx="99060" cy="175260"/>
                       </a:xfrm>
                       <a:prstGeom prst="rect">
                         <a:avLst/>
@@ -45240,7 +46069,7 @@
         </mc:Choice>
         <mc:Fallback>
           <w:pict>
-            <v:shape id="_x0000_s1026" o:spid="_x0000_s1026" o:spt="202" type="#_x0000_t202" style="position:absolute;left:0pt;margin-left:407.5pt;margin-top:0pt;height:13.8pt;width:19.8pt;mso-position-horizontal-relative:margin;z-index:251661312;mso-width-relative:page;mso-height-relative:page;" filled="f" stroked="f" coordsize="21600,21600" o:gfxdata="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">
+            <v:shape id="_x0000_s1026" o:spid="_x0000_s1026" o:spt="202" type="#_x0000_t202" style="position:absolute;left:0pt;margin-left:405.05pt;margin-top:2.1pt;height:13.8pt;width:7.8pt;mso-position-horizontal-relative:margin;z-index:251661312;mso-width-relative:page;mso-height-relative:page;" filled="f" stroked="f" coordsize="21600,21600" o:gfxdata="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">
               <v:fill on="f" focussize="0,0"/>
               <v:stroke on="f" weight="0.5pt"/>
               <v:imagedata o:title=""/>
@@ -45525,8 +46354,8 @@
         <w:rFonts w:hint="default" w:ascii="Times New Roman" w:hAnsi="Times New Roman" w:cs="Times New Roman"/>
         <w:b/>
         <w:bCs/>
-        <w:sz w:val="24"/>
-        <w:szCs w:val="24"/>
+        <w:sz w:val="21"/>
+        <w:szCs w:val="21"/>
         <w:lang w:val="fr-FR"/>
       </w:rPr>
     </w:pPr>
@@ -45535,24 +46364,24 @@
         <w:rFonts w:hint="default" w:ascii="Times New Roman" w:hAnsi="Times New Roman" w:cs="Times New Roman"/>
         <w:b w:val="0"/>
         <w:bCs w:val="0"/>
-        <w:sz w:val="24"/>
-        <w:szCs w:val="24"/>
+        <w:sz w:val="21"/>
+        <w:szCs w:val="21"/>
       </w:rPr>
       <mc:AlternateContent>
         <mc:Choice Requires="wps">
           <w:drawing>
-            <wp:anchor distT="0" distB="0" distL="114300" distR="114300" simplePos="0" relativeHeight="251665408" behindDoc="0" locked="0" layoutInCell="1" allowOverlap="1">
+            <wp:anchor distT="0" distB="0" distL="114300" distR="114300" simplePos="0" relativeHeight="251664384" behindDoc="0" locked="0" layoutInCell="1" allowOverlap="1">
               <wp:simplePos x="0" y="0"/>
               <wp:positionH relativeFrom="margin">
-                <wp:posOffset>5191125</wp:posOffset>
+                <wp:posOffset>5092700</wp:posOffset>
               </wp:positionH>
               <wp:positionV relativeFrom="paragraph">
-                <wp:posOffset>-7620</wp:posOffset>
+                <wp:posOffset>0</wp:posOffset>
               </wp:positionV>
-              <wp:extent cx="319405" cy="175260"/>
+              <wp:extent cx="181610" cy="1828800"/>
               <wp:effectExtent l="0" t="0" r="0" b="0"/>
               <wp:wrapNone/>
-              <wp:docPr id="11" name="Zone de texte 11"/>
+              <wp:docPr id="39" name="Zone de texte 39"/>
               <wp:cNvGraphicFramePr/>
               <a:graphic xmlns:a="http://schemas.openxmlformats.org/drawingml/2006/main">
                 <a:graphicData uri="http://schemas.microsoft.com/office/word/2010/wordprocessingShape">
@@ -45561,7 +46390,7 @@
                     <wps:spPr>
                       <a:xfrm>
                         <a:off x="0" y="0"/>
-                        <a:ext cx="319405" cy="175260"/>
+                        <a:ext cx="181610" cy="1828800"/>
                       </a:xfrm>
                       <a:prstGeom prst="rect">
                         <a:avLst/>
@@ -45594,7 +46423,28 @@
                               <w:rFonts w:hint="default" w:ascii="Times New Roman" w:hAnsi="Times New Roman" w:cs="Times New Roman"/>
                               <w:b/>
                               <w:bCs/>
-                              <w:lang w:val="fr-FR"/>
+                              <w:color w:val="auto"/>
+                              <w14:textFill>
+                                <w14:gradFill>
+                                  <w14:gsLst>
+                                    <w14:gs w14:pos="50000">
+                                      <w14:schemeClr w14:val="tx1"/>
+                                    </w14:gs>
+                                    <w14:gs w14:pos="0">
+                                      <w14:schemeClr w14:val="tx1">
+                                        <w14:lumMod w14:val="25000"/>
+                                        <w14:lumOff w14:val="75000"/>
+                                      </w14:schemeClr>
+                                    </w14:gs>
+                                    <w14:gs w14:pos="100000">
+                                      <w14:schemeClr w14:val="tx1">
+                                        <w14:lumMod w14:val="85000"/>
+                                      </w14:schemeClr>
+                                    </w14:gs>
+                                  </w14:gsLst>
+                                  <w14:lin w14:ang="5400000" w14:scaled="1"/>
+                                </w14:gradFill>
+                              </w14:textFill>
                             </w:rPr>
                           </w:pPr>
                           <w:r>
@@ -45602,26 +46452,46 @@
                               <w:rFonts w:hint="default" w:ascii="Times New Roman" w:hAnsi="Times New Roman" w:cs="Times New Roman"/>
                               <w:b/>
                               <w:bCs/>
-                              <w:lang w:val="fr-FR"/>
                             </w:rPr>
-                            <w:t>X11</w:t>
+                            <w:fldChar w:fldCharType="begin"/>
                           </w:r>
-                        </w:p>
-                        <w:p>
-                          <w:pPr>
-                            <w:pStyle w:val="15"/>
+                          <w:r>
                             <w:rPr>
                               <w:rFonts w:hint="default" w:ascii="Times New Roman" w:hAnsi="Times New Roman" w:cs="Times New Roman"/>
                               <w:b/>
                               <w:bCs/>
-                              <w:lang w:val="fr-FR"/>
                             </w:rPr>
-                          </w:pPr>
+                            <w:instrText xml:space="preserve"> PAGE  \* MERGEFORMAT </w:instrText>
+                          </w:r>
+                          <w:r>
+                            <w:rPr>
+                              <w:rFonts w:hint="default" w:ascii="Times New Roman" w:hAnsi="Times New Roman" w:cs="Times New Roman"/>
+                              <w:b/>
+                              <w:bCs/>
+                            </w:rPr>
+                            <w:fldChar w:fldCharType="separate"/>
+                          </w:r>
+                          <w:r>
+                            <w:rPr>
+                              <w:rFonts w:hint="default" w:ascii="Times New Roman" w:hAnsi="Times New Roman" w:cs="Times New Roman"/>
+                              <w:b/>
+                              <w:bCs/>
+                            </w:rPr>
+                            <w:t>1</w:t>
+                          </w:r>
+                          <w:r>
+                            <w:rPr>
+                              <w:rFonts w:hint="default" w:ascii="Times New Roman" w:hAnsi="Times New Roman" w:cs="Times New Roman"/>
+                              <w:b/>
+                              <w:bCs/>
+                            </w:rPr>
+                            <w:fldChar w:fldCharType="end"/>
+                          </w:r>
                         </w:p>
                       </w:txbxContent>
                     </wps:txbx>
                     <wps:bodyPr rot="0" spcFirstLastPara="0" vertOverflow="overflow" horzOverflow="overflow" vert="horz" wrap="square" lIns="0" tIns="0" rIns="0" bIns="0" numCol="1" spcCol="0" rtlCol="0" fromWordArt="0" anchor="t" anchorCtr="0" forceAA="0" upright="0" compatLnSpc="1">
-                      <a:noAutofit/>
+                      <a:spAutoFit/>
                     </wps:bodyPr>
                   </wps:wsp>
                 </a:graphicData>
@@ -45631,12 +46501,12 @@
         </mc:Choice>
         <mc:Fallback>
           <w:pict>
-            <v:shape id="_x0000_s1026" o:spid="_x0000_s1026" o:spt="202" type="#_x0000_t202" style="position:absolute;left:0pt;margin-left:408.75pt;margin-top:-0.6pt;height:13.8pt;width:25.15pt;mso-position-horizontal-relative:margin;z-index:251665408;mso-width-relative:page;mso-height-relative:page;" filled="f" stroked="f" coordsize="21600,21600" o:gfxdata="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">
+            <v:shape id="_x0000_s1026" o:spid="_x0000_s1026" o:spt="202" type="#_x0000_t202" style="position:absolute;left:0pt;margin-left:401pt;margin-top:0pt;height:144pt;width:14.3pt;mso-position-horizontal-relative:margin;z-index:251664384;mso-width-relative:page;mso-height-relative:page;" filled="f" stroked="f" coordsize="21600,21600" o:gfxdata="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">
               <v:fill on="f" focussize="0,0"/>
               <v:stroke on="f" weight="0.5pt"/>
               <v:imagedata o:title=""/>
               <o:lock v:ext="edit" aspectratio="f"/>
-              <v:textbox inset="0mm,0mm,0mm,0mm">
+              <v:textbox inset="0mm,0mm,0mm,0mm" style="mso-fit-shape-to-text:t;">
                 <w:txbxContent>
                   <w:p>
                     <w:pPr>
@@ -45645,7 +46515,28 @@
                         <w:rFonts w:hint="default" w:ascii="Times New Roman" w:hAnsi="Times New Roman" w:cs="Times New Roman"/>
                         <w:b/>
                         <w:bCs/>
-                        <w:lang w:val="fr-FR"/>
+                        <w:color w:val="auto"/>
+                        <w14:textFill>
+                          <w14:gradFill>
+                            <w14:gsLst>
+                              <w14:gs w14:pos="50000">
+                                <w14:schemeClr w14:val="tx1"/>
+                              </w14:gs>
+                              <w14:gs w14:pos="0">
+                                <w14:schemeClr w14:val="tx1">
+                                  <w14:lumMod w14:val="25000"/>
+                                  <w14:lumOff w14:val="75000"/>
+                                </w14:schemeClr>
+                              </w14:gs>
+                              <w14:gs w14:pos="100000">
+                                <w14:schemeClr w14:val="tx1">
+                                  <w14:lumMod w14:val="85000"/>
+                                </w14:schemeClr>
+                              </w14:gs>
+                            </w14:gsLst>
+                            <w14:lin w14:ang="5400000" w14:scaled="1"/>
+                          </w14:gradFill>
+                        </w14:textFill>
                       </w:rPr>
                     </w:pPr>
                     <w:r>
@@ -45653,21 +46544,41 @@
                         <w:rFonts w:hint="default" w:ascii="Times New Roman" w:hAnsi="Times New Roman" w:cs="Times New Roman"/>
                         <w:b/>
                         <w:bCs/>
-                        <w:lang w:val="fr-FR"/>
                       </w:rPr>
-                      <w:t>X11</w:t>
+                      <w:fldChar w:fldCharType="begin"/>
                     </w:r>
-                  </w:p>
-                  <w:p>
-                    <w:pPr>
-                      <w:pStyle w:val="15"/>
+                    <w:r>
                       <w:rPr>
                         <w:rFonts w:hint="default" w:ascii="Times New Roman" w:hAnsi="Times New Roman" w:cs="Times New Roman"/>
                         <w:b/>
                         <w:bCs/>
-                        <w:lang w:val="fr-FR"/>
                       </w:rPr>
-                    </w:pPr>
+                      <w:instrText xml:space="preserve"> PAGE  \* MERGEFORMAT </w:instrText>
+                    </w:r>
+                    <w:r>
+                      <w:rPr>
+                        <w:rFonts w:hint="default" w:ascii="Times New Roman" w:hAnsi="Times New Roman" w:cs="Times New Roman"/>
+                        <w:b/>
+                        <w:bCs/>
+                      </w:rPr>
+                      <w:fldChar w:fldCharType="separate"/>
+                    </w:r>
+                    <w:r>
+                      <w:rPr>
+                        <w:rFonts w:hint="default" w:ascii="Times New Roman" w:hAnsi="Times New Roman" w:cs="Times New Roman"/>
+                        <w:b/>
+                        <w:bCs/>
+                      </w:rPr>
+                      <w:t>1</w:t>
+                    </w:r>
+                    <w:r>
+                      <w:rPr>
+                        <w:rFonts w:hint="default" w:ascii="Times New Roman" w:hAnsi="Times New Roman" w:cs="Times New Roman"/>
+                        <w:b/>
+                        <w:bCs/>
+                      </w:rPr>
+                      <w:fldChar w:fldCharType="end"/>
+                    </w:r>
                   </w:p>
                 </w:txbxContent>
               </v:textbox>
@@ -45681,19 +46592,95 @@
         <w:rFonts w:hint="default" w:ascii="Times New Roman" w:hAnsi="Times New Roman" w:cs="Times New Roman"/>
         <w:b w:val="0"/>
         <w:bCs w:val="0"/>
-        <w:sz w:val="24"/>
-        <w:szCs w:val="24"/>
+        <w:sz w:val="21"/>
+        <w:szCs w:val="21"/>
         <w:lang w:val="fr-FR"/>
       </w:rPr>
-      <w:t xml:space="preserve">Redige et presente par  </w:t>
+      <w:t>R</w:t>
+    </w:r>
+    <w:r>
+      <w:rPr>
+        <w:rFonts w:hint="default" w:ascii="Times New Roman" w:hAnsi="Times New Roman" w:cs="Times New Roman"/>
+        <w:sz w:val="22"/>
+        <w:szCs w:val="22"/>
+      </w:rPr>
+      <w:t>é</w:t>
+    </w:r>
+    <w:r>
+      <w:rPr>
+        <w:rFonts w:hint="default" w:ascii="Times New Roman" w:hAnsi="Times New Roman" w:cs="Times New Roman"/>
+        <w:b w:val="0"/>
+        <w:bCs w:val="0"/>
+        <w:sz w:val="21"/>
+        <w:szCs w:val="21"/>
+        <w:lang w:val="fr-FR"/>
+      </w:rPr>
+      <w:t>dig</w:t>
+    </w:r>
+    <w:r>
+      <w:rPr>
+        <w:rFonts w:hint="default" w:ascii="Times New Roman" w:hAnsi="Times New Roman" w:cs="Times New Roman"/>
+        <w:sz w:val="22"/>
+        <w:szCs w:val="22"/>
+      </w:rPr>
+      <w:t>é</w:t>
+    </w:r>
+    <w:r>
+      <w:rPr>
+        <w:rFonts w:hint="default" w:ascii="Times New Roman" w:hAnsi="Times New Roman" w:cs="Times New Roman"/>
+        <w:b w:val="0"/>
+        <w:bCs w:val="0"/>
+        <w:sz w:val="21"/>
+        <w:szCs w:val="21"/>
+        <w:lang w:val="fr-FR"/>
+      </w:rPr>
+      <w:t xml:space="preserve"> et pr</w:t>
+    </w:r>
+    <w:r>
+      <w:rPr>
+        <w:rFonts w:hint="default" w:ascii="Times New Roman" w:hAnsi="Times New Roman" w:cs="Times New Roman"/>
+        <w:sz w:val="22"/>
+        <w:szCs w:val="22"/>
+      </w:rPr>
+      <w:t>é</w:t>
+    </w:r>
+    <w:r>
+      <w:rPr>
+        <w:rFonts w:hint="default" w:ascii="Times New Roman" w:hAnsi="Times New Roman" w:cs="Times New Roman"/>
+        <w:b w:val="0"/>
+        <w:bCs w:val="0"/>
+        <w:sz w:val="21"/>
+        <w:szCs w:val="21"/>
+        <w:lang w:val="fr-FR"/>
+      </w:rPr>
+      <w:t>sent</w:t>
+    </w:r>
+    <w:r>
+      <w:rPr>
+        <w:rFonts w:hint="default" w:ascii="Times New Roman" w:hAnsi="Times New Roman" w:cs="Times New Roman"/>
+        <w:sz w:val="22"/>
+        <w:szCs w:val="22"/>
+      </w:rPr>
+      <w:t>é</w:t>
+    </w:r>
+    <w:r>
+      <w:rPr>
+        <w:rFonts w:hint="default" w:ascii="Times New Roman" w:hAnsi="Times New Roman" w:cs="Times New Roman"/>
+        <w:b w:val="0"/>
+        <w:bCs w:val="0"/>
+        <w:sz w:val="21"/>
+        <w:szCs w:val="21"/>
+        <w:lang w:val="fr-FR"/>
+      </w:rPr>
+      <w:t xml:space="preserve"> par  </w:t>
     </w:r>
     <w:r>
       <w:rPr>
         <w:rFonts w:hint="default" w:ascii="Times New Roman" w:hAnsi="Times New Roman" w:cs="Times New Roman"/>
         <w:b/>
         <w:bCs/>
-        <w:sz w:val="24"/>
-        <w:szCs w:val="24"/>
+        <w:sz w:val="21"/>
+        <w:szCs w:val="21"/>
         <w:lang w:val="fr-FR"/>
       </w:rPr>
       <w:t xml:space="preserve">MESSANGA CHARLES PERIG, </w:t>
@@ -45701,13 +46688,40 @@
     <w:r>
       <w:rPr>
         <w:rFonts w:hint="default" w:ascii="Times New Roman" w:hAnsi="Times New Roman" w:cs="Times New Roman"/>
+        <w:sz w:val="22"/>
+        <w:szCs w:val="22"/>
+      </w:rPr>
+      <w:t>é</w:t>
+    </w:r>
+    <w:r>
+      <w:rPr>
+        <w:rFonts w:hint="default" w:ascii="Times New Roman" w:hAnsi="Times New Roman" w:cs="Times New Roman"/>
         <w:b w:val="0"/>
         <w:bCs w:val="0"/>
+        <w:sz w:val="21"/>
+        <w:szCs w:val="21"/>
+        <w:lang w:val="fr-FR"/>
+      </w:rPr>
+      <w:t xml:space="preserve">tudiant en fin de cycle Ingénieur </w:t>
+    </w:r>
+    <w:r>
+      <w:rPr>
+        <w:rFonts w:hint="default" w:ascii="Times New Roman" w:hAnsi="Times New Roman" w:cs="Times New Roman"/>
         <w:sz w:val="24"/>
         <w:szCs w:val="24"/>
+      </w:rPr>
+      <w:t>à</w:t>
+    </w:r>
+    <w:r>
+      <w:rPr>
+        <w:rFonts w:hint="default" w:ascii="Times New Roman" w:hAnsi="Times New Roman" w:cs="Times New Roman"/>
+        <w:b w:val="0"/>
+        <w:bCs w:val="0"/>
+        <w:sz w:val="21"/>
+        <w:szCs w:val="21"/>
         <w:lang w:val="fr-FR"/>
       </w:rPr>
-      <w:t>etudiant en fin de cycle Ingenieur a l’ENSPD, 2025/2026</w:t>
+      <w:t xml:space="preserve"> l’ENSPD, 2025/2026</w:t>
     </w:r>
   </w:p>
   <w:p>

--- a/rapport de stage academique.docx
+++ b/rapport de stage academique.docx
@@ -11426,7 +11426,7 @@
           <w:szCs w:val="36"/>
           <w:lang w:val="fr-FR"/>
         </w:rPr>
-        <w:t xml:space="preserve">CHAPITRE 2: METHODE ET OUTILS DE DEVLOPPEMENT </w:t>
+        <w:t xml:space="preserve">CHAPITRE 2: METHODE ET OUTILS DE DEVELOPPEMENT </w:t>
       </w:r>
     </w:p>
     <w:p>
@@ -43726,8 +43726,6 @@
           <w:lang w:val="fr-FR"/>
         </w:rPr>
       </w:pPr>
-      <w:bookmarkStart w:id="0" w:name="_GoBack"/>
-      <w:bookmarkEnd w:id="0"/>
     </w:p>
     <w:p>
       <w:pPr>
@@ -44931,6 +44929,8 @@
         </w:rPr>
         <w:t xml:space="preserve">TABLES DE MATIERES </w:t>
       </w:r>
+      <w:bookmarkStart w:id="0" w:name="_GoBack"/>
+      <w:bookmarkEnd w:id="0"/>
     </w:p>
     <w:p>
       <w:pPr>
@@ -52417,7 +52417,7 @@
     <w:lsdException w:qFormat="1" w:unhideWhenUsed="0" w:uiPriority="0" w:semiHidden="0" w:name="HTML Code"/>
     <w:lsdException w:unhideWhenUsed="0" w:uiPriority="0" w:semiHidden="0" w:name="HTML Definition"/>
     <w:lsdException w:unhideWhenUsed="0" w:uiPriority="0" w:semiHidden="0" w:name="HTML Keyboard"/>
-    <w:lsdException w:unhideWhenUsed="0" w:uiPriority="0" w:semiHidden="0" w:name="HTML Preformatted"/>
+    <w:lsdException w:qFormat="1" w:unhideWhenUsed="0" w:uiPriority="0" w:semiHidden="0" w:name="HTML Preformatted"/>
     <w:lsdException w:unhideWhenUsed="0" w:uiPriority="0" w:semiHidden="0" w:name="HTML Sample"/>
     <w:lsdException w:unhideWhenUsed="0" w:uiPriority="0" w:semiHidden="0" w:name="HTML Typewriter"/>
     <w:lsdException w:unhideWhenUsed="0" w:uiPriority="0" w:semiHidden="0" w:name="HTML Variable"/>
@@ -52601,6 +52601,7 @@
   </w:style>
   <w:style w:type="paragraph" w:styleId="12">
     <w:name w:val="HTML Preformatted"/>
+    <w:qFormat/>
     <w:uiPriority w:val="0"/>
     <w:pPr>
       <w:tabs>
